--- a/docs/CHESS_vegetation_classes_review.docx
+++ b/docs/CHESS_vegetation_classes_review.docx
@@ -23,7 +23,7 @@
           <w:color w:val="6B7263"/>
           <w:sz w:val="18"/>
         </w:rPr>
-        <w:t>2026-08-27 · 1,205 training sites (2018 / 2023 / 2025 / 2026) · deterministic two-tier gate + curated floristic merges · repo commit 99bfc84</w:t>
+        <w:t>2026-08-27 · 1,205 training sites (2018 / 2023 / 2025 / 2026) · deterministic two-tier gate + curated floristic merges</w:t>
       </w:r>
     </w:p>
     <w:tbl>
@@ -136,7 +136,7 @@
               <w:rPr>
                 <w:sz w:val="17"/>
               </w:rPr>
-              <w:t>58</w:t>
+              <w:t>57</w:t>
             </w:r>
           </w:p>
         </w:tc>
@@ -149,7 +149,7 @@
               <w:rPr>
                 <w:sz w:val="17"/>
               </w:rPr>
-              <w:t>41</w:t>
+              <w:t>40</w:t>
             </w:r>
           </w:p>
         </w:tc>
@@ -188,7 +188,7 @@
               <w:rPr>
                 <w:sz w:val="17"/>
               </w:rPr>
-              <w:t>63.2%</w:t>
+              <w:t>62.8%</w:t>
             </w:r>
           </w:p>
         </w:tc>
@@ -201,7 +201,7 @@
               <w:rPr>
                 <w:sz w:val="17"/>
               </w:rPr>
-              <w:t>39 / 41</w:t>
+              <w:t>38 / 40</w:t>
             </w:r>
           </w:p>
         </w:tc>
@@ -566,7 +566,7 @@
               <w:rPr>
                 <w:sz w:val="17"/>
               </w:rPr>
-              <w:t>0.86</w:t>
+              <w:t>0.81</w:t>
             </w:r>
           </w:p>
         </w:tc>
@@ -806,7 +806,7 @@
               <w:rPr>
                 <w:sz w:val="17"/>
               </w:rPr>
-              <w:t>0.57</w:t>
+              <w:t>0.71</w:t>
             </w:r>
           </w:p>
         </w:tc>
@@ -914,7 +914,7 @@
               <w:rPr>
                 <w:sz w:val="17"/>
               </w:rPr>
-              <w:t>M04</w:t>
+              <w:t>S10.b</w:t>
             </w:r>
           </w:p>
         </w:tc>
@@ -927,7 +927,7 @@
               <w:rPr>
                 <w:sz w:val="17"/>
               </w:rPr>
-              <w:t>Lupine meadow</w:t>
+              <w:t>Fleabane-horsemint meadow</w:t>
             </w:r>
           </w:p>
         </w:tc>
@@ -940,7 +940,7 @@
               <w:rPr>
                 <w:sz w:val="17"/>
               </w:rPr>
-              <w:t>16</w:t>
+              <w:t>9</w:t>
             </w:r>
           </w:p>
         </w:tc>
@@ -966,7 +966,7 @@
               <w:rPr>
                 <w:sz w:val="17"/>
               </w:rPr>
-              <w:t>0.25</w:t>
+              <w:t>0.00</w:t>
             </w:r>
           </w:p>
         </w:tc>
@@ -994,7 +994,7 @@
               <w:rPr>
                 <w:sz w:val="17"/>
               </w:rPr>
-              <w:t>S10.b</w:t>
+              <w:t>M04</w:t>
             </w:r>
           </w:p>
         </w:tc>
@@ -1007,7 +1007,7 @@
               <w:rPr>
                 <w:sz w:val="17"/>
               </w:rPr>
-              <w:t>Fleabane-horsemint meadow</w:t>
+              <w:t>Lupine meadow</w:t>
             </w:r>
           </w:p>
         </w:tc>
@@ -1020,7 +1020,7 @@
               <w:rPr>
                 <w:sz w:val="17"/>
               </w:rPr>
-              <w:t>9</w:t>
+              <w:t>16</w:t>
             </w:r>
           </w:p>
         </w:tc>
@@ -1046,7 +1046,7 @@
               <w:rPr>
                 <w:sz w:val="17"/>
               </w:rPr>
-              <w:t>0.00</w:t>
+              <w:t>0.31</w:t>
             </w:r>
           </w:p>
         </w:tc>
@@ -1126,7 +1126,7 @@
               <w:rPr>
                 <w:sz w:val="17"/>
               </w:rPr>
-              <w:t>0.44</w:t>
+              <w:t>0.47</w:t>
             </w:r>
           </w:p>
         </w:tc>
@@ -1286,7 +1286,7 @@
               <w:rPr>
                 <w:sz w:val="17"/>
               </w:rPr>
-              <w:t>0.84</w:t>
+              <w:t>0.76</w:t>
             </w:r>
           </w:p>
         </w:tc>
@@ -1366,7 +1366,7 @@
               <w:rPr>
                 <w:sz w:val="17"/>
               </w:rPr>
-              <w:t>0.72</w:t>
+              <w:t>0.75</w:t>
             </w:r>
           </w:p>
         </w:tc>
@@ -1526,7 +1526,7 @@
               <w:rPr>
                 <w:sz w:val="17"/>
               </w:rPr>
-              <w:t>0.23</w:t>
+              <w:t>0.15</w:t>
             </w:r>
           </w:p>
         </w:tc>
@@ -1606,7 +1606,7 @@
               <w:rPr>
                 <w:sz w:val="17"/>
               </w:rPr>
-              <w:t>0.94</w:t>
+              <w:t>0.88</w:t>
             </w:r>
           </w:p>
         </w:tc>
@@ -1766,7 +1766,7 @@
               <w:rPr>
                 <w:sz w:val="17"/>
               </w:rPr>
-              <w:t>0.80</w:t>
+              <w:t>0.77</w:t>
             </w:r>
           </w:p>
         </w:tc>
@@ -1926,7 +1926,7 @@
               <w:rPr>
                 <w:sz w:val="17"/>
               </w:rPr>
-              <w:t>0.53</w:t>
+              <w:t>0.60</w:t>
             </w:r>
           </w:p>
         </w:tc>
@@ -2086,7 +2086,7 @@
               <w:rPr>
                 <w:sz w:val="17"/>
               </w:rPr>
-              <w:t>0.10</w:t>
+              <w:t>0.20</w:t>
             </w:r>
           </w:p>
         </w:tc>
@@ -2438,7 +2438,7 @@
               <w:rPr>
                 <w:sz w:val="17"/>
               </w:rPr>
-              <w:t>0.32</w:t>
+              <w:t>0.26</w:t>
             </w:r>
           </w:p>
         </w:tc>
@@ -2652,7 +2652,7 @@
               <w:rPr>
                 <w:sz w:val="17"/>
               </w:rPr>
-              <w:t>15</w:t>
+              <w:t>16</w:t>
             </w:r>
           </w:p>
         </w:tc>
@@ -2665,7 +2665,7 @@
               <w:rPr>
                 <w:sz w:val="17"/>
               </w:rPr>
-              <w:t>145</w:t>
+              <w:t>147</w:t>
             </w:r>
           </w:p>
         </w:tc>
@@ -2678,7 +2678,7 @@
               <w:rPr>
                 <w:sz w:val="17"/>
               </w:rPr>
-              <w:t>0.73</w:t>
+              <w:t>0.56</w:t>
             </w:r>
           </w:p>
         </w:tc>
@@ -2691,7 +2691,7 @@
               <w:rPr>
                 <w:sz w:val="17"/>
               </w:rPr>
-              <w:t>Carex saxatilis Fen</w:t>
+              <w:t>Salix wolfii / Carex aquatilis Wet Shrubland</w:t>
             </w:r>
           </w:p>
         </w:tc>
@@ -3238,7 +3238,7 @@
               <w:rPr>
                 <w:sz w:val="17"/>
               </w:rPr>
-              <w:t>0.84</w:t>
+              <w:t>0.92</w:t>
             </w:r>
           </w:p>
         </w:tc>
@@ -3764,86 +3764,6 @@
                 <w:sz w:val="17"/>
               </w:rPr>
               <w:t>Cardamine cordifolia - Mertensia ciliata - Senecio triangularis Wet Meadow</w:t>
-            </w:r>
-          </w:p>
-        </w:tc>
-      </w:tr>
-      <w:tr>
-        <w:tc>
-          <w:tcPr>
-            <w:tcW w:type="dxa" w:w="1008"/>
-          </w:tcPr>
-          <w:p>
-            <w:r>
-              <w:rPr>
-                <w:sz w:val="17"/>
-              </w:rPr>
-              <w:t>S16</w:t>
-            </w:r>
-          </w:p>
-        </w:tc>
-        <w:tc>
-          <w:tcPr>
-            <w:tcW w:type="dxa" w:w="2304"/>
-          </w:tcPr>
-          <w:p>
-            <w:r>
-              <w:rPr>
-                <w:sz w:val="17"/>
-              </w:rPr>
-              <w:t>Pure water-sedge patch</w:t>
-            </w:r>
-          </w:p>
-        </w:tc>
-        <w:tc>
-          <w:tcPr>
-            <w:tcW w:type="dxa" w:w="576"/>
-          </w:tcPr>
-          <w:p>
-            <w:r>
-              <w:rPr>
-                <w:sz w:val="17"/>
-              </w:rPr>
-              <w:t>1</w:t>
-            </w:r>
-          </w:p>
-        </w:tc>
-        <w:tc>
-          <w:tcPr>
-            <w:tcW w:type="dxa" w:w="720"/>
-          </w:tcPr>
-          <w:p>
-            <w:r>
-              <w:rPr>
-                <w:sz w:val="17"/>
-              </w:rPr>
-              <w:t>171</w:t>
-            </w:r>
-          </w:p>
-        </w:tc>
-        <w:tc>
-          <w:tcPr>
-            <w:tcW w:type="dxa" w:w="864"/>
-          </w:tcPr>
-          <w:p>
-            <w:r>
-              <w:rPr>
-                <w:sz w:val="17"/>
-              </w:rPr>
-              <w:t>0.00</w:t>
-            </w:r>
-          </w:p>
-        </w:tc>
-        <w:tc>
-          <w:tcPr>
-            <w:tcW w:type="dxa" w:w="3888"/>
-          </w:tcPr>
-          <w:p>
-            <w:r>
-              <w:rPr>
-                <w:sz w:val="17"/>
-              </w:rPr>
-              <w:t>Salix wolfii / Carex aquatilis Wet Shrubland</w:t>
             </w:r>
           </w:p>
         </w:tc>
@@ -4677,7 +4597,7 @@
           <w:color w:val="6B7263"/>
           <w:sz w:val="18"/>
         </w:rPr>
-        <w:t>n = 21  (’18/’23/’25/’26: 0/1/1/19)   snow-free DOY 97   joint recall 0.86   bare 33.1%   NPV 18.1%</w:t>
+        <w:t>n = 21  (’18/’23/’25/’26: 0/1/1/19)   snow-free DOY 97   joint recall 0.81   bare 33.1%   NPV 18.1%</w:t>
       </w:r>
     </w:p>
     <w:p>
@@ -4694,6 +4614,17 @@
           <w:sz w:val="18"/>
         </w:rPr>
         <w:t>Indicators: Tetradymia canescens (2.6%, IV 2.3); Ribes cereum (3.3%, IV 2.0); Phlox multiflora (3.3%, IV 1.8); Purshia tridentata (6.4%, IV 1.5); Artemisia tridentata (10.2%, IV 0.9)</w:t>
+      </w:r>
+    </w:p>
+    <w:p>
+      <w:r>
+        <w:rPr>
+          <w:b w:val="0"/>
+          <w:i w:val="0"/>
+          <w:color w:val="6B7263"/>
+          <w:sz w:val="18"/>
+        </w:rPr>
+        <w:t>Confused with: S17 (2); S01.a (1)</w:t>
       </w:r>
     </w:p>
     <w:tbl>
@@ -5091,7 +5022,7 @@
           <w:color w:val="6B7263"/>
           <w:sz w:val="18"/>
         </w:rPr>
-        <w:t>Confused with: S04.b (1); S21 (1)</w:t>
+        <w:t>Confused with: S02.a (1); S04.b (1)</w:t>
       </w:r>
     </w:p>
     <w:tbl>
@@ -5849,7 +5780,7 @@
           <w:color w:val="6B7263"/>
           <w:sz w:val="18"/>
         </w:rPr>
-        <w:t>n = 7  (’18/’23/’25/’26: 0/1/0/6)   snow-free DOY 104   joint recall 0.57   bare NA%   NPV 16.4%</w:t>
+        <w:t>n = 7  (’18/’23/’25/’26: 0/1/0/6)   snow-free DOY 104   joint recall 0.71   bare NA%   NPV 16.4%</w:t>
       </w:r>
     </w:p>
     <w:p>
@@ -6274,7 +6205,7 @@
           <w:color w:val="6B7263"/>
           <w:sz w:val="18"/>
         </w:rPr>
-        <w:t>Confused with: S18 (4); M03 (3)</w:t>
+        <w:t>Confused with: M03 (3); S18 (3)</w:t>
       </w:r>
     </w:p>
     <w:tbl>
@@ -6613,415 +6544,6 @@
                 <w:sz w:val="17"/>
               </w:rPr>
               <w:t>moisture ✓</w:t>
-            </w:r>
-          </w:p>
-        </w:tc>
-      </w:tr>
-    </w:tbl>
-    <w:p>
-      <w:pPr>
-        <w:pStyle w:val="Heading3"/>
-      </w:pPr>
-      <w:r>
-        <w:t>M04 — Lupine meadow</w:t>
-      </w:r>
-    </w:p>
-    <w:p>
-      <w:r>
-        <w:rPr>
-          <w:b w:val="0"/>
-          <w:i/>
-          <w:color w:val="6B7263"/>
-          <w:sz w:val="18"/>
-        </w:rPr>
-        <w:t>dry · montane · MERGED from S01.c + S02.c · augment: high</w:t>
-      </w:r>
-    </w:p>
-    <w:p>
-      <w:r>
-        <w:rPr>
-          <w:b w:val="0"/>
-          <w:i w:val="0"/>
-          <w:color w:val="6B7263"/>
-          <w:sz w:val="18"/>
-        </w:rPr>
-        <w:t>n = 16  (’18/’23/’25/’26: 0/14/2/0)   snow-free DOY 119   joint recall 0.25   bare 11.2%   NPV 5.3%</w:t>
-      </w:r>
-    </w:p>
-    <w:p>
-      <w:r>
-        <w:t>Silvery lupine-dominated (28-37%, constant) dry montane forb meadow; merged spectral facies of the Elymus-Lupinus grassland community.</w:t>
-      </w:r>
-    </w:p>
-    <w:p>
-      <w:r>
-        <w:rPr>
-          <w:b w:val="0"/>
-          <w:i w:val="0"/>
-          <w:color w:val="6B7263"/>
-          <w:sz w:val="18"/>
-        </w:rPr>
-        <w:t>Indicators: Lupinus argenteus (32.5%, IV 19.6); Erigeron speciosus (5.9%, IV 1.0); Chrysothamnus viscidiflorus (5.6%, IV 0.9); Galium boreale (2.5%, IV 0.7); Linum lewisii (1.2%, IV 0.7)</w:t>
-      </w:r>
-    </w:p>
-    <w:p>
-      <w:r>
-        <w:rPr>
-          <w:b w:val="0"/>
-          <w:i w:val="0"/>
-          <w:color w:val="6B7263"/>
-          <w:sz w:val="18"/>
-        </w:rPr>
-        <w:t>Confused with: S01.a (6); S02.a (5)</w:t>
-      </w:r>
-    </w:p>
-    <w:p>
-      <w:r>
-        <w:rPr>
-          <w:b w:val="0"/>
-          <w:i w:val="0"/>
-          <w:color w:val="A3442E"/>
-          <w:sz w:val="18"/>
-        </w:rPr>
-        <w:t>Note: Merged class (see class_merges.csv) - spans spectral clusters by design.</w:t>
-      </w:r>
-    </w:p>
-    <w:tbl>
-      <w:tblPr>
-        <w:tblStyle w:val="TableGrid"/>
-        <w:tblW w:type="auto" w:w="0"/>
-        <w:tblLook w:firstColumn="1" w:firstRow="1" w:lastColumn="0" w:lastRow="0" w:noHBand="0" w:noVBand="1" w:val="04A0"/>
-      </w:tblPr>
-      <w:tblGrid>
-        <w:gridCol w:w="1440"/>
-        <w:gridCol w:w="1440"/>
-        <w:gridCol w:w="1440"/>
-        <w:gridCol w:w="1440"/>
-        <w:gridCol w:w="1440"/>
-        <w:gridCol w:w="1440"/>
-      </w:tblGrid>
-      <w:tr>
-        <w:tc>
-          <w:tcPr>
-            <w:tcW w:type="dxa" w:w="432"/>
-          </w:tcPr>
-          <w:p>
-            <w:r>
-              <w:rPr>
-                <w:b/>
-                <w:sz w:val="17"/>
-              </w:rPr>
-              <w:t>#</w:t>
-            </w:r>
-          </w:p>
-        </w:tc>
-        <w:tc>
-          <w:tcPr>
-            <w:tcW w:type="dxa" w:w="3456"/>
-          </w:tcPr>
-          <w:p>
-            <w:r>
-              <w:rPr>
-                <w:b/>
-                <w:sz w:val="17"/>
-              </w:rPr>
-              <w:t>Candidate IVC community</w:t>
-            </w:r>
-          </w:p>
-        </w:tc>
-        <w:tc>
-          <w:tcPr>
-            <w:tcW w:type="dxa" w:w="792"/>
-          </w:tcPr>
-          <w:p>
-            <w:r>
-              <w:rPr>
-                <w:b/>
-                <w:sz w:val="17"/>
-              </w:rPr>
-              <w:t>G-rank</w:t>
-            </w:r>
-          </w:p>
-        </w:tc>
-        <w:tc>
-          <w:tcPr>
-            <w:tcW w:type="dxa" w:w="2736"/>
-          </w:tcPr>
-          <w:p>
-            <w:r>
-              <w:rPr>
-                <w:b/>
-                <w:sz w:val="17"/>
-              </w:rPr>
-              <w:t>Matched diagnostics</w:t>
-            </w:r>
-          </w:p>
-        </w:tc>
-        <w:tc>
-          <w:tcPr>
-            <w:tcW w:type="dxa" w:w="720"/>
-          </w:tcPr>
-          <w:p>
-            <w:r>
-              <w:rPr>
-                <w:b/>
-                <w:sz w:val="17"/>
-              </w:rPr>
-              <w:t>Score</w:t>
-            </w:r>
-          </w:p>
-        </w:tc>
-        <w:tc>
-          <w:tcPr>
-            <w:tcW w:type="dxa" w:w="1296"/>
-          </w:tcPr>
-          <w:p>
-            <w:r>
-              <w:rPr>
-                <w:b/>
-                <w:sz w:val="17"/>
-              </w:rPr>
-              <w:t>Ecology</w:t>
-            </w:r>
-          </w:p>
-        </w:tc>
-      </w:tr>
-      <w:tr>
-        <w:tc>
-          <w:tcPr>
-            <w:tcW w:type="dxa" w:w="432"/>
-          </w:tcPr>
-          <w:p>
-            <w:r>
-              <w:rPr>
-                <w:sz w:val="17"/>
-              </w:rPr>
-              <w:t>1</w:t>
-            </w:r>
-          </w:p>
-        </w:tc>
-        <w:tc>
-          <w:tcPr>
-            <w:tcW w:type="dxa" w:w="3456"/>
-          </w:tcPr>
-          <w:p>
-            <w:r>
-              <w:rPr>
-                <w:sz w:val="17"/>
-              </w:rPr>
-              <w:t>Elymus lanceolatus - Lupinus argenteus Grassland</w:t>
-            </w:r>
-          </w:p>
-        </w:tc>
-        <w:tc>
-          <w:tcPr>
-            <w:tcW w:type="dxa" w:w="792"/>
-          </w:tcPr>
-          <w:p>
-            <w:r>
-              <w:rPr>
-                <w:sz w:val="17"/>
-              </w:rPr>
-              <w:t>GNR</w:t>
-            </w:r>
-          </w:p>
-        </w:tc>
-        <w:tc>
-          <w:tcPr>
-            <w:tcW w:type="dxa" w:w="2736"/>
-          </w:tcPr>
-          <w:p>
-            <w:r>
-              <w:rPr>
-                <w:sz w:val="17"/>
-              </w:rPr>
-              <w:t>Lupinus argenteus</w:t>
-            </w:r>
-          </w:p>
-        </w:tc>
-        <w:tc>
-          <w:tcPr>
-            <w:tcW w:type="dxa" w:w="720"/>
-          </w:tcPr>
-          <w:p>
-            <w:r>
-              <w:rPr>
-                <w:sz w:val="17"/>
-              </w:rPr>
-              <w:t>0.78</w:t>
-            </w:r>
-          </w:p>
-        </w:tc>
-        <w:tc>
-          <w:tcPr>
-            <w:tcW w:type="dxa" w:w="1296"/>
-          </w:tcPr>
-          <w:p>
-            <w:r>
-              <w:rPr>
-                <w:sz w:val="17"/>
-              </w:rPr>
-              <w:t>moisture ✓</w:t>
-            </w:r>
-          </w:p>
-        </w:tc>
-      </w:tr>
-      <w:tr>
-        <w:tc>
-          <w:tcPr>
-            <w:tcW w:type="dxa" w:w="432"/>
-          </w:tcPr>
-          <w:p>
-            <w:r>
-              <w:rPr>
-                <w:sz w:val="17"/>
-              </w:rPr>
-              <w:t>2</w:t>
-            </w:r>
-          </w:p>
-        </w:tc>
-        <w:tc>
-          <w:tcPr>
-            <w:tcW w:type="dxa" w:w="3456"/>
-          </w:tcPr>
-          <w:p>
-            <w:r>
-              <w:rPr>
-                <w:sz w:val="17"/>
-              </w:rPr>
-              <w:t>Chrysothamnus viscidiflorus Shrub Grassland</w:t>
-            </w:r>
-          </w:p>
-        </w:tc>
-        <w:tc>
-          <w:tcPr>
-            <w:tcW w:type="dxa" w:w="792"/>
-          </w:tcPr>
-          <w:p>
-            <w:r>
-              <w:rPr>
-                <w:sz w:val="17"/>
-              </w:rPr>
-              <w:t>GNR</w:t>
-            </w:r>
-          </w:p>
-        </w:tc>
-        <w:tc>
-          <w:tcPr>
-            <w:tcW w:type="dxa" w:w="2736"/>
-          </w:tcPr>
-          <w:p>
-            <w:r>
-              <w:rPr>
-                <w:sz w:val="17"/>
-              </w:rPr>
-              <w:t>Chrysothamnus viscidiflorus</w:t>
-            </w:r>
-          </w:p>
-        </w:tc>
-        <w:tc>
-          <w:tcPr>
-            <w:tcW w:type="dxa" w:w="720"/>
-          </w:tcPr>
-          <w:p>
-            <w:r>
-              <w:rPr>
-                <w:sz w:val="17"/>
-              </w:rPr>
-              <w:t>0.38</w:t>
-            </w:r>
-          </w:p>
-        </w:tc>
-        <w:tc>
-          <w:tcPr>
-            <w:tcW w:type="dxa" w:w="1296"/>
-          </w:tcPr>
-          <w:p>
-            <w:r>
-              <w:rPr>
-                <w:sz w:val="17"/>
-              </w:rPr>
-              <w:t>moisture ✓, elevation ✓</w:t>
-            </w:r>
-          </w:p>
-        </w:tc>
-      </w:tr>
-      <w:tr>
-        <w:tc>
-          <w:tcPr>
-            <w:tcW w:type="dxa" w:w="432"/>
-          </w:tcPr>
-          <w:p>
-            <w:r>
-              <w:rPr>
-                <w:sz w:val="17"/>
-              </w:rPr>
-              <w:t>3</w:t>
-            </w:r>
-          </w:p>
-        </w:tc>
-        <w:tc>
-          <w:tcPr>
-            <w:tcW w:type="dxa" w:w="3456"/>
-          </w:tcPr>
-          <w:p>
-            <w:r>
-              <w:rPr>
-                <w:sz w:val="17"/>
-              </w:rPr>
-              <w:t>Chrysothamnus viscidiflorus / Poa pratensis Ruderal Shrub Grassland</w:t>
-            </w:r>
-          </w:p>
-        </w:tc>
-        <w:tc>
-          <w:tcPr>
-            <w:tcW w:type="dxa" w:w="792"/>
-          </w:tcPr>
-          <w:p>
-            <w:r>
-              <w:rPr>
-                <w:sz w:val="17"/>
-              </w:rPr>
-              <w:t>GNA</w:t>
-            </w:r>
-          </w:p>
-        </w:tc>
-        <w:tc>
-          <w:tcPr>
-            <w:tcW w:type="dxa" w:w="2736"/>
-          </w:tcPr>
-          <w:p>
-            <w:r>
-              <w:rPr>
-                <w:sz w:val="17"/>
-              </w:rPr>
-              <w:t>Chrysothamnus viscidiflorus</w:t>
-            </w:r>
-          </w:p>
-        </w:tc>
-        <w:tc>
-          <w:tcPr>
-            <w:tcW w:type="dxa" w:w="720"/>
-          </w:tcPr>
-          <w:p>
-            <w:r>
-              <w:rPr>
-                <w:sz w:val="17"/>
-              </w:rPr>
-              <w:t>0.37</w:t>
-            </w:r>
-          </w:p>
-        </w:tc>
-        <w:tc>
-          <w:tcPr>
-            <w:tcW w:type="dxa" w:w="1296"/>
-          </w:tcPr>
-          <w:p>
-            <w:r>
-              <w:rPr>
-                <w:sz w:val="17"/>
-              </w:rPr>
-              <w:t>moisture ✓, elevation ✓</w:t>
             </w:r>
           </w:p>
         </w:tc>
@@ -7081,7 +6603,7 @@
           <w:color w:val="6B7263"/>
           <w:sz w:val="18"/>
         </w:rPr>
-        <w:t>Confused with: S10.a (6); S06.b (2)</w:t>
+        <w:t>Confused with: S10.a (5); S06.b (2)</w:t>
       </w:r>
     </w:p>
     <w:tbl>
@@ -7260,6 +6782,415 @@
                 <w:sz w:val="17"/>
               </w:rPr>
               <w:t>—</w:t>
+            </w:r>
+          </w:p>
+        </w:tc>
+      </w:tr>
+    </w:tbl>
+    <w:p>
+      <w:pPr>
+        <w:pStyle w:val="Heading3"/>
+      </w:pPr>
+      <w:r>
+        <w:t>M04 — Lupine meadow</w:t>
+      </w:r>
+    </w:p>
+    <w:p>
+      <w:r>
+        <w:rPr>
+          <w:b w:val="0"/>
+          <w:i/>
+          <w:color w:val="6B7263"/>
+          <w:sz w:val="18"/>
+        </w:rPr>
+        <w:t>dry · montane · MERGED from S01.c + S02.c · augment: high</w:t>
+      </w:r>
+    </w:p>
+    <w:p>
+      <w:r>
+        <w:rPr>
+          <w:b w:val="0"/>
+          <w:i w:val="0"/>
+          <w:color w:val="6B7263"/>
+          <w:sz w:val="18"/>
+        </w:rPr>
+        <w:t>n = 16  (’18/’23/’25/’26: 0/14/2/0)   snow-free DOY 119   joint recall 0.31   bare 11.2%   NPV 5.3%</w:t>
+      </w:r>
+    </w:p>
+    <w:p>
+      <w:r>
+        <w:t>Silvery lupine-dominated (28-37%, constant) dry montane forb meadow; merged spectral facies of the Elymus-Lupinus grassland community.</w:t>
+      </w:r>
+    </w:p>
+    <w:p>
+      <w:r>
+        <w:rPr>
+          <w:b w:val="0"/>
+          <w:i w:val="0"/>
+          <w:color w:val="6B7263"/>
+          <w:sz w:val="18"/>
+        </w:rPr>
+        <w:t>Indicators: Lupinus argenteus (32.5%, IV 19.6); Erigeron speciosus (5.9%, IV 1.0); Chrysothamnus viscidiflorus (5.6%, IV 0.9); Galium boreale (2.5%, IV 0.7); Linum lewisii (1.2%, IV 0.7)</w:t>
+      </w:r>
+    </w:p>
+    <w:p>
+      <w:r>
+        <w:rPr>
+          <w:b w:val="0"/>
+          <w:i w:val="0"/>
+          <w:color w:val="6B7263"/>
+          <w:sz w:val="18"/>
+        </w:rPr>
+        <w:t>Confused with: S02.a (5); S01.a (4)</w:t>
+      </w:r>
+    </w:p>
+    <w:p>
+      <w:r>
+        <w:rPr>
+          <w:b w:val="0"/>
+          <w:i w:val="0"/>
+          <w:color w:val="A3442E"/>
+          <w:sz w:val="18"/>
+        </w:rPr>
+        <w:t>Note: Merged class (see class_merges.csv) - spans spectral clusters by design.</w:t>
+      </w:r>
+    </w:p>
+    <w:tbl>
+      <w:tblPr>
+        <w:tblStyle w:val="TableGrid"/>
+        <w:tblW w:type="auto" w:w="0"/>
+        <w:tblLook w:firstColumn="1" w:firstRow="1" w:lastColumn="0" w:lastRow="0" w:noHBand="0" w:noVBand="1" w:val="04A0"/>
+      </w:tblPr>
+      <w:tblGrid>
+        <w:gridCol w:w="1440"/>
+        <w:gridCol w:w="1440"/>
+        <w:gridCol w:w="1440"/>
+        <w:gridCol w:w="1440"/>
+        <w:gridCol w:w="1440"/>
+        <w:gridCol w:w="1440"/>
+      </w:tblGrid>
+      <w:tr>
+        <w:tc>
+          <w:tcPr>
+            <w:tcW w:type="dxa" w:w="432"/>
+          </w:tcPr>
+          <w:p>
+            <w:r>
+              <w:rPr>
+                <w:b/>
+                <w:sz w:val="17"/>
+              </w:rPr>
+              <w:t>#</w:t>
+            </w:r>
+          </w:p>
+        </w:tc>
+        <w:tc>
+          <w:tcPr>
+            <w:tcW w:type="dxa" w:w="3456"/>
+          </w:tcPr>
+          <w:p>
+            <w:r>
+              <w:rPr>
+                <w:b/>
+                <w:sz w:val="17"/>
+              </w:rPr>
+              <w:t>Candidate IVC community</w:t>
+            </w:r>
+          </w:p>
+        </w:tc>
+        <w:tc>
+          <w:tcPr>
+            <w:tcW w:type="dxa" w:w="792"/>
+          </w:tcPr>
+          <w:p>
+            <w:r>
+              <w:rPr>
+                <w:b/>
+                <w:sz w:val="17"/>
+              </w:rPr>
+              <w:t>G-rank</w:t>
+            </w:r>
+          </w:p>
+        </w:tc>
+        <w:tc>
+          <w:tcPr>
+            <w:tcW w:type="dxa" w:w="2736"/>
+          </w:tcPr>
+          <w:p>
+            <w:r>
+              <w:rPr>
+                <w:b/>
+                <w:sz w:val="17"/>
+              </w:rPr>
+              <w:t>Matched diagnostics</w:t>
+            </w:r>
+          </w:p>
+        </w:tc>
+        <w:tc>
+          <w:tcPr>
+            <w:tcW w:type="dxa" w:w="720"/>
+          </w:tcPr>
+          <w:p>
+            <w:r>
+              <w:rPr>
+                <w:b/>
+                <w:sz w:val="17"/>
+              </w:rPr>
+              <w:t>Score</w:t>
+            </w:r>
+          </w:p>
+        </w:tc>
+        <w:tc>
+          <w:tcPr>
+            <w:tcW w:type="dxa" w:w="1296"/>
+          </w:tcPr>
+          <w:p>
+            <w:r>
+              <w:rPr>
+                <w:b/>
+                <w:sz w:val="17"/>
+              </w:rPr>
+              <w:t>Ecology</w:t>
+            </w:r>
+          </w:p>
+        </w:tc>
+      </w:tr>
+      <w:tr>
+        <w:tc>
+          <w:tcPr>
+            <w:tcW w:type="dxa" w:w="432"/>
+          </w:tcPr>
+          <w:p>
+            <w:r>
+              <w:rPr>
+                <w:sz w:val="17"/>
+              </w:rPr>
+              <w:t>1</w:t>
+            </w:r>
+          </w:p>
+        </w:tc>
+        <w:tc>
+          <w:tcPr>
+            <w:tcW w:type="dxa" w:w="3456"/>
+          </w:tcPr>
+          <w:p>
+            <w:r>
+              <w:rPr>
+                <w:sz w:val="17"/>
+              </w:rPr>
+              <w:t>Elymus lanceolatus - Lupinus argenteus Grassland</w:t>
+            </w:r>
+          </w:p>
+        </w:tc>
+        <w:tc>
+          <w:tcPr>
+            <w:tcW w:type="dxa" w:w="792"/>
+          </w:tcPr>
+          <w:p>
+            <w:r>
+              <w:rPr>
+                <w:sz w:val="17"/>
+              </w:rPr>
+              <w:t>GNR</w:t>
+            </w:r>
+          </w:p>
+        </w:tc>
+        <w:tc>
+          <w:tcPr>
+            <w:tcW w:type="dxa" w:w="2736"/>
+          </w:tcPr>
+          <w:p>
+            <w:r>
+              <w:rPr>
+                <w:sz w:val="17"/>
+              </w:rPr>
+              <w:t>Lupinus argenteus</w:t>
+            </w:r>
+          </w:p>
+        </w:tc>
+        <w:tc>
+          <w:tcPr>
+            <w:tcW w:type="dxa" w:w="720"/>
+          </w:tcPr>
+          <w:p>
+            <w:r>
+              <w:rPr>
+                <w:sz w:val="17"/>
+              </w:rPr>
+              <w:t>0.78</w:t>
+            </w:r>
+          </w:p>
+        </w:tc>
+        <w:tc>
+          <w:tcPr>
+            <w:tcW w:type="dxa" w:w="1296"/>
+          </w:tcPr>
+          <w:p>
+            <w:r>
+              <w:rPr>
+                <w:sz w:val="17"/>
+              </w:rPr>
+              <w:t>moisture ✓</w:t>
+            </w:r>
+          </w:p>
+        </w:tc>
+      </w:tr>
+      <w:tr>
+        <w:tc>
+          <w:tcPr>
+            <w:tcW w:type="dxa" w:w="432"/>
+          </w:tcPr>
+          <w:p>
+            <w:r>
+              <w:rPr>
+                <w:sz w:val="17"/>
+              </w:rPr>
+              <w:t>2</w:t>
+            </w:r>
+          </w:p>
+        </w:tc>
+        <w:tc>
+          <w:tcPr>
+            <w:tcW w:type="dxa" w:w="3456"/>
+          </w:tcPr>
+          <w:p>
+            <w:r>
+              <w:rPr>
+                <w:sz w:val="17"/>
+              </w:rPr>
+              <w:t>Chrysothamnus viscidiflorus Shrub Grassland</w:t>
+            </w:r>
+          </w:p>
+        </w:tc>
+        <w:tc>
+          <w:tcPr>
+            <w:tcW w:type="dxa" w:w="792"/>
+          </w:tcPr>
+          <w:p>
+            <w:r>
+              <w:rPr>
+                <w:sz w:val="17"/>
+              </w:rPr>
+              <w:t>GNR</w:t>
+            </w:r>
+          </w:p>
+        </w:tc>
+        <w:tc>
+          <w:tcPr>
+            <w:tcW w:type="dxa" w:w="2736"/>
+          </w:tcPr>
+          <w:p>
+            <w:r>
+              <w:rPr>
+                <w:sz w:val="17"/>
+              </w:rPr>
+              <w:t>Chrysothamnus viscidiflorus</w:t>
+            </w:r>
+          </w:p>
+        </w:tc>
+        <w:tc>
+          <w:tcPr>
+            <w:tcW w:type="dxa" w:w="720"/>
+          </w:tcPr>
+          <w:p>
+            <w:r>
+              <w:rPr>
+                <w:sz w:val="17"/>
+              </w:rPr>
+              <w:t>0.38</w:t>
+            </w:r>
+          </w:p>
+        </w:tc>
+        <w:tc>
+          <w:tcPr>
+            <w:tcW w:type="dxa" w:w="1296"/>
+          </w:tcPr>
+          <w:p>
+            <w:r>
+              <w:rPr>
+                <w:sz w:val="17"/>
+              </w:rPr>
+              <w:t>moisture ✓, elevation ✓</w:t>
+            </w:r>
+          </w:p>
+        </w:tc>
+      </w:tr>
+      <w:tr>
+        <w:tc>
+          <w:tcPr>
+            <w:tcW w:type="dxa" w:w="432"/>
+          </w:tcPr>
+          <w:p>
+            <w:r>
+              <w:rPr>
+                <w:sz w:val="17"/>
+              </w:rPr>
+              <w:t>3</w:t>
+            </w:r>
+          </w:p>
+        </w:tc>
+        <w:tc>
+          <w:tcPr>
+            <w:tcW w:type="dxa" w:w="3456"/>
+          </w:tcPr>
+          <w:p>
+            <w:r>
+              <w:rPr>
+                <w:sz w:val="17"/>
+              </w:rPr>
+              <w:t>Chrysothamnus viscidiflorus / Poa pratensis Ruderal Shrub Grassland</w:t>
+            </w:r>
+          </w:p>
+        </w:tc>
+        <w:tc>
+          <w:tcPr>
+            <w:tcW w:type="dxa" w:w="792"/>
+          </w:tcPr>
+          <w:p>
+            <w:r>
+              <w:rPr>
+                <w:sz w:val="17"/>
+              </w:rPr>
+              <w:t>GNA</w:t>
+            </w:r>
+          </w:p>
+        </w:tc>
+        <w:tc>
+          <w:tcPr>
+            <w:tcW w:type="dxa" w:w="2736"/>
+          </w:tcPr>
+          <w:p>
+            <w:r>
+              <w:rPr>
+                <w:sz w:val="17"/>
+              </w:rPr>
+              <w:t>Chrysothamnus viscidiflorus</w:t>
+            </w:r>
+          </w:p>
+        </w:tc>
+        <w:tc>
+          <w:tcPr>
+            <w:tcW w:type="dxa" w:w="720"/>
+          </w:tcPr>
+          <w:p>
+            <w:r>
+              <w:rPr>
+                <w:sz w:val="17"/>
+              </w:rPr>
+              <w:t>0.37</w:t>
+            </w:r>
+          </w:p>
+        </w:tc>
+        <w:tc>
+          <w:tcPr>
+            <w:tcW w:type="dxa" w:w="1296"/>
+          </w:tcPr>
+          <w:p>
+            <w:r>
+              <w:rPr>
+                <w:sz w:val="17"/>
+              </w:rPr>
+              <w:t>moisture ✓, elevation ✓</w:t>
             </w:r>
           </w:p>
         </w:tc>
@@ -7292,7 +7223,7 @@
           <w:color w:val="6B7263"/>
           <w:sz w:val="18"/>
         </w:rPr>
-        <w:t>n = 34  (’18/’23/’25/’26: 2/10/12/10)   snow-free DOY 119   joint recall 0.44   bare 4.4%   NPV 23.8%</w:t>
+        <w:t>n = 34  (’18/’23/’25/’26: 2/10/12/10)   snow-free DOY 119   joint recall 0.47   bare 4.4%   NPV 23.8%</w:t>
       </w:r>
     </w:p>
     <w:p>
@@ -7319,7 +7250,7 @@
           <w:color w:val="6B7263"/>
           <w:sz w:val="18"/>
         </w:rPr>
-        <w:t>Confused with: S04.b (5); S05.a (3)</w:t>
+        <w:t>Confused with: S04.b (4); S05.a (4)</w:t>
       </w:r>
     </w:p>
     <w:p>
@@ -8099,7 +8030,7 @@
           <w:color w:val="6B7263"/>
           <w:sz w:val="18"/>
         </w:rPr>
-        <w:t>n = 25  (’18/’23/’25/’26: 0/0/21/4)   snow-free DOY 122   joint recall 0.84   bare NA%   NPV 24.6%</w:t>
+        <w:t>n = 25  (’18/’23/’25/’26: 0/0/21/4)   snow-free DOY 122   joint recall 0.76   bare NA%   NPV 24.6%</w:t>
       </w:r>
     </w:p>
     <w:p>
@@ -8126,7 +8057,7 @@
           <w:color w:val="6B7263"/>
           <w:sz w:val="18"/>
         </w:rPr>
-        <w:t>Confused with: Dasiphora fruticosa (1); M03 (1)</w:t>
+        <w:t>Confused with: S05.a (3); Dasiphora fruticosa (1)</w:t>
       </w:r>
     </w:p>
     <w:tbl>
@@ -8417,7 +8348,7 @@
           <w:color w:val="6B7263"/>
           <w:sz w:val="18"/>
         </w:rPr>
-        <w:t>n = 53  (’18/’23/’25/’26: 3/33/13/4)   snow-free DOY 123   joint recall 0.72   bare 9.6%   NPV 13%</w:t>
+        <w:t>n = 53  (’18/’23/’25/’26: 3/33/13/4)   snow-free DOY 123   joint recall 0.75   bare 9.6%   NPV 13%</w:t>
       </w:r>
     </w:p>
     <w:p>
@@ -8444,7 +8375,7 @@
           <w:color w:val="6B7263"/>
           <w:sz w:val="18"/>
         </w:rPr>
-        <w:t>Confused with: S06.b (3); M04 (2)</w:t>
+        <w:t>Confused with: M04 (3); S04.b (2)</w:t>
       </w:r>
     </w:p>
     <w:tbl>
@@ -9213,7 +9144,7 @@
           <w:color w:val="6B7263"/>
           <w:sz w:val="18"/>
         </w:rPr>
-        <w:t>n = 13  (’18/’23/’25/’26: 3/3/7/0)   snow-free DOY 125   joint recall 0.23   bare 5.4%   NPV 23.1%</w:t>
+        <w:t>n = 13  (’18/’23/’25/’26: 3/3/7/0)   snow-free DOY 125   joint recall 0.15   bare 5.4%   NPV 23.1%</w:t>
       </w:r>
     </w:p>
     <w:p>
@@ -9611,7 +9542,7 @@
           <w:color w:val="6B7263"/>
           <w:sz w:val="18"/>
         </w:rPr>
-        <w:t>n = 17  (’18/’23/’25/’26: 0/2/5/10)   snow-free DOY 126   joint recall 0.94   bare 7.1%   NPV 41.2%</w:t>
+        <w:t>n = 17  (’18/’23/’25/’26: 0/2/5/10)   snow-free DOY 126   joint recall 0.88   bare 7.1%   NPV 41.2%</w:t>
       </w:r>
     </w:p>
     <w:p>
@@ -10396,7 +10327,7 @@
           <w:color w:val="6B7263"/>
           <w:sz w:val="18"/>
         </w:rPr>
-        <w:t>n = 30  (’18/’23/’25/’26: 1/21/8/0)   snow-free DOY 126   joint recall 0.80   bare NA%   NPV 4.7%</w:t>
+        <w:t>n = 30  (’18/’23/’25/’26: 1/21/8/0)   snow-free DOY 126   joint recall 0.77   bare NA%   NPV 4.7%</w:t>
       </w:r>
     </w:p>
     <w:p>
@@ -10423,7 +10354,7 @@
           <w:color w:val="6B7263"/>
           <w:sz w:val="18"/>
         </w:rPr>
-        <w:t>Confused with: S01.a (5); Caltha leptosepala (1)</w:t>
+        <w:t>Confused with: S01.a (4); Caltha leptosepala (1)</w:t>
       </w:r>
     </w:p>
     <w:p>
@@ -10862,7 +10793,7 @@
           <w:color w:val="6B7263"/>
           <w:sz w:val="18"/>
         </w:rPr>
-        <w:t>n = 30  (’18/’23/’25/’26: 2/17/11/0)   snow-free DOY 134   joint recall 0.53   bare 5.2%   NPV NA%</w:t>
+        <w:t>n = 30  (’18/’23/’25/’26: 2/17/11/0)   snow-free DOY 134   joint recall 0.60   bare 5.2%   NPV NA%</w:t>
       </w:r>
     </w:p>
     <w:p>
@@ -10889,7 +10820,7 @@
           <w:color w:val="6B7263"/>
           <w:sz w:val="18"/>
         </w:rPr>
-        <w:t>Confused with: S06.b (3); S10.b (3)</w:t>
+        <w:t>Confused with: S07 (3); S10.b (3)</w:t>
       </w:r>
     </w:p>
     <w:tbl>
@@ -11487,7 +11418,7 @@
           <w:color w:val="6B7263"/>
           <w:sz w:val="18"/>
         </w:rPr>
-        <w:t>n = 10  (’18/’23/’25/’26: 0/5/5/0)   snow-free DOY 137   joint recall 0.10   bare NA%   NPV 11%</w:t>
+        <w:t>n = 10  (’18/’23/’25/’26: 0/5/5/0)   snow-free DOY 137   joint recall 0.20   bare NA%   NPV 11%</w:t>
       </w:r>
     </w:p>
     <w:p>
@@ -11514,7 +11445,7 @@
           <w:color w:val="6B7263"/>
           <w:sz w:val="18"/>
         </w:rPr>
-        <w:t>Confused with: S10.a (6); S06.b (1)</w:t>
+        <w:t>Confused with: S10.a (7); S06.b (1)</w:t>
       </w:r>
     </w:p>
     <w:tbl>
@@ -11760,7 +11691,7 @@
           <w:color w:val="6B7263"/>
           <w:sz w:val="18"/>
         </w:rPr>
-        <w:t>Confused with: M02 (3); S06.b (3)</w:t>
+        <w:t>Confused with: S06.b (3); M02 (2)</w:t>
       </w:r>
     </w:p>
     <w:p>
@@ -11839,7 +11770,7 @@
           <w:color w:val="6B7263"/>
           <w:sz w:val="18"/>
         </w:rPr>
-        <w:t>Confused with: M02 (5); S01.a (4)</w:t>
+        <w:t>Confused with: M02 (7); S01.a (4)</w:t>
       </w:r>
     </w:p>
     <w:tbl>
@@ -12050,7 +11981,7 @@
           <w:color w:val="6B7263"/>
           <w:sz w:val="18"/>
         </w:rPr>
-        <w:t>n = 19  (’18/’23/’25/’26: 12/2/5/0)   snow-free DOY 144   joint recall 0.32   bare 0.3%   NPV 3.4%</w:t>
+        <w:t>n = 19  (’18/’23/’25/’26: 12/2/5/0)   snow-free DOY 144   joint recall 0.26   bare 0.3%   NPV 3.4%</w:t>
       </w:r>
     </w:p>
     <w:p>
@@ -12077,7 +12008,7 @@
           <w:color w:val="6B7263"/>
           <w:sz w:val="18"/>
         </w:rPr>
-        <w:t>Confused with: S03 (8); M02 (2)</w:t>
+        <w:t>Confused with: S03 (7); M02 (2)</w:t>
       </w:r>
     </w:p>
     <w:tbl>
@@ -13142,7 +13073,7 @@
           <w:color w:val="6B7263"/>
           <w:sz w:val="18"/>
         </w:rPr>
-        <w:t>wet · subalpine</w:t>
+        <w:t>wet · subalpine · MERGED from S16</w:t>
       </w:r>
     </w:p>
     <w:p>
@@ -13153,7 +13084,7 @@
           <w:color w:val="6B7263"/>
           <w:sz w:val="18"/>
         </w:rPr>
-        <w:t>n = 15  (’18/’23/’25/’26: 1/2/12/0)   snow-free DOY 145   joint recall 0.73   bare NA%   NPV 15.3%</w:t>
+        <w:t>n = 16  (’18/’23/’25/’26: 2/2/12/0)   snow-free DOY 147   joint recall 0.56   bare NA%   NPV 14.4%</w:t>
       </w:r>
     </w:p>
     <w:p>
@@ -13169,7 +13100,7 @@
           <w:color w:val="6B7263"/>
           <w:sz w:val="18"/>
         </w:rPr>
-        <w:t>Indicators: Carex saxatilis (10.3%, IV 7.8); Carex aquatilis (14.3%, IV 6.8); Phleum pratense (13.3%, IV 4.8); Geum macrophyllum (0.7%, IV 3.9); Carex sp. (6.3%, IV 2.4)</w:t>
+        <w:t>Indicators: Carex aquatilis (19.7%, IV 11.0); Carex saxatilis (9.7%, IV 6.9); Phleum pratense (12.5%, IV 4.2); Geum macrophyllum (0.6%, IV 3.4); Carex sp. (5.9%, IV 2.1)</w:t>
       </w:r>
     </w:p>
     <w:p>
@@ -13180,7 +13111,18 @@
           <w:color w:val="6B7263"/>
           <w:sz w:val="18"/>
         </w:rPr>
-        <w:t>Confused with: S01.a (1); S11 (1)</w:t>
+        <w:t>Confused with: Juniperus sp. (1); S01.a (1)</w:t>
+      </w:r>
+    </w:p>
+    <w:p>
+      <w:r>
+        <w:rPr>
+          <w:b w:val="0"/>
+          <w:i w:val="0"/>
+          <w:color w:val="A3442E"/>
+          <w:sz w:val="18"/>
+        </w:rPr>
+        <w:t>Note: Absorbed the former S16 singleton (one 2018 plot of pure Carex aquatilis) per checklist decision.</w:t>
       </w:r>
     </w:p>
     <w:tbl>
@@ -13306,7 +13248,7 @@
               <w:rPr>
                 <w:sz w:val="17"/>
               </w:rPr>
-              <w:t>Carex saxatilis Fen</w:t>
+              <w:t>Salix wolfii / Carex aquatilis Wet Shrubland</w:t>
             </w:r>
           </w:p>
         </w:tc>
@@ -13319,7 +13261,7 @@
               <w:rPr>
                 <w:sz w:val="17"/>
               </w:rPr>
-              <w:t>G3</w:t>
+              <w:t>G4</w:t>
             </w:r>
           </w:p>
         </w:tc>
@@ -13332,7 +13274,7 @@
               <w:rPr>
                 <w:sz w:val="17"/>
               </w:rPr>
-              <w:t>Carex saxatilis; Carex sp.</w:t>
+              <w:t>Carex aquatilis; Carex sp.</w:t>
             </w:r>
           </w:p>
         </w:tc>
@@ -13345,7 +13287,7 @@
               <w:rPr>
                 <w:sz w:val="17"/>
               </w:rPr>
-              <w:t>0.75</w:t>
+              <w:t>0.76</w:t>
             </w:r>
           </w:p>
         </w:tc>
@@ -13386,7 +13328,7 @@
               <w:rPr>
                 <w:sz w:val="17"/>
               </w:rPr>
-              <w:t>Salix wolfii / Carex aquatilis Wet Shrubland</w:t>
+              <w:t>Carex aquatilis - Carex lasiocarpa - Sphagnum spp. Rocky Mountain Acidic Fen Group</w:t>
             </w:r>
           </w:p>
         </w:tc>
@@ -13425,7 +13367,7 @@
               <w:rPr>
                 <w:sz w:val="17"/>
               </w:rPr>
-              <w:t>0.62</w:t>
+              <w:t>0.68</w:t>
             </w:r>
           </w:p>
         </w:tc>
@@ -13466,7 +13408,7 @@
               <w:rPr>
                 <w:sz w:val="17"/>
               </w:rPr>
-              <w:t>Carex aquatilis - Carex lasiocarpa - Sphagnum spp. Rocky Mountain Acidic Fen Group</w:t>
+              <w:t>Carex saxatilis Fen</w:t>
             </w:r>
           </w:p>
         </w:tc>
@@ -13479,7 +13421,7 @@
               <w:rPr>
                 <w:sz w:val="17"/>
               </w:rPr>
-              <w:t>G4</w:t>
+              <w:t>G3</w:t>
             </w:r>
           </w:p>
         </w:tc>
@@ -13492,7 +13434,7 @@
               <w:rPr>
                 <w:sz w:val="17"/>
               </w:rPr>
-              <w:t>Carex aquatilis; Carex sp.</w:t>
+              <w:t>Carex saxatilis; Carex sp.</w:t>
             </w:r>
           </w:p>
         </w:tc>
@@ -13505,7 +13447,7 @@
               <w:rPr>
                 <w:sz w:val="17"/>
               </w:rPr>
-              <w:t>0.57</w:t>
+              <w:t>0.65</w:t>
             </w:r>
           </w:p>
         </w:tc>
@@ -13578,7 +13520,7 @@
           <w:color w:val="6B7263"/>
           <w:sz w:val="18"/>
         </w:rPr>
-        <w:t>Confused with: M02 (3); S06.b (3)</w:t>
+        <w:t>Confused with: M02 (3); S06.b (2)</w:t>
       </w:r>
     </w:p>
     <w:p>
@@ -13907,7 +13849,7 @@
           <w:color w:val="6B7263"/>
           <w:sz w:val="18"/>
         </w:rPr>
-        <w:t>Confused with: S08.a (12); S06.b (9)</w:t>
+        <w:t>Confused with: S08.a (11); S06.b (9)</w:t>
       </w:r>
     </w:p>
     <w:p>
@@ -15312,7 +15254,7 @@
           <w:color w:val="6B7263"/>
           <w:sz w:val="18"/>
         </w:rPr>
-        <w:t>mesic · subalpine · floristic split · needs ancillary · augment: high</w:t>
+        <w:t>mesic · subalpine · floristic split · needs ancillary · augment: critical</w:t>
       </w:r>
     </w:p>
     <w:p>
@@ -15350,7 +15292,7 @@
           <w:color w:val="6B7263"/>
           <w:sz w:val="18"/>
         </w:rPr>
-        <w:t>Confused with: M01 (5); S01.a (1)</w:t>
+        <w:t>Confused with: M01 (6); Dasiphora fruticosa (1)</w:t>
       </w:r>
     </w:p>
     <w:tbl>
@@ -15721,7 +15663,7 @@
           <w:color w:val="6B7263"/>
           <w:sz w:val="18"/>
         </w:rPr>
-        <w:t>n = 25  (’18/’23/’25/’26: 2/11/12/0)   snow-free DOY 161   joint recall 0.84   bare 36.2%   NPV NA%</w:t>
+        <w:t>n = 25  (’18/’23/’25/’26: 2/11/12/0)   snow-free DOY 161   joint recall 0.92   bare 36.2%   NPV NA%</w:t>
       </w:r>
     </w:p>
     <w:p>
@@ -15738,17 +15680,6 @@
           <w:sz w:val="18"/>
         </w:rPr>
         <w:t>Indicators: Bromopsis ciliata (2.4%, IV 4.2); Heterotheca villosa (7.6%, IV 3.4); Senecio crassulus (2.8%, IV 1.6); Sibbaldia procumbens (1.8%, IV 0.8); Erythronium grandiflorum (0.4%, IV 0.7)</w:t>
-      </w:r>
-    </w:p>
-    <w:p>
-      <w:r>
-        <w:rPr>
-          <w:b w:val="0"/>
-          <w:i w:val="0"/>
-          <w:color w:val="6B7263"/>
-          <w:sz w:val="18"/>
-        </w:rPr>
-        <w:t>Confused with: S20 (2); S06.b (1)</w:t>
       </w:r>
     </w:p>
     <w:tbl>
@@ -16942,7 +16873,7 @@
           <w:color w:val="6B7263"/>
           <w:sz w:val="18"/>
         </w:rPr>
-        <w:t>Confused with: S03 (1); S09.a (1)</w:t>
+        <w:t>Confused with: S03 (1)</w:t>
       </w:r>
     </w:p>
     <w:tbl>
@@ -17348,7 +17279,7 @@
           <w:color w:val="6B7263"/>
           <w:sz w:val="18"/>
         </w:rPr>
-        <w:t>Confused with: Caltha leptosepala (1); S05.a (1)</w:t>
+        <w:t>Confused with: M01 (2); S05.a (1)</w:t>
       </w:r>
     </w:p>
     <w:tbl>
@@ -17666,7 +17597,7 @@
           <w:color w:val="6B7263"/>
           <w:sz w:val="18"/>
         </w:rPr>
-        <w:t>Confused with: Caltha leptosepala (2); Veratrum tenuipetalum (2)</w:t>
+        <w:t>Confused with: Veratrum tenuipetalum (3); M01 (2)</w:t>
       </w:r>
     </w:p>
     <w:tbl>
@@ -18005,335 +17936,6 @@
                 <w:sz w:val="17"/>
               </w:rPr>
               <w:t>moisture ✓, elevation ✓</w:t>
-            </w:r>
-          </w:p>
-        </w:tc>
-      </w:tr>
-    </w:tbl>
-    <w:p>
-      <w:pPr>
-        <w:pStyle w:val="Heading3"/>
-      </w:pPr>
-      <w:r>
-        <w:t>S16 — Pure water-sedge patch</w:t>
-      </w:r>
-    </w:p>
-    <w:p>
-      <w:r>
-        <w:rPr>
-          <w:b w:val="0"/>
-          <w:i/>
-          <w:color w:val="6B7263"/>
-          <w:sz w:val="18"/>
-        </w:rPr>
-        <w:t>wet · alpine · singleton · augment: critical</w:t>
-      </w:r>
-    </w:p>
-    <w:p>
-      <w:r>
-        <w:rPr>
-          <w:b w:val="0"/>
-          <w:i w:val="0"/>
-          <w:color w:val="6B7263"/>
-          <w:sz w:val="18"/>
-        </w:rPr>
-        <w:t>n = 1  (’18/’23/’25/’26: 1/0/0/0)   snow-free DOY 171   joint recall 0.00   bare 0%   NPV 0%</w:t>
-      </w:r>
-    </w:p>
-    <w:p>
-      <w:r>
-        <w:t>Single 2018 plot of 100% Carex aquatilis.</w:t>
-      </w:r>
-    </w:p>
-    <w:p>
-      <w:r>
-        <w:rPr>
-          <w:b w:val="0"/>
-          <w:i w:val="0"/>
-          <w:color w:val="6B7263"/>
-          <w:sz w:val="18"/>
-        </w:rPr>
-        <w:t>Indicators: Carex aquatilis (100.0%, IV 178.2)</w:t>
-      </w:r>
-    </w:p>
-    <w:p>
-      <w:r>
-        <w:rPr>
-          <w:b w:val="0"/>
-          <w:i w:val="0"/>
-          <w:color w:val="6B7263"/>
-          <w:sz w:val="18"/>
-        </w:rPr>
-        <w:t>Confused with: S14 (1)</w:t>
-      </w:r>
-    </w:p>
-    <w:p>
-      <w:r>
-        <w:rPr>
-          <w:b w:val="0"/>
-          <w:i w:val="0"/>
-          <w:color w:val="A3442E"/>
-          <w:sz w:val="18"/>
-        </w:rPr>
-        <w:t>Note: Singleton - recommend merging into S15 (wet sedge meadow) during review.</w:t>
-      </w:r>
-    </w:p>
-    <w:tbl>
-      <w:tblPr>
-        <w:tblStyle w:val="TableGrid"/>
-        <w:tblW w:type="auto" w:w="0"/>
-        <w:tblLook w:firstColumn="1" w:firstRow="1" w:lastColumn="0" w:lastRow="0" w:noHBand="0" w:noVBand="1" w:val="04A0"/>
-      </w:tblPr>
-      <w:tblGrid>
-        <w:gridCol w:w="1440"/>
-        <w:gridCol w:w="1440"/>
-        <w:gridCol w:w="1440"/>
-        <w:gridCol w:w="1440"/>
-        <w:gridCol w:w="1440"/>
-        <w:gridCol w:w="1440"/>
-      </w:tblGrid>
-      <w:tr>
-        <w:tc>
-          <w:tcPr>
-            <w:tcW w:type="dxa" w:w="432"/>
-          </w:tcPr>
-          <w:p>
-            <w:r>
-              <w:rPr>
-                <w:b/>
-                <w:sz w:val="17"/>
-              </w:rPr>
-              <w:t>#</w:t>
-            </w:r>
-          </w:p>
-        </w:tc>
-        <w:tc>
-          <w:tcPr>
-            <w:tcW w:type="dxa" w:w="3456"/>
-          </w:tcPr>
-          <w:p>
-            <w:r>
-              <w:rPr>
-                <w:b/>
-                <w:sz w:val="17"/>
-              </w:rPr>
-              <w:t>Candidate IVC community</w:t>
-            </w:r>
-          </w:p>
-        </w:tc>
-        <w:tc>
-          <w:tcPr>
-            <w:tcW w:type="dxa" w:w="792"/>
-          </w:tcPr>
-          <w:p>
-            <w:r>
-              <w:rPr>
-                <w:b/>
-                <w:sz w:val="17"/>
-              </w:rPr>
-              <w:t>G-rank</w:t>
-            </w:r>
-          </w:p>
-        </w:tc>
-        <w:tc>
-          <w:tcPr>
-            <w:tcW w:type="dxa" w:w="2736"/>
-          </w:tcPr>
-          <w:p>
-            <w:r>
-              <w:rPr>
-                <w:b/>
-                <w:sz w:val="17"/>
-              </w:rPr>
-              <w:t>Matched diagnostics</w:t>
-            </w:r>
-          </w:p>
-        </w:tc>
-        <w:tc>
-          <w:tcPr>
-            <w:tcW w:type="dxa" w:w="720"/>
-          </w:tcPr>
-          <w:p>
-            <w:r>
-              <w:rPr>
-                <w:b/>
-                <w:sz w:val="17"/>
-              </w:rPr>
-              <w:t>Score</w:t>
-            </w:r>
-          </w:p>
-        </w:tc>
-        <w:tc>
-          <w:tcPr>
-            <w:tcW w:type="dxa" w:w="1296"/>
-          </w:tcPr>
-          <w:p>
-            <w:r>
-              <w:rPr>
-                <w:b/>
-                <w:sz w:val="17"/>
-              </w:rPr>
-              <w:t>Ecology</w:t>
-            </w:r>
-          </w:p>
-        </w:tc>
-      </w:tr>
-      <w:tr>
-        <w:tc>
-          <w:tcPr>
-            <w:tcW w:type="dxa" w:w="432"/>
-          </w:tcPr>
-          <w:p>
-            <w:r>
-              <w:rPr>
-                <w:sz w:val="17"/>
-              </w:rPr>
-              <w:t>1</w:t>
-            </w:r>
-          </w:p>
-        </w:tc>
-        <w:tc>
-          <w:tcPr>
-            <w:tcW w:type="dxa" w:w="3456"/>
-          </w:tcPr>
-          <w:p>
-            <w:r>
-              <w:rPr>
-                <w:sz w:val="17"/>
-              </w:rPr>
-              <w:t>Salix wolfii / Carex aquatilis Wet Shrubland</w:t>
-            </w:r>
-          </w:p>
-        </w:tc>
-        <w:tc>
-          <w:tcPr>
-            <w:tcW w:type="dxa" w:w="792"/>
-          </w:tcPr>
-          <w:p>
-            <w:r>
-              <w:rPr>
-                <w:sz w:val="17"/>
-              </w:rPr>
-              <w:t>G4</w:t>
-            </w:r>
-          </w:p>
-        </w:tc>
-        <w:tc>
-          <w:tcPr>
-            <w:tcW w:type="dxa" w:w="2736"/>
-          </w:tcPr>
-          <w:p>
-            <w:r>
-              <w:rPr>
-                <w:sz w:val="17"/>
-              </w:rPr>
-              <w:t>Carex aquatilis</w:t>
-            </w:r>
-          </w:p>
-        </w:tc>
-        <w:tc>
-          <w:tcPr>
-            <w:tcW w:type="dxa" w:w="720"/>
-          </w:tcPr>
-          <w:p>
-            <w:r>
-              <w:rPr>
-                <w:sz w:val="17"/>
-              </w:rPr>
-              <w:t>0.82</w:t>
-            </w:r>
-          </w:p>
-        </w:tc>
-        <w:tc>
-          <w:tcPr>
-            <w:tcW w:type="dxa" w:w="1296"/>
-          </w:tcPr>
-          <w:p>
-            <w:r>
-              <w:rPr>
-                <w:sz w:val="17"/>
-              </w:rPr>
-              <w:t>moisture ✓</w:t>
-            </w:r>
-          </w:p>
-        </w:tc>
-      </w:tr>
-      <w:tr>
-        <w:tc>
-          <w:tcPr>
-            <w:tcW w:type="dxa" w:w="432"/>
-          </w:tcPr>
-          <w:p>
-            <w:r>
-              <w:rPr>
-                <w:sz w:val="17"/>
-              </w:rPr>
-              <w:t>2</w:t>
-            </w:r>
-          </w:p>
-        </w:tc>
-        <w:tc>
-          <w:tcPr>
-            <w:tcW w:type="dxa" w:w="3456"/>
-          </w:tcPr>
-          <w:p>
-            <w:r>
-              <w:rPr>
-                <w:sz w:val="17"/>
-              </w:rPr>
-              <w:t>Carex aquatilis - Carex lasiocarpa - Sphagnum spp. Rocky Mountain Acidic Fen Group</w:t>
-            </w:r>
-          </w:p>
-        </w:tc>
-        <w:tc>
-          <w:tcPr>
-            <w:tcW w:type="dxa" w:w="792"/>
-          </w:tcPr>
-          <w:p>
-            <w:r>
-              <w:rPr>
-                <w:sz w:val="17"/>
-              </w:rPr>
-              <w:t>G4</w:t>
-            </w:r>
-          </w:p>
-        </w:tc>
-        <w:tc>
-          <w:tcPr>
-            <w:tcW w:type="dxa" w:w="2736"/>
-          </w:tcPr>
-          <w:p>
-            <w:r>
-              <w:rPr>
-                <w:sz w:val="17"/>
-              </w:rPr>
-              <w:t>Carex aquatilis</w:t>
-            </w:r>
-          </w:p>
-        </w:tc>
-        <w:tc>
-          <w:tcPr>
-            <w:tcW w:type="dxa" w:w="720"/>
-          </w:tcPr>
-          <w:p>
-            <w:r>
-              <w:rPr>
-                <w:sz w:val="17"/>
-              </w:rPr>
-              <w:t>0.65</w:t>
-            </w:r>
-          </w:p>
-        </w:tc>
-        <w:tc>
-          <w:tcPr>
-            <w:tcW w:type="dxa" w:w="1296"/>
-          </w:tcPr>
-          <w:p>
-            <w:r>
-              <w:rPr>
-                <w:sz w:val="17"/>
-              </w:rPr>
-              <w:t>moisture ✓</w:t>
             </w:r>
           </w:p>
         </w:tc>
@@ -18501,7 +18103,7 @@
               <w:rPr>
                 <w:sz w:val="17"/>
               </w:rPr>
-              <w:t>0.72</w:t>
+              <w:t>0.70</w:t>
             </w:r>
           </w:p>
         </w:tc>
@@ -18514,7 +18116,7 @@
               <w:rPr>
                 <w:sz w:val="17"/>
               </w:rPr>
-              <w:t>Salix wolfii (6); Salix boothii (4)</w:t>
+              <w:t>Salix wolfii (5); Salix boothii (3)</w:t>
             </w:r>
           </w:p>
         </w:tc>
@@ -18581,7 +18183,7 @@
               <w:rPr>
                 <w:sz w:val="17"/>
               </w:rPr>
-              <w:t>0.67</w:t>
+              <w:t>0.72</w:t>
             </w:r>
           </w:p>
         </w:tc>
@@ -18661,7 +18263,7 @@
               <w:rPr>
                 <w:sz w:val="17"/>
               </w:rPr>
-              <w:t>0.76</w:t>
+              <w:t>0.74</w:t>
             </w:r>
           </w:p>
         </w:tc>
@@ -18741,7 +18343,7 @@
               <w:rPr>
                 <w:sz w:val="17"/>
               </w:rPr>
-              <w:t>0.47</w:t>
+              <w:t>0.43</w:t>
             </w:r>
           </w:p>
         </w:tc>
@@ -18821,7 +18423,7 @@
               <w:rPr>
                 <w:sz w:val="17"/>
               </w:rPr>
-              <w:t>0.50</w:t>
+              <w:t>0.43</w:t>
             </w:r>
           </w:p>
         </w:tc>
@@ -18834,7 +18436,7 @@
               <w:rPr>
                 <w:sz w:val="17"/>
               </w:rPr>
-              <w:t>Salix other (7); Salix boothii (4)</w:t>
+              <w:t>Salix other (6); Salix boothii (4)</w:t>
             </w:r>
           </w:p>
         </w:tc>
@@ -18994,7 +18596,7 @@
               <w:rPr>
                 <w:sz w:val="17"/>
               </w:rPr>
-              <w:t>Dasiphora fruticosa (3); Ribes sp. (3)</w:t>
+              <w:t>Ribes sp. (3); Dasiphora fruticosa (2)</w:t>
             </w:r>
           </w:p>
         </w:tc>
@@ -19234,7 +18836,7 @@
               <w:rPr>
                 <w:sz w:val="17"/>
               </w:rPr>
-              <w:t>Dasiphora fruticosa (2); Prunus virginiana (1)</w:t>
+              <w:t>Dasiphora fruticosa (1); Prunus virginiana (1)</w:t>
             </w:r>
           </w:p>
         </w:tc>
@@ -19301,7 +18903,7 @@
               <w:rPr>
                 <w:sz w:val="17"/>
               </w:rPr>
-              <w:t>0.27</w:t>
+              <w:t>0.18</w:t>
             </w:r>
           </w:p>
         </w:tc>
@@ -19314,7 +18916,7 @@
               <w:rPr>
                 <w:sz w:val="17"/>
               </w:rPr>
-              <w:t>Salix other (3); Dasiphora fruticosa (2)</w:t>
+              <w:t>Dasiphora fruticosa (3); Salix other (3)</w:t>
             </w:r>
           </w:p>
         </w:tc>
@@ -19381,7 +18983,7 @@
               <w:rPr>
                 <w:sz w:val="17"/>
               </w:rPr>
-              <w:t>0.67</w:t>
+              <w:t>0.56</w:t>
             </w:r>
           </w:p>
         </w:tc>
@@ -19474,7 +19076,7 @@
               <w:rPr>
                 <w:sz w:val="17"/>
               </w:rPr>
-              <w:t>Salix other (3); Amelanchier alnifolia (1)</w:t>
+              <w:t>Salix other (3); Cornus sericea (2)</w:t>
             </w:r>
           </w:p>
         </w:tc>
@@ -19714,7 +19316,7 @@
               <w:rPr>
                 <w:sz w:val="17"/>
               </w:rPr>
-              <w:t>Artemisia tridentata (2); Amelanchier alnifolia (1)</w:t>
+              <w:t>Artemisia tridentata (2)</w:t>
             </w:r>
           </w:p>
         </w:tc>
@@ -19823,7 +19425,7 @@
     </w:p>
     <w:p>
       <w:r>
-        <w:t>Balanced-RF site-level CV over all 58 classes; rows = field truth (meadow by snow-free DOY, then shrub), columns = prediction; diagonal = per-class recall × n. Zoom in Word, or open docs/figures/joint_confusion_labeled.pdf for full resolution.</w:t>
+        <w:t>Balanced-RF site-level CV over all 57 classes; rows = field truth (meadow by snow-free DOY, then shrub), columns = prediction; diagonal = per-class recall × n. Zoom in Word, or open docs/figures/joint_confusion_labeled.pdf for full resolution.</w:t>
       </w:r>
     </w:p>
     <w:p>
@@ -19875,7 +19477,7 @@
         <w:pStyle w:val="ListNumber"/>
       </w:pPr>
       <w:r>
-        <w:t>Accept or replace each top-1 NatureServe draft; record decisions in data/small_reference/class_ecosystem_crosswalk.csv (community, element ID, G-rank). 39 of 41 meadow classes have candidates.</w:t>
+        <w:t>Accept or replace each top-1 NatureServe draft; record decisions in data/small_reference/class_ecosystem_crosswalk.csv (community, element ID, G-rank). 38 of 40 meadow classes have candidates.</w:t>
       </w:r>
     </w:p>
     <w:p>
@@ -19883,7 +19485,7 @@
         <w:pStyle w:val="ListNumber"/>
       </w:pPr>
       <w:r>
-        <w:t>Confirm the four merges: M01 bilberry heath ← S06.c+S08.c+S13.a; M02 osha tall-forb ← S06.a+S08.b+S09.b; M03 sagebrush–fescue ← S04.c+S05.b; M04 lupine meadow ← S01.c+S02.c. Each shared its top-1 NatureServe community with centroid distance below the within-class spread (class_merges.csv).</w:t>
+        <w:t>Confirm the four merges: M01 bilberry heath ← S06.c+S08.c+S13.a; M02 osha tall-forb ← S06.a+S08.b+S09.b; M03 sagebrush–fescue ← S04.c+S05.b; M04 lupine meadow ← S01.c+S02.c; singleton absorption S15 ← S16 (ratified). Each M-merge shared its top-1 NatureServe community with centroid distance below the within-class spread (class_merges.csv).</w:t>
       </w:r>
     </w:p>
     <w:p>
@@ -19907,7 +19509,7 @@
         <w:pStyle w:val="ListNumber"/>
       </w:pPr>
       <w:r>
-        <w:t>S11 (Wyethia swale meadow): best analog 'Wyethia amplexicaulis Meadow' (G3) is not recorded for Colorado — adopt as range-extension match?</w:t>
+        <w:t>S11 (Wyethia swale meadow): best analog 'Wyethia amplexicaulis Meadow' (G3) is not recorded for Colorado. The local taxon is sometimes treated as W. arizonica or the amplexicaulis x arizonica hybrid, but NatureServe names no community under arizonica either (alias kept in the crosswalk for future updates). Adopt the amplexicaulis community as a range-extension match?</w:t>
       </w:r>
     </w:p>
     <w:p>
@@ -19916,14 +19518,6 @@
       </w:pPr>
       <w:r>
         <w:t>Osmorhiza occidentalis: no NatureServe community named for this species; nearest CO home is the Heracleum maximum – Veratrum viride Wet Meadow Alliance. Alliance-level assignment or leave unmatched?</w:t>
-      </w:r>
-    </w:p>
-    <w:p>
-      <w:pPr>
-        <w:pStyle w:val="ListNumber"/>
-      </w:pPr>
-      <w:r>
-        <w:t>S16 singleton — one 2018 plot of pure Carex aquatilis; recommend merging into S15 (wet sedge meadow).</w:t>
       </w:r>
     </w:p>
     <w:p>

--- a/docs/CHESS_vegetation_classes_review.docx
+++ b/docs/CHESS_vegetation_classes_review.docx
@@ -136,7 +136,7 @@
               <w:rPr>
                 <w:sz w:val="17"/>
               </w:rPr>
-              <w:t>57</w:t>
+              <w:t>62</w:t>
             </w:r>
           </w:p>
         </w:tc>
@@ -149,7 +149,7 @@
               <w:rPr>
                 <w:sz w:val="17"/>
               </w:rPr>
-              <w:t>40</w:t>
+              <w:t>45</w:t>
             </w:r>
           </w:p>
         </w:tc>
@@ -188,7 +188,7 @@
               <w:rPr>
                 <w:sz w:val="17"/>
               </w:rPr>
-              <w:t>62.8%</w:t>
+              <w:t>62.5%</w:t>
             </w:r>
           </w:p>
         </w:tc>
@@ -201,7 +201,7 @@
               <w:rPr>
                 <w:sz w:val="17"/>
               </w:rPr>
-              <w:t>38 / 40</w:t>
+              <w:t>41 / 45</w:t>
             </w:r>
           </w:p>
         </w:tc>
@@ -222,7 +222,7 @@
     </w:p>
     <w:p>
       <w:r>
-        <w:t>Splitting and merging policy: the class set is deliberately over-split — sub-classes marked “floristic split” were separated on species composition alone (mean Hellinger silhouette ≥ 0.30) even though today's 22 spectral features cannot reliably map them. The planned ML-ensemble + covariate pipeline gets clean floristic training units now; merging later is cheap. The complementary merge pass rejoined classes from different spectral clusters that are one community (low Hellinger centroid distance AND the same top-1 NatureServe candidate): the M-classes. Expect low classifier recall on flagged sub-classes — by design, not a defect.</w:t>
+        <w:t>Splitting and merging policy: the class set is deliberately over-split — sub-classes marked “floristic split” were separated on species composition alone (mean Hellinger silhouette ≥ 0.30) even though today's 22 spectral features cannot reliably map them. The planned ML-ensemble + covariate pipeline gets clean floristic training units now; merging later is cheap. A phenology-coherence pass split ecologically broad dry/mesic classes at snow-free-DOY discontinuities into early/late facies (.e/.l) and reassigned small DOY-outlier groups to their true classes; wet classes are exempt. The complementary merge pass rejoined classes from different spectral clusters that are one community (low Hellinger centroid distance AND the same top-1 NatureServe candidate): the M-classes. Expect low classifier recall on flagged sub-classes — by design, not a defect.</w:t>
       </w:r>
     </w:p>
     <w:p>
@@ -460,7 +460,7 @@
               <w:rPr>
                 <w:sz w:val="17"/>
               </w:rPr>
-              <w:t>16</w:t>
+              <w:t>18</w:t>
             </w:r>
           </w:p>
         </w:tc>
@@ -473,7 +473,7 @@
               <w:rPr>
                 <w:sz w:val="17"/>
               </w:rPr>
-              <w:t>89</w:t>
+              <w:t>88</w:t>
             </w:r>
           </w:p>
         </w:tc>
@@ -486,7 +486,7 @@
               <w:rPr>
                 <w:sz w:val="17"/>
               </w:rPr>
-              <w:t>0.88</w:t>
+              <w:t>0.67</w:t>
             </w:r>
           </w:p>
         </w:tc>
@@ -566,7 +566,7 @@
               <w:rPr>
                 <w:sz w:val="17"/>
               </w:rPr>
-              <w:t>0.81</w:t>
+              <w:t>0.90</w:t>
             </w:r>
           </w:p>
         </w:tc>
@@ -594,7 +594,7 @@
               <w:rPr>
                 <w:sz w:val="17"/>
               </w:rPr>
-              <w:t>S17</w:t>
+              <w:t>S04.b.e</w:t>
             </w:r>
           </w:p>
         </w:tc>
@@ -607,7 +607,7 @@
               <w:rPr>
                 <w:sz w:val="17"/>
               </w:rPr>
-              <w:t>Shale barren shrub-steppe</w:t>
+              <w:t>Kinnikinnick-bitterbrush steppe</w:t>
             </w:r>
           </w:p>
         </w:tc>
@@ -620,7 +620,7 @@
               <w:rPr>
                 <w:sz w:val="17"/>
               </w:rPr>
-              <w:t>7</w:t>
+              <w:t>22</w:t>
             </w:r>
           </w:p>
         </w:tc>
@@ -633,7 +633,7 @@
               <w:rPr>
                 <w:sz w:val="17"/>
               </w:rPr>
-              <w:t>102</w:t>
+              <w:t>100</w:t>
             </w:r>
           </w:p>
         </w:tc>
@@ -646,7 +646,7 @@
               <w:rPr>
                 <w:sz w:val="17"/>
               </w:rPr>
-              <w:t>0.71</w:t>
+              <w:t>0.77</w:t>
             </w:r>
           </w:p>
         </w:tc>
@@ -659,7 +659,7 @@
               <w:rPr>
                 <w:sz w:val="17"/>
               </w:rPr>
-              <w:t>Artemisia tridentata ssp. vaseyana / Balsamorhiza sagittata Shrubland</w:t>
+              <w:t>Dryas integrifolia - Dryas octopetala - Arctostaphylos uva-ursi Rocky Mountain Fell-field Dwarf-shrubland Alliance</w:t>
             </w:r>
           </w:p>
         </w:tc>
@@ -674,7 +674,7 @@
               <w:rPr>
                 <w:sz w:val="17"/>
               </w:rPr>
-              <w:t>S18</w:t>
+              <w:t>S17</w:t>
             </w:r>
           </w:p>
         </w:tc>
@@ -687,7 +687,7 @@
               <w:rPr>
                 <w:sz w:val="17"/>
               </w:rPr>
-              <w:t>Low sagebrush-rabbitbrush steppe</w:t>
+              <w:t>Shale barren shrub-steppe</w:t>
             </w:r>
           </w:p>
         </w:tc>
@@ -700,7 +700,7 @@
               <w:rPr>
                 <w:sz w:val="17"/>
               </w:rPr>
-              <w:t>30</w:t>
+              <w:t>7</w:t>
             </w:r>
           </w:p>
         </w:tc>
@@ -726,7 +726,7 @@
               <w:rPr>
                 <w:sz w:val="17"/>
               </w:rPr>
-              <w:t>0.90</w:t>
+              <w:t>0.71</w:t>
             </w:r>
           </w:p>
         </w:tc>
@@ -739,7 +739,7 @@
               <w:rPr>
                 <w:sz w:val="17"/>
               </w:rPr>
-              <w:t>Chrysothamnus viscidiflorus - Ericameria nauseosa - Krascheninnikovia lanata Steppe Group</w:t>
+              <w:t>Artemisia tridentata ssp. vaseyana / Balsamorhiza sagittata Shrubland</w:t>
             </w:r>
           </w:p>
         </w:tc>
@@ -754,7 +754,7 @@
               <w:rPr>
                 <w:sz w:val="17"/>
               </w:rPr>
-              <w:t>S26</w:t>
+              <w:t>S18</w:t>
             </w:r>
           </w:p>
         </w:tc>
@@ -767,7 +767,7 @@
               <w:rPr>
                 <w:sz w:val="17"/>
               </w:rPr>
-              <w:t>Chokecherry tall shrub</w:t>
+              <w:t>Low sagebrush-rabbitbrush steppe</w:t>
             </w:r>
           </w:p>
         </w:tc>
@@ -780,7 +780,7 @@
               <w:rPr>
                 <w:sz w:val="17"/>
               </w:rPr>
-              <w:t>7</w:t>
+              <w:t>30</w:t>
             </w:r>
           </w:p>
         </w:tc>
@@ -793,7 +793,7 @@
               <w:rPr>
                 <w:sz w:val="17"/>
               </w:rPr>
-              <w:t>104</w:t>
+              <w:t>102</w:t>
             </w:r>
           </w:p>
         </w:tc>
@@ -806,7 +806,7 @@
               <w:rPr>
                 <w:sz w:val="17"/>
               </w:rPr>
-              <w:t>0.71</w:t>
+              <w:t>0.93</w:t>
             </w:r>
           </w:p>
         </w:tc>
@@ -819,7 +819,7 @@
               <w:rPr>
                 <w:sz w:val="17"/>
               </w:rPr>
-              <w:t>Quercus gambelii - Amelanchier spp. - Prunus virginiana Southern Rocky Mountain Montane Shrubland Group</w:t>
+              <w:t>Chrysothamnus viscidiflorus - Ericameria nauseosa - Krascheninnikovia lanata Steppe Group</w:t>
             </w:r>
           </w:p>
         </w:tc>
@@ -834,7 +834,7 @@
               <w:rPr>
                 <w:sz w:val="17"/>
               </w:rPr>
-              <w:t>S04.b</w:t>
+              <w:t>S26</w:t>
             </w:r>
           </w:p>
         </w:tc>
@@ -847,7 +847,7 @@
               <w:rPr>
                 <w:sz w:val="17"/>
               </w:rPr>
-              <w:t>Sagebrush-kinnikinnick matrix</w:t>
+              <w:t>Chokecherry tall shrub</w:t>
             </w:r>
           </w:p>
         </w:tc>
@@ -860,7 +860,7 @@
               <w:rPr>
                 <w:sz w:val="17"/>
               </w:rPr>
-              <w:t>43</w:t>
+              <w:t>7</w:t>
             </w:r>
           </w:p>
         </w:tc>
@@ -873,7 +873,7 @@
               <w:rPr>
                 <w:sz w:val="17"/>
               </w:rPr>
-              <w:t>115</w:t>
+              <w:t>104</w:t>
             </w:r>
           </w:p>
         </w:tc>
@@ -886,7 +886,7 @@
               <w:rPr>
                 <w:sz w:val="17"/>
               </w:rPr>
-              <w:t>0.67</w:t>
+              <w:t>0.71</w:t>
             </w:r>
           </w:p>
         </w:tc>
@@ -899,7 +899,7 @@
               <w:rPr>
                 <w:sz w:val="17"/>
               </w:rPr>
-              <w:t>Dryas integrifolia - Dryas octopetala - Arctostaphylos uva-ursi Rocky Mountain Fell-field Dwarf-shrubland Alliance</w:t>
+              <w:t>Quercus gambelii - Amelanchier spp. - Prunus virginiana Southern Rocky Mountain Montane Shrubland Group</w:t>
             </w:r>
           </w:p>
         </w:tc>
@@ -914,7 +914,7 @@
               <w:rPr>
                 <w:sz w:val="17"/>
               </w:rPr>
-              <w:t>S10.b</w:t>
+              <w:t>S01.a.e</w:t>
             </w:r>
           </w:p>
         </w:tc>
@@ -927,7 +927,7 @@
               <w:rPr>
                 <w:sz w:val="17"/>
               </w:rPr>
-              <w:t>Fleabane-horsemint meadow</w:t>
+              <w:t>Early snowberry shrub-steppe</w:t>
             </w:r>
           </w:p>
         </w:tc>
@@ -940,7 +940,7 @@
               <w:rPr>
                 <w:sz w:val="17"/>
               </w:rPr>
-              <w:t>9</w:t>
+              <w:t>19</w:t>
             </w:r>
           </w:p>
         </w:tc>
@@ -953,7 +953,7 @@
               <w:rPr>
                 <w:sz w:val="17"/>
               </w:rPr>
-              <w:t>119</w:t>
+              <w:t>110</w:t>
             </w:r>
           </w:p>
         </w:tc>
@@ -966,7 +966,7 @@
               <w:rPr>
                 <w:sz w:val="17"/>
               </w:rPr>
-              <w:t>0.00</w:t>
+              <w:t>0.63</w:t>
             </w:r>
           </w:p>
         </w:tc>
@@ -979,7 +979,7 @@
               <w:rPr>
                 <w:sz w:val="17"/>
               </w:rPr>
-              <w:t>Elymus lanceolatus - Lupinus argenteus Grassland</w:t>
+              <w:t>Chrysothamnus viscidiflorus Shrub Grassland</w:t>
             </w:r>
           </w:p>
         </w:tc>
@@ -994,7 +994,7 @@
               <w:rPr>
                 <w:sz w:val="17"/>
               </w:rPr>
-              <w:t>M04</w:t>
+              <w:t>S19.e</w:t>
             </w:r>
           </w:p>
         </w:tc>
@@ -1007,7 +1007,7 @@
               <w:rPr>
                 <w:sz w:val="17"/>
               </w:rPr>
-              <w:t>Lupine meadow</w:t>
+              <w:t>Early snowberry dry park</w:t>
             </w:r>
           </w:p>
         </w:tc>
@@ -1020,7 +1020,7 @@
               <w:rPr>
                 <w:sz w:val="17"/>
               </w:rPr>
-              <w:t>16</w:t>
+              <w:t>11</w:t>
             </w:r>
           </w:p>
         </w:tc>
@@ -1033,7 +1033,7 @@
               <w:rPr>
                 <w:sz w:val="17"/>
               </w:rPr>
-              <w:t>119</w:t>
+              <w:t>110</w:t>
             </w:r>
           </w:p>
         </w:tc>
@@ -1046,7 +1046,7 @@
               <w:rPr>
                 <w:sz w:val="17"/>
               </w:rPr>
-              <w:t>0.31</w:t>
+              <w:t>0.82</w:t>
             </w:r>
           </w:p>
         </w:tc>
@@ -1059,7 +1059,7 @@
               <w:rPr>
                 <w:sz w:val="17"/>
               </w:rPr>
-              <w:t>Elymus lanceolatus - Lupinus argenteus Grassland</w:t>
+              <w:t>Achnatherum hymenoides Shale Barren Grassland</w:t>
             </w:r>
           </w:p>
         </w:tc>
@@ -1074,7 +1074,7 @@
               <w:rPr>
                 <w:sz w:val="17"/>
               </w:rPr>
-              <w:t>M03</w:t>
+              <w:t>S02.a.e</w:t>
             </w:r>
           </w:p>
         </w:tc>
@@ -1087,7 +1087,7 @@
               <w:rPr>
                 <w:sz w:val="17"/>
               </w:rPr>
-              <w:t>Sagebrush-fescue shrubland</w:t>
+              <w:t>Early Wyethia meadow</w:t>
             </w:r>
           </w:p>
         </w:tc>
@@ -1100,7 +1100,7 @@
               <w:rPr>
                 <w:sz w:val="17"/>
               </w:rPr>
-              <w:t>34</w:t>
+              <w:t>19</w:t>
             </w:r>
           </w:p>
         </w:tc>
@@ -1113,7 +1113,7 @@
               <w:rPr>
                 <w:sz w:val="17"/>
               </w:rPr>
-              <w:t>119</w:t>
+              <w:t>114</w:t>
             </w:r>
           </w:p>
         </w:tc>
@@ -1126,7 +1126,7 @@
               <w:rPr>
                 <w:sz w:val="17"/>
               </w:rPr>
-              <w:t>0.47</w:t>
+              <w:t>0.74</w:t>
             </w:r>
           </w:p>
         </w:tc>
@@ -1139,7 +1139,7 @@
               <w:rPr>
                 <w:sz w:val="17"/>
               </w:rPr>
-              <w:t>Artemisia tridentata ssp. vaseyana / Festuca thurberi Shrubland</w:t>
+              <w:t>—</w:t>
             </w:r>
           </w:p>
         </w:tc>
@@ -1154,7 +1154,7 @@
               <w:rPr>
                 <w:sz w:val="17"/>
               </w:rPr>
-              <w:t>S01.b</w:t>
+              <w:t>S10.b</w:t>
             </w:r>
           </w:p>
         </w:tc>
@@ -1167,7 +1167,7 @@
               <w:rPr>
                 <w:sz w:val="17"/>
               </w:rPr>
-              <w:t>Buckwheat dry meadow</w:t>
+              <w:t>Fleabane-horsemint meadow</w:t>
             </w:r>
           </w:p>
         </w:tc>
@@ -1180,7 +1180,7 @@
               <w:rPr>
                 <w:sz w:val="17"/>
               </w:rPr>
-              <w:t>12</w:t>
+              <w:t>9</w:t>
             </w:r>
           </w:p>
         </w:tc>
@@ -1193,7 +1193,7 @@
               <w:rPr>
                 <w:sz w:val="17"/>
               </w:rPr>
-              <w:t>121</w:t>
+              <w:t>119</w:t>
             </w:r>
           </w:p>
         </w:tc>
@@ -1206,7 +1206,7 @@
               <w:rPr>
                 <w:sz w:val="17"/>
               </w:rPr>
-              <w:t>0.08</w:t>
+              <w:t>0.22</w:t>
             </w:r>
           </w:p>
         </w:tc>
@@ -1219,7 +1219,7 @@
               <w:rPr>
                 <w:sz w:val="17"/>
               </w:rPr>
-              <w:t>Amelanchier alnifolia - Symphoricarpos spp. - Rhus glabra Central Rocky Mountain Shrubland Group</w:t>
+              <w:t>Elymus lanceolatus - Lupinus argenteus Grassland</w:t>
             </w:r>
           </w:p>
         </w:tc>
@@ -1234,7 +1234,7 @@
               <w:rPr>
                 <w:sz w:val="17"/>
               </w:rPr>
-              <w:t>S19</w:t>
+              <w:t>M04</w:t>
             </w:r>
           </w:p>
         </w:tc>
@@ -1247,7 +1247,7 @@
               <w:rPr>
                 <w:sz w:val="17"/>
               </w:rPr>
-              <w:t>Dry montane grass park</w:t>
+              <w:t>Lupine meadow</w:t>
             </w:r>
           </w:p>
         </w:tc>
@@ -1260,7 +1260,7 @@
               <w:rPr>
                 <w:sz w:val="17"/>
               </w:rPr>
-              <w:t>25</w:t>
+              <w:t>16</w:t>
             </w:r>
           </w:p>
         </w:tc>
@@ -1273,7 +1273,7 @@
               <w:rPr>
                 <w:sz w:val="17"/>
               </w:rPr>
-              <w:t>122</w:t>
+              <w:t>119</w:t>
             </w:r>
           </w:p>
         </w:tc>
@@ -1286,7 +1286,7 @@
               <w:rPr>
                 <w:sz w:val="17"/>
               </w:rPr>
-              <w:t>0.76</w:t>
+              <w:t>0.31</w:t>
             </w:r>
           </w:p>
         </w:tc>
@@ -1299,7 +1299,7 @@
               <w:rPr>
                 <w:sz w:val="17"/>
               </w:rPr>
-              <w:t>Sporobolus cryptandrus - Artemisia campestris Wet Meadow Alliance</w:t>
+              <w:t>Elymus lanceolatus - Lupinus argenteus Grassland</w:t>
             </w:r>
           </w:p>
         </w:tc>
@@ -1314,7 +1314,7 @@
               <w:rPr>
                 <w:sz w:val="17"/>
               </w:rPr>
-              <w:t>S01.a</w:t>
+              <w:t>M03</w:t>
             </w:r>
           </w:p>
         </w:tc>
@@ -1327,7 +1327,7 @@
               <w:rPr>
                 <w:sz w:val="17"/>
               </w:rPr>
-              <w:t>Montane mixed shrub-meadow</w:t>
+              <w:t>Sagebrush-fescue shrubland</w:t>
             </w:r>
           </w:p>
         </w:tc>
@@ -1340,7 +1340,7 @@
               <w:rPr>
                 <w:sz w:val="17"/>
               </w:rPr>
-              <w:t>53</w:t>
+              <w:t>34</w:t>
             </w:r>
           </w:p>
         </w:tc>
@@ -1353,7 +1353,7 @@
               <w:rPr>
                 <w:sz w:val="17"/>
               </w:rPr>
-              <w:t>123</w:t>
+              <w:t>119</w:t>
             </w:r>
           </w:p>
         </w:tc>
@@ -1366,7 +1366,7 @@
               <w:rPr>
                 <w:sz w:val="17"/>
               </w:rPr>
-              <w:t>0.75</w:t>
+              <w:t>0.50</w:t>
             </w:r>
           </w:p>
         </w:tc>
@@ -1379,7 +1379,7 @@
               <w:rPr>
                 <w:sz w:val="17"/>
               </w:rPr>
-              <w:t>Chrysothamnus viscidiflorus Shrub Grassland</w:t>
+              <w:t>Artemisia tridentata ssp. vaseyana / Festuca thurberi Shrubland</w:t>
             </w:r>
           </w:p>
         </w:tc>
@@ -1394,7 +1394,7 @@
               <w:rPr>
                 <w:sz w:val="17"/>
               </w:rPr>
-              <w:t>S02.b</w:t>
+              <w:t>S01.b</w:t>
             </w:r>
           </w:p>
         </w:tc>
@@ -1407,7 +1407,7 @@
               <w:rPr>
                 <w:sz w:val="17"/>
               </w:rPr>
-              <w:t>Lathyrus meadow</w:t>
+              <w:t>Buckwheat dry meadow</w:t>
             </w:r>
           </w:p>
         </w:tc>
@@ -1420,7 +1420,7 @@
               <w:rPr>
                 <w:sz w:val="17"/>
               </w:rPr>
-              <w:t>9</w:t>
+              <w:t>12</w:t>
             </w:r>
           </w:p>
         </w:tc>
@@ -1433,7 +1433,7 @@
               <w:rPr>
                 <w:sz w:val="17"/>
               </w:rPr>
-              <w:t>125</w:t>
+              <w:t>121</w:t>
             </w:r>
           </w:p>
         </w:tc>
@@ -1459,7 +1459,7 @@
               <w:rPr>
                 <w:sz w:val="17"/>
               </w:rPr>
-              <w:t>Festuca thurberi - (Lathyrus lanszwertii, Potentilla spp.) Grassland</w:t>
+              <w:t>Amelanchier alnifolia - Symphoricarpos spp. - Rhus glabra Central Rocky Mountain Shrubland Group</w:t>
             </w:r>
           </w:p>
         </w:tc>
@@ -1474,7 +1474,7 @@
               <w:rPr>
                 <w:sz w:val="17"/>
               </w:rPr>
-              <w:t>S04.a</w:t>
+              <w:t>S02.b</w:t>
             </w:r>
           </w:p>
         </w:tc>
@@ -1487,7 +1487,7 @@
               <w:rPr>
                 <w:sz w:val="17"/>
               </w:rPr>
-              <w:t>Thurber fescue grassland</w:t>
+              <w:t>Lathyrus meadow</w:t>
             </w:r>
           </w:p>
         </w:tc>
@@ -1500,7 +1500,7 @@
               <w:rPr>
                 <w:sz w:val="17"/>
               </w:rPr>
-              <w:t>13</w:t>
+              <w:t>9</w:t>
             </w:r>
           </w:p>
         </w:tc>
@@ -1526,7 +1526,7 @@
               <w:rPr>
                 <w:sz w:val="17"/>
               </w:rPr>
-              <w:t>0.15</w:t>
+              <w:t>0.00</w:t>
             </w:r>
           </w:p>
         </w:tc>
@@ -1539,7 +1539,7 @@
               <w:rPr>
                 <w:sz w:val="17"/>
               </w:rPr>
-              <w:t>Festuca thurberi Subalpine Grassland</w:t>
+              <w:t>Festuca thurberi - (Lathyrus lanszwertii, Potentilla spp.) Grassland</w:t>
             </w:r>
           </w:p>
         </w:tc>
@@ -1554,7 +1554,7 @@
               <w:rPr>
                 <w:sz w:val="17"/>
               </w:rPr>
-              <w:t>S22</w:t>
+              <w:t>S04.a</w:t>
             </w:r>
           </w:p>
         </w:tc>
@@ -1567,7 +1567,7 @@
               <w:rPr>
                 <w:sz w:val="17"/>
               </w:rPr>
-              <w:t>Senescent sagebrush park</w:t>
+              <w:t>Thurber fescue grassland</w:t>
             </w:r>
           </w:p>
         </w:tc>
@@ -1580,7 +1580,7 @@
               <w:rPr>
                 <w:sz w:val="17"/>
               </w:rPr>
-              <w:t>17</w:t>
+              <w:t>13</w:t>
             </w:r>
           </w:p>
         </w:tc>
@@ -1593,7 +1593,7 @@
               <w:rPr>
                 <w:sz w:val="17"/>
               </w:rPr>
-              <w:t>126</w:t>
+              <w:t>125</w:t>
             </w:r>
           </w:p>
         </w:tc>
@@ -1606,7 +1606,7 @@
               <w:rPr>
                 <w:sz w:val="17"/>
               </w:rPr>
-              <w:t>0.88</w:t>
+              <w:t>0.31</w:t>
             </w:r>
           </w:p>
         </w:tc>
@@ -1619,7 +1619,7 @@
               <w:rPr>
                 <w:sz w:val="17"/>
               </w:rPr>
-              <w:t>Artemisia tridentata ssp. wyomingensis - Artemisia tridentata ssp. tridentata Desert Shrubland Group</w:t>
+              <w:t>Festuca thurberi Subalpine Grassland</w:t>
             </w:r>
           </w:p>
         </w:tc>
@@ -1634,7 +1634,7 @@
               <w:rPr>
                 <w:sz w:val="17"/>
               </w:rPr>
-              <w:t>S05.a</w:t>
+              <w:t>S22</w:t>
             </w:r>
           </w:p>
         </w:tc>
@@ -1647,7 +1647,7 @@
               <w:rPr>
                 <w:sz w:val="17"/>
               </w:rPr>
-              <w:t>Silver-sage sedge park</w:t>
+              <w:t>Senescent sagebrush park</w:t>
             </w:r>
           </w:p>
         </w:tc>
@@ -1660,7 +1660,7 @@
               <w:rPr>
                 <w:sz w:val="17"/>
               </w:rPr>
-              <w:t>24</w:t>
+              <w:t>17</w:t>
             </w:r>
           </w:p>
         </w:tc>
@@ -1686,7 +1686,7 @@
               <w:rPr>
                 <w:sz w:val="17"/>
               </w:rPr>
-              <w:t>0.79</w:t>
+              <w:t>0.88</w:t>
             </w:r>
           </w:p>
         </w:tc>
@@ -1699,7 +1699,7 @@
               <w:rPr>
                 <w:sz w:val="17"/>
               </w:rPr>
-              <w:t>Artemisia cana Montane Wet Shrubland Alliance</w:t>
+              <w:t>Artemisia tridentata ssp. wyomingensis - Artemisia tridentata ssp. tridentata Desert Shrubland Group</w:t>
             </w:r>
           </w:p>
         </w:tc>
@@ -1714,7 +1714,7 @@
               <w:rPr>
                 <w:sz w:val="17"/>
               </w:rPr>
-              <w:t>S11</w:t>
+              <w:t>S05.a</w:t>
             </w:r>
           </w:p>
         </w:tc>
@@ -1727,7 +1727,7 @@
               <w:rPr>
                 <w:sz w:val="17"/>
               </w:rPr>
-              <w:t>Wyethia swale meadow</w:t>
+              <w:t>Silver-sage sedge park</w:t>
             </w:r>
           </w:p>
         </w:tc>
@@ -1740,7 +1740,7 @@
               <w:rPr>
                 <w:sz w:val="17"/>
               </w:rPr>
-              <w:t>30</w:t>
+              <w:t>24</w:t>
             </w:r>
           </w:p>
         </w:tc>
@@ -1766,7 +1766,7 @@
               <w:rPr>
                 <w:sz w:val="17"/>
               </w:rPr>
-              <w:t>0.77</w:t>
+              <w:t>0.75</w:t>
             </w:r>
           </w:p>
         </w:tc>
@@ -1779,7 +1779,7 @@
               <w:rPr>
                 <w:sz w:val="17"/>
               </w:rPr>
-              <w:t>—</w:t>
+              <w:t>Artemisia cana Montane Wet Shrubland Alliance</w:t>
             </w:r>
           </w:p>
         </w:tc>
@@ -1794,7 +1794,7 @@
               <w:rPr>
                 <w:sz w:val="17"/>
               </w:rPr>
-              <w:t>S02.a</w:t>
+              <w:t>S11</w:t>
             </w:r>
           </w:p>
         </w:tc>
@@ -1807,7 +1807,7 @@
               <w:rPr>
                 <w:sz w:val="17"/>
               </w:rPr>
-              <w:t>Montane forb-grass meadow</w:t>
+              <w:t>Wyethia swale meadow</w:t>
             </w:r>
           </w:p>
         </w:tc>
@@ -1820,7 +1820,7 @@
               <w:rPr>
                 <w:sz w:val="17"/>
               </w:rPr>
-              <w:t>47</w:t>
+              <w:t>30</w:t>
             </w:r>
           </w:p>
         </w:tc>
@@ -1833,7 +1833,7 @@
               <w:rPr>
                 <w:sz w:val="17"/>
               </w:rPr>
-              <w:t>128</w:t>
+              <w:t>126</w:t>
             </w:r>
           </w:p>
         </w:tc>
@@ -1846,7 +1846,7 @@
               <w:rPr>
                 <w:sz w:val="17"/>
               </w:rPr>
-              <w:t>0.91</w:t>
+              <w:t>0.90</w:t>
             </w:r>
           </w:p>
         </w:tc>
@@ -1859,7 +1859,7 @@
               <w:rPr>
                 <w:sz w:val="17"/>
               </w:rPr>
-              <w:t>Artemisia tridentata ssp. vaseyana / Festuca thurberi Shrubland</w:t>
+              <w:t>—</w:t>
             </w:r>
           </w:p>
         </w:tc>
@@ -1900,7 +1900,7 @@
               <w:rPr>
                 <w:sz w:val="17"/>
               </w:rPr>
-              <w:t>30</w:t>
+              <w:t>26</w:t>
             </w:r>
           </w:p>
         </w:tc>
@@ -1913,7 +1913,7 @@
               <w:rPr>
                 <w:sz w:val="17"/>
               </w:rPr>
-              <w:t>134</w:t>
+              <w:t>128</w:t>
             </w:r>
           </w:p>
         </w:tc>
@@ -1926,7 +1926,7 @@
               <w:rPr>
                 <w:sz w:val="17"/>
               </w:rPr>
-              <w:t>0.60</w:t>
+              <w:t>0.54</w:t>
             </w:r>
           </w:p>
         </w:tc>
@@ -1939,7 +1939,7 @@
               <w:rPr>
                 <w:sz w:val="17"/>
               </w:rPr>
-              <w:t>Danthonia intermedia - Solidago multiradiata Grassland</w:t>
+              <w:t>Carex ebenea - Trifolium parryi Alpine Snowbed</w:t>
             </w:r>
           </w:p>
         </w:tc>
@@ -1954,7 +1954,7 @@
               <w:rPr>
                 <w:sz w:val="17"/>
               </w:rPr>
-              <w:t>S20</w:t>
+              <w:t>S04.b.l</w:t>
             </w:r>
           </w:p>
         </w:tc>
@@ -1967,7 +1967,7 @@
               <w:rPr>
                 <w:sz w:val="17"/>
               </w:rPr>
-              <w:t>Rocky buckwheat barren</w:t>
+              <w:t>Lathyrus-buckwheat meadow</w:t>
             </w:r>
           </w:p>
         </w:tc>
@@ -1980,7 +1980,7 @@
               <w:rPr>
                 <w:sz w:val="17"/>
               </w:rPr>
-              <w:t>13</w:t>
+              <w:t>21</w:t>
             </w:r>
           </w:p>
         </w:tc>
@@ -1993,7 +1993,7 @@
               <w:rPr>
                 <w:sz w:val="17"/>
               </w:rPr>
-              <w:t>134</w:t>
+              <w:t>131</w:t>
             </w:r>
           </w:p>
         </w:tc>
@@ -2006,7 +2006,7 @@
               <w:rPr>
                 <w:sz w:val="17"/>
               </w:rPr>
-              <w:t>0.92</w:t>
+              <w:t>0.48</w:t>
             </w:r>
           </w:p>
         </w:tc>
@@ -2019,7 +2019,7 @@
               <w:rPr>
                 <w:sz w:val="17"/>
               </w:rPr>
-              <w:t>Poa nervosa - Achnatherum lettermanii Grassland</w:t>
+              <w:t>Festuca thurberi - (Lathyrus lanszwertii, Potentilla spp.) Grassland</w:t>
             </w:r>
           </w:p>
         </w:tc>
@@ -2034,6 +2034,246 @@
               <w:rPr>
                 <w:sz w:val="17"/>
               </w:rPr>
+              <w:t>S19.l</w:t>
+            </w:r>
+          </w:p>
+        </w:tc>
+        <w:tc>
+          <w:tcPr>
+            <w:tcW w:type="dxa" w:w="2304"/>
+          </w:tcPr>
+          <w:p>
+            <w:r>
+              <w:rPr>
+                <w:sz w:val="17"/>
+              </w:rPr>
+              <w:t>Oxytropis grass park</w:t>
+            </w:r>
+          </w:p>
+        </w:tc>
+        <w:tc>
+          <w:tcPr>
+            <w:tcW w:type="dxa" w:w="576"/>
+          </w:tcPr>
+          <w:p>
+            <w:r>
+              <w:rPr>
+                <w:sz w:val="17"/>
+              </w:rPr>
+              <w:t>14</w:t>
+            </w:r>
+          </w:p>
+        </w:tc>
+        <w:tc>
+          <w:tcPr>
+            <w:tcW w:type="dxa" w:w="720"/>
+          </w:tcPr>
+          <w:p>
+            <w:r>
+              <w:rPr>
+                <w:sz w:val="17"/>
+              </w:rPr>
+              <w:t>132</w:t>
+            </w:r>
+          </w:p>
+        </w:tc>
+        <w:tc>
+          <w:tcPr>
+            <w:tcW w:type="dxa" w:w="864"/>
+          </w:tcPr>
+          <w:p>
+            <w:r>
+              <w:rPr>
+                <w:sz w:val="17"/>
+              </w:rPr>
+              <w:t>0.64</w:t>
+            </w:r>
+          </w:p>
+        </w:tc>
+        <w:tc>
+          <w:tcPr>
+            <w:tcW w:type="dxa" w:w="3888"/>
+          </w:tcPr>
+          <w:p>
+            <w:r>
+              <w:rPr>
+                <w:sz w:val="17"/>
+              </w:rPr>
+              <w:t>Sporobolus cryptandrus - Artemisia campestris Wet Meadow Alliance</w:t>
+            </w:r>
+          </w:p>
+        </w:tc>
+      </w:tr>
+      <w:tr>
+        <w:tc>
+          <w:tcPr>
+            <w:tcW w:type="dxa" w:w="1008"/>
+          </w:tcPr>
+          <w:p>
+            <w:r>
+              <w:rPr>
+                <w:sz w:val="17"/>
+              </w:rPr>
+              <w:t>S01.a.l</w:t>
+            </w:r>
+          </w:p>
+        </w:tc>
+        <w:tc>
+          <w:tcPr>
+            <w:tcW w:type="dxa" w:w="2304"/>
+          </w:tcPr>
+          <w:p>
+            <w:r>
+              <w:rPr>
+                <w:sz w:val="17"/>
+              </w:rPr>
+              <w:t>Montane shrub-meadow</w:t>
+            </w:r>
+          </w:p>
+        </w:tc>
+        <w:tc>
+          <w:tcPr>
+            <w:tcW w:type="dxa" w:w="576"/>
+          </w:tcPr>
+          <w:p>
+            <w:r>
+              <w:rPr>
+                <w:sz w:val="17"/>
+              </w:rPr>
+              <w:t>31</w:t>
+            </w:r>
+          </w:p>
+        </w:tc>
+        <w:tc>
+          <w:tcPr>
+            <w:tcW w:type="dxa" w:w="720"/>
+          </w:tcPr>
+          <w:p>
+            <w:r>
+              <w:rPr>
+                <w:sz w:val="17"/>
+              </w:rPr>
+              <w:t>133</w:t>
+            </w:r>
+          </w:p>
+        </w:tc>
+        <w:tc>
+          <w:tcPr>
+            <w:tcW w:type="dxa" w:w="864"/>
+          </w:tcPr>
+          <w:p>
+            <w:r>
+              <w:rPr>
+                <w:sz w:val="17"/>
+              </w:rPr>
+              <w:t>0.74</w:t>
+            </w:r>
+          </w:p>
+        </w:tc>
+        <w:tc>
+          <w:tcPr>
+            <w:tcW w:type="dxa" w:w="3888"/>
+          </w:tcPr>
+          <w:p>
+            <w:r>
+              <w:rPr>
+                <w:sz w:val="17"/>
+              </w:rPr>
+              <w:t>—</w:t>
+            </w:r>
+          </w:p>
+        </w:tc>
+      </w:tr>
+      <w:tr>
+        <w:tc>
+          <w:tcPr>
+            <w:tcW w:type="dxa" w:w="1008"/>
+          </w:tcPr>
+          <w:p>
+            <w:r>
+              <w:rPr>
+                <w:sz w:val="17"/>
+              </w:rPr>
+              <w:t>S20</w:t>
+            </w:r>
+          </w:p>
+        </w:tc>
+        <w:tc>
+          <w:tcPr>
+            <w:tcW w:type="dxa" w:w="2304"/>
+          </w:tcPr>
+          <w:p>
+            <w:r>
+              <w:rPr>
+                <w:sz w:val="17"/>
+              </w:rPr>
+              <w:t>Rocky buckwheat barren</w:t>
+            </w:r>
+          </w:p>
+        </w:tc>
+        <w:tc>
+          <w:tcPr>
+            <w:tcW w:type="dxa" w:w="576"/>
+          </w:tcPr>
+          <w:p>
+            <w:r>
+              <w:rPr>
+                <w:sz w:val="17"/>
+              </w:rPr>
+              <w:t>16</w:t>
+            </w:r>
+          </w:p>
+        </w:tc>
+        <w:tc>
+          <w:tcPr>
+            <w:tcW w:type="dxa" w:w="720"/>
+          </w:tcPr>
+          <w:p>
+            <w:r>
+              <w:rPr>
+                <w:sz w:val="17"/>
+              </w:rPr>
+              <w:t>134</w:t>
+            </w:r>
+          </w:p>
+        </w:tc>
+        <w:tc>
+          <w:tcPr>
+            <w:tcW w:type="dxa" w:w="864"/>
+          </w:tcPr>
+          <w:p>
+            <w:r>
+              <w:rPr>
+                <w:sz w:val="17"/>
+              </w:rPr>
+              <w:t>0.88</w:t>
+            </w:r>
+          </w:p>
+        </w:tc>
+        <w:tc>
+          <w:tcPr>
+            <w:tcW w:type="dxa" w:w="3888"/>
+          </w:tcPr>
+          <w:p>
+            <w:r>
+              <w:rPr>
+                <w:sz w:val="17"/>
+              </w:rPr>
+              <w:t>Poa nervosa - Achnatherum lettermanii Grassland</w:t>
+            </w:r>
+          </w:p>
+        </w:tc>
+      </w:tr>
+      <w:tr>
+        <w:tc>
+          <w:tcPr>
+            <w:tcW w:type="dxa" w:w="1008"/>
+          </w:tcPr>
+          <w:p>
+            <w:r>
+              <w:rPr>
+                <w:sz w:val="17"/>
+              </w:rPr>
               <w:t>S10.c</w:t>
             </w:r>
           </w:p>
@@ -2086,7 +2326,7 @@
               <w:rPr>
                 <w:sz w:val="17"/>
               </w:rPr>
-              <w:t>0.20</w:t>
+              <w:t>0.00</w:t>
             </w:r>
           </w:p>
         </w:tc>
@@ -2100,6 +2340,86 @@
                 <w:sz w:val="17"/>
               </w:rPr>
               <w:t>Ligusticum porteri - Vicia americana Meadow</w:t>
+            </w:r>
+          </w:p>
+        </w:tc>
+      </w:tr>
+      <w:tr>
+        <w:tc>
+          <w:tcPr>
+            <w:tcW w:type="dxa" w:w="1008"/>
+          </w:tcPr>
+          <w:p>
+            <w:r>
+              <w:rPr>
+                <w:sz w:val="17"/>
+              </w:rPr>
+              <w:t>S02.a.l</w:t>
+            </w:r>
+          </w:p>
+        </w:tc>
+        <w:tc>
+          <w:tcPr>
+            <w:tcW w:type="dxa" w:w="2304"/>
+          </w:tcPr>
+          <w:p>
+            <w:r>
+              <w:rPr>
+                <w:sz w:val="17"/>
+              </w:rPr>
+              <w:t>Fescue tall-forb meadow</w:t>
+            </w:r>
+          </w:p>
+        </w:tc>
+        <w:tc>
+          <w:tcPr>
+            <w:tcW w:type="dxa" w:w="576"/>
+          </w:tcPr>
+          <w:p>
+            <w:r>
+              <w:rPr>
+                <w:sz w:val="17"/>
+              </w:rPr>
+              <w:t>28</w:t>
+            </w:r>
+          </w:p>
+        </w:tc>
+        <w:tc>
+          <w:tcPr>
+            <w:tcW w:type="dxa" w:w="720"/>
+          </w:tcPr>
+          <w:p>
+            <w:r>
+              <w:rPr>
+                <w:sz w:val="17"/>
+              </w:rPr>
+              <w:t>139</w:t>
+            </w:r>
+          </w:p>
+        </w:tc>
+        <w:tc>
+          <w:tcPr>
+            <w:tcW w:type="dxa" w:w="864"/>
+          </w:tcPr>
+          <w:p>
+            <w:r>
+              <w:rPr>
+                <w:sz w:val="17"/>
+              </w:rPr>
+              <w:t>0.79</w:t>
+            </w:r>
+          </w:p>
+        </w:tc>
+        <w:tc>
+          <w:tcPr>
+            <w:tcW w:type="dxa" w:w="3888"/>
+          </w:tcPr>
+          <w:p>
+            <w:r>
+              <w:rPr>
+                <w:sz w:val="17"/>
+              </w:rPr>
+              <w:t>Artemisia tridentata ssp. vaseyana / Festuca thurberi Shrubland</w:t>
             </w:r>
           </w:p>
         </w:tc>
@@ -2332,7 +2652,7 @@
               <w:rPr>
                 <w:sz w:val="17"/>
               </w:rPr>
-              <w:t>82</w:t>
+              <w:t>83</w:t>
             </w:r>
           </w:p>
         </w:tc>
@@ -2438,7 +2758,7 @@
               <w:rPr>
                 <w:sz w:val="17"/>
               </w:rPr>
-              <w:t>0.26</w:t>
+              <w:t>0.32</w:t>
             </w:r>
           </w:p>
         </w:tc>
@@ -2678,7 +2998,7 @@
               <w:rPr>
                 <w:sz w:val="17"/>
               </w:rPr>
-              <w:t>0.56</w:t>
+              <w:t>0.62</w:t>
             </w:r>
           </w:p>
         </w:tc>
@@ -2706,7 +3026,7 @@
               <w:rPr>
                 <w:sz w:val="17"/>
               </w:rPr>
-              <w:t>S09.a</w:t>
+              <w:t>S08.a.e</w:t>
             </w:r>
           </w:p>
         </w:tc>
@@ -2719,7 +3039,7 @@
               <w:rPr>
                 <w:sz w:val="17"/>
               </w:rPr>
-              <w:t>Lathyrus mesic meadow</w:t>
+              <w:t>Helianthella subalpine meadow</w:t>
             </w:r>
           </w:p>
         </w:tc>
@@ -2732,7 +3052,7 @@
               <w:rPr>
                 <w:sz w:val="17"/>
               </w:rPr>
-              <w:t>19</w:t>
+              <w:t>14</w:t>
             </w:r>
           </w:p>
         </w:tc>
@@ -2745,7 +3065,7 @@
               <w:rPr>
                 <w:sz w:val="17"/>
               </w:rPr>
-              <w:t>149</w:t>
+              <w:t>148</w:t>
             </w:r>
           </w:p>
         </w:tc>
@@ -2758,7 +3078,7 @@
               <w:rPr>
                 <w:sz w:val="17"/>
               </w:rPr>
-              <w:t>0.68</w:t>
+              <w:t>0.64</w:t>
             </w:r>
           </w:p>
         </w:tc>
@@ -2771,7 +3091,7 @@
               <w:rPr>
                 <w:sz w:val="17"/>
               </w:rPr>
-              <w:t>Carex microptera Wet Meadow</w:t>
+              <w:t>Festuca idahoensis - Festuca thurberi Grassland</w:t>
             </w:r>
           </w:p>
         </w:tc>
@@ -2786,7 +3106,7 @@
               <w:rPr>
                 <w:sz w:val="17"/>
               </w:rPr>
-              <w:t>M02</w:t>
+              <w:t>S09.a</w:t>
             </w:r>
           </w:p>
         </w:tc>
@@ -2799,7 +3119,7 @@
               <w:rPr>
                 <w:sz w:val="17"/>
               </w:rPr>
-              <w:t>Osha tall-forb meadow</w:t>
+              <w:t>Lathyrus mesic meadow</w:t>
             </w:r>
           </w:p>
         </w:tc>
@@ -2812,7 +3132,7 @@
               <w:rPr>
                 <w:sz w:val="17"/>
               </w:rPr>
-              <w:t>48</w:t>
+              <w:t>19</w:t>
             </w:r>
           </w:p>
         </w:tc>
@@ -2825,7 +3145,7 @@
               <w:rPr>
                 <w:sz w:val="17"/>
               </w:rPr>
-              <w:t>150</w:t>
+              <w:t>149</w:t>
             </w:r>
           </w:p>
         </w:tc>
@@ -2838,7 +3158,7 @@
               <w:rPr>
                 <w:sz w:val="17"/>
               </w:rPr>
-              <w:t>0.35</w:t>
+              <w:t>0.79</w:t>
             </w:r>
           </w:p>
         </w:tc>
@@ -2851,7 +3171,7 @@
               <w:rPr>
                 <w:sz w:val="17"/>
               </w:rPr>
-              <w:t>Ligusticum porteri - Vicia americana Meadow</w:t>
+              <w:t>Carex microptera Wet Meadow</w:t>
             </w:r>
           </w:p>
         </w:tc>
@@ -2866,7 +3186,7 @@
               <w:rPr>
                 <w:sz w:val="17"/>
               </w:rPr>
-              <w:t>S03</w:t>
+              <w:t>M02</w:t>
             </w:r>
           </w:p>
         </w:tc>
@@ -2879,7 +3199,7 @@
               <w:rPr>
                 <w:sz w:val="17"/>
               </w:rPr>
-              <w:t>Tall-forb wet meadow</w:t>
+              <w:t>Osha tall-forb meadow</w:t>
             </w:r>
           </w:p>
         </w:tc>
@@ -2892,7 +3212,7 @@
               <w:rPr>
                 <w:sz w:val="17"/>
               </w:rPr>
-              <w:t>22</w:t>
+              <w:t>49</w:t>
             </w:r>
           </w:p>
         </w:tc>
@@ -2905,7 +3225,7 @@
               <w:rPr>
                 <w:sz w:val="17"/>
               </w:rPr>
-              <w:t>151</w:t>
+              <w:t>150</w:t>
             </w:r>
           </w:p>
         </w:tc>
@@ -2918,7 +3238,7 @@
               <w:rPr>
                 <w:sz w:val="17"/>
               </w:rPr>
-              <w:t>0.73</w:t>
+              <w:t>0.43</w:t>
             </w:r>
           </w:p>
         </w:tc>
@@ -2931,7 +3251,7 @@
               <w:rPr>
                 <w:sz w:val="17"/>
               </w:rPr>
-              <w:t>Heracleum maximum - Veratrum viride Wet Meadow Alliance</w:t>
+              <w:t>Ligusticum porteri - Vicia americana Meadow</w:t>
             </w:r>
           </w:p>
         </w:tc>
@@ -2946,7 +3266,7 @@
               <w:rPr>
                 <w:sz w:val="17"/>
               </w:rPr>
-              <w:t>Corydalis caseana</w:t>
+              <w:t>S03</w:t>
             </w:r>
           </w:p>
         </w:tc>
@@ -2959,7 +3279,7 @@
               <w:rPr>
                 <w:sz w:val="17"/>
               </w:rPr>
-              <w:t>Fitweed seep stand</w:t>
+              <w:t>Tall-forb wet meadow</w:t>
             </w:r>
           </w:p>
         </w:tc>
@@ -2972,7 +3292,7 @@
               <w:rPr>
                 <w:sz w:val="17"/>
               </w:rPr>
-              <w:t>5</w:t>
+              <w:t>22</w:t>
             </w:r>
           </w:p>
         </w:tc>
@@ -2985,7 +3305,7 @@
               <w:rPr>
                 <w:sz w:val="17"/>
               </w:rPr>
-              <w:t>157</w:t>
+              <w:t>151</w:t>
             </w:r>
           </w:p>
         </w:tc>
@@ -2998,7 +3318,7 @@
               <w:rPr>
                 <w:sz w:val="17"/>
               </w:rPr>
-              <w:t>0.00</w:t>
+              <w:t>0.68</w:t>
             </w:r>
           </w:p>
         </w:tc>
@@ -3026,7 +3346,7 @@
               <w:rPr>
                 <w:sz w:val="17"/>
               </w:rPr>
-              <w:t>Caltha leptosepala</w:t>
+              <w:t>Corydalis caseana</w:t>
             </w:r>
           </w:p>
         </w:tc>
@@ -3039,7 +3359,7 @@
               <w:rPr>
                 <w:sz w:val="17"/>
               </w:rPr>
-              <w:t>Marsh-marigold snowbed</w:t>
+              <w:t>Fitweed seep stand</w:t>
             </w:r>
           </w:p>
         </w:tc>
@@ -3052,7 +3372,7 @@
               <w:rPr>
                 <w:sz w:val="17"/>
               </w:rPr>
-              <w:t>6</w:t>
+              <w:t>5</w:t>
             </w:r>
           </w:p>
         </w:tc>
@@ -3065,7 +3385,7 @@
               <w:rPr>
                 <w:sz w:val="17"/>
               </w:rPr>
-              <w:t>158</w:t>
+              <w:t>157</w:t>
             </w:r>
           </w:p>
         </w:tc>
@@ -3091,7 +3411,7 @@
               <w:rPr>
                 <w:sz w:val="17"/>
               </w:rPr>
-              <w:t>Caltha leptosepala Wet Meadow</w:t>
+              <w:t>Heracleum maximum - Veratrum viride Wet Meadow Alliance</w:t>
             </w:r>
           </w:p>
         </w:tc>
@@ -3158,7 +3478,7 @@
               <w:rPr>
                 <w:sz w:val="17"/>
               </w:rPr>
-              <w:t>0.00</w:t>
+              <w:t>0.12</w:t>
             </w:r>
           </w:p>
         </w:tc>
@@ -3186,7 +3506,7 @@
               <w:rPr>
                 <w:sz w:val="17"/>
               </w:rPr>
-              <w:t>S12</w:t>
+              <w:t>Caltha leptosepala</w:t>
             </w:r>
           </w:p>
         </w:tc>
@@ -3199,7 +3519,7 @@
               <w:rPr>
                 <w:sz w:val="17"/>
               </w:rPr>
-              <w:t>Rocky sparse forb slope</w:t>
+              <w:t>Marsh-marigold snowbed</w:t>
             </w:r>
           </w:p>
         </w:tc>
@@ -3212,7 +3532,7 @@
               <w:rPr>
                 <w:sz w:val="17"/>
               </w:rPr>
-              <w:t>25</w:t>
+              <w:t>7</w:t>
             </w:r>
           </w:p>
         </w:tc>
@@ -3225,7 +3545,7 @@
               <w:rPr>
                 <w:sz w:val="17"/>
               </w:rPr>
-              <w:t>161</w:t>
+              <w:t>160</w:t>
             </w:r>
           </w:p>
         </w:tc>
@@ -3238,7 +3558,7 @@
               <w:rPr>
                 <w:sz w:val="17"/>
               </w:rPr>
-              <w:t>0.92</w:t>
+              <w:t>0.00</w:t>
             </w:r>
           </w:p>
         </w:tc>
@@ -3251,7 +3571,7 @@
               <w:rPr>
                 <w:sz w:val="17"/>
               </w:rPr>
-              <w:t>Geum rossii - Sibbaldia procumbens Alpine Snowbed</w:t>
+              <w:t>Caltha leptosepala - Rhodiola rhodantha Wet Meadow</w:t>
             </w:r>
           </w:p>
         </w:tc>
@@ -3266,7 +3586,7 @@
               <w:rPr>
                 <w:sz w:val="17"/>
               </w:rPr>
-              <w:t>S08.a</w:t>
+              <w:t>M01</w:t>
             </w:r>
           </w:p>
         </w:tc>
@@ -3279,7 +3599,7 @@
               <w:rPr>
                 <w:sz w:val="17"/>
               </w:rPr>
-              <w:t>Deschampsia forb meadow</w:t>
+              <w:t>Bilberry heath</w:t>
             </w:r>
           </w:p>
         </w:tc>
@@ -3292,7 +3612,7 @@
               <w:rPr>
                 <w:sz w:val="17"/>
               </w:rPr>
-              <w:t>30</w:t>
+              <w:t>35</w:t>
             </w:r>
           </w:p>
         </w:tc>
@@ -3305,7 +3625,7 @@
               <w:rPr>
                 <w:sz w:val="17"/>
               </w:rPr>
-              <w:t>161</w:t>
+              <w:t>163</w:t>
             </w:r>
           </w:p>
         </w:tc>
@@ -3318,7 +3638,7 @@
               <w:rPr>
                 <w:sz w:val="17"/>
               </w:rPr>
-              <w:t>0.63</w:t>
+              <w:t>0.83</w:t>
             </w:r>
           </w:p>
         </w:tc>
@@ -3331,7 +3651,7 @@
               <w:rPr>
                 <w:sz w:val="17"/>
               </w:rPr>
-              <w:t>Salix wolfii / Deschampsia cespitosa Wet Shrubland</w:t>
+              <w:t>Vaccinium (cespitosum, scoparium) Dwarf-shrubland</w:t>
             </w:r>
           </w:p>
         </w:tc>
@@ -3346,7 +3666,7 @@
               <w:rPr>
                 <w:sz w:val="17"/>
               </w:rPr>
-              <w:t>M01</w:t>
+              <w:t>S21</w:t>
             </w:r>
           </w:p>
         </w:tc>
@@ -3359,7 +3679,7 @@
               <w:rPr>
                 <w:sz w:val="17"/>
               </w:rPr>
-              <w:t>Bilberry heath</w:t>
+              <w:t>Brome disturbed meadow</w:t>
             </w:r>
           </w:p>
         </w:tc>
@@ -3372,7 +3692,7 @@
               <w:rPr>
                 <w:sz w:val="17"/>
               </w:rPr>
-              <w:t>34</w:t>
+              <w:t>14</w:t>
             </w:r>
           </w:p>
         </w:tc>
@@ -3385,7 +3705,7 @@
               <w:rPr>
                 <w:sz w:val="17"/>
               </w:rPr>
-              <w:t>164</w:t>
+              <w:t>166</w:t>
             </w:r>
           </w:p>
         </w:tc>
@@ -3398,7 +3718,7 @@
               <w:rPr>
                 <w:sz w:val="17"/>
               </w:rPr>
-              <w:t>0.85</w:t>
+              <w:t>0.64</w:t>
             </w:r>
           </w:p>
         </w:tc>
@@ -3411,7 +3731,7 @@
               <w:rPr>
                 <w:sz w:val="17"/>
               </w:rPr>
-              <w:t>Vaccinium (cespitosum, scoparium) Dwarf-shrubland</w:t>
+              <w:t>Bromus inermis - (Pascopyrum smithii) Ruderal Grassland</w:t>
             </w:r>
           </w:p>
         </w:tc>
@@ -3426,7 +3746,7 @@
               <w:rPr>
                 <w:sz w:val="17"/>
               </w:rPr>
-              <w:t>S21</w:t>
+              <w:t>S12</w:t>
             </w:r>
           </w:p>
         </w:tc>
@@ -3439,7 +3759,7 @@
               <w:rPr>
                 <w:sz w:val="17"/>
               </w:rPr>
-              <w:t>Brome disturbed meadow</w:t>
+              <w:t>Rocky sparse forb slope</w:t>
             </w:r>
           </w:p>
         </w:tc>
@@ -3452,7 +3772,7 @@
               <w:rPr>
                 <w:sz w:val="17"/>
               </w:rPr>
-              <w:t>14</w:t>
+              <w:t>20</w:t>
             </w:r>
           </w:p>
         </w:tc>
@@ -3465,7 +3785,7 @@
               <w:rPr>
                 <w:sz w:val="17"/>
               </w:rPr>
-              <w:t>166</w:t>
+              <w:t>168</w:t>
             </w:r>
           </w:p>
         </w:tc>
@@ -3478,7 +3798,7 @@
               <w:rPr>
                 <w:sz w:val="17"/>
               </w:rPr>
-              <w:t>0.79</w:t>
+              <w:t>0.95</w:t>
             </w:r>
           </w:p>
         </w:tc>
@@ -3491,7 +3811,87 @@
               <w:rPr>
                 <w:sz w:val="17"/>
               </w:rPr>
-              <w:t>Bromus inermis - (Pascopyrum smithii) Ruderal Grassland</w:t>
+              <w:t>Geum rossii - Sibbaldia procumbens Alpine Snowbed</w:t>
+            </w:r>
+          </w:p>
+        </w:tc>
+      </w:tr>
+      <w:tr>
+        <w:tc>
+          <w:tcPr>
+            <w:tcW w:type="dxa" w:w="1008"/>
+          </w:tcPr>
+          <w:p>
+            <w:r>
+              <w:rPr>
+                <w:sz w:val="17"/>
+              </w:rPr>
+              <w:t>S08.a.l</w:t>
+            </w:r>
+          </w:p>
+        </w:tc>
+        <w:tc>
+          <w:tcPr>
+            <w:tcW w:type="dxa" w:w="2304"/>
+          </w:tcPr>
+          <w:p>
+            <w:r>
+              <w:rPr>
+                <w:sz w:val="17"/>
+              </w:rPr>
+              <w:t>Late Deschampsia meadow</w:t>
+            </w:r>
+          </w:p>
+        </w:tc>
+        <w:tc>
+          <w:tcPr>
+            <w:tcW w:type="dxa" w:w="576"/>
+          </w:tcPr>
+          <w:p>
+            <w:r>
+              <w:rPr>
+                <w:sz w:val="17"/>
+              </w:rPr>
+              <w:t>16</w:t>
+            </w:r>
+          </w:p>
+        </w:tc>
+        <w:tc>
+          <w:tcPr>
+            <w:tcW w:type="dxa" w:w="720"/>
+          </w:tcPr>
+          <w:p>
+            <w:r>
+              <w:rPr>
+                <w:sz w:val="17"/>
+              </w:rPr>
+              <w:t>172</w:t>
+            </w:r>
+          </w:p>
+        </w:tc>
+        <w:tc>
+          <w:tcPr>
+            <w:tcW w:type="dxa" w:w="864"/>
+          </w:tcPr>
+          <w:p>
+            <w:r>
+              <w:rPr>
+                <w:sz w:val="17"/>
+              </w:rPr>
+              <w:t>0.62</w:t>
+            </w:r>
+          </w:p>
+        </w:tc>
+        <w:tc>
+          <w:tcPr>
+            <w:tcW w:type="dxa" w:w="3888"/>
+          </w:tcPr>
+          <w:p>
+            <w:r>
+              <w:rPr>
+                <w:sz w:val="17"/>
+              </w:rPr>
+              <w:t>Salix wolfii / Deschampsia cespitosa Wet Shrubland</w:t>
             </w:r>
           </w:p>
         </w:tc>
@@ -3644,7 +4044,7 @@
               <w:rPr>
                 <w:sz w:val="17"/>
               </w:rPr>
-              <w:t>14</w:t>
+              <w:t>15</w:t>
             </w:r>
           </w:p>
         </w:tc>
@@ -3657,7 +4057,7 @@
               <w:rPr>
                 <w:sz w:val="17"/>
               </w:rPr>
-              <w:t>170</w:t>
+              <w:t>169</w:t>
             </w:r>
           </w:p>
         </w:tc>
@@ -3670,7 +4070,7 @@
               <w:rPr>
                 <w:sz w:val="17"/>
               </w:rPr>
-              <w:t>0.64</w:t>
+              <w:t>0.60</w:t>
             </w:r>
           </w:p>
         </w:tc>
@@ -3724,7 +4124,7 @@
               <w:rPr>
                 <w:sz w:val="17"/>
               </w:rPr>
-              <w:t>24</w:t>
+              <w:t>26</w:t>
             </w:r>
           </w:p>
         </w:tc>
@@ -3750,7 +4150,7 @@
               <w:rPr>
                 <w:sz w:val="17"/>
               </w:rPr>
-              <w:t>0.58</w:t>
+              <w:t>0.69</w:t>
             </w:r>
           </w:p>
         </w:tc>
@@ -3763,7 +4163,7 @@
               <w:rPr>
                 <w:sz w:val="17"/>
               </w:rPr>
-              <w:t>Cardamine cordifolia - Mertensia ciliata - Senecio triangularis Wet Meadow</w:t>
+              <w:t>Caltha leptosepala Wet Meadow</w:t>
             </w:r>
           </w:p>
         </w:tc>
@@ -3839,7 +4239,7 @@
           <w:color w:val="6B7263"/>
           <w:sz w:val="18"/>
         </w:rPr>
-        <w:t>Confused with: S24.a (6); S25 (1)</w:t>
+        <w:t>Confused with: S24.a (7); S25 (1)</w:t>
       </w:r>
     </w:p>
     <w:tbl>
@@ -4210,7 +4610,7 @@
           <w:color w:val="6B7263"/>
           <w:sz w:val="18"/>
         </w:rPr>
-        <w:t>n = 16  (’18/’23/’25/’26: 0/0/0/16)   snow-free DOY 89   joint recall 0.88   bare 31.9%   NPV 24.4%</w:t>
+        <w:t>n = 18  (’18/’23/’25/’26: 0/0/0/18)   snow-free DOY 88   joint recall 0.67   bare 29.2%   NPV 24.2%</w:t>
       </w:r>
     </w:p>
     <w:p>
@@ -4226,7 +4626,18 @@
           <w:color w:val="6B7263"/>
           <w:sz w:val="18"/>
         </w:rPr>
-        <w:t>Indicators: Opuntia polyacantha (3.4%, IV 6.9); Poa secunda (2.2%, IV 4.0); Chrysothamnus depressus (4.4%, IV 4.0); Phlox multiflora (4.4%, IV 3.9); Yucca glauca (2.2%, IV 3.4)</w:t>
+        <w:t>Indicators: Opuntia polyacantha (3.1%, IV 5.4); Poa secunda (1.9%, IV 3.2); Chrysothamnus depressus (3.9%, IV 3.2); Phlox multiflora (3.9%, IV 3.1); Yucca glauca (1.9%, IV 2.7)</w:t>
+      </w:r>
+    </w:p>
+    <w:p>
+      <w:r>
+        <w:rPr>
+          <w:b w:val="0"/>
+          <w:i w:val="0"/>
+          <w:color w:val="6B7263"/>
+          <w:sz w:val="18"/>
+        </w:rPr>
+        <w:t>Confused with: S24.b (5); S04.b.e (1)</w:t>
       </w:r>
     </w:p>
     <w:tbl>
@@ -4391,7 +4802,7 @@
               <w:rPr>
                 <w:sz w:val="17"/>
               </w:rPr>
-              <w:t>0.56</w:t>
+              <w:t>0.57</w:t>
             </w:r>
           </w:p>
         </w:tc>
@@ -4597,7 +5008,7 @@
           <w:color w:val="6B7263"/>
           <w:sz w:val="18"/>
         </w:rPr>
-        <w:t>n = 21  (’18/’23/’25/’26: 0/1/1/19)   snow-free DOY 97   joint recall 0.81   bare 33.1%   NPV 18.1%</w:t>
+        <w:t>n = 21  (’18/’23/’25/’26: 0/1/1/19)   snow-free DOY 97   joint recall 0.90   bare 33.1%   NPV 18.1%</w:t>
       </w:r>
     </w:p>
     <w:p>
@@ -4616,6 +5027,366 @@
         <w:t>Indicators: Tetradymia canescens (2.6%, IV 2.3); Ribes cereum (3.3%, IV 2.0); Phlox multiflora (3.3%, IV 1.8); Purshia tridentata (6.4%, IV 1.5); Artemisia tridentata (10.2%, IV 0.9)</w:t>
       </w:r>
     </w:p>
+    <w:tbl>
+      <w:tblPr>
+        <w:tblStyle w:val="TableGrid"/>
+        <w:tblW w:type="auto" w:w="0"/>
+        <w:tblLook w:firstColumn="1" w:firstRow="1" w:lastColumn="0" w:lastRow="0" w:noHBand="0" w:noVBand="1" w:val="04A0"/>
+      </w:tblPr>
+      <w:tblGrid>
+        <w:gridCol w:w="1440"/>
+        <w:gridCol w:w="1440"/>
+        <w:gridCol w:w="1440"/>
+        <w:gridCol w:w="1440"/>
+        <w:gridCol w:w="1440"/>
+        <w:gridCol w:w="1440"/>
+      </w:tblGrid>
+      <w:tr>
+        <w:tc>
+          <w:tcPr>
+            <w:tcW w:type="dxa" w:w="432"/>
+          </w:tcPr>
+          <w:p>
+            <w:r>
+              <w:rPr>
+                <w:b/>
+                <w:sz w:val="17"/>
+              </w:rPr>
+              <w:t>#</w:t>
+            </w:r>
+          </w:p>
+        </w:tc>
+        <w:tc>
+          <w:tcPr>
+            <w:tcW w:type="dxa" w:w="3456"/>
+          </w:tcPr>
+          <w:p>
+            <w:r>
+              <w:rPr>
+                <w:b/>
+                <w:sz w:val="17"/>
+              </w:rPr>
+              <w:t>Candidate IVC community</w:t>
+            </w:r>
+          </w:p>
+        </w:tc>
+        <w:tc>
+          <w:tcPr>
+            <w:tcW w:type="dxa" w:w="792"/>
+          </w:tcPr>
+          <w:p>
+            <w:r>
+              <w:rPr>
+                <w:b/>
+                <w:sz w:val="17"/>
+              </w:rPr>
+              <w:t>G-rank</w:t>
+            </w:r>
+          </w:p>
+        </w:tc>
+        <w:tc>
+          <w:tcPr>
+            <w:tcW w:type="dxa" w:w="2736"/>
+          </w:tcPr>
+          <w:p>
+            <w:r>
+              <w:rPr>
+                <w:b/>
+                <w:sz w:val="17"/>
+              </w:rPr>
+              <w:t>Matched diagnostics</w:t>
+            </w:r>
+          </w:p>
+        </w:tc>
+        <w:tc>
+          <w:tcPr>
+            <w:tcW w:type="dxa" w:w="720"/>
+          </w:tcPr>
+          <w:p>
+            <w:r>
+              <w:rPr>
+                <w:b/>
+                <w:sz w:val="17"/>
+              </w:rPr>
+              <w:t>Score</w:t>
+            </w:r>
+          </w:p>
+        </w:tc>
+        <w:tc>
+          <w:tcPr>
+            <w:tcW w:type="dxa" w:w="1296"/>
+          </w:tcPr>
+          <w:p>
+            <w:r>
+              <w:rPr>
+                <w:b/>
+                <w:sz w:val="17"/>
+              </w:rPr>
+              <w:t>Ecology</w:t>
+            </w:r>
+          </w:p>
+        </w:tc>
+      </w:tr>
+      <w:tr>
+        <w:tc>
+          <w:tcPr>
+            <w:tcW w:type="dxa" w:w="432"/>
+          </w:tcPr>
+          <w:p>
+            <w:r>
+              <w:rPr>
+                <w:sz w:val="17"/>
+              </w:rPr>
+              <w:t>1</w:t>
+            </w:r>
+          </w:p>
+        </w:tc>
+        <w:tc>
+          <w:tcPr>
+            <w:tcW w:type="dxa" w:w="3456"/>
+          </w:tcPr>
+          <w:p>
+            <w:r>
+              <w:rPr>
+                <w:sz w:val="17"/>
+              </w:rPr>
+              <w:t>Purshia tridentata - Ribes cereum Shrubland Alliance</w:t>
+            </w:r>
+          </w:p>
+        </w:tc>
+        <w:tc>
+          <w:tcPr>
+            <w:tcW w:type="dxa" w:w="792"/>
+          </w:tcPr>
+          <w:p>
+            <w:r>
+              <w:rPr>
+                <w:sz w:val="17"/>
+              </w:rPr>
+              <w:t>GNR</w:t>
+            </w:r>
+          </w:p>
+        </w:tc>
+        <w:tc>
+          <w:tcPr>
+            <w:tcW w:type="dxa" w:w="2736"/>
+          </w:tcPr>
+          <w:p>
+            <w:r>
+              <w:rPr>
+                <w:sz w:val="17"/>
+              </w:rPr>
+              <w:t>Ribes cereum; Purshia tridentata</w:t>
+            </w:r>
+          </w:p>
+        </w:tc>
+        <w:tc>
+          <w:tcPr>
+            <w:tcW w:type="dxa" w:w="720"/>
+          </w:tcPr>
+          <w:p>
+            <w:r>
+              <w:rPr>
+                <w:sz w:val="17"/>
+              </w:rPr>
+              <w:t>0.73</w:t>
+            </w:r>
+          </w:p>
+        </w:tc>
+        <w:tc>
+          <w:tcPr>
+            <w:tcW w:type="dxa" w:w="1296"/>
+          </w:tcPr>
+          <w:p>
+            <w:r>
+              <w:rPr>
+                <w:sz w:val="17"/>
+              </w:rPr>
+              <w:t>elevation ✓</w:t>
+            </w:r>
+          </w:p>
+        </w:tc>
+      </w:tr>
+      <w:tr>
+        <w:tc>
+          <w:tcPr>
+            <w:tcW w:type="dxa" w:w="432"/>
+          </w:tcPr>
+          <w:p>
+            <w:r>
+              <w:rPr>
+                <w:sz w:val="17"/>
+              </w:rPr>
+              <w:t>2</w:t>
+            </w:r>
+          </w:p>
+        </w:tc>
+        <w:tc>
+          <w:tcPr>
+            <w:tcW w:type="dxa" w:w="3456"/>
+          </w:tcPr>
+          <w:p>
+            <w:r>
+              <w:rPr>
+                <w:sz w:val="17"/>
+              </w:rPr>
+              <w:t>Artemisia tridentata - Artemisia tripartita - Purshia tridentata Steppe Group</w:t>
+            </w:r>
+          </w:p>
+        </w:tc>
+        <w:tc>
+          <w:tcPr>
+            <w:tcW w:type="dxa" w:w="792"/>
+          </w:tcPr>
+          <w:p>
+            <w:r>
+              <w:rPr>
+                <w:sz w:val="17"/>
+              </w:rPr>
+              <w:t>G3</w:t>
+            </w:r>
+          </w:p>
+        </w:tc>
+        <w:tc>
+          <w:tcPr>
+            <w:tcW w:type="dxa" w:w="2736"/>
+          </w:tcPr>
+          <w:p>
+            <w:r>
+              <w:rPr>
+                <w:sz w:val="17"/>
+              </w:rPr>
+              <w:t>Purshia tridentata; Artemisia tridentata</w:t>
+            </w:r>
+          </w:p>
+        </w:tc>
+        <w:tc>
+          <w:tcPr>
+            <w:tcW w:type="dxa" w:w="720"/>
+          </w:tcPr>
+          <w:p>
+            <w:r>
+              <w:rPr>
+                <w:sz w:val="17"/>
+              </w:rPr>
+              <w:t>0.55</w:t>
+            </w:r>
+          </w:p>
+        </w:tc>
+        <w:tc>
+          <w:tcPr>
+            <w:tcW w:type="dxa" w:w="1296"/>
+          </w:tcPr>
+          <w:p>
+            <w:r>
+              <w:rPr>
+                <w:sz w:val="17"/>
+              </w:rPr>
+              <w:t>moisture ✓</w:t>
+            </w:r>
+          </w:p>
+        </w:tc>
+      </w:tr>
+      <w:tr>
+        <w:tc>
+          <w:tcPr>
+            <w:tcW w:type="dxa" w:w="432"/>
+          </w:tcPr>
+          <w:p>
+            <w:r>
+              <w:rPr>
+                <w:sz w:val="17"/>
+              </w:rPr>
+              <w:t>3</w:t>
+            </w:r>
+          </w:p>
+        </w:tc>
+        <w:tc>
+          <w:tcPr>
+            <w:tcW w:type="dxa" w:w="3456"/>
+          </w:tcPr>
+          <w:p>
+            <w:r>
+              <w:rPr>
+                <w:sz w:val="17"/>
+              </w:rPr>
+              <w:t>Ribes cereum / Leymus ambiguus Shrubland</w:t>
+            </w:r>
+          </w:p>
+        </w:tc>
+        <w:tc>
+          <w:tcPr>
+            <w:tcW w:type="dxa" w:w="792"/>
+          </w:tcPr>
+          <w:p>
+            <w:r>
+              <w:rPr>
+                <w:sz w:val="17"/>
+              </w:rPr>
+              <w:t>G2</w:t>
+            </w:r>
+          </w:p>
+        </w:tc>
+        <w:tc>
+          <w:tcPr>
+            <w:tcW w:type="dxa" w:w="2736"/>
+          </w:tcPr>
+          <w:p>
+            <w:r>
+              <w:rPr>
+                <w:sz w:val="17"/>
+              </w:rPr>
+              <w:t>Ribes cereum</w:t>
+            </w:r>
+          </w:p>
+        </w:tc>
+        <w:tc>
+          <w:tcPr>
+            <w:tcW w:type="dxa" w:w="720"/>
+          </w:tcPr>
+          <w:p>
+            <w:r>
+              <w:rPr>
+                <w:sz w:val="17"/>
+              </w:rPr>
+              <w:t>0.47</w:t>
+            </w:r>
+          </w:p>
+        </w:tc>
+        <w:tc>
+          <w:tcPr>
+            <w:tcW w:type="dxa" w:w="1296"/>
+          </w:tcPr>
+          <w:p>
+            <w:r>
+              <w:rPr>
+                <w:sz w:val="17"/>
+              </w:rPr>
+              <w:t>elevation ✓</w:t>
+            </w:r>
+          </w:p>
+        </w:tc>
+      </w:tr>
+    </w:tbl>
+    <w:p>
+      <w:pPr>
+        <w:pStyle w:val="Heading3"/>
+      </w:pPr>
+      <w:r>
+        <w:t>S04.b.e — Kinnikinnick-bitterbrush steppe</w:t>
+      </w:r>
+    </w:p>
+    <w:p>
+      <w:r>
+        <w:rPr>
+          <w:b w:val="0"/>
+          <w:i/>
+          <w:color w:val="6B7263"/>
+          <w:sz w:val="18"/>
+        </w:rPr>
+        <w:t>dry · montane · phenology facies · floristic split · needs ancillary</w:t>
+      </w:r>
+    </w:p>
     <w:p>
       <w:r>
         <w:rPr>
@@ -4624,7 +5395,45 @@
           <w:color w:val="6B7263"/>
           <w:sz w:val="18"/>
         </w:rPr>
-        <w:t>Confused with: S17 (2); S01.a (1)</w:t>
+        <w:t>n = 22  (’18/’23/’25/’26: 0/0/22/0)   snow-free DOY 100   joint recall 0.77   bare 27.3%   NPV 18.4%</w:t>
+      </w:r>
+    </w:p>
+    <w:p>
+      <w:r>
+        <w:t>Earliest-melt (DOY ~100) dry steppe of kinnikinnick, bitterbrush, balsamroot and creeping barberry; all-2025 low-elevation facies of the former S04.b.</w:t>
+      </w:r>
+    </w:p>
+    <w:p>
+      <w:r>
+        <w:rPr>
+          <w:b w:val="0"/>
+          <w:i w:val="0"/>
+          <w:color w:val="6B7263"/>
+          <w:sz w:val="18"/>
+        </w:rPr>
+        <w:t>Indicators: Arctostaphylos uva-ursi (10.0%, IV 5.0); Balsamorhiza sagittata (5.7%, IV 2.9); Purshia tridentata (9.3%, IV 2.6); Mahonia repens (3.4%, IV 2.3); Solidago velutina (0.5%, IV 1.8)</w:t>
+      </w:r>
+    </w:p>
+    <w:p>
+      <w:r>
+        <w:rPr>
+          <w:b w:val="0"/>
+          <w:i w:val="0"/>
+          <w:color w:val="6B7263"/>
+          <w:sz w:val="18"/>
+        </w:rPr>
+        <w:t>Confused with: S18 (4); S19.e (1)</w:t>
+      </w:r>
+    </w:p>
+    <w:p>
+      <w:r>
+        <w:rPr>
+          <w:b w:val="0"/>
+          <w:i w:val="0"/>
+          <w:color w:val="A3442E"/>
+          <w:sz w:val="18"/>
+        </w:rPr>
+        <w:t>Note: Phenology-coherence split (snow-free DOY facies; see 11_subcluster_composition.R pheno pass).</w:t>
       </w:r>
     </w:p>
     <w:tbl>
@@ -4750,7 +5559,7 @@
               <w:rPr>
                 <w:sz w:val="17"/>
               </w:rPr>
-              <w:t>Purshia tridentata - Ribes cereum Shrubland Alliance</w:t>
+              <w:t>Dryas integrifolia - Dryas octopetala - Arctostaphylos uva-ursi Rocky Mountain Fell-field Dwarf-shrubland Alliance</w:t>
             </w:r>
           </w:p>
         </w:tc>
@@ -4776,7 +5585,7 @@
               <w:rPr>
                 <w:sz w:val="17"/>
               </w:rPr>
-              <w:t>Ribes cereum; Purshia tridentata</w:t>
+              <w:t>Arctostaphylos uva-ursi</w:t>
             </w:r>
           </w:p>
         </w:tc>
@@ -4789,7 +5598,7 @@
               <w:rPr>
                 <w:sz w:val="17"/>
               </w:rPr>
-              <w:t>0.73</w:t>
+              <w:t>0.49</w:t>
             </w:r>
           </w:p>
         </w:tc>
@@ -4802,7 +5611,7 @@
               <w:rPr>
                 <w:sz w:val="17"/>
               </w:rPr>
-              <w:t>elevation ✓</w:t>
+              <w:t>moisture ✓</w:t>
             </w:r>
           </w:p>
         </w:tc>
@@ -4830,7 +5639,7 @@
               <w:rPr>
                 <w:sz w:val="17"/>
               </w:rPr>
-              <w:t>Artemisia tridentata - Artemisia tripartita - Purshia tridentata Steppe Group</w:t>
+              <w:t>Purshia tridentata - Ribes cereum Shrubland Alliance</w:t>
             </w:r>
           </w:p>
         </w:tc>
@@ -4843,7 +5652,7 @@
               <w:rPr>
                 <w:sz w:val="17"/>
               </w:rPr>
-              <w:t>G3</w:t>
+              <w:t>GNR</w:t>
             </w:r>
           </w:p>
         </w:tc>
@@ -4856,7 +5665,7 @@
               <w:rPr>
                 <w:sz w:val="17"/>
               </w:rPr>
-              <w:t>Purshia tridentata; Artemisia tridentata</w:t>
+              <w:t>Purshia tridentata</w:t>
             </w:r>
           </w:p>
         </w:tc>
@@ -4869,7 +5678,7 @@
               <w:rPr>
                 <w:sz w:val="17"/>
               </w:rPr>
-              <w:t>0.55</w:t>
+              <w:t>0.41</w:t>
             </w:r>
           </w:p>
         </w:tc>
@@ -4882,7 +5691,7 @@
               <w:rPr>
                 <w:sz w:val="17"/>
               </w:rPr>
-              <w:t>moisture ✓</w:t>
+              <w:t>elevation ✓</w:t>
             </w:r>
           </w:p>
         </w:tc>
@@ -4910,7 +5719,7 @@
               <w:rPr>
                 <w:sz w:val="17"/>
               </w:rPr>
-              <w:t>Ribes cereum / Leymus ambiguus Shrubland</w:t>
+              <w:t>Artemisia tridentata - Artemisia tripartita - Purshia tridentata Steppe Group</w:t>
             </w:r>
           </w:p>
         </w:tc>
@@ -4923,7 +5732,7 @@
               <w:rPr>
                 <w:sz w:val="17"/>
               </w:rPr>
-              <w:t>G2</w:t>
+              <w:t>G3</w:t>
             </w:r>
           </w:p>
         </w:tc>
@@ -4936,7 +5745,7 @@
               <w:rPr>
                 <w:sz w:val="17"/>
               </w:rPr>
-              <w:t>Ribes cereum</w:t>
+              <w:t>Purshia tridentata</w:t>
             </w:r>
           </w:p>
         </w:tc>
@@ -4949,7 +5758,7 @@
               <w:rPr>
                 <w:sz w:val="17"/>
               </w:rPr>
-              <w:t>0.47</w:t>
+              <w:t>0.38</w:t>
             </w:r>
           </w:p>
         </w:tc>
@@ -4962,7 +5771,7 @@
               <w:rPr>
                 <w:sz w:val="17"/>
               </w:rPr>
-              <w:t>elevation ✓</w:t>
+              <w:t>moisture ✓</w:t>
             </w:r>
           </w:p>
         </w:tc>
@@ -5022,7 +5831,7 @@
           <w:color w:val="6B7263"/>
           <w:sz w:val="18"/>
         </w:rPr>
-        <w:t>Confused with: S02.a (1); S04.b (1)</w:t>
+        <w:t>Confused with: S02.a.e (1); S04.b.e (1)</w:t>
       </w:r>
     </w:p>
     <w:tbl>
@@ -5393,7 +6202,7 @@
           <w:color w:val="6B7263"/>
           <w:sz w:val="18"/>
         </w:rPr>
-        <w:t>n = 30  (’18/’23/’25/’26: 0/2/21/7)   snow-free DOY 102   joint recall 0.90   bare 26.8%   NPV 23.7%</w:t>
+        <w:t>n = 30  (’18/’23/’25/’26: 0/2/21/7)   snow-free DOY 102   joint recall 0.93   bare 26.8%   NPV 23.7%</w:t>
       </w:r>
     </w:p>
     <w:p>
@@ -5807,7 +6616,7 @@
           <w:color w:val="6B7263"/>
           <w:sz w:val="18"/>
         </w:rPr>
-        <w:t>Confused with: S10.b (1); S19 (1)</w:t>
+        <w:t>Confused with: Alnus incana (1); M03 (1)</w:t>
       </w:r>
     </w:p>
     <w:tbl>
@@ -6156,7 +6965,7 @@
         <w:pStyle w:val="Heading3"/>
       </w:pPr>
       <w:r>
-        <w:t>S04.b — Sagebrush-kinnikinnick matrix</w:t>
+        <w:t>S01.a.e — Early snowberry shrub-steppe</w:t>
       </w:r>
     </w:p>
     <w:p>
@@ -6167,7 +6976,7 @@
           <w:color w:val="6B7263"/>
           <w:sz w:val="18"/>
         </w:rPr>
-        <w:t>dry · montane · floristic split · needs ancillary</w:t>
+        <w:t>dry · montane · phenology facies · floristic split · needs ancillary</w:t>
       </w:r>
     </w:p>
     <w:p>
@@ -6178,12 +6987,12 @@
           <w:color w:val="6B7263"/>
           <w:sz w:val="18"/>
         </w:rPr>
-        <w:t>n = 43  (’18/’23/’25/’26: 10/7/26/0)   snow-free DOY 115   joint recall 0.67   bare 16%   NPV 13.7%</w:t>
+        <w:t>n = 19  (’18/’23/’25/’26: 0/13/4/2)   snow-free DOY 110   joint recall 0.63   bare 7.9%   NPV 10.3%</w:t>
       </w:r>
     </w:p>
     <w:p>
       <w:r>
-        <w:t>Mixed dry-shrub matrix core: kinnikinnick, bitterbrush and balsamroot among sparse forbs and bare soil.</w:t>
+        <w:t>Early-melt (DOY ~110) low shrub-steppe facies: snowberry, serviceberry and yellow rabbitbrush over sparse forbs; phenology split from the former S01.a mixed class.</w:t>
       </w:r>
     </w:p>
     <w:p>
@@ -6194,7 +7003,7 @@
           <w:color w:val="6B7263"/>
           <w:sz w:val="18"/>
         </w:rPr>
-        <w:t>Indicators: Arctostaphylos uva-ursi (5.1%, IV 1.3); Balsamorhiza sagittata (2.9%, IV 0.8); Purshia tridentata (4.8%, IV 0.7); Mahonia repens (1.7%, IV 0.6); Eriogonum umbellatum (5.0%, IV 0.5)</w:t>
+        <w:t>Indicators: Lomatium dissectum (2.6%, IV 2.7); Symphoricarpos rotundifolius (12.1%, IV 2.6); Chrysothamnus viscidiflorus (5.0%, IV 2.0); Amelanchier alnifolia (6.8%, IV 1.8); Cirsium spp (0.5%, IV 1.2)</w:t>
       </w:r>
     </w:p>
     <w:p>
@@ -6205,7 +7014,18 @@
           <w:color w:val="6B7263"/>
           <w:sz w:val="18"/>
         </w:rPr>
-        <w:t>Confused with: M03 (3); S18 (3)</w:t>
+        <w:t>Confused with: S01.b (2); S04.b.e (2)</w:t>
+      </w:r>
+    </w:p>
+    <w:p>
+      <w:r>
+        <w:rPr>
+          <w:b w:val="0"/>
+          <w:i w:val="0"/>
+          <w:color w:val="A3442E"/>
+          <w:sz w:val="18"/>
+        </w:rPr>
+        <w:t>Note: Phenology-coherence split (snow-free DOY facies; see 11_subcluster_composition.R pheno pass).</w:t>
       </w:r>
     </w:p>
     <w:tbl>
@@ -6331,7 +7151,7 @@
               <w:rPr>
                 <w:sz w:val="17"/>
               </w:rPr>
-              <w:t>Dryas integrifolia - Dryas octopetala - Arctostaphylos uva-ursi Rocky Mountain Fell-field Dwarf-shrubland Alliance</w:t>
+              <w:t>Chrysothamnus viscidiflorus Shrub Grassland</w:t>
             </w:r>
           </w:p>
         </w:tc>
@@ -6357,7 +7177,7 @@
               <w:rPr>
                 <w:sz w:val="17"/>
               </w:rPr>
-              <w:t>Arctostaphylos uva-ursi</w:t>
+              <w:t>Chrysothamnus viscidiflorus</w:t>
             </w:r>
           </w:p>
         </w:tc>
@@ -6370,7 +7190,7 @@
               <w:rPr>
                 <w:sz w:val="17"/>
               </w:rPr>
-              <w:t>0.48</w:t>
+              <w:t>0.63</w:t>
             </w:r>
           </w:p>
         </w:tc>
@@ -6383,7 +7203,7 @@
               <w:rPr>
                 <w:sz w:val="17"/>
               </w:rPr>
-              <w:t>moisture ✓</w:t>
+              <w:t>moisture ✓, elevation ✓</w:t>
             </w:r>
           </w:p>
         </w:tc>
@@ -6411,7 +7231,7 @@
               <w:rPr>
                 <w:sz w:val="17"/>
               </w:rPr>
-              <w:t>Purshia tridentata - Ribes cereum Shrubland Alliance</w:t>
+              <w:t>Chrysothamnus viscidiflorus / Poa pratensis Ruderal Shrub Grassland</w:t>
             </w:r>
           </w:p>
         </w:tc>
@@ -6424,7 +7244,7 @@
               <w:rPr>
                 <w:sz w:val="17"/>
               </w:rPr>
-              <w:t>GNR</w:t>
+              <w:t>GNA</w:t>
             </w:r>
           </w:p>
         </w:tc>
@@ -6437,7 +7257,7 @@
               <w:rPr>
                 <w:sz w:val="17"/>
               </w:rPr>
-              <w:t>Purshia tridentata</w:t>
+              <w:t>Chrysothamnus viscidiflorus</w:t>
             </w:r>
           </w:p>
         </w:tc>
@@ -6450,7 +7270,7 @@
               <w:rPr>
                 <w:sz w:val="17"/>
               </w:rPr>
-              <w:t>0.41</w:t>
+              <w:t>0.58</w:t>
             </w:r>
           </w:p>
         </w:tc>
@@ -6463,7 +7283,7 @@
               <w:rPr>
                 <w:sz w:val="17"/>
               </w:rPr>
-              <w:t>elevation ✓</w:t>
+              <w:t>moisture ✓, elevation ✓</w:t>
             </w:r>
           </w:p>
         </w:tc>
@@ -6491,7 +7311,7 @@
               <w:rPr>
                 <w:sz w:val="17"/>
               </w:rPr>
-              <w:t>Artemisia tridentata - Artemisia tripartita - Purshia tridentata Steppe Group</w:t>
+              <w:t>Chrysothamnus viscidiflorus Steppe &amp; Shrubland Alliance</w:t>
             </w:r>
           </w:p>
         </w:tc>
@@ -6504,7 +7324,7 @@
               <w:rPr>
                 <w:sz w:val="17"/>
               </w:rPr>
-              <w:t>G3</w:t>
+              <w:t>GNR</w:t>
             </w:r>
           </w:p>
         </w:tc>
@@ -6517,7 +7337,7 @@
               <w:rPr>
                 <w:sz w:val="17"/>
               </w:rPr>
-              <w:t>Purshia tridentata</w:t>
+              <w:t>Chrysothamnus viscidiflorus</w:t>
             </w:r>
           </w:p>
         </w:tc>
@@ -6530,7 +7350,7 @@
               <w:rPr>
                 <w:sz w:val="17"/>
               </w:rPr>
-              <w:t>0.38</w:t>
+              <w:t>0.48</w:t>
             </w:r>
           </w:p>
         </w:tc>
@@ -6543,12 +7363,500 @@
               <w:rPr>
                 <w:sz w:val="17"/>
               </w:rPr>
-              <w:t>moisture ✓</w:t>
+              <w:t>elevation ✓</w:t>
             </w:r>
           </w:p>
         </w:tc>
       </w:tr>
     </w:tbl>
+    <w:p>
+      <w:pPr>
+        <w:pStyle w:val="Heading3"/>
+      </w:pPr>
+      <w:r>
+        <w:t>S19.e — Early snowberry dry park</w:t>
+      </w:r>
+    </w:p>
+    <w:p>
+      <w:r>
+        <w:rPr>
+          <w:b w:val="0"/>
+          <w:i/>
+          <w:color w:val="6B7263"/>
+          <w:sz w:val="18"/>
+        </w:rPr>
+        <w:t>dry · montane · phenology facies</w:t>
+      </w:r>
+    </w:p>
+    <w:p>
+      <w:r>
+        <w:rPr>
+          <w:b w:val="0"/>
+          <w:i w:val="0"/>
+          <w:color w:val="6B7263"/>
+          <w:sz w:val="18"/>
+        </w:rPr>
+        <w:t>n = 11  (’18/’23/’25/’26: 0/0/9/2)   snow-free DOY 110   joint recall 0.82   bare 7.3%   NPV 29.1%</w:t>
+      </w:r>
+    </w:p>
+    <w:p>
+      <w:r>
+        <w:t>Early-melt (DOY ~110) facies of the dry montane park with snowberry, sagebrush and shrubby cinquefoil over heavy litter.</w:t>
+      </w:r>
+    </w:p>
+    <w:p>
+      <w:r>
+        <w:rPr>
+          <w:b w:val="0"/>
+          <w:i w:val="0"/>
+          <w:color w:val="6B7263"/>
+          <w:sz w:val="18"/>
+        </w:rPr>
+        <w:t>Indicators: Phlox multiflora (4.1%, IV 3.2); Symphoricarpos rotundifolius (10.0%, IV 1.2); Achnatherium hymenoides (0.9%, IV 1.0); Chrysothamnus viscidiflorus (4.1%, IV 0.9); Erigeron speciosus (5.0%, IV 0.7)</w:t>
+      </w:r>
+    </w:p>
+    <w:p>
+      <w:r>
+        <w:rPr>
+          <w:b w:val="0"/>
+          <w:i w:val="0"/>
+          <w:color w:val="6B7263"/>
+          <w:sz w:val="18"/>
+        </w:rPr>
+        <w:t>Confused with: S04.b.e (1); S18 (1)</w:t>
+      </w:r>
+    </w:p>
+    <w:p>
+      <w:r>
+        <w:rPr>
+          <w:b w:val="0"/>
+          <w:i w:val="0"/>
+          <w:color w:val="A3442E"/>
+          <w:sz w:val="18"/>
+        </w:rPr>
+        <w:t>Note: Phenology-coherence split (snow-free DOY facies; see 11_subcluster_composition.R pheno pass).</w:t>
+      </w:r>
+    </w:p>
+    <w:tbl>
+      <w:tblPr>
+        <w:tblStyle w:val="TableGrid"/>
+        <w:tblW w:type="auto" w:w="0"/>
+        <w:tblLook w:firstColumn="1" w:firstRow="1" w:lastColumn="0" w:lastRow="0" w:noHBand="0" w:noVBand="1" w:val="04A0"/>
+      </w:tblPr>
+      <w:tblGrid>
+        <w:gridCol w:w="1440"/>
+        <w:gridCol w:w="1440"/>
+        <w:gridCol w:w="1440"/>
+        <w:gridCol w:w="1440"/>
+        <w:gridCol w:w="1440"/>
+        <w:gridCol w:w="1440"/>
+      </w:tblGrid>
+      <w:tr>
+        <w:tc>
+          <w:tcPr>
+            <w:tcW w:type="dxa" w:w="432"/>
+          </w:tcPr>
+          <w:p>
+            <w:r>
+              <w:rPr>
+                <w:b/>
+                <w:sz w:val="17"/>
+              </w:rPr>
+              <w:t>#</w:t>
+            </w:r>
+          </w:p>
+        </w:tc>
+        <w:tc>
+          <w:tcPr>
+            <w:tcW w:type="dxa" w:w="3456"/>
+          </w:tcPr>
+          <w:p>
+            <w:r>
+              <w:rPr>
+                <w:b/>
+                <w:sz w:val="17"/>
+              </w:rPr>
+              <w:t>Candidate IVC community</w:t>
+            </w:r>
+          </w:p>
+        </w:tc>
+        <w:tc>
+          <w:tcPr>
+            <w:tcW w:type="dxa" w:w="792"/>
+          </w:tcPr>
+          <w:p>
+            <w:r>
+              <w:rPr>
+                <w:b/>
+                <w:sz w:val="17"/>
+              </w:rPr>
+              <w:t>G-rank</w:t>
+            </w:r>
+          </w:p>
+        </w:tc>
+        <w:tc>
+          <w:tcPr>
+            <w:tcW w:type="dxa" w:w="2736"/>
+          </w:tcPr>
+          <w:p>
+            <w:r>
+              <w:rPr>
+                <w:b/>
+                <w:sz w:val="17"/>
+              </w:rPr>
+              <w:t>Matched diagnostics</w:t>
+            </w:r>
+          </w:p>
+        </w:tc>
+        <w:tc>
+          <w:tcPr>
+            <w:tcW w:type="dxa" w:w="720"/>
+          </w:tcPr>
+          <w:p>
+            <w:r>
+              <w:rPr>
+                <w:b/>
+                <w:sz w:val="17"/>
+              </w:rPr>
+              <w:t>Score</w:t>
+            </w:r>
+          </w:p>
+        </w:tc>
+        <w:tc>
+          <w:tcPr>
+            <w:tcW w:type="dxa" w:w="1296"/>
+          </w:tcPr>
+          <w:p>
+            <w:r>
+              <w:rPr>
+                <w:b/>
+                <w:sz w:val="17"/>
+              </w:rPr>
+              <w:t>Ecology</w:t>
+            </w:r>
+          </w:p>
+        </w:tc>
+      </w:tr>
+      <w:tr>
+        <w:tc>
+          <w:tcPr>
+            <w:tcW w:type="dxa" w:w="432"/>
+          </w:tcPr>
+          <w:p>
+            <w:r>
+              <w:rPr>
+                <w:sz w:val="17"/>
+              </w:rPr>
+              <w:t>1</w:t>
+            </w:r>
+          </w:p>
+        </w:tc>
+        <w:tc>
+          <w:tcPr>
+            <w:tcW w:type="dxa" w:w="3456"/>
+          </w:tcPr>
+          <w:p>
+            <w:r>
+              <w:rPr>
+                <w:sz w:val="17"/>
+              </w:rPr>
+              <w:t>Achnatherum hymenoides Shale Barren Grassland</w:t>
+            </w:r>
+          </w:p>
+        </w:tc>
+        <w:tc>
+          <w:tcPr>
+            <w:tcW w:type="dxa" w:w="792"/>
+          </w:tcPr>
+          <w:p>
+            <w:r>
+              <w:rPr>
+                <w:sz w:val="17"/>
+              </w:rPr>
+              <w:t>G2</w:t>
+            </w:r>
+          </w:p>
+        </w:tc>
+        <w:tc>
+          <w:tcPr>
+            <w:tcW w:type="dxa" w:w="2736"/>
+          </w:tcPr>
+          <w:p>
+            <w:r>
+              <w:rPr>
+                <w:sz w:val="17"/>
+              </w:rPr>
+              <w:t>Achnatherium hymenoides</w:t>
+            </w:r>
+          </w:p>
+        </w:tc>
+        <w:tc>
+          <w:tcPr>
+            <w:tcW w:type="dxa" w:w="720"/>
+          </w:tcPr>
+          <w:p>
+            <w:r>
+              <w:rPr>
+                <w:sz w:val="17"/>
+              </w:rPr>
+              <w:t>0.55</w:t>
+            </w:r>
+          </w:p>
+        </w:tc>
+        <w:tc>
+          <w:tcPr>
+            <w:tcW w:type="dxa" w:w="1296"/>
+          </w:tcPr>
+          <w:p>
+            <w:r>
+              <w:rPr>
+                <w:sz w:val="17"/>
+              </w:rPr>
+              <w:t>moisture ✓, elevation ✓</w:t>
+            </w:r>
+          </w:p>
+        </w:tc>
+      </w:tr>
+      <w:tr>
+        <w:tc>
+          <w:tcPr>
+            <w:tcW w:type="dxa" w:w="432"/>
+          </w:tcPr>
+          <w:p>
+            <w:r>
+              <w:rPr>
+                <w:sz w:val="17"/>
+              </w:rPr>
+              <w:t>2</w:t>
+            </w:r>
+          </w:p>
+        </w:tc>
+        <w:tc>
+          <w:tcPr>
+            <w:tcW w:type="dxa" w:w="3456"/>
+          </w:tcPr>
+          <w:p>
+            <w:r>
+              <w:rPr>
+                <w:sz w:val="17"/>
+              </w:rPr>
+              <w:t>Chrysothamnus viscidiflorus Shrub Grassland</w:t>
+            </w:r>
+          </w:p>
+        </w:tc>
+        <w:tc>
+          <w:tcPr>
+            <w:tcW w:type="dxa" w:w="792"/>
+          </w:tcPr>
+          <w:p>
+            <w:r>
+              <w:rPr>
+                <w:sz w:val="17"/>
+              </w:rPr>
+              <w:t>GNR</w:t>
+            </w:r>
+          </w:p>
+        </w:tc>
+        <w:tc>
+          <w:tcPr>
+            <w:tcW w:type="dxa" w:w="2736"/>
+          </w:tcPr>
+          <w:p>
+            <w:r>
+              <w:rPr>
+                <w:sz w:val="17"/>
+              </w:rPr>
+              <w:t>Chrysothamnus viscidiflorus</w:t>
+            </w:r>
+          </w:p>
+        </w:tc>
+        <w:tc>
+          <w:tcPr>
+            <w:tcW w:type="dxa" w:w="720"/>
+          </w:tcPr>
+          <w:p>
+            <w:r>
+              <w:rPr>
+                <w:sz w:val="17"/>
+              </w:rPr>
+              <w:t>0.53</w:t>
+            </w:r>
+          </w:p>
+        </w:tc>
+        <w:tc>
+          <w:tcPr>
+            <w:tcW w:type="dxa" w:w="1296"/>
+          </w:tcPr>
+          <w:p>
+            <w:r>
+              <w:rPr>
+                <w:sz w:val="17"/>
+              </w:rPr>
+              <w:t>moisture ✓, elevation ✓</w:t>
+            </w:r>
+          </w:p>
+        </w:tc>
+      </w:tr>
+      <w:tr>
+        <w:tc>
+          <w:tcPr>
+            <w:tcW w:type="dxa" w:w="432"/>
+          </w:tcPr>
+          <w:p>
+            <w:r>
+              <w:rPr>
+                <w:sz w:val="17"/>
+              </w:rPr>
+              <w:t>3</w:t>
+            </w:r>
+          </w:p>
+        </w:tc>
+        <w:tc>
+          <w:tcPr>
+            <w:tcW w:type="dxa" w:w="3456"/>
+          </w:tcPr>
+          <w:p>
+            <w:r>
+              <w:rPr>
+                <w:sz w:val="17"/>
+              </w:rPr>
+              <w:t>Chrysothamnus viscidiflorus / Poa pratensis Ruderal Shrub Grassland</w:t>
+            </w:r>
+          </w:p>
+        </w:tc>
+        <w:tc>
+          <w:tcPr>
+            <w:tcW w:type="dxa" w:w="792"/>
+          </w:tcPr>
+          <w:p>
+            <w:r>
+              <w:rPr>
+                <w:sz w:val="17"/>
+              </w:rPr>
+              <w:t>GNA</w:t>
+            </w:r>
+          </w:p>
+        </w:tc>
+        <w:tc>
+          <w:tcPr>
+            <w:tcW w:type="dxa" w:w="2736"/>
+          </w:tcPr>
+          <w:p>
+            <w:r>
+              <w:rPr>
+                <w:sz w:val="17"/>
+              </w:rPr>
+              <w:t>Chrysothamnus viscidiflorus</w:t>
+            </w:r>
+          </w:p>
+        </w:tc>
+        <w:tc>
+          <w:tcPr>
+            <w:tcW w:type="dxa" w:w="720"/>
+          </w:tcPr>
+          <w:p>
+            <w:r>
+              <w:rPr>
+                <w:sz w:val="17"/>
+              </w:rPr>
+              <w:t>0.5</w:t>
+            </w:r>
+          </w:p>
+        </w:tc>
+        <w:tc>
+          <w:tcPr>
+            <w:tcW w:type="dxa" w:w="1296"/>
+          </w:tcPr>
+          <w:p>
+            <w:r>
+              <w:rPr>
+                <w:sz w:val="17"/>
+              </w:rPr>
+              <w:t>moisture ✓, elevation ✓</w:t>
+            </w:r>
+          </w:p>
+        </w:tc>
+      </w:tr>
+    </w:tbl>
+    <w:p>
+      <w:pPr>
+        <w:pStyle w:val="Heading3"/>
+      </w:pPr>
+      <w:r>
+        <w:t>S02.a.e — Early Wyethia meadow</w:t>
+      </w:r>
+    </w:p>
+    <w:p>
+      <w:r>
+        <w:rPr>
+          <w:b w:val="0"/>
+          <w:i/>
+          <w:color w:val="6B7263"/>
+          <w:sz w:val="18"/>
+        </w:rPr>
+        <w:t>mesic · montane · phenology facies · floristic split · needs ancillary · no CO NatureServe match</w:t>
+      </w:r>
+    </w:p>
+    <w:p>
+      <w:r>
+        <w:rPr>
+          <w:b w:val="0"/>
+          <w:i w:val="0"/>
+          <w:color w:val="6B7263"/>
+          <w:sz w:val="18"/>
+        </w:rPr>
+        <w:t>n = 19  (’18/’23/’25/’26: 0/4/12/3)   snow-free DOY 114   joint recall 0.74   bare 26.6%   NPV 14.5%</w:t>
+      </w:r>
+    </w:p>
+    <w:p>
+      <w:r>
+        <w:t>Early-melt Wyethia-dominated (14%) dry meadow with sulphur buckwheat over a quarter bare soil; phenology split of the montane forb-grass meadow.</w:t>
+      </w:r>
+    </w:p>
+    <w:p>
+      <w:r>
+        <w:rPr>
+          <w:b w:val="0"/>
+          <w:i w:val="0"/>
+          <w:color w:val="6B7263"/>
+          <w:sz w:val="18"/>
+        </w:rPr>
+        <w:t>Indicators: Festuca saximontana (3.9%, IV 8.6); Wyethia amplexicaulis (13.7%, IV 2.8); Eriogonum umbellatum (4.2%, IV 0.8); Lupinus bakeri (1.8%, IV 0.6); Agoseris glauca (1.1%, IV 0.5)</w:t>
+      </w:r>
+    </w:p>
+    <w:p>
+      <w:r>
+        <w:rPr>
+          <w:b w:val="0"/>
+          <w:i w:val="0"/>
+          <w:color w:val="6B7263"/>
+          <w:sz w:val="18"/>
+        </w:rPr>
+        <w:t>Confused with: S02.a.l (2); S01.a.e (1)</w:t>
+      </w:r>
+    </w:p>
+    <w:p>
+      <w:r>
+        <w:rPr>
+          <w:b w:val="0"/>
+          <w:i w:val="0"/>
+          <w:color w:val="A3442E"/>
+          <w:sz w:val="18"/>
+        </w:rPr>
+        <w:t>Note: Phenology-coherence split (snow-free DOY facies; see 11_subcluster_composition.R pheno pass).</w:t>
+      </w:r>
+    </w:p>
+    <w:p>
+      <w:r>
+        <w:rPr>
+          <w:b w:val="0"/>
+          <w:i w:val="0"/>
+          <w:color w:val="A3442E"/>
+          <w:sz w:val="18"/>
+        </w:rPr>
+        <w:t>No Colorado-recorded NatureServe community matched this class's diagnostic species.</w:t>
+      </w:r>
+    </w:p>
     <w:p>
       <w:pPr>
         <w:pStyle w:val="Heading3"/>
@@ -6576,7 +7884,7 @@
           <w:color w:val="6B7263"/>
           <w:sz w:val="18"/>
         </w:rPr>
-        <w:t>n = 9  (’18/’23/’25/’26: 0/5/4/0)   snow-free DOY 119   joint recall 0.00   bare NA%   NPV 7.2%</w:t>
+        <w:t>n = 9  (’18/’23/’25/’26: 0/5/4/0)   snow-free DOY 119   joint recall 0.22   bare NA%   NPV 7.2%</w:t>
       </w:r>
     </w:p>
     <w:p>
@@ -6603,7 +7911,7 @@
           <w:color w:val="6B7263"/>
           <w:sz w:val="18"/>
         </w:rPr>
-        <w:t>Confused with: S10.a (5); S06.b (2)</w:t>
+        <w:t>Confused with: S06.b (3); S10.a (3)</w:t>
       </w:r>
     </w:p>
     <w:tbl>
@@ -6841,7 +8149,7 @@
           <w:color w:val="6B7263"/>
           <w:sz w:val="18"/>
         </w:rPr>
-        <w:t>Confused with: S02.a (5); S01.a (4)</w:t>
+        <w:t>Confused with: S01.a.e (2); S01.a.l (2)</w:t>
       </w:r>
     </w:p>
     <w:p>
@@ -7223,7 +8531,7 @@
           <w:color w:val="6B7263"/>
           <w:sz w:val="18"/>
         </w:rPr>
-        <w:t>n = 34  (’18/’23/’25/’26: 2/10/12/10)   snow-free DOY 119   joint recall 0.47   bare 4.4%   NPV 23.8%</w:t>
+        <w:t>n = 34  (’18/’23/’25/’26: 2/10/12/10)   snow-free DOY 119   joint recall 0.50   bare 4.4%   NPV 23.8%</w:t>
       </w:r>
     </w:p>
     <w:p>
@@ -7250,7 +8558,7 @@
           <w:color w:val="6B7263"/>
           <w:sz w:val="18"/>
         </w:rPr>
-        <w:t>Confused with: S04.b (4); S05.a (4)</w:t>
+        <w:t>Confused with: S05.a (5); S04.b.l (4)</w:t>
       </w:r>
     </w:p>
     <w:p>
@@ -7621,7 +8929,7 @@
           <w:color w:val="6B7263"/>
           <w:sz w:val="18"/>
         </w:rPr>
-        <w:t>dry · montane · floristic split · needs ancillary · augment: high</w:t>
+        <w:t>dry · montane · floristic split · needs ancillary · augment: critical</w:t>
       </w:r>
     </w:p>
     <w:p>
@@ -7632,7 +8940,7 @@
           <w:color w:val="6B7263"/>
           <w:sz w:val="18"/>
         </w:rPr>
-        <w:t>n = 12  (’18/’23/’25/’26: 0/9/1/2)   snow-free DOY 121   joint recall 0.08   bare 12.9%   NPV 10%</w:t>
+        <w:t>n = 12  (’18/’23/’25/’26: 0/9/1/2)   snow-free DOY 121   joint recall 0.00   bare 12.9%   NPV 10%</w:t>
       </w:r>
     </w:p>
     <w:p>
@@ -7659,7 +8967,7 @@
           <w:color w:val="6B7263"/>
           <w:sz w:val="18"/>
         </w:rPr>
-        <w:t>Confused with: S01.a (8); S02.a (1)</w:t>
+        <w:t>Confused with: S01.a.l (5); S01.a.e (4)</w:t>
       </w:r>
     </w:p>
     <w:tbl>
@@ -7998,722 +9306,6 @@
                 <w:sz w:val="17"/>
               </w:rPr>
               <w:t>—</w:t>
-            </w:r>
-          </w:p>
-        </w:tc>
-      </w:tr>
-    </w:tbl>
-    <w:p>
-      <w:pPr>
-        <w:pStyle w:val="Heading3"/>
-      </w:pPr>
-      <w:r>
-        <w:t>S19 — Dry montane grass park</w:t>
-      </w:r>
-    </w:p>
-    <w:p>
-      <w:r>
-        <w:rPr>
-          <w:b w:val="0"/>
-          <w:i/>
-          <w:color w:val="6B7263"/>
-          <w:sz w:val="18"/>
-        </w:rPr>
-        <w:t>dry · montane</w:t>
-      </w:r>
-    </w:p>
-    <w:p>
-      <w:r>
-        <w:rPr>
-          <w:b w:val="0"/>
-          <w:i w:val="0"/>
-          <w:color w:val="6B7263"/>
-          <w:sz w:val="18"/>
-        </w:rPr>
-        <w:t>n = 25  (’18/’23/’25/’26: 0/0/21/4)   snow-free DOY 122   joint recall 0.76   bare NA%   NPV 24.6%</w:t>
-      </w:r>
-    </w:p>
-    <w:p>
-      <w:r>
-        <w:t>Dry montane park with pendent-pod crazyweed, prairie smoke and heavy cured litter (NPV ~25%).</w:t>
-      </w:r>
-    </w:p>
-    <w:p>
-      <w:r>
-        <w:rPr>
-          <w:b w:val="0"/>
-          <w:i w:val="0"/>
-          <w:color w:val="6B7263"/>
-          <w:sz w:val="18"/>
-        </w:rPr>
-        <w:t>Indicators: Oxytropis deflexa (5.4%, IV 4.1); Geum triflorum (4.2%, IV 1.8); Antennaria parvifolia (1.8%, IV 1.4); Artemisia campestris (0.6%, IV 1.4); Carex macloviana (0.6%, IV 1.4)</w:t>
-      </w:r>
-    </w:p>
-    <w:p>
-      <w:r>
-        <w:rPr>
-          <w:b w:val="0"/>
-          <w:i w:val="0"/>
-          <w:color w:val="6B7263"/>
-          <w:sz w:val="18"/>
-        </w:rPr>
-        <w:t>Confused with: S05.a (3); Dasiphora fruticosa (1)</w:t>
-      </w:r>
-    </w:p>
-    <w:tbl>
-      <w:tblPr>
-        <w:tblStyle w:val="TableGrid"/>
-        <w:tblW w:type="auto" w:w="0"/>
-        <w:tblLook w:firstColumn="1" w:firstRow="1" w:lastColumn="0" w:lastRow="0" w:noHBand="0" w:noVBand="1" w:val="04A0"/>
-      </w:tblPr>
-      <w:tblGrid>
-        <w:gridCol w:w="1440"/>
-        <w:gridCol w:w="1440"/>
-        <w:gridCol w:w="1440"/>
-        <w:gridCol w:w="1440"/>
-        <w:gridCol w:w="1440"/>
-        <w:gridCol w:w="1440"/>
-      </w:tblGrid>
-      <w:tr>
-        <w:tc>
-          <w:tcPr>
-            <w:tcW w:type="dxa" w:w="432"/>
-          </w:tcPr>
-          <w:p>
-            <w:r>
-              <w:rPr>
-                <w:b/>
-                <w:sz w:val="17"/>
-              </w:rPr>
-              <w:t>#</w:t>
-            </w:r>
-          </w:p>
-        </w:tc>
-        <w:tc>
-          <w:tcPr>
-            <w:tcW w:type="dxa" w:w="3456"/>
-          </w:tcPr>
-          <w:p>
-            <w:r>
-              <w:rPr>
-                <w:b/>
-                <w:sz w:val="17"/>
-              </w:rPr>
-              <w:t>Candidate IVC community</w:t>
-            </w:r>
-          </w:p>
-        </w:tc>
-        <w:tc>
-          <w:tcPr>
-            <w:tcW w:type="dxa" w:w="792"/>
-          </w:tcPr>
-          <w:p>
-            <w:r>
-              <w:rPr>
-                <w:b/>
-                <w:sz w:val="17"/>
-              </w:rPr>
-              <w:t>G-rank</w:t>
-            </w:r>
-          </w:p>
-        </w:tc>
-        <w:tc>
-          <w:tcPr>
-            <w:tcW w:type="dxa" w:w="2736"/>
-          </w:tcPr>
-          <w:p>
-            <w:r>
-              <w:rPr>
-                <w:b/>
-                <w:sz w:val="17"/>
-              </w:rPr>
-              <w:t>Matched diagnostics</w:t>
-            </w:r>
-          </w:p>
-        </w:tc>
-        <w:tc>
-          <w:tcPr>
-            <w:tcW w:type="dxa" w:w="720"/>
-          </w:tcPr>
-          <w:p>
-            <w:r>
-              <w:rPr>
-                <w:b/>
-                <w:sz w:val="17"/>
-              </w:rPr>
-              <w:t>Score</w:t>
-            </w:r>
-          </w:p>
-        </w:tc>
-        <w:tc>
-          <w:tcPr>
-            <w:tcW w:type="dxa" w:w="1296"/>
-          </w:tcPr>
-          <w:p>
-            <w:r>
-              <w:rPr>
-                <w:b/>
-                <w:sz w:val="17"/>
-              </w:rPr>
-              <w:t>Ecology</w:t>
-            </w:r>
-          </w:p>
-        </w:tc>
-      </w:tr>
-      <w:tr>
-        <w:tc>
-          <w:tcPr>
-            <w:tcW w:type="dxa" w:w="432"/>
-          </w:tcPr>
-          <w:p>
-            <w:r>
-              <w:rPr>
-                <w:sz w:val="17"/>
-              </w:rPr>
-              <w:t>1</w:t>
-            </w:r>
-          </w:p>
-        </w:tc>
-        <w:tc>
-          <w:tcPr>
-            <w:tcW w:type="dxa" w:w="3456"/>
-          </w:tcPr>
-          <w:p>
-            <w:r>
-              <w:rPr>
-                <w:sz w:val="17"/>
-              </w:rPr>
-              <w:t>Sporobolus cryptandrus - Artemisia campestris Wet Meadow Alliance</w:t>
-            </w:r>
-          </w:p>
-        </w:tc>
-        <w:tc>
-          <w:tcPr>
-            <w:tcW w:type="dxa" w:w="792"/>
-          </w:tcPr>
-          <w:p>
-            <w:r>
-              <w:rPr>
-                <w:sz w:val="17"/>
-              </w:rPr>
-              <w:t>GNR</w:t>
-            </w:r>
-          </w:p>
-        </w:tc>
-        <w:tc>
-          <w:tcPr>
-            <w:tcW w:type="dxa" w:w="2736"/>
-          </w:tcPr>
-          <w:p>
-            <w:r>
-              <w:rPr>
-                <w:sz w:val="17"/>
-              </w:rPr>
-              <w:t>Artemisia campestris</w:t>
-            </w:r>
-          </w:p>
-        </w:tc>
-        <w:tc>
-          <w:tcPr>
-            <w:tcW w:type="dxa" w:w="720"/>
-          </w:tcPr>
-          <w:p>
-            <w:r>
-              <w:rPr>
-                <w:sz w:val="17"/>
-              </w:rPr>
-              <w:t>0.22</w:t>
-            </w:r>
-          </w:p>
-        </w:tc>
-        <w:tc>
-          <w:tcPr>
-            <w:tcW w:type="dxa" w:w="1296"/>
-          </w:tcPr>
-          <w:p>
-            <w:r>
-              <w:rPr>
-                <w:sz w:val="17"/>
-              </w:rPr>
-              <w:t>—</w:t>
-            </w:r>
-          </w:p>
-        </w:tc>
-      </w:tr>
-      <w:tr>
-        <w:tc>
-          <w:tcPr>
-            <w:tcW w:type="dxa" w:w="432"/>
-          </w:tcPr>
-          <w:p>
-            <w:r>
-              <w:rPr>
-                <w:sz w:val="17"/>
-              </w:rPr>
-              <w:t>2</w:t>
-            </w:r>
-          </w:p>
-        </w:tc>
-        <w:tc>
-          <w:tcPr>
-            <w:tcW w:type="dxa" w:w="3456"/>
-          </w:tcPr>
-          <w:p>
-            <w:r>
-              <w:rPr>
-                <w:sz w:val="17"/>
-              </w:rPr>
-              <w:t>Salix interior / Sporobolus cryptandrus - Artemisia campestris Riverscour Group</w:t>
-            </w:r>
-          </w:p>
-        </w:tc>
-        <w:tc>
-          <w:tcPr>
-            <w:tcW w:type="dxa" w:w="792"/>
-          </w:tcPr>
-          <w:p>
-            <w:r>
-              <w:rPr>
-                <w:sz w:val="17"/>
-              </w:rPr>
-              <w:t>G3</w:t>
-            </w:r>
-          </w:p>
-        </w:tc>
-        <w:tc>
-          <w:tcPr>
-            <w:tcW w:type="dxa" w:w="2736"/>
-          </w:tcPr>
-          <w:p>
-            <w:r>
-              <w:rPr>
-                <w:sz w:val="17"/>
-              </w:rPr>
-              <w:t>Artemisia campestris</w:t>
-            </w:r>
-          </w:p>
-        </w:tc>
-        <w:tc>
-          <w:tcPr>
-            <w:tcW w:type="dxa" w:w="720"/>
-          </w:tcPr>
-          <w:p>
-            <w:r>
-              <w:rPr>
-                <w:sz w:val="17"/>
-              </w:rPr>
-              <w:t>0.2</w:t>
-            </w:r>
-          </w:p>
-        </w:tc>
-        <w:tc>
-          <w:tcPr>
-            <w:tcW w:type="dxa" w:w="1296"/>
-          </w:tcPr>
-          <w:p>
-            <w:r>
-              <w:rPr>
-                <w:sz w:val="17"/>
-              </w:rPr>
-              <w:t>—</w:t>
-            </w:r>
-          </w:p>
-        </w:tc>
-      </w:tr>
-    </w:tbl>
-    <w:p>
-      <w:pPr>
-        <w:pStyle w:val="Heading3"/>
-      </w:pPr>
-      <w:r>
-        <w:t>S01.a — Montane mixed shrub-meadow</w:t>
-      </w:r>
-    </w:p>
-    <w:p>
-      <w:r>
-        <w:rPr>
-          <w:b w:val="0"/>
-          <w:i/>
-          <w:color w:val="6B7263"/>
-          <w:sz w:val="18"/>
-        </w:rPr>
-        <w:t>dry · montane · floristic split · needs ancillary</w:t>
-      </w:r>
-    </w:p>
-    <w:p>
-      <w:r>
-        <w:rPr>
-          <w:b w:val="0"/>
-          <w:i w:val="0"/>
-          <w:color w:val="6B7263"/>
-          <w:sz w:val="18"/>
-        </w:rPr>
-        <w:t>n = 53  (’18/’23/’25/’26: 3/33/13/4)   snow-free DOY 123   joint recall 0.75   bare 9.6%   NPV 13%</w:t>
-      </w:r>
-    </w:p>
-    <w:p>
-      <w:r>
-        <w:t>Heterogeneous core of the montane dry-mesic matrix: scattered snowberry, serviceberry and sagebrush over mule's-ears and mixed forbs.</w:t>
-      </w:r>
-    </w:p>
-    <w:p>
-      <w:r>
-        <w:rPr>
-          <w:b w:val="0"/>
-          <w:i w:val="0"/>
-          <w:color w:val="6B7263"/>
-          <w:sz w:val="18"/>
-        </w:rPr>
-        <w:t>Indicators: Amelanchier alnifolia (4.0%, IV 0.9); Symphoricarpos rotundifolius (6.2%, IV 0.6); Wyethia amplexicaulis (6.4%, IV 0.5); Chrysothamnus viscidiflorus (2.4%, IV 0.4); Lomatium dissectum (0.9%, IV 0.3)</w:t>
-      </w:r>
-    </w:p>
-    <w:p>
-      <w:r>
-        <w:rPr>
-          <w:b w:val="0"/>
-          <w:i w:val="0"/>
-          <w:color w:val="6B7263"/>
-          <w:sz w:val="18"/>
-        </w:rPr>
-        <w:t>Confused with: M04 (3); S04.b (2)</w:t>
-      </w:r>
-    </w:p>
-    <w:tbl>
-      <w:tblPr>
-        <w:tblStyle w:val="TableGrid"/>
-        <w:tblW w:type="auto" w:w="0"/>
-        <w:tblLook w:firstColumn="1" w:firstRow="1" w:lastColumn="0" w:lastRow="0" w:noHBand="0" w:noVBand="1" w:val="04A0"/>
-      </w:tblPr>
-      <w:tblGrid>
-        <w:gridCol w:w="1440"/>
-        <w:gridCol w:w="1440"/>
-        <w:gridCol w:w="1440"/>
-        <w:gridCol w:w="1440"/>
-        <w:gridCol w:w="1440"/>
-        <w:gridCol w:w="1440"/>
-      </w:tblGrid>
-      <w:tr>
-        <w:tc>
-          <w:tcPr>
-            <w:tcW w:type="dxa" w:w="432"/>
-          </w:tcPr>
-          <w:p>
-            <w:r>
-              <w:rPr>
-                <w:b/>
-                <w:sz w:val="17"/>
-              </w:rPr>
-              <w:t>#</w:t>
-            </w:r>
-          </w:p>
-        </w:tc>
-        <w:tc>
-          <w:tcPr>
-            <w:tcW w:type="dxa" w:w="3456"/>
-          </w:tcPr>
-          <w:p>
-            <w:r>
-              <w:rPr>
-                <w:b/>
-                <w:sz w:val="17"/>
-              </w:rPr>
-              <w:t>Candidate IVC community</w:t>
-            </w:r>
-          </w:p>
-        </w:tc>
-        <w:tc>
-          <w:tcPr>
-            <w:tcW w:type="dxa" w:w="792"/>
-          </w:tcPr>
-          <w:p>
-            <w:r>
-              <w:rPr>
-                <w:b/>
-                <w:sz w:val="17"/>
-              </w:rPr>
-              <w:t>G-rank</w:t>
-            </w:r>
-          </w:p>
-        </w:tc>
-        <w:tc>
-          <w:tcPr>
-            <w:tcW w:type="dxa" w:w="2736"/>
-          </w:tcPr>
-          <w:p>
-            <w:r>
-              <w:rPr>
-                <w:b/>
-                <w:sz w:val="17"/>
-              </w:rPr>
-              <w:t>Matched diagnostics</w:t>
-            </w:r>
-          </w:p>
-        </w:tc>
-        <w:tc>
-          <w:tcPr>
-            <w:tcW w:type="dxa" w:w="720"/>
-          </w:tcPr>
-          <w:p>
-            <w:r>
-              <w:rPr>
-                <w:b/>
-                <w:sz w:val="17"/>
-              </w:rPr>
-              <w:t>Score</w:t>
-            </w:r>
-          </w:p>
-        </w:tc>
-        <w:tc>
-          <w:tcPr>
-            <w:tcW w:type="dxa" w:w="1296"/>
-          </w:tcPr>
-          <w:p>
-            <w:r>
-              <w:rPr>
-                <w:b/>
-                <w:sz w:val="17"/>
-              </w:rPr>
-              <w:t>Ecology</w:t>
-            </w:r>
-          </w:p>
-        </w:tc>
-      </w:tr>
-      <w:tr>
-        <w:tc>
-          <w:tcPr>
-            <w:tcW w:type="dxa" w:w="432"/>
-          </w:tcPr>
-          <w:p>
-            <w:r>
-              <w:rPr>
-                <w:sz w:val="17"/>
-              </w:rPr>
-              <w:t>1</w:t>
-            </w:r>
-          </w:p>
-        </w:tc>
-        <w:tc>
-          <w:tcPr>
-            <w:tcW w:type="dxa" w:w="3456"/>
-          </w:tcPr>
-          <w:p>
-            <w:r>
-              <w:rPr>
-                <w:sz w:val="17"/>
-              </w:rPr>
-              <w:t>Chrysothamnus viscidiflorus Shrub Grassland</w:t>
-            </w:r>
-          </w:p>
-        </w:tc>
-        <w:tc>
-          <w:tcPr>
-            <w:tcW w:type="dxa" w:w="792"/>
-          </w:tcPr>
-          <w:p>
-            <w:r>
-              <w:rPr>
-                <w:sz w:val="17"/>
-              </w:rPr>
-              <w:t>GNR</w:t>
-            </w:r>
-          </w:p>
-        </w:tc>
-        <w:tc>
-          <w:tcPr>
-            <w:tcW w:type="dxa" w:w="2736"/>
-          </w:tcPr>
-          <w:p>
-            <w:r>
-              <w:rPr>
-                <w:sz w:val="17"/>
-              </w:rPr>
-              <w:t>Chrysothamnus viscidiflorus</w:t>
-            </w:r>
-          </w:p>
-        </w:tc>
-        <w:tc>
-          <w:tcPr>
-            <w:tcW w:type="dxa" w:w="720"/>
-          </w:tcPr>
-          <w:p>
-            <w:r>
-              <w:rPr>
-                <w:sz w:val="17"/>
-              </w:rPr>
-              <w:t>0.56</w:t>
-            </w:r>
-          </w:p>
-        </w:tc>
-        <w:tc>
-          <w:tcPr>
-            <w:tcW w:type="dxa" w:w="1296"/>
-          </w:tcPr>
-          <w:p>
-            <w:r>
-              <w:rPr>
-                <w:sz w:val="17"/>
-              </w:rPr>
-              <w:t>moisture ✓, elevation ✓</w:t>
-            </w:r>
-          </w:p>
-        </w:tc>
-      </w:tr>
-      <w:tr>
-        <w:tc>
-          <w:tcPr>
-            <w:tcW w:type="dxa" w:w="432"/>
-          </w:tcPr>
-          <w:p>
-            <w:r>
-              <w:rPr>
-                <w:sz w:val="17"/>
-              </w:rPr>
-              <w:t>2</w:t>
-            </w:r>
-          </w:p>
-        </w:tc>
-        <w:tc>
-          <w:tcPr>
-            <w:tcW w:type="dxa" w:w="3456"/>
-          </w:tcPr>
-          <w:p>
-            <w:r>
-              <w:rPr>
-                <w:sz w:val="17"/>
-              </w:rPr>
-              <w:t>Chrysothamnus viscidiflorus / Poa pratensis Ruderal Shrub Grassland</w:t>
-            </w:r>
-          </w:p>
-        </w:tc>
-        <w:tc>
-          <w:tcPr>
-            <w:tcW w:type="dxa" w:w="792"/>
-          </w:tcPr>
-          <w:p>
-            <w:r>
-              <w:rPr>
-                <w:sz w:val="17"/>
-              </w:rPr>
-              <w:t>GNA</w:t>
-            </w:r>
-          </w:p>
-        </w:tc>
-        <w:tc>
-          <w:tcPr>
-            <w:tcW w:type="dxa" w:w="2736"/>
-          </w:tcPr>
-          <w:p>
-            <w:r>
-              <w:rPr>
-                <w:sz w:val="17"/>
-              </w:rPr>
-              <w:t>Chrysothamnus viscidiflorus</w:t>
-            </w:r>
-          </w:p>
-        </w:tc>
-        <w:tc>
-          <w:tcPr>
-            <w:tcW w:type="dxa" w:w="720"/>
-          </w:tcPr>
-          <w:p>
-            <w:r>
-              <w:rPr>
-                <w:sz w:val="17"/>
-              </w:rPr>
-              <w:t>0.53</w:t>
-            </w:r>
-          </w:p>
-        </w:tc>
-        <w:tc>
-          <w:tcPr>
-            <w:tcW w:type="dxa" w:w="1296"/>
-          </w:tcPr>
-          <w:p>
-            <w:r>
-              <w:rPr>
-                <w:sz w:val="17"/>
-              </w:rPr>
-              <w:t>moisture ✓, elevation ✓</w:t>
-            </w:r>
-          </w:p>
-        </w:tc>
-      </w:tr>
-      <w:tr>
-        <w:tc>
-          <w:tcPr>
-            <w:tcW w:type="dxa" w:w="432"/>
-          </w:tcPr>
-          <w:p>
-            <w:r>
-              <w:rPr>
-                <w:sz w:val="17"/>
-              </w:rPr>
-              <w:t>3</w:t>
-            </w:r>
-          </w:p>
-        </w:tc>
-        <w:tc>
-          <w:tcPr>
-            <w:tcW w:type="dxa" w:w="3456"/>
-          </w:tcPr>
-          <w:p>
-            <w:r>
-              <w:rPr>
-                <w:sz w:val="17"/>
-              </w:rPr>
-              <w:t>Amelanchier alnifolia - Symphoricarpos spp. - Rhus glabra Central Rocky Mountain Shrubland Group</w:t>
-            </w:r>
-          </w:p>
-        </w:tc>
-        <w:tc>
-          <w:tcPr>
-            <w:tcW w:type="dxa" w:w="792"/>
-          </w:tcPr>
-          <w:p>
-            <w:r>
-              <w:rPr>
-                <w:sz w:val="17"/>
-              </w:rPr>
-              <w:t>G4</w:t>
-            </w:r>
-          </w:p>
-        </w:tc>
-        <w:tc>
-          <w:tcPr>
-            <w:tcW w:type="dxa" w:w="2736"/>
-          </w:tcPr>
-          <w:p>
-            <w:r>
-              <w:rPr>
-                <w:sz w:val="17"/>
-              </w:rPr>
-              <w:t>Amelanchier alnifolia</w:t>
-            </w:r>
-          </w:p>
-        </w:tc>
-        <w:tc>
-          <w:tcPr>
-            <w:tcW w:type="dxa" w:w="720"/>
-          </w:tcPr>
-          <w:p>
-            <w:r>
-              <w:rPr>
-                <w:sz w:val="17"/>
-              </w:rPr>
-              <w:t>0.48</w:t>
-            </w:r>
-          </w:p>
-        </w:tc>
-        <w:tc>
-          <w:tcPr>
-            <w:tcW w:type="dxa" w:w="1296"/>
-          </w:tcPr>
-          <w:p>
-            <w:r>
-              <w:rPr>
-                <w:sz w:val="17"/>
-              </w:rPr>
-              <w:t>moisture ✓</w:t>
             </w:r>
           </w:p>
         </w:tc>
@@ -8773,7 +9365,7 @@
           <w:color w:val="6B7263"/>
           <w:sz w:val="18"/>
         </w:rPr>
-        <w:t>Confused with: S02.a (7); M04 (1)</w:t>
+        <w:t>Confused with: S02.a.l (5); S02.a.e (2)</w:t>
       </w:r>
     </w:p>
     <w:tbl>
@@ -9144,7 +9736,7 @@
           <w:color w:val="6B7263"/>
           <w:sz w:val="18"/>
         </w:rPr>
-        <w:t>n = 13  (’18/’23/’25/’26: 3/3/7/0)   snow-free DOY 125   joint recall 0.15   bare 5.4%   NPV 23.1%</w:t>
+        <w:t>n = 13  (’18/’23/’25/’26: 3/3/7/0)   snow-free DOY 125   joint recall 0.31   bare 5.4%   NPV 23.1%</w:t>
       </w:r>
     </w:p>
     <w:p>
@@ -9171,7 +9763,7 @@
           <w:color w:val="6B7263"/>
           <w:sz w:val="18"/>
         </w:rPr>
-        <w:t>Confused with: S04.b (4); M03 (3)</w:t>
+        <w:t>Confused with: M03 (4); S04.b.l (3)</w:t>
       </w:r>
     </w:p>
     <w:tbl>
@@ -9929,7 +10521,7 @@
           <w:color w:val="6B7263"/>
           <w:sz w:val="18"/>
         </w:rPr>
-        <w:t>n = 24  (’18/’23/’25/’26: 1/8/9/6)   snow-free DOY 126   joint recall 0.79   bare 4.8%   NPV 29.6%</w:t>
+        <w:t>n = 24  (’18/’23/’25/’26: 1/8/9/6)   snow-free DOY 126   joint recall 0.75   bare 4.8%   NPV 29.6%</w:t>
       </w:r>
     </w:p>
     <w:p>
@@ -9956,7 +10548,7 @@
           <w:color w:val="6B7263"/>
           <w:sz w:val="18"/>
         </w:rPr>
-        <w:t>Confused with: M03 (4); S01.b (1)</w:t>
+        <w:t>Confused with: M03 (6)</w:t>
       </w:r>
     </w:p>
     <w:tbl>
@@ -10327,7 +10919,7 @@
           <w:color w:val="6B7263"/>
           <w:sz w:val="18"/>
         </w:rPr>
-        <w:t>n = 30  (’18/’23/’25/’26: 1/21/8/0)   snow-free DOY 126   joint recall 0.77   bare NA%   NPV 4.7%</w:t>
+        <w:t>n = 30  (’18/’23/’25/’26: 1/21/8/0)   snow-free DOY 126   joint recall 0.90   bare NA%   NPV 4.7%</w:t>
       </w:r>
     </w:p>
     <w:p>
@@ -10344,17 +10936,6 @@
           <w:sz w:val="18"/>
         </w:rPr>
         <w:t>Indicators: Wyethia amplexicaulis (21.7%, IV 4.4); Pyrrocoma crocea (6.7%, IV 3.5); Pedicularis groenlandica (1.5%, IV 2.0); Lomatium dissectum (2.3%, IV 1.5); Ranunculus alismifolius (1.3%, IV 0.9)</w:t>
-      </w:r>
-    </w:p>
-    <w:p>
-      <w:r>
-        <w:rPr>
-          <w:b w:val="0"/>
-          <w:i w:val="0"/>
-          <w:color w:val="6B7263"/>
-          <w:sz w:val="18"/>
-        </w:rPr>
-        <w:t>Confused with: S01.a (4); Caltha leptosepala (1)</w:t>
       </w:r>
     </w:p>
     <w:p>
@@ -10384,393 +10965,6 @@
         <w:pStyle w:val="Heading3"/>
       </w:pPr>
       <w:r>
-        <w:t>S02.a — Montane forb-grass meadow</w:t>
-      </w:r>
-    </w:p>
-    <w:p>
-      <w:r>
-        <w:rPr>
-          <w:b w:val="0"/>
-          <w:i/>
-          <w:color w:val="6B7263"/>
-          <w:sz w:val="18"/>
-        </w:rPr>
-        <w:t>mesic · montane · floristic split · needs ancillary</w:t>
-      </w:r>
-    </w:p>
-    <w:p>
-      <w:r>
-        <w:rPr>
-          <w:b w:val="0"/>
-          <w:i w:val="0"/>
-          <w:color w:val="6B7263"/>
-          <w:sz w:val="18"/>
-        </w:rPr>
-        <w:t>n = 47  (’18/’23/’25/’26: 7/9/28/3)   snow-free DOY 128   joint recall 0.91   bare 16.6%   NPV 17.9%</w:t>
-      </w:r>
-    </w:p>
-    <w:p>
-      <w:r>
-        <w:t>Core montane dry-mesic meadow of mule's-ears, Thurber fescue, Delphinium and scattered sagebrush.</w:t>
-      </w:r>
-    </w:p>
-    <w:p>
-      <w:r>
-        <w:rPr>
-          <w:b w:val="0"/>
-          <w:i w:val="0"/>
-          <w:color w:val="6B7263"/>
-          <w:sz w:val="18"/>
-        </w:rPr>
-        <w:t>Indicators: Festuca saximontana (1.6%, IV 1.4); Wyethia amplexicaulis (7.0%, IV 0.7); Dugaldia hoopesii (1.6%, IV 0.5); Festuca thurberi (4.1%, IV 0.4); Collomia linearis (0.2%, IV 0.4)</w:t>
-      </w:r>
-    </w:p>
-    <w:tbl>
-      <w:tblPr>
-        <w:tblStyle w:val="TableGrid"/>
-        <w:tblW w:type="auto" w:w="0"/>
-        <w:tblLook w:firstColumn="1" w:firstRow="1" w:lastColumn="0" w:lastRow="0" w:noHBand="0" w:noVBand="1" w:val="04A0"/>
-      </w:tblPr>
-      <w:tblGrid>
-        <w:gridCol w:w="1440"/>
-        <w:gridCol w:w="1440"/>
-        <w:gridCol w:w="1440"/>
-        <w:gridCol w:w="1440"/>
-        <w:gridCol w:w="1440"/>
-        <w:gridCol w:w="1440"/>
-      </w:tblGrid>
-      <w:tr>
-        <w:tc>
-          <w:tcPr>
-            <w:tcW w:type="dxa" w:w="432"/>
-          </w:tcPr>
-          <w:p>
-            <w:r>
-              <w:rPr>
-                <w:b/>
-                <w:sz w:val="17"/>
-              </w:rPr>
-              <w:t>#</w:t>
-            </w:r>
-          </w:p>
-        </w:tc>
-        <w:tc>
-          <w:tcPr>
-            <w:tcW w:type="dxa" w:w="3456"/>
-          </w:tcPr>
-          <w:p>
-            <w:r>
-              <w:rPr>
-                <w:b/>
-                <w:sz w:val="17"/>
-              </w:rPr>
-              <w:t>Candidate IVC community</w:t>
-            </w:r>
-          </w:p>
-        </w:tc>
-        <w:tc>
-          <w:tcPr>
-            <w:tcW w:type="dxa" w:w="792"/>
-          </w:tcPr>
-          <w:p>
-            <w:r>
-              <w:rPr>
-                <w:b/>
-                <w:sz w:val="17"/>
-              </w:rPr>
-              <w:t>G-rank</w:t>
-            </w:r>
-          </w:p>
-        </w:tc>
-        <w:tc>
-          <w:tcPr>
-            <w:tcW w:type="dxa" w:w="2736"/>
-          </w:tcPr>
-          <w:p>
-            <w:r>
-              <w:rPr>
-                <w:b/>
-                <w:sz w:val="17"/>
-              </w:rPr>
-              <w:t>Matched diagnostics</w:t>
-            </w:r>
-          </w:p>
-        </w:tc>
-        <w:tc>
-          <w:tcPr>
-            <w:tcW w:type="dxa" w:w="720"/>
-          </w:tcPr>
-          <w:p>
-            <w:r>
-              <w:rPr>
-                <w:b/>
-                <w:sz w:val="17"/>
-              </w:rPr>
-              <w:t>Score</w:t>
-            </w:r>
-          </w:p>
-        </w:tc>
-        <w:tc>
-          <w:tcPr>
-            <w:tcW w:type="dxa" w:w="1296"/>
-          </w:tcPr>
-          <w:p>
-            <w:r>
-              <w:rPr>
-                <w:b/>
-                <w:sz w:val="17"/>
-              </w:rPr>
-              <w:t>Ecology</w:t>
-            </w:r>
-          </w:p>
-        </w:tc>
-      </w:tr>
-      <w:tr>
-        <w:tc>
-          <w:tcPr>
-            <w:tcW w:type="dxa" w:w="432"/>
-          </w:tcPr>
-          <w:p>
-            <w:r>
-              <w:rPr>
-                <w:sz w:val="17"/>
-              </w:rPr>
-              <w:t>1</w:t>
-            </w:r>
-          </w:p>
-        </w:tc>
-        <w:tc>
-          <w:tcPr>
-            <w:tcW w:type="dxa" w:w="3456"/>
-          </w:tcPr>
-          <w:p>
-            <w:r>
-              <w:rPr>
-                <w:sz w:val="17"/>
-              </w:rPr>
-              <w:t>Artemisia tridentata ssp. vaseyana / Festuca thurberi Shrubland</w:t>
-            </w:r>
-          </w:p>
-        </w:tc>
-        <w:tc>
-          <w:tcPr>
-            <w:tcW w:type="dxa" w:w="792"/>
-          </w:tcPr>
-          <w:p>
-            <w:r>
-              <w:rPr>
-                <w:sz w:val="17"/>
-              </w:rPr>
-              <w:t>G3</w:t>
-            </w:r>
-          </w:p>
-        </w:tc>
-        <w:tc>
-          <w:tcPr>
-            <w:tcW w:type="dxa" w:w="2736"/>
-          </w:tcPr>
-          <w:p>
-            <w:r>
-              <w:rPr>
-                <w:sz w:val="17"/>
-              </w:rPr>
-              <w:t>Festuca thurberi</w:t>
-            </w:r>
-          </w:p>
-        </w:tc>
-        <w:tc>
-          <w:tcPr>
-            <w:tcW w:type="dxa" w:w="720"/>
-          </w:tcPr>
-          <w:p>
-            <w:r>
-              <w:rPr>
-                <w:sz w:val="17"/>
-              </w:rPr>
-              <w:t>0.34</w:t>
-            </w:r>
-          </w:p>
-        </w:tc>
-        <w:tc>
-          <w:tcPr>
-            <w:tcW w:type="dxa" w:w="1296"/>
-          </w:tcPr>
-          <w:p>
-            <w:r>
-              <w:rPr>
-                <w:sz w:val="17"/>
-              </w:rPr>
-              <w:t>elevation ✓</w:t>
-            </w:r>
-          </w:p>
-        </w:tc>
-      </w:tr>
-      <w:tr>
-        <w:tc>
-          <w:tcPr>
-            <w:tcW w:type="dxa" w:w="432"/>
-          </w:tcPr>
-          <w:p>
-            <w:r>
-              <w:rPr>
-                <w:sz w:val="17"/>
-              </w:rPr>
-              <w:t>2</w:t>
-            </w:r>
-          </w:p>
-        </w:tc>
-        <w:tc>
-          <w:tcPr>
-            <w:tcW w:type="dxa" w:w="3456"/>
-          </w:tcPr>
-          <w:p>
-            <w:r>
-              <w:rPr>
-                <w:sz w:val="17"/>
-              </w:rPr>
-              <w:t>Festuca thurberi - (Lathyrus lanszwertii, Potentilla spp.) Grassland</w:t>
-            </w:r>
-          </w:p>
-        </w:tc>
-        <w:tc>
-          <w:tcPr>
-            <w:tcW w:type="dxa" w:w="792"/>
-          </w:tcPr>
-          <w:p>
-            <w:r>
-              <w:rPr>
-                <w:sz w:val="17"/>
-              </w:rPr>
-              <w:t>G4</w:t>
-            </w:r>
-          </w:p>
-        </w:tc>
-        <w:tc>
-          <w:tcPr>
-            <w:tcW w:type="dxa" w:w="2736"/>
-          </w:tcPr>
-          <w:p>
-            <w:r>
-              <w:rPr>
-                <w:sz w:val="17"/>
-              </w:rPr>
-              <w:t>Festuca thurberi</w:t>
-            </w:r>
-          </w:p>
-        </w:tc>
-        <w:tc>
-          <w:tcPr>
-            <w:tcW w:type="dxa" w:w="720"/>
-          </w:tcPr>
-          <w:p>
-            <w:r>
-              <w:rPr>
-                <w:sz w:val="17"/>
-              </w:rPr>
-              <w:t>0.32</w:t>
-            </w:r>
-          </w:p>
-        </w:tc>
-        <w:tc>
-          <w:tcPr>
-            <w:tcW w:type="dxa" w:w="1296"/>
-          </w:tcPr>
-          <w:p>
-            <w:r>
-              <w:rPr>
-                <w:sz w:val="17"/>
-              </w:rPr>
-              <w:t>elevation ✓</w:t>
-            </w:r>
-          </w:p>
-        </w:tc>
-      </w:tr>
-      <w:tr>
-        <w:tc>
-          <w:tcPr>
-            <w:tcW w:type="dxa" w:w="432"/>
-          </w:tcPr>
-          <w:p>
-            <w:r>
-              <w:rPr>
-                <w:sz w:val="17"/>
-              </w:rPr>
-              <w:t>3</w:t>
-            </w:r>
-          </w:p>
-        </w:tc>
-        <w:tc>
-          <w:tcPr>
-            <w:tcW w:type="dxa" w:w="3456"/>
-          </w:tcPr>
-          <w:p>
-            <w:r>
-              <w:rPr>
-                <w:sz w:val="17"/>
-              </w:rPr>
-              <w:t>Festuca thurberi Subalpine Grassland</w:t>
-            </w:r>
-          </w:p>
-        </w:tc>
-        <w:tc>
-          <w:tcPr>
-            <w:tcW w:type="dxa" w:w="792"/>
-          </w:tcPr>
-          <w:p>
-            <w:r>
-              <w:rPr>
-                <w:sz w:val="17"/>
-              </w:rPr>
-              <w:t>G3</w:t>
-            </w:r>
-          </w:p>
-        </w:tc>
-        <w:tc>
-          <w:tcPr>
-            <w:tcW w:type="dxa" w:w="2736"/>
-          </w:tcPr>
-          <w:p>
-            <w:r>
-              <w:rPr>
-                <w:sz w:val="17"/>
-              </w:rPr>
-              <w:t>Festuca thurberi</w:t>
-            </w:r>
-          </w:p>
-        </w:tc>
-        <w:tc>
-          <w:tcPr>
-            <w:tcW w:type="dxa" w:w="720"/>
-          </w:tcPr>
-          <w:p>
-            <w:r>
-              <w:rPr>
-                <w:sz w:val="17"/>
-              </w:rPr>
-              <w:t>0.21</w:t>
-            </w:r>
-          </w:p>
-        </w:tc>
-        <w:tc>
-          <w:tcPr>
-            <w:tcW w:type="dxa" w:w="1296"/>
-          </w:tcPr>
-          <w:p>
-            <w:r>
-              <w:rPr>
-                <w:sz w:val="17"/>
-              </w:rPr>
-              <w:t>—</w:t>
-            </w:r>
-          </w:p>
-        </w:tc>
-      </w:tr>
-    </w:tbl>
-    <w:p>
-      <w:pPr>
-        <w:pStyle w:val="Heading3"/>
-      </w:pPr>
-      <w:r>
         <w:t>S10.a — Snowberry mesic meadow</w:t>
       </w:r>
     </w:p>
@@ -10793,7 +10987,7 @@
           <w:color w:val="6B7263"/>
           <w:sz w:val="18"/>
         </w:rPr>
-        <w:t>n = 30  (’18/’23/’25/’26: 2/17/11/0)   snow-free DOY 134   joint recall 0.60   bare 5.2%   NPV NA%</w:t>
+        <w:t>n = 26  (’18/’23/’25/’26: 1/16/9/0)   snow-free DOY 128   joint recall 0.54   bare 5.8%   NPV NA%</w:t>
       </w:r>
     </w:p>
     <w:p>
@@ -10809,7 +11003,7 @@
           <w:color w:val="6B7263"/>
           <w:sz w:val="18"/>
         </w:rPr>
-        <w:t>Indicators: Taraxacum officinale (4.5%, IV 2.1); Symphoricarpos rotundifolius (12.7%, IV 2.0); Solidago multiradiata (1.3%, IV 1.6); Aconitum columbianum (1.2%, IV 1.5); Anemonastrum narcissiflorum ssp. Zephyrum (0.8%, IV 1.0)</w:t>
+        <w:t>Indicators: Taraxacum officinale (5.2%, IV 2.8); Symphoricarpos rotundifolius (14.6%, IV 2.6); Solidago multiradiata (1.5%, IV 2.1); Trifolium pratense (0.8%, IV 1.3); Carex ebenea (1.2%, IV 1.3)</w:t>
       </w:r>
     </w:p>
     <w:p>
@@ -10820,7 +11014,7 @@
           <w:color w:val="6B7263"/>
           <w:sz w:val="18"/>
         </w:rPr>
-        <w:t>Confused with: S07 (3); S10.b (3)</w:t>
+        <w:t>Confused with: S10.c (4); S06.b (2)</w:t>
       </w:r>
     </w:p>
     <w:tbl>
@@ -10946,6 +11140,86 @@
               <w:rPr>
                 <w:sz w:val="17"/>
               </w:rPr>
+              <w:t>Carex ebenea - Trifolium parryi Alpine Snowbed</w:t>
+            </w:r>
+          </w:p>
+        </w:tc>
+        <w:tc>
+          <w:tcPr>
+            <w:tcW w:type="dxa" w:w="792"/>
+          </w:tcPr>
+          <w:p>
+            <w:r>
+              <w:rPr>
+                <w:sz w:val="17"/>
+              </w:rPr>
+              <w:t>GU</w:t>
+            </w:r>
+          </w:p>
+        </w:tc>
+        <w:tc>
+          <w:tcPr>
+            <w:tcW w:type="dxa" w:w="2736"/>
+          </w:tcPr>
+          <w:p>
+            <w:r>
+              <w:rPr>
+                <w:sz w:val="17"/>
+              </w:rPr>
+              <w:t>Carex ebenea</w:t>
+            </w:r>
+          </w:p>
+        </w:tc>
+        <w:tc>
+          <w:tcPr>
+            <w:tcW w:type="dxa" w:w="720"/>
+          </w:tcPr>
+          <w:p>
+            <w:r>
+              <w:rPr>
+                <w:sz w:val="17"/>
+              </w:rPr>
+              <w:t>0.35</w:t>
+            </w:r>
+          </w:p>
+        </w:tc>
+        <w:tc>
+          <w:tcPr>
+            <w:tcW w:type="dxa" w:w="1296"/>
+          </w:tcPr>
+          <w:p>
+            <w:r>
+              <w:rPr>
+                <w:sz w:val="17"/>
+              </w:rPr>
+              <w:t>moisture ✓</w:t>
+            </w:r>
+          </w:p>
+        </w:tc>
+      </w:tr>
+      <w:tr>
+        <w:tc>
+          <w:tcPr>
+            <w:tcW w:type="dxa" w:w="432"/>
+          </w:tcPr>
+          <w:p>
+            <w:r>
+              <w:rPr>
+                <w:sz w:val="17"/>
+              </w:rPr>
+              <w:t>2</w:t>
+            </w:r>
+          </w:p>
+        </w:tc>
+        <w:tc>
+          <w:tcPr>
+            <w:tcW w:type="dxa" w:w="3456"/>
+          </w:tcPr>
+          <w:p>
+            <w:r>
+              <w:rPr>
+                <w:sz w:val="17"/>
+              </w:rPr>
               <w:t>Danthonia intermedia - Solidago multiradiata Grassland</w:t>
             </w:r>
           </w:p>
@@ -10985,7 +11259,7 @@
               <w:rPr>
                 <w:sz w:val="17"/>
               </w:rPr>
-              <w:t>0.28</w:t>
+              <w:t>0.29</w:t>
             </w:r>
           </w:p>
         </w:tc>
@@ -11004,6 +11278,663 @@
         </w:tc>
       </w:tr>
     </w:tbl>
+    <w:p>
+      <w:pPr>
+        <w:pStyle w:val="Heading3"/>
+      </w:pPr>
+      <w:r>
+        <w:t>S04.b.l — Lathyrus-buckwheat meadow</w:t>
+      </w:r>
+    </w:p>
+    <w:p>
+      <w:r>
+        <w:rPr>
+          <w:b w:val="0"/>
+          <w:i/>
+          <w:color w:val="6B7263"/>
+          <w:sz w:val="18"/>
+        </w:rPr>
+        <w:t>dry · montane · phenology facies · floristic split · needs ancillary</w:t>
+      </w:r>
+    </w:p>
+    <w:p>
+      <w:r>
+        <w:rPr>
+          <w:b w:val="0"/>
+          <w:i w:val="0"/>
+          <w:color w:val="6B7263"/>
+          <w:sz w:val="18"/>
+        </w:rPr>
+        <w:t>n = 21  (’18/’23/’25/’26: 10/7/4/0)   snow-free DOY 131   joint recall 0.48   bare NA%   NPV 8.8%</w:t>
+      </w:r>
+    </w:p>
+    <w:p>
+      <w:r>
+        <w:t>Later-melt (DOY ~131) montane meadow of aspen pea-vine, sulphur buckwheat and Helianthella; 2018/2023 facies of the former S04.b.</w:t>
+      </w:r>
+    </w:p>
+    <w:p>
+      <w:r>
+        <w:rPr>
+          <w:b w:val="0"/>
+          <w:i w:val="0"/>
+          <w:color w:val="6B7263"/>
+          <w:sz w:val="18"/>
+        </w:rPr>
+        <w:t>Indicators: Erigeron formosissimus (1.0%, IV 2.0); Lathyrus lanszwertii (10.7%, IV 1.9); Lupinus bakeri (2.9%, IV 1.8); Eriogonum umbellatum (9.0%, IV 1.5); Iris missouriensis (1.2%, IV 1.4)</w:t>
+      </w:r>
+    </w:p>
+    <w:p>
+      <w:r>
+        <w:rPr>
+          <w:b w:val="0"/>
+          <w:i w:val="0"/>
+          <w:color w:val="6B7263"/>
+          <w:sz w:val="18"/>
+        </w:rPr>
+        <w:t>Confused with: M03 (2); S01.a.l (2)</w:t>
+      </w:r>
+    </w:p>
+    <w:p>
+      <w:r>
+        <w:rPr>
+          <w:b w:val="0"/>
+          <w:i w:val="0"/>
+          <w:color w:val="A3442E"/>
+          <w:sz w:val="18"/>
+        </w:rPr>
+        <w:t>Note: Phenology-coherence split (snow-free DOY facies; see 11_subcluster_composition.R pheno pass).</w:t>
+      </w:r>
+    </w:p>
+    <w:tbl>
+      <w:tblPr>
+        <w:tblStyle w:val="TableGrid"/>
+        <w:tblW w:type="auto" w:w="0"/>
+        <w:tblLook w:firstColumn="1" w:firstRow="1" w:lastColumn="0" w:lastRow="0" w:noHBand="0" w:noVBand="1" w:val="04A0"/>
+      </w:tblPr>
+      <w:tblGrid>
+        <w:gridCol w:w="1440"/>
+        <w:gridCol w:w="1440"/>
+        <w:gridCol w:w="1440"/>
+        <w:gridCol w:w="1440"/>
+        <w:gridCol w:w="1440"/>
+        <w:gridCol w:w="1440"/>
+      </w:tblGrid>
+      <w:tr>
+        <w:tc>
+          <w:tcPr>
+            <w:tcW w:type="dxa" w:w="432"/>
+          </w:tcPr>
+          <w:p>
+            <w:r>
+              <w:rPr>
+                <w:b/>
+                <w:sz w:val="17"/>
+              </w:rPr>
+              <w:t>#</w:t>
+            </w:r>
+          </w:p>
+        </w:tc>
+        <w:tc>
+          <w:tcPr>
+            <w:tcW w:type="dxa" w:w="3456"/>
+          </w:tcPr>
+          <w:p>
+            <w:r>
+              <w:rPr>
+                <w:b/>
+                <w:sz w:val="17"/>
+              </w:rPr>
+              <w:t>Candidate IVC community</w:t>
+            </w:r>
+          </w:p>
+        </w:tc>
+        <w:tc>
+          <w:tcPr>
+            <w:tcW w:type="dxa" w:w="792"/>
+          </w:tcPr>
+          <w:p>
+            <w:r>
+              <w:rPr>
+                <w:b/>
+                <w:sz w:val="17"/>
+              </w:rPr>
+              <w:t>G-rank</w:t>
+            </w:r>
+          </w:p>
+        </w:tc>
+        <w:tc>
+          <w:tcPr>
+            <w:tcW w:type="dxa" w:w="2736"/>
+          </w:tcPr>
+          <w:p>
+            <w:r>
+              <w:rPr>
+                <w:b/>
+                <w:sz w:val="17"/>
+              </w:rPr>
+              <w:t>Matched diagnostics</w:t>
+            </w:r>
+          </w:p>
+        </w:tc>
+        <w:tc>
+          <w:tcPr>
+            <w:tcW w:type="dxa" w:w="720"/>
+          </w:tcPr>
+          <w:p>
+            <w:r>
+              <w:rPr>
+                <w:b/>
+                <w:sz w:val="17"/>
+              </w:rPr>
+              <w:t>Score</w:t>
+            </w:r>
+          </w:p>
+        </w:tc>
+        <w:tc>
+          <w:tcPr>
+            <w:tcW w:type="dxa" w:w="1296"/>
+          </w:tcPr>
+          <w:p>
+            <w:r>
+              <w:rPr>
+                <w:b/>
+                <w:sz w:val="17"/>
+              </w:rPr>
+              <w:t>Ecology</w:t>
+            </w:r>
+          </w:p>
+        </w:tc>
+      </w:tr>
+      <w:tr>
+        <w:tc>
+          <w:tcPr>
+            <w:tcW w:type="dxa" w:w="432"/>
+          </w:tcPr>
+          <w:p>
+            <w:r>
+              <w:rPr>
+                <w:sz w:val="17"/>
+              </w:rPr>
+              <w:t>1</w:t>
+            </w:r>
+          </w:p>
+        </w:tc>
+        <w:tc>
+          <w:tcPr>
+            <w:tcW w:type="dxa" w:w="3456"/>
+          </w:tcPr>
+          <w:p>
+            <w:r>
+              <w:rPr>
+                <w:sz w:val="17"/>
+              </w:rPr>
+              <w:t>Festuca thurberi - (Lathyrus lanszwertii, Potentilla spp.) Grassland</w:t>
+            </w:r>
+          </w:p>
+        </w:tc>
+        <w:tc>
+          <w:tcPr>
+            <w:tcW w:type="dxa" w:w="792"/>
+          </w:tcPr>
+          <w:p>
+            <w:r>
+              <w:rPr>
+                <w:sz w:val="17"/>
+              </w:rPr>
+              <w:t>G4</w:t>
+            </w:r>
+          </w:p>
+        </w:tc>
+        <w:tc>
+          <w:tcPr>
+            <w:tcW w:type="dxa" w:w="2736"/>
+          </w:tcPr>
+          <w:p>
+            <w:r>
+              <w:rPr>
+                <w:sz w:val="17"/>
+              </w:rPr>
+              <w:t>Lathyrus lanszwertii</w:t>
+            </w:r>
+          </w:p>
+        </w:tc>
+        <w:tc>
+          <w:tcPr>
+            <w:tcW w:type="dxa" w:w="720"/>
+          </w:tcPr>
+          <w:p>
+            <w:r>
+              <w:rPr>
+                <w:sz w:val="17"/>
+              </w:rPr>
+              <w:t>0.57</w:t>
+            </w:r>
+          </w:p>
+        </w:tc>
+        <w:tc>
+          <w:tcPr>
+            <w:tcW w:type="dxa" w:w="1296"/>
+          </w:tcPr>
+          <w:p>
+            <w:r>
+              <w:rPr>
+                <w:sz w:val="17"/>
+              </w:rPr>
+              <w:t>moisture ✓, elevation ✓</w:t>
+            </w:r>
+          </w:p>
+        </w:tc>
+      </w:tr>
+    </w:tbl>
+    <w:p>
+      <w:pPr>
+        <w:pStyle w:val="Heading3"/>
+      </w:pPr>
+      <w:r>
+        <w:t>S19.l — Oxytropis grass park</w:t>
+      </w:r>
+    </w:p>
+    <w:p>
+      <w:r>
+        <w:rPr>
+          <w:b w:val="0"/>
+          <w:i/>
+          <w:color w:val="6B7263"/>
+          <w:sz w:val="18"/>
+        </w:rPr>
+        <w:t>dry · montane · phenology facies</w:t>
+      </w:r>
+    </w:p>
+    <w:p>
+      <w:r>
+        <w:rPr>
+          <w:b w:val="0"/>
+          <w:i w:val="0"/>
+          <w:color w:val="6B7263"/>
+          <w:sz w:val="18"/>
+        </w:rPr>
+        <w:t>n = 14  (’18/’23/’25/’26: 0/0/12/2)   snow-free DOY 132   joint recall 0.64   bare NA%   NPV 21.1%</w:t>
+      </w:r>
+    </w:p>
+    <w:p>
+      <w:r>
+        <w:t>Later-melt (DOY ~132) dry grass park with pendent-pod crazyweed, prairie smoke and Potentilla; the core of the former S19.</w:t>
+      </w:r>
+    </w:p>
+    <w:p>
+      <w:r>
+        <w:rPr>
+          <w:b w:val="0"/>
+          <w:i w:val="0"/>
+          <w:color w:val="6B7263"/>
+          <w:sz w:val="18"/>
+        </w:rPr>
+        <w:t>Indicators: Oxytropis deflexa (9.6%, IV 13.1); Geum triflorum (7.5%, IV 5.8); Antennaria parvifolia (3.2%, IV 4.5); Artemisia campestris (1.1%, IV 4.5); Carex macloviana (1.1%, IV 4.5)</w:t>
+      </w:r>
+    </w:p>
+    <w:p>
+      <w:r>
+        <w:rPr>
+          <w:b w:val="0"/>
+          <w:i w:val="0"/>
+          <w:color w:val="6B7263"/>
+          <w:sz w:val="18"/>
+        </w:rPr>
+        <w:t>Confused with: S05.a (2); S01.a.l (1)</w:t>
+      </w:r>
+    </w:p>
+    <w:p>
+      <w:r>
+        <w:rPr>
+          <w:b w:val="0"/>
+          <w:i w:val="0"/>
+          <w:color w:val="A3442E"/>
+          <w:sz w:val="18"/>
+        </w:rPr>
+        <w:t>Note: Phenology-coherence split (snow-free DOY facies; see 11_subcluster_composition.R pheno pass).</w:t>
+      </w:r>
+    </w:p>
+    <w:tbl>
+      <w:tblPr>
+        <w:tblStyle w:val="TableGrid"/>
+        <w:tblW w:type="auto" w:w="0"/>
+        <w:tblLook w:firstColumn="1" w:firstRow="1" w:lastColumn="0" w:lastRow="0" w:noHBand="0" w:noVBand="1" w:val="04A0"/>
+      </w:tblPr>
+      <w:tblGrid>
+        <w:gridCol w:w="1440"/>
+        <w:gridCol w:w="1440"/>
+        <w:gridCol w:w="1440"/>
+        <w:gridCol w:w="1440"/>
+        <w:gridCol w:w="1440"/>
+        <w:gridCol w:w="1440"/>
+      </w:tblGrid>
+      <w:tr>
+        <w:tc>
+          <w:tcPr>
+            <w:tcW w:type="dxa" w:w="432"/>
+          </w:tcPr>
+          <w:p>
+            <w:r>
+              <w:rPr>
+                <w:b/>
+                <w:sz w:val="17"/>
+              </w:rPr>
+              <w:t>#</w:t>
+            </w:r>
+          </w:p>
+        </w:tc>
+        <w:tc>
+          <w:tcPr>
+            <w:tcW w:type="dxa" w:w="3456"/>
+          </w:tcPr>
+          <w:p>
+            <w:r>
+              <w:rPr>
+                <w:b/>
+                <w:sz w:val="17"/>
+              </w:rPr>
+              <w:t>Candidate IVC community</w:t>
+            </w:r>
+          </w:p>
+        </w:tc>
+        <w:tc>
+          <w:tcPr>
+            <w:tcW w:type="dxa" w:w="792"/>
+          </w:tcPr>
+          <w:p>
+            <w:r>
+              <w:rPr>
+                <w:b/>
+                <w:sz w:val="17"/>
+              </w:rPr>
+              <w:t>G-rank</w:t>
+            </w:r>
+          </w:p>
+        </w:tc>
+        <w:tc>
+          <w:tcPr>
+            <w:tcW w:type="dxa" w:w="2736"/>
+          </w:tcPr>
+          <w:p>
+            <w:r>
+              <w:rPr>
+                <w:b/>
+                <w:sz w:val="17"/>
+              </w:rPr>
+              <w:t>Matched diagnostics</w:t>
+            </w:r>
+          </w:p>
+        </w:tc>
+        <w:tc>
+          <w:tcPr>
+            <w:tcW w:type="dxa" w:w="720"/>
+          </w:tcPr>
+          <w:p>
+            <w:r>
+              <w:rPr>
+                <w:b/>
+                <w:sz w:val="17"/>
+              </w:rPr>
+              <w:t>Score</w:t>
+            </w:r>
+          </w:p>
+        </w:tc>
+        <w:tc>
+          <w:tcPr>
+            <w:tcW w:type="dxa" w:w="1296"/>
+          </w:tcPr>
+          <w:p>
+            <w:r>
+              <w:rPr>
+                <w:b/>
+                <w:sz w:val="17"/>
+              </w:rPr>
+              <w:t>Ecology</w:t>
+            </w:r>
+          </w:p>
+        </w:tc>
+      </w:tr>
+      <w:tr>
+        <w:tc>
+          <w:tcPr>
+            <w:tcW w:type="dxa" w:w="432"/>
+          </w:tcPr>
+          <w:p>
+            <w:r>
+              <w:rPr>
+                <w:sz w:val="17"/>
+              </w:rPr>
+              <w:t>1</w:t>
+            </w:r>
+          </w:p>
+        </w:tc>
+        <w:tc>
+          <w:tcPr>
+            <w:tcW w:type="dxa" w:w="3456"/>
+          </w:tcPr>
+          <w:p>
+            <w:r>
+              <w:rPr>
+                <w:sz w:val="17"/>
+              </w:rPr>
+              <w:t>Sporobolus cryptandrus - Artemisia campestris Wet Meadow Alliance</w:t>
+            </w:r>
+          </w:p>
+        </w:tc>
+        <w:tc>
+          <w:tcPr>
+            <w:tcW w:type="dxa" w:w="792"/>
+          </w:tcPr>
+          <w:p>
+            <w:r>
+              <w:rPr>
+                <w:sz w:val="17"/>
+              </w:rPr>
+              <w:t>GNR</w:t>
+            </w:r>
+          </w:p>
+        </w:tc>
+        <w:tc>
+          <w:tcPr>
+            <w:tcW w:type="dxa" w:w="2736"/>
+          </w:tcPr>
+          <w:p>
+            <w:r>
+              <w:rPr>
+                <w:sz w:val="17"/>
+              </w:rPr>
+              <w:t>Artemisia campestris</w:t>
+            </w:r>
+          </w:p>
+        </w:tc>
+        <w:tc>
+          <w:tcPr>
+            <w:tcW w:type="dxa" w:w="720"/>
+          </w:tcPr>
+          <w:p>
+            <w:r>
+              <w:rPr>
+                <w:sz w:val="17"/>
+              </w:rPr>
+              <w:t>0.22</w:t>
+            </w:r>
+          </w:p>
+        </w:tc>
+        <w:tc>
+          <w:tcPr>
+            <w:tcW w:type="dxa" w:w="1296"/>
+          </w:tcPr>
+          <w:p>
+            <w:r>
+              <w:rPr>
+                <w:sz w:val="17"/>
+              </w:rPr>
+              <w:t>—</w:t>
+            </w:r>
+          </w:p>
+        </w:tc>
+      </w:tr>
+      <w:tr>
+        <w:tc>
+          <w:tcPr>
+            <w:tcW w:type="dxa" w:w="432"/>
+          </w:tcPr>
+          <w:p>
+            <w:r>
+              <w:rPr>
+                <w:sz w:val="17"/>
+              </w:rPr>
+              <w:t>2</w:t>
+            </w:r>
+          </w:p>
+        </w:tc>
+        <w:tc>
+          <w:tcPr>
+            <w:tcW w:type="dxa" w:w="3456"/>
+          </w:tcPr>
+          <w:p>
+            <w:r>
+              <w:rPr>
+                <w:sz w:val="17"/>
+              </w:rPr>
+              <w:t>Salix interior / Sporobolus cryptandrus - Artemisia campestris Riverscour Group</w:t>
+            </w:r>
+          </w:p>
+        </w:tc>
+        <w:tc>
+          <w:tcPr>
+            <w:tcW w:type="dxa" w:w="792"/>
+          </w:tcPr>
+          <w:p>
+            <w:r>
+              <w:rPr>
+                <w:sz w:val="17"/>
+              </w:rPr>
+              <w:t>G3</w:t>
+            </w:r>
+          </w:p>
+        </w:tc>
+        <w:tc>
+          <w:tcPr>
+            <w:tcW w:type="dxa" w:w="2736"/>
+          </w:tcPr>
+          <w:p>
+            <w:r>
+              <w:rPr>
+                <w:sz w:val="17"/>
+              </w:rPr>
+              <w:t>Artemisia campestris</w:t>
+            </w:r>
+          </w:p>
+        </w:tc>
+        <w:tc>
+          <w:tcPr>
+            <w:tcW w:type="dxa" w:w="720"/>
+          </w:tcPr>
+          <w:p>
+            <w:r>
+              <w:rPr>
+                <w:sz w:val="17"/>
+              </w:rPr>
+              <w:t>0.2</w:t>
+            </w:r>
+          </w:p>
+        </w:tc>
+        <w:tc>
+          <w:tcPr>
+            <w:tcW w:type="dxa" w:w="1296"/>
+          </w:tcPr>
+          <w:p>
+            <w:r>
+              <w:rPr>
+                <w:sz w:val="17"/>
+              </w:rPr>
+              <w:t>—</w:t>
+            </w:r>
+          </w:p>
+        </w:tc>
+      </w:tr>
+    </w:tbl>
+    <w:p>
+      <w:pPr>
+        <w:pStyle w:val="Heading3"/>
+      </w:pPr>
+      <w:r>
+        <w:t>S01.a.l — Montane shrub-meadow</w:t>
+      </w:r>
+    </w:p>
+    <w:p>
+      <w:r>
+        <w:rPr>
+          <w:b w:val="0"/>
+          <w:i/>
+          <w:color w:val="6B7263"/>
+          <w:sz w:val="18"/>
+        </w:rPr>
+        <w:t>dry · montane · phenology facies · floristic split · needs ancillary · no CO NatureServe match</w:t>
+      </w:r>
+    </w:p>
+    <w:p>
+      <w:r>
+        <w:rPr>
+          <w:b w:val="0"/>
+          <w:i w:val="0"/>
+          <w:color w:val="6B7263"/>
+          <w:sz w:val="18"/>
+        </w:rPr>
+        <w:t>n = 31  (’18/’23/’25/’26: 3/19/9/0)   snow-free DOY 133   joint recall 0.74   bare 10.2%   NPV 14.5%</w:t>
+      </w:r>
+    </w:p>
+    <w:p>
+      <w:r>
+        <w:t>Later-melt (DOY ~133) montane shrub-meadow facies: mule's-ears and scattered sagebrush over Potentilla and shrubby cinquefoil; phenology split from the former S01.a.</w:t>
+      </w:r>
+    </w:p>
+    <w:p>
+      <w:r>
+        <w:rPr>
+          <w:b w:val="0"/>
+          <w:i w:val="0"/>
+          <w:color w:val="6B7263"/>
+          <w:sz w:val="18"/>
+        </w:rPr>
+        <w:t>Indicators: Juncus spp (3.5%, IV 1.0); Juniperus communis (2.6%, IV 0.9); Linaria vulgaris (1.5%, IV 0.8); Salix spp (1.5%, IV 0.6); Potentilla pulcherrima (4.7%, IV 0.6)</w:t>
+      </w:r>
+    </w:p>
+    <w:p>
+      <w:r>
+        <w:rPr>
+          <w:b w:val="0"/>
+          <w:i w:val="0"/>
+          <w:color w:val="6B7263"/>
+          <w:sz w:val="18"/>
+        </w:rPr>
+        <w:t>Confused with: S06.b (3); S02.a.l (2)</w:t>
+      </w:r>
+    </w:p>
+    <w:p>
+      <w:r>
+        <w:rPr>
+          <w:b w:val="0"/>
+          <w:i w:val="0"/>
+          <w:color w:val="A3442E"/>
+          <w:sz w:val="18"/>
+        </w:rPr>
+        <w:t>Note: Phenology-coherence split (snow-free DOY facies; see 11_subcluster_composition.R pheno pass).</w:t>
+      </w:r>
+    </w:p>
+    <w:p>
+      <w:r>
+        <w:rPr>
+          <w:b w:val="0"/>
+          <w:i w:val="0"/>
+          <w:color w:val="A3442E"/>
+          <w:sz w:val="18"/>
+        </w:rPr>
+        <w:t>No Colorado-recorded NatureServe community matched this class's diagnostic species.</w:t>
+      </w:r>
+    </w:p>
     <w:p>
       <w:pPr>
         <w:pStyle w:val="Heading3"/>
@@ -11031,7 +11962,7 @@
           <w:color w:val="6B7263"/>
           <w:sz w:val="18"/>
         </w:rPr>
-        <w:t>n = 13  (’18/’23/’25/’26: 0/0/13/0)   snow-free DOY 134   joint recall 0.92   bare 46.2%   NPV 14.2%</w:t>
+        <w:t>n = 16  (’18/’23/’25/’26: 0/2/14/0)   snow-free DOY 134   joint recall 0.88   bare 47.2%   NPV 11.9%</w:t>
       </w:r>
     </w:p>
     <w:p>
@@ -11047,7 +11978,7 @@
           <w:color w:val="6B7263"/>
           <w:sz w:val="18"/>
         </w:rPr>
-        <w:t>Indicators: Achnatherum lettermanii (0.8%, IV 2.6); Eriogonum umbellatum (7.7%, IV 2.0); Heterotheca villosa (4.2%, IV 1.6); Amelanchier alnifolia (2.3%, IV 0.9); Eremogone congesta (0.8%, IV 0.5)</w:t>
+        <w:t>Indicators: Heterotheca villosa (6.9%, IV 3.2); Eriogonum umbellatum (7.2%, IV 1.9); Achnatherum lettermanii (0.6%, IV 1.7); Amelanchier alnifolia (1.9%, IV 0.6); Heliomeris multiflora (2.2%, IV 0.4)</w:t>
       </w:r>
     </w:p>
     <w:tbl>
@@ -11212,7 +12143,7 @@
               <w:rPr>
                 <w:sz w:val="17"/>
               </w:rPr>
-              <w:t>0.41</w:t>
+              <w:t>0.3</w:t>
             </w:r>
           </w:p>
         </w:tc>
@@ -11292,7 +12223,7 @@
               <w:rPr>
                 <w:sz w:val="17"/>
               </w:rPr>
-              <w:t>0.41</w:t>
+              <w:t>0.3</w:t>
             </w:r>
           </w:p>
         </w:tc>
@@ -11372,7 +12303,7 @@
               <w:rPr>
                 <w:sz w:val="17"/>
               </w:rPr>
-              <w:t>0.32</w:t>
+              <w:t>0.28</w:t>
             </w:r>
           </w:p>
         </w:tc>
@@ -11418,7 +12349,7 @@
           <w:color w:val="6B7263"/>
           <w:sz w:val="18"/>
         </w:rPr>
-        <w:t>n = 10  (’18/’23/’25/’26: 0/5/5/0)   snow-free DOY 137   joint recall 0.20   bare NA%   NPV 11%</w:t>
+        <w:t>n = 10  (’18/’23/’25/’26: 0/5/5/0)   snow-free DOY 137   joint recall 0.00   bare NA%   NPV 11%</w:t>
       </w:r>
     </w:p>
     <w:p>
@@ -11445,7 +12376,7 @@
           <w:color w:val="6B7263"/>
           <w:sz w:val="18"/>
         </w:rPr>
-        <w:t>Confused with: S10.a (7); S06.b (1)</w:t>
+        <w:t>Confused with: S10.a (6); S15 (1)</w:t>
       </w:r>
     </w:p>
     <w:tbl>
@@ -11624,6 +12555,415 @@
                 <w:sz w:val="17"/>
               </w:rPr>
               <w:t>moisture ✓</w:t>
+            </w:r>
+          </w:p>
+        </w:tc>
+      </w:tr>
+    </w:tbl>
+    <w:p>
+      <w:pPr>
+        <w:pStyle w:val="Heading3"/>
+      </w:pPr>
+      <w:r>
+        <w:t>S02.a.l — Fescue tall-forb meadow</w:t>
+      </w:r>
+    </w:p>
+    <w:p>
+      <w:r>
+        <w:rPr>
+          <w:b w:val="0"/>
+          <w:i/>
+          <w:color w:val="6B7263"/>
+          <w:sz w:val="18"/>
+        </w:rPr>
+        <w:t>mesic · montane · phenology facies · floristic split · needs ancillary</w:t>
+      </w:r>
+    </w:p>
+    <w:p>
+      <w:r>
+        <w:rPr>
+          <w:b w:val="0"/>
+          <w:i w:val="0"/>
+          <w:color w:val="6B7263"/>
+          <w:sz w:val="18"/>
+        </w:rPr>
+        <w:t>n = 28  (’18/’23/’25/’26: 7/5/16/0)   snow-free DOY 139   joint recall 0.79   bare 9.8%   NPV 20.2%</w:t>
+      </w:r>
+    </w:p>
+    <w:p>
+      <w:r>
+        <w:t>Later-melt (DOY ~139) Thurber fescue meadow with Delphinium and osha leanings; phenology split of the montane forb-grass meadow.</w:t>
+      </w:r>
+    </w:p>
+    <w:p>
+      <w:r>
+        <w:rPr>
+          <w:b w:val="0"/>
+          <w:i w:val="0"/>
+          <w:color w:val="6B7263"/>
+          <w:sz w:val="18"/>
+        </w:rPr>
+        <w:t>Indicators: Dugaldia hoopesii (2.7%, IV 1.4); Festuca thurberi (7.0%, IV 1.2); Collomia linearis (0.4%, IV 1.1); Vaccinium scoparium (0.4%, IV 1.1); Wyethia spp (2.7%, IV 0.6)</w:t>
+      </w:r>
+    </w:p>
+    <w:p>
+      <w:r>
+        <w:rPr>
+          <w:b w:val="0"/>
+          <w:i w:val="0"/>
+          <w:color w:val="6B7263"/>
+          <w:sz w:val="18"/>
+        </w:rPr>
+        <w:t>Confused with: M02 (1); S01.a.l (1)</w:t>
+      </w:r>
+    </w:p>
+    <w:p>
+      <w:r>
+        <w:rPr>
+          <w:b w:val="0"/>
+          <w:i w:val="0"/>
+          <w:color w:val="A3442E"/>
+          <w:sz w:val="18"/>
+        </w:rPr>
+        <w:t>Note: Phenology-coherence split (snow-free DOY facies; see 11_subcluster_composition.R pheno pass).</w:t>
+      </w:r>
+    </w:p>
+    <w:tbl>
+      <w:tblPr>
+        <w:tblStyle w:val="TableGrid"/>
+        <w:tblW w:type="auto" w:w="0"/>
+        <w:tblLook w:firstColumn="1" w:firstRow="1" w:lastColumn="0" w:lastRow="0" w:noHBand="0" w:noVBand="1" w:val="04A0"/>
+      </w:tblPr>
+      <w:tblGrid>
+        <w:gridCol w:w="1440"/>
+        <w:gridCol w:w="1440"/>
+        <w:gridCol w:w="1440"/>
+        <w:gridCol w:w="1440"/>
+        <w:gridCol w:w="1440"/>
+        <w:gridCol w:w="1440"/>
+      </w:tblGrid>
+      <w:tr>
+        <w:tc>
+          <w:tcPr>
+            <w:tcW w:type="dxa" w:w="432"/>
+          </w:tcPr>
+          <w:p>
+            <w:r>
+              <w:rPr>
+                <w:b/>
+                <w:sz w:val="17"/>
+              </w:rPr>
+              <w:t>#</w:t>
+            </w:r>
+          </w:p>
+        </w:tc>
+        <w:tc>
+          <w:tcPr>
+            <w:tcW w:type="dxa" w:w="3456"/>
+          </w:tcPr>
+          <w:p>
+            <w:r>
+              <w:rPr>
+                <w:b/>
+                <w:sz w:val="17"/>
+              </w:rPr>
+              <w:t>Candidate IVC community</w:t>
+            </w:r>
+          </w:p>
+        </w:tc>
+        <w:tc>
+          <w:tcPr>
+            <w:tcW w:type="dxa" w:w="792"/>
+          </w:tcPr>
+          <w:p>
+            <w:r>
+              <w:rPr>
+                <w:b/>
+                <w:sz w:val="17"/>
+              </w:rPr>
+              <w:t>G-rank</w:t>
+            </w:r>
+          </w:p>
+        </w:tc>
+        <w:tc>
+          <w:tcPr>
+            <w:tcW w:type="dxa" w:w="2736"/>
+          </w:tcPr>
+          <w:p>
+            <w:r>
+              <w:rPr>
+                <w:b/>
+                <w:sz w:val="17"/>
+              </w:rPr>
+              <w:t>Matched diagnostics</w:t>
+            </w:r>
+          </w:p>
+        </w:tc>
+        <w:tc>
+          <w:tcPr>
+            <w:tcW w:type="dxa" w:w="720"/>
+          </w:tcPr>
+          <w:p>
+            <w:r>
+              <w:rPr>
+                <w:b/>
+                <w:sz w:val="17"/>
+              </w:rPr>
+              <w:t>Score</w:t>
+            </w:r>
+          </w:p>
+        </w:tc>
+        <w:tc>
+          <w:tcPr>
+            <w:tcW w:type="dxa" w:w="1296"/>
+          </w:tcPr>
+          <w:p>
+            <w:r>
+              <w:rPr>
+                <w:b/>
+                <w:sz w:val="17"/>
+              </w:rPr>
+              <w:t>Ecology</w:t>
+            </w:r>
+          </w:p>
+        </w:tc>
+      </w:tr>
+      <w:tr>
+        <w:tc>
+          <w:tcPr>
+            <w:tcW w:type="dxa" w:w="432"/>
+          </w:tcPr>
+          <w:p>
+            <w:r>
+              <w:rPr>
+                <w:sz w:val="17"/>
+              </w:rPr>
+              <w:t>1</w:t>
+            </w:r>
+          </w:p>
+        </w:tc>
+        <w:tc>
+          <w:tcPr>
+            <w:tcW w:type="dxa" w:w="3456"/>
+          </w:tcPr>
+          <w:p>
+            <w:r>
+              <w:rPr>
+                <w:sz w:val="17"/>
+              </w:rPr>
+              <w:t>Artemisia tridentata ssp. vaseyana / Festuca thurberi Shrubland</w:t>
+            </w:r>
+          </w:p>
+        </w:tc>
+        <w:tc>
+          <w:tcPr>
+            <w:tcW w:type="dxa" w:w="792"/>
+          </w:tcPr>
+          <w:p>
+            <w:r>
+              <w:rPr>
+                <w:sz w:val="17"/>
+              </w:rPr>
+              <w:t>G3</w:t>
+            </w:r>
+          </w:p>
+        </w:tc>
+        <w:tc>
+          <w:tcPr>
+            <w:tcW w:type="dxa" w:w="2736"/>
+          </w:tcPr>
+          <w:p>
+            <w:r>
+              <w:rPr>
+                <w:sz w:val="17"/>
+              </w:rPr>
+              <w:t>Festuca thurberi</w:t>
+            </w:r>
+          </w:p>
+        </w:tc>
+        <w:tc>
+          <w:tcPr>
+            <w:tcW w:type="dxa" w:w="720"/>
+          </w:tcPr>
+          <w:p>
+            <w:r>
+              <w:rPr>
+                <w:sz w:val="17"/>
+              </w:rPr>
+              <w:t>0.46</w:t>
+            </w:r>
+          </w:p>
+        </w:tc>
+        <w:tc>
+          <w:tcPr>
+            <w:tcW w:type="dxa" w:w="1296"/>
+          </w:tcPr>
+          <w:p>
+            <w:r>
+              <w:rPr>
+                <w:sz w:val="17"/>
+              </w:rPr>
+              <w:t>elevation ✓</w:t>
+            </w:r>
+          </w:p>
+        </w:tc>
+      </w:tr>
+      <w:tr>
+        <w:tc>
+          <w:tcPr>
+            <w:tcW w:type="dxa" w:w="432"/>
+          </w:tcPr>
+          <w:p>
+            <w:r>
+              <w:rPr>
+                <w:sz w:val="17"/>
+              </w:rPr>
+              <w:t>2</w:t>
+            </w:r>
+          </w:p>
+        </w:tc>
+        <w:tc>
+          <w:tcPr>
+            <w:tcW w:type="dxa" w:w="3456"/>
+          </w:tcPr>
+          <w:p>
+            <w:r>
+              <w:rPr>
+                <w:sz w:val="17"/>
+              </w:rPr>
+              <w:t>Festuca thurberi - (Lathyrus lanszwertii, Potentilla spp.) Grassland</w:t>
+            </w:r>
+          </w:p>
+        </w:tc>
+        <w:tc>
+          <w:tcPr>
+            <w:tcW w:type="dxa" w:w="792"/>
+          </w:tcPr>
+          <w:p>
+            <w:r>
+              <w:rPr>
+                <w:sz w:val="17"/>
+              </w:rPr>
+              <w:t>G4</w:t>
+            </w:r>
+          </w:p>
+        </w:tc>
+        <w:tc>
+          <w:tcPr>
+            <w:tcW w:type="dxa" w:w="2736"/>
+          </w:tcPr>
+          <w:p>
+            <w:r>
+              <w:rPr>
+                <w:sz w:val="17"/>
+              </w:rPr>
+              <w:t>Festuca thurberi</w:t>
+            </w:r>
+          </w:p>
+        </w:tc>
+        <w:tc>
+          <w:tcPr>
+            <w:tcW w:type="dxa" w:w="720"/>
+          </w:tcPr>
+          <w:p>
+            <w:r>
+              <w:rPr>
+                <w:sz w:val="17"/>
+              </w:rPr>
+              <w:t>0.42</w:t>
+            </w:r>
+          </w:p>
+        </w:tc>
+        <w:tc>
+          <w:tcPr>
+            <w:tcW w:type="dxa" w:w="1296"/>
+          </w:tcPr>
+          <w:p>
+            <w:r>
+              <w:rPr>
+                <w:sz w:val="17"/>
+              </w:rPr>
+              <w:t>elevation ✓</w:t>
+            </w:r>
+          </w:p>
+        </w:tc>
+      </w:tr>
+      <w:tr>
+        <w:tc>
+          <w:tcPr>
+            <w:tcW w:type="dxa" w:w="432"/>
+          </w:tcPr>
+          <w:p>
+            <w:r>
+              <w:rPr>
+                <w:sz w:val="17"/>
+              </w:rPr>
+              <w:t>3</w:t>
+            </w:r>
+          </w:p>
+        </w:tc>
+        <w:tc>
+          <w:tcPr>
+            <w:tcW w:type="dxa" w:w="3456"/>
+          </w:tcPr>
+          <w:p>
+            <w:r>
+              <w:rPr>
+                <w:sz w:val="17"/>
+              </w:rPr>
+              <w:t>Festuca thurberi Subalpine Grassland</w:t>
+            </w:r>
+          </w:p>
+        </w:tc>
+        <w:tc>
+          <w:tcPr>
+            <w:tcW w:type="dxa" w:w="792"/>
+          </w:tcPr>
+          <w:p>
+            <w:r>
+              <w:rPr>
+                <w:sz w:val="17"/>
+              </w:rPr>
+              <w:t>G3</w:t>
+            </w:r>
+          </w:p>
+        </w:tc>
+        <w:tc>
+          <w:tcPr>
+            <w:tcW w:type="dxa" w:w="2736"/>
+          </w:tcPr>
+          <w:p>
+            <w:r>
+              <w:rPr>
+                <w:sz w:val="17"/>
+              </w:rPr>
+              <w:t>Festuca thurberi</w:t>
+            </w:r>
+          </w:p>
+        </w:tc>
+        <w:tc>
+          <w:tcPr>
+            <w:tcW w:type="dxa" w:w="720"/>
+          </w:tcPr>
+          <w:p>
+            <w:r>
+              <w:rPr>
+                <w:sz w:val="17"/>
+              </w:rPr>
+              <w:t>0.36</w:t>
+            </w:r>
+          </w:p>
+        </w:tc>
+        <w:tc>
+          <w:tcPr>
+            <w:tcW w:type="dxa" w:w="1296"/>
+          </w:tcPr>
+          <w:p>
+            <w:r>
+              <w:rPr>
+                <w:sz w:val="17"/>
+              </w:rPr>
+              <w:t>—</w:t>
             </w:r>
           </w:p>
         </w:tc>
@@ -11691,7 +13031,7 @@
           <w:color w:val="6B7263"/>
           <w:sz w:val="18"/>
         </w:rPr>
-        <w:t>Confused with: S06.b (3); M02 (2)</w:t>
+        <w:t>Confused with: M02 (4); S06.b (2)</w:t>
       </w:r>
     </w:p>
     <w:p>
@@ -11743,7 +13083,7 @@
           <w:color w:val="6B7263"/>
           <w:sz w:val="18"/>
         </w:rPr>
-        <w:t>n = 82  (’18/’23/’25/’26: 25/15/41/1)   snow-free DOY 143   joint recall 0.77   bare 15.9%   NPV 12.1%</w:t>
+        <w:t>n = 83  (’18/’23/’25/’26: 25/15/42/1)   snow-free DOY 143   joint recall 0.77   bare 16.4%   NPV 12%</w:t>
       </w:r>
     </w:p>
     <w:p>
@@ -11759,7 +13099,7 @@
           <w:color w:val="6B7263"/>
           <w:sz w:val="18"/>
         </w:rPr>
-        <w:t>Indicators: Heliomeris multiflora (3.5%, IV 1.1); Helianthella quinquenervis (4.4%, IV 0.6); Lathyrus lanszwertii (4.3%, IV 0.5); Carex praticola (1.0%, IV 0.4); Agastache urticifolia (2.7%, IV 0.4)</w:t>
+        <w:t>Indicators: Heliomeris multiflora (3.6%, IV 1.2); Helianthella quinquenervis (4.3%, IV 0.6); Lathyrus lanszwertii (4.2%, IV 0.4); Carex praticola (1.0%, IV 0.4); Agastache urticifolia (2.7%, IV 0.4)</w:t>
       </w:r>
     </w:p>
     <w:p>
@@ -11770,7 +13110,7 @@
           <w:color w:val="6B7263"/>
           <w:sz w:val="18"/>
         </w:rPr>
-        <w:t>Confused with: M02 (7); S01.a (4)</w:t>
+        <w:t>Confused with: M02 (9); M01 (3)</w:t>
       </w:r>
     </w:p>
     <w:tbl>
@@ -11935,7 +13275,7 @@
               <w:rPr>
                 <w:sz w:val="17"/>
               </w:rPr>
-              <w:t>0.22</w:t>
+              <w:t>0.19</w:t>
             </w:r>
           </w:p>
         </w:tc>
@@ -11981,7 +13321,7 @@
           <w:color w:val="6B7263"/>
           <w:sz w:val="18"/>
         </w:rPr>
-        <w:t>n = 19  (’18/’23/’25/’26: 12/2/5/0)   snow-free DOY 144   joint recall 0.26   bare 0.3%   NPV 3.4%</w:t>
+        <w:t>n = 19  (’18/’23/’25/’26: 12/2/5/0)   snow-free DOY 144   joint recall 0.32   bare 0.3%   NPV 3.4%</w:t>
       </w:r>
     </w:p>
     <w:p>
@@ -12008,7 +13348,7 @@
           <w:color w:val="6B7263"/>
           <w:sz w:val="18"/>
         </w:rPr>
-        <w:t>Confused with: S03 (7); M02 (2)</w:t>
+        <w:t>Confused with: S03 (6); M02 (3)</w:t>
       </w:r>
     </w:p>
     <w:tbl>
@@ -12793,7 +14133,7 @@
           <w:color w:val="6B7263"/>
           <w:sz w:val="18"/>
         </w:rPr>
-        <w:t>Confused with: M02 (8); S03 (2)</w:t>
+        <w:t>Confused with: M02 (7); S06.b (3)</w:t>
       </w:r>
     </w:p>
     <w:tbl>
@@ -13084,7 +14424,7 @@
           <w:color w:val="6B7263"/>
           <w:sz w:val="18"/>
         </w:rPr>
-        <w:t>n = 16  (’18/’23/’25/’26: 2/2/12/0)   snow-free DOY 147   joint recall 0.56   bare NA%   NPV 14.4%</w:t>
+        <w:t>n = 16  (’18/’23/’25/’26: 2/2/12/0)   snow-free DOY 147   joint recall 0.62   bare NA%   NPV 14.4%</w:t>
       </w:r>
     </w:p>
     <w:p>
@@ -13111,7 +14451,7 @@
           <w:color w:val="6B7263"/>
           <w:sz w:val="18"/>
         </w:rPr>
-        <w:t>Confused with: Juniperus sp. (1); S01.a (1)</w:t>
+        <w:t>Confused with: S14 (2); S01.a.l (1)</w:t>
       </w:r>
     </w:p>
     <w:p>
@@ -13328,7 +14668,7 @@
               <w:rPr>
                 <w:sz w:val="17"/>
               </w:rPr>
-              <w:t>Carex aquatilis - Carex lasiocarpa - Sphagnum spp. Rocky Mountain Acidic Fen Group</w:t>
+              <w:t>Carex aquatilis - Carex utriculata Wet Meadow</w:t>
             </w:r>
           </w:p>
         </w:tc>
@@ -13367,7 +14707,7 @@
               <w:rPr>
                 <w:sz w:val="17"/>
               </w:rPr>
-              <w:t>0.68</w:t>
+              <w:t>0.76</w:t>
             </w:r>
           </w:p>
         </w:tc>
@@ -13408,7 +14748,7 @@
               <w:rPr>
                 <w:sz w:val="17"/>
               </w:rPr>
-              <w:t>Carex saxatilis Fen</w:t>
+              <w:t>Carex aquatilis - Carex lasiocarpa - Sphagnum spp. Rocky Mountain Acidic Fen Group</w:t>
             </w:r>
           </w:p>
         </w:tc>
@@ -13421,6 +14761,255 @@
               <w:rPr>
                 <w:sz w:val="17"/>
               </w:rPr>
+              <w:t>G4</w:t>
+            </w:r>
+          </w:p>
+        </w:tc>
+        <w:tc>
+          <w:tcPr>
+            <w:tcW w:type="dxa" w:w="2736"/>
+          </w:tcPr>
+          <w:p>
+            <w:r>
+              <w:rPr>
+                <w:sz w:val="17"/>
+              </w:rPr>
+              <w:t>Carex aquatilis; Carex sp.</w:t>
+            </w:r>
+          </w:p>
+        </w:tc>
+        <w:tc>
+          <w:tcPr>
+            <w:tcW w:type="dxa" w:w="720"/>
+          </w:tcPr>
+          <w:p>
+            <w:r>
+              <w:rPr>
+                <w:sz w:val="17"/>
+              </w:rPr>
+              <w:t>0.68</w:t>
+            </w:r>
+          </w:p>
+        </w:tc>
+        <w:tc>
+          <w:tcPr>
+            <w:tcW w:type="dxa" w:w="1296"/>
+          </w:tcPr>
+          <w:p>
+            <w:r>
+              <w:rPr>
+                <w:sz w:val="17"/>
+              </w:rPr>
+              <w:t>moisture ✓</w:t>
+            </w:r>
+          </w:p>
+        </w:tc>
+      </w:tr>
+    </w:tbl>
+    <w:p>
+      <w:pPr>
+        <w:pStyle w:val="Heading3"/>
+      </w:pPr>
+      <w:r>
+        <w:t>S08.a.e — Helianthella subalpine meadow</w:t>
+      </w:r>
+    </w:p>
+    <w:p>
+      <w:r>
+        <w:rPr>
+          <w:b w:val="0"/>
+          <w:i/>
+          <w:color w:val="6B7263"/>
+          <w:sz w:val="18"/>
+        </w:rPr>
+        <w:t>mesic · subalpine · phenology facies · floristic split · needs ancillary</w:t>
+      </w:r>
+    </w:p>
+    <w:p>
+      <w:r>
+        <w:rPr>
+          <w:b w:val="0"/>
+          <w:i w:val="0"/>
+          <w:color w:val="6B7263"/>
+          <w:sz w:val="18"/>
+        </w:rPr>
+        <w:t>n = 14  (’18/’23/’25/’26: 13/1/0/0)   snow-free DOY 148   joint recall 0.64   bare 11.8%   NPV 8.9%</w:t>
+      </w:r>
+    </w:p>
+    <w:p>
+      <w:r>
+        <w:t>Mid-summer (DOY ~148) subalpine forb meadow of Helianthella, Fendler's meadow-rue and Thurber fescue; phenology split of the Deschampsia forb meadow.</w:t>
+      </w:r>
+    </w:p>
+    <w:p>
+      <w:r>
+        <w:rPr>
+          <w:b w:val="0"/>
+          <w:i w:val="0"/>
+          <w:color w:val="6B7263"/>
+          <w:sz w:val="18"/>
+        </w:rPr>
+        <w:t>Indicators: Festuca idahoensis (1.8%, IV 7.5); Helianthella quinquenervis (13.6%, IV 5.6); Agrostis spp (0.7%, IV 4.5); Thalictrum fendleri (7.9%, IV 2.9); Heliomeris multiflora (6.4%, IV 2.7)</w:t>
+      </w:r>
+    </w:p>
+    <w:p>
+      <w:r>
+        <w:rPr>
+          <w:b w:val="0"/>
+          <w:i w:val="0"/>
+          <w:color w:val="6B7263"/>
+          <w:sz w:val="18"/>
+        </w:rPr>
+        <w:t>Confused with: M02 (4); S06.b (1)</w:t>
+      </w:r>
+    </w:p>
+    <w:p>
+      <w:r>
+        <w:rPr>
+          <w:b w:val="0"/>
+          <w:i w:val="0"/>
+          <w:color w:val="A3442E"/>
+          <w:sz w:val="18"/>
+        </w:rPr>
+        <w:t>Note: Phenology-coherence split (snow-free DOY facies; see 11_subcluster_composition.R pheno pass).</w:t>
+      </w:r>
+    </w:p>
+    <w:tbl>
+      <w:tblPr>
+        <w:tblStyle w:val="TableGrid"/>
+        <w:tblW w:type="auto" w:w="0"/>
+        <w:tblLook w:firstColumn="1" w:firstRow="1" w:lastColumn="0" w:lastRow="0" w:noHBand="0" w:noVBand="1" w:val="04A0"/>
+      </w:tblPr>
+      <w:tblGrid>
+        <w:gridCol w:w="1440"/>
+        <w:gridCol w:w="1440"/>
+        <w:gridCol w:w="1440"/>
+        <w:gridCol w:w="1440"/>
+        <w:gridCol w:w="1440"/>
+        <w:gridCol w:w="1440"/>
+      </w:tblGrid>
+      <w:tr>
+        <w:tc>
+          <w:tcPr>
+            <w:tcW w:type="dxa" w:w="432"/>
+          </w:tcPr>
+          <w:p>
+            <w:r>
+              <w:rPr>
+                <w:b/>
+                <w:sz w:val="17"/>
+              </w:rPr>
+              <w:t>#</w:t>
+            </w:r>
+          </w:p>
+        </w:tc>
+        <w:tc>
+          <w:tcPr>
+            <w:tcW w:type="dxa" w:w="3456"/>
+          </w:tcPr>
+          <w:p>
+            <w:r>
+              <w:rPr>
+                <w:b/>
+                <w:sz w:val="17"/>
+              </w:rPr>
+              <w:t>Candidate IVC community</w:t>
+            </w:r>
+          </w:p>
+        </w:tc>
+        <w:tc>
+          <w:tcPr>
+            <w:tcW w:type="dxa" w:w="792"/>
+          </w:tcPr>
+          <w:p>
+            <w:r>
+              <w:rPr>
+                <w:b/>
+                <w:sz w:val="17"/>
+              </w:rPr>
+              <w:t>G-rank</w:t>
+            </w:r>
+          </w:p>
+        </w:tc>
+        <w:tc>
+          <w:tcPr>
+            <w:tcW w:type="dxa" w:w="2736"/>
+          </w:tcPr>
+          <w:p>
+            <w:r>
+              <w:rPr>
+                <w:b/>
+                <w:sz w:val="17"/>
+              </w:rPr>
+              <w:t>Matched diagnostics</w:t>
+            </w:r>
+          </w:p>
+        </w:tc>
+        <w:tc>
+          <w:tcPr>
+            <w:tcW w:type="dxa" w:w="720"/>
+          </w:tcPr>
+          <w:p>
+            <w:r>
+              <w:rPr>
+                <w:b/>
+                <w:sz w:val="17"/>
+              </w:rPr>
+              <w:t>Score</w:t>
+            </w:r>
+          </w:p>
+        </w:tc>
+        <w:tc>
+          <w:tcPr>
+            <w:tcW w:type="dxa" w:w="1296"/>
+          </w:tcPr>
+          <w:p>
+            <w:r>
+              <w:rPr>
+                <w:b/>
+                <w:sz w:val="17"/>
+              </w:rPr>
+              <w:t>Ecology</w:t>
+            </w:r>
+          </w:p>
+        </w:tc>
+      </w:tr>
+      <w:tr>
+        <w:tc>
+          <w:tcPr>
+            <w:tcW w:type="dxa" w:w="432"/>
+          </w:tcPr>
+          <w:p>
+            <w:r>
+              <w:rPr>
+                <w:sz w:val="17"/>
+              </w:rPr>
+              <w:t>1</w:t>
+            </w:r>
+          </w:p>
+        </w:tc>
+        <w:tc>
+          <w:tcPr>
+            <w:tcW w:type="dxa" w:w="3456"/>
+          </w:tcPr>
+          <w:p>
+            <w:r>
+              <w:rPr>
+                <w:sz w:val="17"/>
+              </w:rPr>
+              <w:t>Festuca idahoensis - Festuca thurberi Grassland</w:t>
+            </w:r>
+          </w:p>
+        </w:tc>
+        <w:tc>
+          <w:tcPr>
+            <w:tcW w:type="dxa" w:w="792"/>
+          </w:tcPr>
+          <w:p>
+            <w:r>
+              <w:rPr>
+                <w:sz w:val="17"/>
+              </w:rPr>
               <w:t>G3</w:t>
             </w:r>
           </w:p>
@@ -13434,7 +15023,7 @@
               <w:rPr>
                 <w:sz w:val="17"/>
               </w:rPr>
-              <w:t>Carex saxatilis; Carex sp.</w:t>
+              <w:t>Festuca idahoensis</w:t>
             </w:r>
           </w:p>
         </w:tc>
@@ -13447,7 +15036,7 @@
               <w:rPr>
                 <w:sz w:val="17"/>
               </w:rPr>
-              <w:t>0.65</w:t>
+              <w:t>0.39</w:t>
             </w:r>
           </w:p>
         </w:tc>
@@ -13460,7 +15049,167 @@
               <w:rPr>
                 <w:sz w:val="17"/>
               </w:rPr>
-              <w:t>moisture ✓</w:t>
+              <w:t>—</w:t>
+            </w:r>
+          </w:p>
+        </w:tc>
+      </w:tr>
+      <w:tr>
+        <w:tc>
+          <w:tcPr>
+            <w:tcW w:type="dxa" w:w="432"/>
+          </w:tcPr>
+          <w:p>
+            <w:r>
+              <w:rPr>
+                <w:sz w:val="17"/>
+              </w:rPr>
+              <w:t>2</w:t>
+            </w:r>
+          </w:p>
+        </w:tc>
+        <w:tc>
+          <w:tcPr>
+            <w:tcW w:type="dxa" w:w="3456"/>
+          </w:tcPr>
+          <w:p>
+            <w:r>
+              <w:rPr>
+                <w:sz w:val="17"/>
+              </w:rPr>
+              <w:t>Festuca campestris - Festuca idahoensis - Pseudoroegneria spicata Foothill Grassland Group</w:t>
+            </w:r>
+          </w:p>
+        </w:tc>
+        <w:tc>
+          <w:tcPr>
+            <w:tcW w:type="dxa" w:w="792"/>
+          </w:tcPr>
+          <w:p>
+            <w:r>
+              <w:rPr>
+                <w:sz w:val="17"/>
+              </w:rPr>
+              <w:t>G4</w:t>
+            </w:r>
+          </w:p>
+        </w:tc>
+        <w:tc>
+          <w:tcPr>
+            <w:tcW w:type="dxa" w:w="2736"/>
+          </w:tcPr>
+          <w:p>
+            <w:r>
+              <w:rPr>
+                <w:sz w:val="17"/>
+              </w:rPr>
+              <w:t>Festuca idahoensis</w:t>
+            </w:r>
+          </w:p>
+        </w:tc>
+        <w:tc>
+          <w:tcPr>
+            <w:tcW w:type="dxa" w:w="720"/>
+          </w:tcPr>
+          <w:p>
+            <w:r>
+              <w:rPr>
+                <w:sz w:val="17"/>
+              </w:rPr>
+              <w:t>0.33</w:t>
+            </w:r>
+          </w:p>
+        </w:tc>
+        <w:tc>
+          <w:tcPr>
+            <w:tcW w:type="dxa" w:w="1296"/>
+          </w:tcPr>
+          <w:p>
+            <w:r>
+              <w:rPr>
+                <w:sz w:val="17"/>
+              </w:rPr>
+              <w:t>—</w:t>
+            </w:r>
+          </w:p>
+        </w:tc>
+      </w:tr>
+      <w:tr>
+        <w:tc>
+          <w:tcPr>
+            <w:tcW w:type="dxa" w:w="432"/>
+          </w:tcPr>
+          <w:p>
+            <w:r>
+              <w:rPr>
+                <w:sz w:val="17"/>
+              </w:rPr>
+              <w:t>3</w:t>
+            </w:r>
+          </w:p>
+        </w:tc>
+        <w:tc>
+          <w:tcPr>
+            <w:tcW w:type="dxa" w:w="3456"/>
+          </w:tcPr>
+          <w:p>
+            <w:r>
+              <w:rPr>
+                <w:sz w:val="17"/>
+              </w:rPr>
+              <w:t>Leymus innovatus - Festuca idahoensis - Leucopoa kingii Grassland Group</w:t>
+            </w:r>
+          </w:p>
+        </w:tc>
+        <w:tc>
+          <w:tcPr>
+            <w:tcW w:type="dxa" w:w="792"/>
+          </w:tcPr>
+          <w:p>
+            <w:r>
+              <w:rPr>
+                <w:sz w:val="17"/>
+              </w:rPr>
+              <w:t>G4</w:t>
+            </w:r>
+          </w:p>
+        </w:tc>
+        <w:tc>
+          <w:tcPr>
+            <w:tcW w:type="dxa" w:w="2736"/>
+          </w:tcPr>
+          <w:p>
+            <w:r>
+              <w:rPr>
+                <w:sz w:val="17"/>
+              </w:rPr>
+              <w:t>Festuca idahoensis</w:t>
+            </w:r>
+          </w:p>
+        </w:tc>
+        <w:tc>
+          <w:tcPr>
+            <w:tcW w:type="dxa" w:w="720"/>
+          </w:tcPr>
+          <w:p>
+            <w:r>
+              <w:rPr>
+                <w:sz w:val="17"/>
+              </w:rPr>
+              <w:t>0.33</w:t>
+            </w:r>
+          </w:p>
+        </w:tc>
+        <w:tc>
+          <w:tcPr>
+            <w:tcW w:type="dxa" w:w="1296"/>
+          </w:tcPr>
+          <w:p>
+            <w:r>
+              <w:rPr>
+                <w:sz w:val="17"/>
+              </w:rPr>
+              <w:t>—</w:t>
             </w:r>
           </w:p>
         </w:tc>
@@ -13493,7 +15242,7 @@
           <w:color w:val="6B7263"/>
           <w:sz w:val="18"/>
         </w:rPr>
-        <w:t>n = 19  (’18/’23/’25/’26: 15/3/1/0)   snow-free DOY 149   joint recall 0.68   bare 6.6%   NPV 7.1%</w:t>
+        <w:t>n = 19  (’18/’23/’25/’26: 15/3/1/0)   snow-free DOY 149   joint recall 0.79   bare 6.6%   NPV 7.1%</w:t>
       </w:r>
     </w:p>
     <w:p>
@@ -13520,7 +15269,7 @@
           <w:color w:val="6B7263"/>
           <w:sz w:val="18"/>
         </w:rPr>
-        <w:t>Confused with: M02 (3); S06.b (2)</w:t>
+        <w:t>Confused with: M02 (3); S06.b (1)</w:t>
       </w:r>
     </w:p>
     <w:p>
@@ -13822,7 +15571,7 @@
           <w:color w:val="6B7263"/>
           <w:sz w:val="18"/>
         </w:rPr>
-        <w:t>n = 48  (’18/’23/’25/’26: 30/7/11/0)   snow-free DOY 150   joint recall 0.35   bare 6.2%   NPV 8.4%</w:t>
+        <w:t>n = 49  (’18/’23/’25/’26: 31/7/11/0)   snow-free DOY 150   joint recall 0.43   bare 6.5%   NPV 8.7%</w:t>
       </w:r>
     </w:p>
     <w:p>
@@ -13838,7 +15587,7 @@
           <w:color w:val="6B7263"/>
           <w:sz w:val="18"/>
         </w:rPr>
-        <w:t>Indicators: Ligusticum porteri (27.4%, IV 6.8); Heracleum maximum (2.5%, IV 1.1); Delphinium barbeyi (6.9%, IV 0.9); Eucephalus engelmannii (1.9%, IV 0.6); Thalictrum fendleri (2.4%, IV 0.6)</w:t>
+        <w:t>Indicators: Ligusticum porteri (27.0%, IV 6.7); Heracleum maximum (2.4%, IV 1.0); Delphinium barbeyi (6.7%, IV 0.8); Eucephalus engelmannii (1.8%, IV 0.6); Thalictrum fendleri (2.3%, IV 0.6)</w:t>
       </w:r>
     </w:p>
     <w:p>
@@ -13849,7 +15598,7 @@
           <w:color w:val="6B7263"/>
           <w:sz w:val="18"/>
         </w:rPr>
-        <w:t>Confused with: S08.a (11); S06.b (9)</w:t>
+        <w:t>Confused with: S06.b (9); S09.a (5)</w:t>
       </w:r>
     </w:p>
     <w:p>
@@ -14185,7 +15934,7 @@
               <w:rPr>
                 <w:sz w:val="17"/>
               </w:rPr>
-              <w:t>0.33</w:t>
+              <w:t>0.32</w:t>
             </w:r>
           </w:p>
         </w:tc>
@@ -14231,7 +15980,7 @@
           <w:color w:val="6B7263"/>
           <w:sz w:val="18"/>
         </w:rPr>
-        <w:t>n = 22  (’18/’23/’25/’26: 9/3/10/0)   snow-free DOY 151   joint recall 0.73   bare NA%   NPV 1.8%</w:t>
+        <w:t>n = 22  (’18/’23/’25/’26: 9/3/10/0)   snow-free DOY 151   joint recall 0.68   bare NA%   NPV 1.8%</w:t>
       </w:r>
     </w:p>
     <w:p>
@@ -14258,7 +16007,7 @@
           <w:color w:val="6B7263"/>
           <w:sz w:val="18"/>
         </w:rPr>
-        <w:t>Confused with: Veratrum tenuipetalum (7); M02 (1)</w:t>
+        <w:t>Confused with: Veratrum tenuipetalum (7); Ligusticum porteri (1)</w:t>
       </w:r>
     </w:p>
     <w:tbl>
@@ -14845,404 +16594,6 @@
         <w:pStyle w:val="Heading3"/>
       </w:pPr>
       <w:r>
-        <w:t>Caltha leptosepala — Marsh-marigold snowbed</w:t>
-      </w:r>
-    </w:p>
-    <w:p>
-      <w:r>
-        <w:rPr>
-          <w:b w:val="0"/>
-          <w:i/>
-          <w:color w:val="6B7263"/>
-          <w:sz w:val="18"/>
-        </w:rPr>
-        <w:t>wet · subalpine · augment: critical</w:t>
-      </w:r>
-    </w:p>
-    <w:p>
-      <w:r>
-        <w:rPr>
-          <w:b w:val="0"/>
-          <w:i w:val="0"/>
-          <w:color w:val="6B7263"/>
-          <w:sz w:val="18"/>
-        </w:rPr>
-        <w:t>n = 6  (’18/’23/’25/’26: 3/1/2/0)   snow-free DOY 158   joint recall 0.00   bare 1.7%   NPV NA%</w:t>
-      </w:r>
-    </w:p>
-    <w:p>
-      <w:r>
-        <w:t>Monotypic stands of Caltha leptosepala (~88% cover) on late-melt wet snowbed basins and seep margins; assigned by the &gt;=70% monotypic-cover rule rather than the classifier.</w:t>
-      </w:r>
-    </w:p>
-    <w:p>
-      <w:r>
-        <w:rPr>
-          <w:b w:val="0"/>
-          <w:i w:val="0"/>
-          <w:color w:val="6B7263"/>
-          <w:sz w:val="18"/>
-        </w:rPr>
-        <w:t>Indicators: Caltha leptosepala (88.3%, IV 59.2); Rhodiola integrifolia (1.7%, IV 12.3)</w:t>
-      </w:r>
-    </w:p>
-    <w:p>
-      <w:r>
-        <w:rPr>
-          <w:b w:val="0"/>
-          <w:i w:val="0"/>
-          <w:color w:val="6B7263"/>
-          <w:sz w:val="18"/>
-        </w:rPr>
-        <w:t>Confused with: S07 (2); S06.b (1)</w:t>
-      </w:r>
-    </w:p>
-    <w:tbl>
-      <w:tblPr>
-        <w:tblStyle w:val="TableGrid"/>
-        <w:tblW w:type="auto" w:w="0"/>
-        <w:tblLook w:firstColumn="1" w:firstRow="1" w:lastColumn="0" w:lastRow="0" w:noHBand="0" w:noVBand="1" w:val="04A0"/>
-      </w:tblPr>
-      <w:tblGrid>
-        <w:gridCol w:w="1440"/>
-        <w:gridCol w:w="1440"/>
-        <w:gridCol w:w="1440"/>
-        <w:gridCol w:w="1440"/>
-        <w:gridCol w:w="1440"/>
-        <w:gridCol w:w="1440"/>
-      </w:tblGrid>
-      <w:tr>
-        <w:tc>
-          <w:tcPr>
-            <w:tcW w:type="dxa" w:w="432"/>
-          </w:tcPr>
-          <w:p>
-            <w:r>
-              <w:rPr>
-                <w:b/>
-                <w:sz w:val="17"/>
-              </w:rPr>
-              <w:t>#</w:t>
-            </w:r>
-          </w:p>
-        </w:tc>
-        <w:tc>
-          <w:tcPr>
-            <w:tcW w:type="dxa" w:w="3456"/>
-          </w:tcPr>
-          <w:p>
-            <w:r>
-              <w:rPr>
-                <w:b/>
-                <w:sz w:val="17"/>
-              </w:rPr>
-              <w:t>Candidate IVC community</w:t>
-            </w:r>
-          </w:p>
-        </w:tc>
-        <w:tc>
-          <w:tcPr>
-            <w:tcW w:type="dxa" w:w="792"/>
-          </w:tcPr>
-          <w:p>
-            <w:r>
-              <w:rPr>
-                <w:b/>
-                <w:sz w:val="17"/>
-              </w:rPr>
-              <w:t>G-rank</w:t>
-            </w:r>
-          </w:p>
-        </w:tc>
-        <w:tc>
-          <w:tcPr>
-            <w:tcW w:type="dxa" w:w="2736"/>
-          </w:tcPr>
-          <w:p>
-            <w:r>
-              <w:rPr>
-                <w:b/>
-                <w:sz w:val="17"/>
-              </w:rPr>
-              <w:t>Matched diagnostics</w:t>
-            </w:r>
-          </w:p>
-        </w:tc>
-        <w:tc>
-          <w:tcPr>
-            <w:tcW w:type="dxa" w:w="720"/>
-          </w:tcPr>
-          <w:p>
-            <w:r>
-              <w:rPr>
-                <w:b/>
-                <w:sz w:val="17"/>
-              </w:rPr>
-              <w:t>Score</w:t>
-            </w:r>
-          </w:p>
-        </w:tc>
-        <w:tc>
-          <w:tcPr>
-            <w:tcW w:type="dxa" w:w="1296"/>
-          </w:tcPr>
-          <w:p>
-            <w:r>
-              <w:rPr>
-                <w:b/>
-                <w:sz w:val="17"/>
-              </w:rPr>
-              <w:t>Ecology</w:t>
-            </w:r>
-          </w:p>
-        </w:tc>
-      </w:tr>
-      <w:tr>
-        <w:tc>
-          <w:tcPr>
-            <w:tcW w:type="dxa" w:w="432"/>
-          </w:tcPr>
-          <w:p>
-            <w:r>
-              <w:rPr>
-                <w:sz w:val="17"/>
-              </w:rPr>
-              <w:t>1</w:t>
-            </w:r>
-          </w:p>
-        </w:tc>
-        <w:tc>
-          <w:tcPr>
-            <w:tcW w:type="dxa" w:w="3456"/>
-          </w:tcPr>
-          <w:p>
-            <w:r>
-              <w:rPr>
-                <w:sz w:val="17"/>
-              </w:rPr>
-              <w:t>Caltha leptosepala Wet Meadow</w:t>
-            </w:r>
-          </w:p>
-        </w:tc>
-        <w:tc>
-          <w:tcPr>
-            <w:tcW w:type="dxa" w:w="792"/>
-          </w:tcPr>
-          <w:p>
-            <w:r>
-              <w:rPr>
-                <w:sz w:val="17"/>
-              </w:rPr>
-              <w:t>G4</w:t>
-            </w:r>
-          </w:p>
-        </w:tc>
-        <w:tc>
-          <w:tcPr>
-            <w:tcW w:type="dxa" w:w="2736"/>
-          </w:tcPr>
-          <w:p>
-            <w:r>
-              <w:rPr>
-                <w:sz w:val="17"/>
-              </w:rPr>
-              <w:t>Caltha leptosepala</w:t>
-            </w:r>
-          </w:p>
-        </w:tc>
-        <w:tc>
-          <w:tcPr>
-            <w:tcW w:type="dxa" w:w="720"/>
-          </w:tcPr>
-          <w:p>
-            <w:r>
-              <w:rPr>
-                <w:sz w:val="17"/>
-              </w:rPr>
-              <w:t>1.06</w:t>
-            </w:r>
-          </w:p>
-        </w:tc>
-        <w:tc>
-          <w:tcPr>
-            <w:tcW w:type="dxa" w:w="1296"/>
-          </w:tcPr>
-          <w:p>
-            <w:r>
-              <w:rPr>
-                <w:sz w:val="17"/>
-              </w:rPr>
-              <w:t>moisture ✓</w:t>
-            </w:r>
-          </w:p>
-        </w:tc>
-      </w:tr>
-      <w:tr>
-        <w:tc>
-          <w:tcPr>
-            <w:tcW w:type="dxa" w:w="432"/>
-          </w:tcPr>
-          <w:p>
-            <w:r>
-              <w:rPr>
-                <w:sz w:val="17"/>
-              </w:rPr>
-              <w:t>2</w:t>
-            </w:r>
-          </w:p>
-        </w:tc>
-        <w:tc>
-          <w:tcPr>
-            <w:tcW w:type="dxa" w:w="3456"/>
-          </w:tcPr>
-          <w:p>
-            <w:r>
-              <w:rPr>
-                <w:sz w:val="17"/>
-              </w:rPr>
-              <w:t>Picea engelmannii / Caltha leptosepala Swamp</w:t>
-            </w:r>
-          </w:p>
-        </w:tc>
-        <w:tc>
-          <w:tcPr>
-            <w:tcW w:type="dxa" w:w="792"/>
-          </w:tcPr>
-          <w:p>
-            <w:r>
-              <w:rPr>
-                <w:sz w:val="17"/>
-              </w:rPr>
-              <w:t>G3</w:t>
-            </w:r>
-          </w:p>
-        </w:tc>
-        <w:tc>
-          <w:tcPr>
-            <w:tcW w:type="dxa" w:w="2736"/>
-          </w:tcPr>
-          <w:p>
-            <w:r>
-              <w:rPr>
-                <w:sz w:val="17"/>
-              </w:rPr>
-              <w:t>Caltha leptosepala</w:t>
-            </w:r>
-          </w:p>
-        </w:tc>
-        <w:tc>
-          <w:tcPr>
-            <w:tcW w:type="dxa" w:w="720"/>
-          </w:tcPr>
-          <w:p>
-            <w:r>
-              <w:rPr>
-                <w:sz w:val="17"/>
-              </w:rPr>
-              <w:t>0.77</w:t>
-            </w:r>
-          </w:p>
-        </w:tc>
-        <w:tc>
-          <w:tcPr>
-            <w:tcW w:type="dxa" w:w="1296"/>
-          </w:tcPr>
-          <w:p>
-            <w:r>
-              <w:rPr>
-                <w:sz w:val="17"/>
-              </w:rPr>
-              <w:t>moisture ✓</w:t>
-            </w:r>
-          </w:p>
-        </w:tc>
-      </w:tr>
-      <w:tr>
-        <w:tc>
-          <w:tcPr>
-            <w:tcW w:type="dxa" w:w="432"/>
-          </w:tcPr>
-          <w:p>
-            <w:r>
-              <w:rPr>
-                <w:sz w:val="17"/>
-              </w:rPr>
-              <w:t>3</w:t>
-            </w:r>
-          </w:p>
-        </w:tc>
-        <w:tc>
-          <w:tcPr>
-            <w:tcW w:type="dxa" w:w="3456"/>
-          </w:tcPr>
-          <w:p>
-            <w:r>
-              <w:rPr>
-                <w:sz w:val="17"/>
-              </w:rPr>
-              <w:t>Carex scopulorum - Caltha leptosepala Wet Meadow</w:t>
-            </w:r>
-          </w:p>
-        </w:tc>
-        <w:tc>
-          <w:tcPr>
-            <w:tcW w:type="dxa" w:w="792"/>
-          </w:tcPr>
-          <w:p>
-            <w:r>
-              <w:rPr>
-                <w:sz w:val="17"/>
-              </w:rPr>
-              <w:t>G4</w:t>
-            </w:r>
-          </w:p>
-        </w:tc>
-        <w:tc>
-          <w:tcPr>
-            <w:tcW w:type="dxa" w:w="2736"/>
-          </w:tcPr>
-          <w:p>
-            <w:r>
-              <w:rPr>
-                <w:sz w:val="17"/>
-              </w:rPr>
-              <w:t>Caltha leptosepala</w:t>
-            </w:r>
-          </w:p>
-        </w:tc>
-        <w:tc>
-          <w:tcPr>
-            <w:tcW w:type="dxa" w:w="720"/>
-          </w:tcPr>
-          <w:p>
-            <w:r>
-              <w:rPr>
-                <w:sz w:val="17"/>
-              </w:rPr>
-              <w:t>0.77</w:t>
-            </w:r>
-          </w:p>
-        </w:tc>
-        <w:tc>
-          <w:tcPr>
-            <w:tcW w:type="dxa" w:w="1296"/>
-          </w:tcPr>
-          <w:p>
-            <w:r>
-              <w:rPr>
-                <w:sz w:val="17"/>
-              </w:rPr>
-              <w:t>moisture ✓</w:t>
-            </w:r>
-          </w:p>
-        </w:tc>
-      </w:tr>
-    </w:tbl>
-    <w:p>
-      <w:pPr>
-        <w:pStyle w:val="Heading3"/>
-      </w:pPr>
-      <w:r>
         <w:t>S13.b — Lupine-bilberry slope</w:t>
       </w:r>
     </w:p>
@@ -15254,7 +16605,7 @@
           <w:color w:val="6B7263"/>
           <w:sz w:val="18"/>
         </w:rPr>
-        <w:t>mesic · subalpine · floristic split · needs ancillary · augment: critical</w:t>
+        <w:t>mesic · subalpine · floristic split · needs ancillary · augment: high</w:t>
       </w:r>
     </w:p>
     <w:p>
@@ -15265,7 +16616,7 @@
           <w:color w:val="6B7263"/>
           <w:sz w:val="18"/>
         </w:rPr>
-        <w:t>n = 8  (’18/’23/’25/’26: 2/2/4/0)   snow-free DOY 159   joint recall 0.00   bare 19.4%   NPV 10%</w:t>
+        <w:t>n = 8  (’18/’23/’25/’26: 2/2/4/0)   snow-free DOY 159   joint recall 0.12   bare 19.4%   NPV 10%</w:t>
       </w:r>
     </w:p>
     <w:p>
@@ -15292,7 +16643,7 @@
           <w:color w:val="6B7263"/>
           <w:sz w:val="18"/>
         </w:rPr>
-        <w:t>Confused with: M01 (6); Dasiphora fruticosa (1)</w:t>
+        <w:t>Confused with: M01 (5); S15 (2)</w:t>
       </w:r>
     </w:p>
     <w:tbl>
@@ -15618,6 +16969,1211 @@
                 <w:sz w:val="17"/>
               </w:rPr>
               <w:t>0.38</w:t>
+            </w:r>
+          </w:p>
+        </w:tc>
+        <w:tc>
+          <w:tcPr>
+            <w:tcW w:type="dxa" w:w="1296"/>
+          </w:tcPr>
+          <w:p>
+            <w:r>
+              <w:rPr>
+                <w:sz w:val="17"/>
+              </w:rPr>
+              <w:t>—</w:t>
+            </w:r>
+          </w:p>
+        </w:tc>
+      </w:tr>
+    </w:tbl>
+    <w:p>
+      <w:pPr>
+        <w:pStyle w:val="Heading3"/>
+      </w:pPr>
+      <w:r>
+        <w:t>Caltha leptosepala — Marsh-marigold snowbed</w:t>
+      </w:r>
+    </w:p>
+    <w:p>
+      <w:r>
+        <w:rPr>
+          <w:b w:val="0"/>
+          <w:i/>
+          <w:color w:val="6B7263"/>
+          <w:sz w:val="18"/>
+        </w:rPr>
+        <w:t>wet · subalpine · augment: critical</w:t>
+      </w:r>
+    </w:p>
+    <w:p>
+      <w:r>
+        <w:rPr>
+          <w:b w:val="0"/>
+          <w:i w:val="0"/>
+          <w:color w:val="6B7263"/>
+          <w:sz w:val="18"/>
+        </w:rPr>
+        <w:t>n = 7  (’18/’23/’25/’26: 3/2/2/0)   snow-free DOY 160   joint recall 0.00   bare 1.4%   NPV NA%</w:t>
+      </w:r>
+    </w:p>
+    <w:p>
+      <w:r>
+        <w:t>Monotypic stands of Caltha leptosepala (~88% cover) on late-melt wet snowbed basins and seep margins; assigned by the &gt;=70% monotypic-cover rule rather than the classifier.</w:t>
+      </w:r>
+    </w:p>
+    <w:p>
+      <w:r>
+        <w:rPr>
+          <w:b w:val="0"/>
+          <w:i w:val="0"/>
+          <w:color w:val="6B7263"/>
+          <w:sz w:val="18"/>
+        </w:rPr>
+        <w:t>Indicators: Caltha leptosepala (82.9%, IV 55.6); Rhodiola integrifolia (1.4%, IV 9.0); Rhodiola rhodantha (3.6%, IV 7.5)</w:t>
+      </w:r>
+    </w:p>
+    <w:p>
+      <w:r>
+        <w:rPr>
+          <w:b w:val="0"/>
+          <w:i w:val="0"/>
+          <w:color w:val="6B7263"/>
+          <w:sz w:val="18"/>
+        </w:rPr>
+        <w:t>Confused with: S07 (3); S06.b (2)</w:t>
+      </w:r>
+    </w:p>
+    <w:tbl>
+      <w:tblPr>
+        <w:tblStyle w:val="TableGrid"/>
+        <w:tblW w:type="auto" w:w="0"/>
+        <w:tblLook w:firstColumn="1" w:firstRow="1" w:lastColumn="0" w:lastRow="0" w:noHBand="0" w:noVBand="1" w:val="04A0"/>
+      </w:tblPr>
+      <w:tblGrid>
+        <w:gridCol w:w="1440"/>
+        <w:gridCol w:w="1440"/>
+        <w:gridCol w:w="1440"/>
+        <w:gridCol w:w="1440"/>
+        <w:gridCol w:w="1440"/>
+        <w:gridCol w:w="1440"/>
+      </w:tblGrid>
+      <w:tr>
+        <w:tc>
+          <w:tcPr>
+            <w:tcW w:type="dxa" w:w="432"/>
+          </w:tcPr>
+          <w:p>
+            <w:r>
+              <w:rPr>
+                <w:b/>
+                <w:sz w:val="17"/>
+              </w:rPr>
+              <w:t>#</w:t>
+            </w:r>
+          </w:p>
+        </w:tc>
+        <w:tc>
+          <w:tcPr>
+            <w:tcW w:type="dxa" w:w="3456"/>
+          </w:tcPr>
+          <w:p>
+            <w:r>
+              <w:rPr>
+                <w:b/>
+                <w:sz w:val="17"/>
+              </w:rPr>
+              <w:t>Candidate IVC community</w:t>
+            </w:r>
+          </w:p>
+        </w:tc>
+        <w:tc>
+          <w:tcPr>
+            <w:tcW w:type="dxa" w:w="792"/>
+          </w:tcPr>
+          <w:p>
+            <w:r>
+              <w:rPr>
+                <w:b/>
+                <w:sz w:val="17"/>
+              </w:rPr>
+              <w:t>G-rank</w:t>
+            </w:r>
+          </w:p>
+        </w:tc>
+        <w:tc>
+          <w:tcPr>
+            <w:tcW w:type="dxa" w:w="2736"/>
+          </w:tcPr>
+          <w:p>
+            <w:r>
+              <w:rPr>
+                <w:b/>
+                <w:sz w:val="17"/>
+              </w:rPr>
+              <w:t>Matched diagnostics</w:t>
+            </w:r>
+          </w:p>
+        </w:tc>
+        <w:tc>
+          <w:tcPr>
+            <w:tcW w:type="dxa" w:w="720"/>
+          </w:tcPr>
+          <w:p>
+            <w:r>
+              <w:rPr>
+                <w:b/>
+                <w:sz w:val="17"/>
+              </w:rPr>
+              <w:t>Score</w:t>
+            </w:r>
+          </w:p>
+        </w:tc>
+        <w:tc>
+          <w:tcPr>
+            <w:tcW w:type="dxa" w:w="1296"/>
+          </w:tcPr>
+          <w:p>
+            <w:r>
+              <w:rPr>
+                <w:b/>
+                <w:sz w:val="17"/>
+              </w:rPr>
+              <w:t>Ecology</w:t>
+            </w:r>
+          </w:p>
+        </w:tc>
+      </w:tr>
+      <w:tr>
+        <w:tc>
+          <w:tcPr>
+            <w:tcW w:type="dxa" w:w="432"/>
+          </w:tcPr>
+          <w:p>
+            <w:r>
+              <w:rPr>
+                <w:sz w:val="17"/>
+              </w:rPr>
+              <w:t>1</w:t>
+            </w:r>
+          </w:p>
+        </w:tc>
+        <w:tc>
+          <w:tcPr>
+            <w:tcW w:type="dxa" w:w="3456"/>
+          </w:tcPr>
+          <w:p>
+            <w:r>
+              <w:rPr>
+                <w:sz w:val="17"/>
+              </w:rPr>
+              <w:t>Caltha leptosepala - Rhodiola rhodantha Wet Meadow</w:t>
+            </w:r>
+          </w:p>
+        </w:tc>
+        <w:tc>
+          <w:tcPr>
+            <w:tcW w:type="dxa" w:w="792"/>
+          </w:tcPr>
+          <w:p>
+            <w:r>
+              <w:rPr>
+                <w:sz w:val="17"/>
+              </w:rPr>
+              <w:t>GNR</w:t>
+            </w:r>
+          </w:p>
+        </w:tc>
+        <w:tc>
+          <w:tcPr>
+            <w:tcW w:type="dxa" w:w="2736"/>
+          </w:tcPr>
+          <w:p>
+            <w:r>
+              <w:rPr>
+                <w:sz w:val="17"/>
+              </w:rPr>
+              <w:t>Caltha leptosepala; Rhodiola rhodantha</w:t>
+            </w:r>
+          </w:p>
+        </w:tc>
+        <w:tc>
+          <w:tcPr>
+            <w:tcW w:type="dxa" w:w="720"/>
+          </w:tcPr>
+          <w:p>
+            <w:r>
+              <w:rPr>
+                <w:sz w:val="17"/>
+              </w:rPr>
+              <w:t>1.08</w:t>
+            </w:r>
+          </w:p>
+        </w:tc>
+        <w:tc>
+          <w:tcPr>
+            <w:tcW w:type="dxa" w:w="1296"/>
+          </w:tcPr>
+          <w:p>
+            <w:r>
+              <w:rPr>
+                <w:sz w:val="17"/>
+              </w:rPr>
+              <w:t>moisture ✓</w:t>
+            </w:r>
+          </w:p>
+        </w:tc>
+      </w:tr>
+      <w:tr>
+        <w:tc>
+          <w:tcPr>
+            <w:tcW w:type="dxa" w:w="432"/>
+          </w:tcPr>
+          <w:p>
+            <w:r>
+              <w:rPr>
+                <w:sz w:val="17"/>
+              </w:rPr>
+              <w:t>2</w:t>
+            </w:r>
+          </w:p>
+        </w:tc>
+        <w:tc>
+          <w:tcPr>
+            <w:tcW w:type="dxa" w:w="3456"/>
+          </w:tcPr>
+          <w:p>
+            <w:r>
+              <w:rPr>
+                <w:sz w:val="17"/>
+              </w:rPr>
+              <w:t>Caltha leptosepala - Rhodiola rhodantha Wet Meadow Alliance</w:t>
+            </w:r>
+          </w:p>
+        </w:tc>
+        <w:tc>
+          <w:tcPr>
+            <w:tcW w:type="dxa" w:w="792"/>
+          </w:tcPr>
+          <w:p>
+            <w:r>
+              <w:rPr>
+                <w:sz w:val="17"/>
+              </w:rPr>
+              <w:t>GNR</w:t>
+            </w:r>
+          </w:p>
+        </w:tc>
+        <w:tc>
+          <w:tcPr>
+            <w:tcW w:type="dxa" w:w="2736"/>
+          </w:tcPr>
+          <w:p>
+            <w:r>
+              <w:rPr>
+                <w:sz w:val="17"/>
+              </w:rPr>
+              <w:t>Caltha leptosepala; Rhodiola rhodantha</w:t>
+            </w:r>
+          </w:p>
+        </w:tc>
+        <w:tc>
+          <w:tcPr>
+            <w:tcW w:type="dxa" w:w="720"/>
+          </w:tcPr>
+          <w:p>
+            <w:r>
+              <w:rPr>
+                <w:sz w:val="17"/>
+              </w:rPr>
+              <w:t>1.08</w:t>
+            </w:r>
+          </w:p>
+        </w:tc>
+        <w:tc>
+          <w:tcPr>
+            <w:tcW w:type="dxa" w:w="1296"/>
+          </w:tcPr>
+          <w:p>
+            <w:r>
+              <w:rPr>
+                <w:sz w:val="17"/>
+              </w:rPr>
+              <w:t>moisture ✓</w:t>
+            </w:r>
+          </w:p>
+        </w:tc>
+      </w:tr>
+      <w:tr>
+        <w:tc>
+          <w:tcPr>
+            <w:tcW w:type="dxa" w:w="432"/>
+          </w:tcPr>
+          <w:p>
+            <w:r>
+              <w:rPr>
+                <w:sz w:val="17"/>
+              </w:rPr>
+              <w:t>3</w:t>
+            </w:r>
+          </w:p>
+        </w:tc>
+        <w:tc>
+          <w:tcPr>
+            <w:tcW w:type="dxa" w:w="3456"/>
+          </w:tcPr>
+          <w:p>
+            <w:r>
+              <w:rPr>
+                <w:sz w:val="17"/>
+              </w:rPr>
+              <w:t>Caltha leptosepala Wet Meadow</w:t>
+            </w:r>
+          </w:p>
+        </w:tc>
+        <w:tc>
+          <w:tcPr>
+            <w:tcW w:type="dxa" w:w="792"/>
+          </w:tcPr>
+          <w:p>
+            <w:r>
+              <w:rPr>
+                <w:sz w:val="17"/>
+              </w:rPr>
+              <w:t>G4</w:t>
+            </w:r>
+          </w:p>
+        </w:tc>
+        <w:tc>
+          <w:tcPr>
+            <w:tcW w:type="dxa" w:w="2736"/>
+          </w:tcPr>
+          <w:p>
+            <w:r>
+              <w:rPr>
+                <w:sz w:val="17"/>
+              </w:rPr>
+              <w:t>Caltha leptosepala</w:t>
+            </w:r>
+          </w:p>
+        </w:tc>
+        <w:tc>
+          <w:tcPr>
+            <w:tcW w:type="dxa" w:w="720"/>
+          </w:tcPr>
+          <w:p>
+            <w:r>
+              <w:rPr>
+                <w:sz w:val="17"/>
+              </w:rPr>
+              <w:t>1.02</w:t>
+            </w:r>
+          </w:p>
+        </w:tc>
+        <w:tc>
+          <w:tcPr>
+            <w:tcW w:type="dxa" w:w="1296"/>
+          </w:tcPr>
+          <w:p>
+            <w:r>
+              <w:rPr>
+                <w:sz w:val="17"/>
+              </w:rPr>
+              <w:t>moisture ✓</w:t>
+            </w:r>
+          </w:p>
+        </w:tc>
+      </w:tr>
+    </w:tbl>
+    <w:p>
+      <w:pPr>
+        <w:pStyle w:val="Heading3"/>
+      </w:pPr>
+      <w:r>
+        <w:t>M01 — Bilberry heath</w:t>
+      </w:r>
+    </w:p>
+    <w:p>
+      <w:r>
+        <w:rPr>
+          <w:b w:val="0"/>
+          <w:i/>
+          <w:color w:val="6B7263"/>
+          <w:sz w:val="18"/>
+        </w:rPr>
+        <w:t>mesic · subalpine · MERGED from S06.c + S08.c + S13.a</w:t>
+      </w:r>
+    </w:p>
+    <w:p>
+      <w:r>
+        <w:rPr>
+          <w:b w:val="0"/>
+          <w:i w:val="0"/>
+          <w:color w:val="6B7263"/>
+          <w:sz w:val="18"/>
+        </w:rPr>
+        <w:t>n = 35  (’18/’23/’25/’26: 6/13/16/0)   snow-free DOY 163   joint recall 0.83   bare 18.9%   NPV 8.3%</w:t>
+      </w:r>
+    </w:p>
+    <w:p>
+      <w:r>
+        <w:t>Dwarf bilberry heath (30-47% Vaccinium cover) merged from three spectral clusters spanning subalpine to late-melt alpine benches; one floristic community whose spectral variation tracks melt timing, not composition.</w:t>
+      </w:r>
+    </w:p>
+    <w:p>
+      <w:r>
+        <w:rPr>
+          <w:b w:val="0"/>
+          <w:i w:val="0"/>
+          <w:color w:val="6B7263"/>
+          <w:sz w:val="18"/>
+        </w:rPr>
+        <w:t>Indicators: Vaccinium cespitosum (40.6%, IV 19.3); Erigeron glacialis (3.3%, IV 1.8); Heterotheca villosa (4.9%, IV 1.5); Salix glauca (1.1%, IV 0.7); Erigeron grandiflorus (0.3%, IV 0.4)</w:t>
+      </w:r>
+    </w:p>
+    <w:p>
+      <w:r>
+        <w:rPr>
+          <w:b w:val="0"/>
+          <w:i w:val="0"/>
+          <w:color w:val="6B7263"/>
+          <w:sz w:val="18"/>
+        </w:rPr>
+        <w:t>Confused with: S06.b (6); S20 (1)</w:t>
+      </w:r>
+    </w:p>
+    <w:p>
+      <w:r>
+        <w:rPr>
+          <w:b w:val="0"/>
+          <w:i w:val="0"/>
+          <w:color w:val="A3442E"/>
+          <w:sz w:val="18"/>
+        </w:rPr>
+        <w:t>Note: Merged class (see class_merges.csv) - spans spectral clusters by design.</w:t>
+      </w:r>
+    </w:p>
+    <w:tbl>
+      <w:tblPr>
+        <w:tblStyle w:val="TableGrid"/>
+        <w:tblW w:type="auto" w:w="0"/>
+        <w:tblLook w:firstColumn="1" w:firstRow="1" w:lastColumn="0" w:lastRow="0" w:noHBand="0" w:noVBand="1" w:val="04A0"/>
+      </w:tblPr>
+      <w:tblGrid>
+        <w:gridCol w:w="1440"/>
+        <w:gridCol w:w="1440"/>
+        <w:gridCol w:w="1440"/>
+        <w:gridCol w:w="1440"/>
+        <w:gridCol w:w="1440"/>
+        <w:gridCol w:w="1440"/>
+      </w:tblGrid>
+      <w:tr>
+        <w:tc>
+          <w:tcPr>
+            <w:tcW w:type="dxa" w:w="432"/>
+          </w:tcPr>
+          <w:p>
+            <w:r>
+              <w:rPr>
+                <w:b/>
+                <w:sz w:val="17"/>
+              </w:rPr>
+              <w:t>#</w:t>
+            </w:r>
+          </w:p>
+        </w:tc>
+        <w:tc>
+          <w:tcPr>
+            <w:tcW w:type="dxa" w:w="3456"/>
+          </w:tcPr>
+          <w:p>
+            <w:r>
+              <w:rPr>
+                <w:b/>
+                <w:sz w:val="17"/>
+              </w:rPr>
+              <w:t>Candidate IVC community</w:t>
+            </w:r>
+          </w:p>
+        </w:tc>
+        <w:tc>
+          <w:tcPr>
+            <w:tcW w:type="dxa" w:w="792"/>
+          </w:tcPr>
+          <w:p>
+            <w:r>
+              <w:rPr>
+                <w:b/>
+                <w:sz w:val="17"/>
+              </w:rPr>
+              <w:t>G-rank</w:t>
+            </w:r>
+          </w:p>
+        </w:tc>
+        <w:tc>
+          <w:tcPr>
+            <w:tcW w:type="dxa" w:w="2736"/>
+          </w:tcPr>
+          <w:p>
+            <w:r>
+              <w:rPr>
+                <w:b/>
+                <w:sz w:val="17"/>
+              </w:rPr>
+              <w:t>Matched diagnostics</w:t>
+            </w:r>
+          </w:p>
+        </w:tc>
+        <w:tc>
+          <w:tcPr>
+            <w:tcW w:type="dxa" w:w="720"/>
+          </w:tcPr>
+          <w:p>
+            <w:r>
+              <w:rPr>
+                <w:b/>
+                <w:sz w:val="17"/>
+              </w:rPr>
+              <w:t>Score</w:t>
+            </w:r>
+          </w:p>
+        </w:tc>
+        <w:tc>
+          <w:tcPr>
+            <w:tcW w:type="dxa" w:w="1296"/>
+          </w:tcPr>
+          <w:p>
+            <w:r>
+              <w:rPr>
+                <w:b/>
+                <w:sz w:val="17"/>
+              </w:rPr>
+              <w:t>Ecology</w:t>
+            </w:r>
+          </w:p>
+        </w:tc>
+      </w:tr>
+      <w:tr>
+        <w:tc>
+          <w:tcPr>
+            <w:tcW w:type="dxa" w:w="432"/>
+          </w:tcPr>
+          <w:p>
+            <w:r>
+              <w:rPr>
+                <w:sz w:val="17"/>
+              </w:rPr>
+              <w:t>1</w:t>
+            </w:r>
+          </w:p>
+        </w:tc>
+        <w:tc>
+          <w:tcPr>
+            <w:tcW w:type="dxa" w:w="3456"/>
+          </w:tcPr>
+          <w:p>
+            <w:r>
+              <w:rPr>
+                <w:sz w:val="17"/>
+              </w:rPr>
+              <w:t>Vaccinium (cespitosum, scoparium) Dwarf-shrubland</w:t>
+            </w:r>
+          </w:p>
+        </w:tc>
+        <w:tc>
+          <w:tcPr>
+            <w:tcW w:type="dxa" w:w="792"/>
+          </w:tcPr>
+          <w:p>
+            <w:r>
+              <w:rPr>
+                <w:sz w:val="17"/>
+              </w:rPr>
+              <w:t>G4</w:t>
+            </w:r>
+          </w:p>
+        </w:tc>
+        <w:tc>
+          <w:tcPr>
+            <w:tcW w:type="dxa" w:w="2736"/>
+          </w:tcPr>
+          <w:p>
+            <w:r>
+              <w:rPr>
+                <w:sz w:val="17"/>
+              </w:rPr>
+              <w:t>Vaccinium cespitosum</w:t>
+            </w:r>
+          </w:p>
+        </w:tc>
+        <w:tc>
+          <w:tcPr>
+            <w:tcW w:type="dxa" w:w="720"/>
+          </w:tcPr>
+          <w:p>
+            <w:r>
+              <w:rPr>
+                <w:sz w:val="17"/>
+              </w:rPr>
+              <w:t>0.62</w:t>
+            </w:r>
+          </w:p>
+        </w:tc>
+        <w:tc>
+          <w:tcPr>
+            <w:tcW w:type="dxa" w:w="1296"/>
+          </w:tcPr>
+          <w:p>
+            <w:r>
+              <w:rPr>
+                <w:sz w:val="17"/>
+              </w:rPr>
+              <w:t>—</w:t>
+            </w:r>
+          </w:p>
+        </w:tc>
+      </w:tr>
+      <w:tr>
+        <w:tc>
+          <w:tcPr>
+            <w:tcW w:type="dxa" w:w="432"/>
+          </w:tcPr>
+          <w:p>
+            <w:r>
+              <w:rPr>
+                <w:sz w:val="17"/>
+              </w:rPr>
+              <w:t>2</w:t>
+            </w:r>
+          </w:p>
+        </w:tc>
+        <w:tc>
+          <w:tcPr>
+            <w:tcW w:type="dxa" w:w="3456"/>
+          </w:tcPr>
+          <w:p>
+            <w:r>
+              <w:rPr>
+                <w:sz w:val="17"/>
+              </w:rPr>
+              <w:t>Salix glauca / Deschampsia cespitosa Wet Shrubland</w:t>
+            </w:r>
+          </w:p>
+        </w:tc>
+        <w:tc>
+          <w:tcPr>
+            <w:tcW w:type="dxa" w:w="792"/>
+          </w:tcPr>
+          <w:p>
+            <w:r>
+              <w:rPr>
+                <w:sz w:val="17"/>
+              </w:rPr>
+              <w:t>G4</w:t>
+            </w:r>
+          </w:p>
+        </w:tc>
+        <w:tc>
+          <w:tcPr>
+            <w:tcW w:type="dxa" w:w="2736"/>
+          </w:tcPr>
+          <w:p>
+            <w:r>
+              <w:rPr>
+                <w:sz w:val="17"/>
+              </w:rPr>
+              <w:t>Salix glauca</w:t>
+            </w:r>
+          </w:p>
+        </w:tc>
+        <w:tc>
+          <w:tcPr>
+            <w:tcW w:type="dxa" w:w="720"/>
+          </w:tcPr>
+          <w:p>
+            <w:r>
+              <w:rPr>
+                <w:sz w:val="17"/>
+              </w:rPr>
+              <w:t>0.21</w:t>
+            </w:r>
+          </w:p>
+        </w:tc>
+        <w:tc>
+          <w:tcPr>
+            <w:tcW w:type="dxa" w:w="1296"/>
+          </w:tcPr>
+          <w:p>
+            <w:r>
+              <w:rPr>
+                <w:sz w:val="17"/>
+              </w:rPr>
+              <w:t>moisture ✓</w:t>
+            </w:r>
+          </w:p>
+        </w:tc>
+      </w:tr>
+      <w:tr>
+        <w:tc>
+          <w:tcPr>
+            <w:tcW w:type="dxa" w:w="432"/>
+          </w:tcPr>
+          <w:p>
+            <w:r>
+              <w:rPr>
+                <w:sz w:val="17"/>
+              </w:rPr>
+              <w:t>3</w:t>
+            </w:r>
+          </w:p>
+        </w:tc>
+        <w:tc>
+          <w:tcPr>
+            <w:tcW w:type="dxa" w:w="3456"/>
+          </w:tcPr>
+          <w:p>
+            <w:r>
+              <w:rPr>
+                <w:sz w:val="17"/>
+              </w:rPr>
+              <w:t>Abies lasiocarpa - Picea engelmannii / Salix (brachycarpa, glauca) Krummholz</w:t>
+            </w:r>
+          </w:p>
+        </w:tc>
+        <w:tc>
+          <w:tcPr>
+            <w:tcW w:type="dxa" w:w="792"/>
+          </w:tcPr>
+          <w:p>
+            <w:r>
+              <w:rPr>
+                <w:sz w:val="17"/>
+              </w:rPr>
+              <w:t>GU</w:t>
+            </w:r>
+          </w:p>
+        </w:tc>
+        <w:tc>
+          <w:tcPr>
+            <w:tcW w:type="dxa" w:w="2736"/>
+          </w:tcPr>
+          <w:p>
+            <w:r>
+              <w:rPr>
+                <w:sz w:val="17"/>
+              </w:rPr>
+              <w:t>Salix glauca</w:t>
+            </w:r>
+          </w:p>
+        </w:tc>
+        <w:tc>
+          <w:tcPr>
+            <w:tcW w:type="dxa" w:w="720"/>
+          </w:tcPr>
+          <w:p>
+            <w:r>
+              <w:rPr>
+                <w:sz w:val="17"/>
+              </w:rPr>
+              <w:t>0.05</w:t>
+            </w:r>
+          </w:p>
+        </w:tc>
+        <w:tc>
+          <w:tcPr>
+            <w:tcW w:type="dxa" w:w="1296"/>
+          </w:tcPr>
+          <w:p>
+            <w:r>
+              <w:rPr>
+                <w:sz w:val="17"/>
+              </w:rPr>
+              <w:t>—</w:t>
+            </w:r>
+          </w:p>
+        </w:tc>
+      </w:tr>
+    </w:tbl>
+    <w:p>
+      <w:pPr>
+        <w:pStyle w:val="Heading3"/>
+      </w:pPr>
+      <w:r>
+        <w:t>S21 — Brome disturbed meadow</w:t>
+      </w:r>
+    </w:p>
+    <w:p>
+      <w:r>
+        <w:rPr>
+          <w:b w:val="0"/>
+          <w:i/>
+          <w:color w:val="6B7263"/>
+          <w:sz w:val="18"/>
+        </w:rPr>
+        <w:t>mesic · subalpine</w:t>
+      </w:r>
+    </w:p>
+    <w:p>
+      <w:r>
+        <w:rPr>
+          <w:b w:val="0"/>
+          <w:i w:val="0"/>
+          <w:color w:val="6B7263"/>
+          <w:sz w:val="18"/>
+        </w:rPr>
+        <w:t>n = 14  (’18/’23/’25/’26: 0/1/13/0)   snow-free DOY 166   joint recall 0.64   bare 21.4%   NPV 13.6%</w:t>
+      </w:r>
+    </w:p>
+    <w:p>
+      <w:r>
+        <w:t>Subalpine meadow with smooth brome and fireweed signalling disturbance history, over bilberry and Arnica.</w:t>
+      </w:r>
+    </w:p>
+    <w:p>
+      <w:r>
+        <w:rPr>
+          <w:b w:val="0"/>
+          <w:i w:val="0"/>
+          <w:color w:val="6B7263"/>
+          <w:sz w:val="18"/>
+        </w:rPr>
+        <w:t>Indicators: Chamaenerion angustifolium (3.6%, IV 9.0); Erigeron elatior (0.7%, IV 4.5); Bromopsis inermis (5.7%, IV 3.5); Erigeron grandiflorus (0.7%, IV 2.3); Hymenoxys hoopesii (2.1%, IV 1.8)</w:t>
+      </w:r>
+    </w:p>
+    <w:p>
+      <w:r>
+        <w:rPr>
+          <w:b w:val="0"/>
+          <w:i w:val="0"/>
+          <w:color w:val="6B7263"/>
+          <w:sz w:val="18"/>
+        </w:rPr>
+        <w:t>Confused with: M02 (1); S03 (1)</w:t>
+      </w:r>
+    </w:p>
+    <w:tbl>
+      <w:tblPr>
+        <w:tblStyle w:val="TableGrid"/>
+        <w:tblW w:type="auto" w:w="0"/>
+        <w:tblLook w:firstColumn="1" w:firstRow="1" w:lastColumn="0" w:lastRow="0" w:noHBand="0" w:noVBand="1" w:val="04A0"/>
+      </w:tblPr>
+      <w:tblGrid>
+        <w:gridCol w:w="1440"/>
+        <w:gridCol w:w="1440"/>
+        <w:gridCol w:w="1440"/>
+        <w:gridCol w:w="1440"/>
+        <w:gridCol w:w="1440"/>
+        <w:gridCol w:w="1440"/>
+      </w:tblGrid>
+      <w:tr>
+        <w:tc>
+          <w:tcPr>
+            <w:tcW w:type="dxa" w:w="432"/>
+          </w:tcPr>
+          <w:p>
+            <w:r>
+              <w:rPr>
+                <w:b/>
+                <w:sz w:val="17"/>
+              </w:rPr>
+              <w:t>#</w:t>
+            </w:r>
+          </w:p>
+        </w:tc>
+        <w:tc>
+          <w:tcPr>
+            <w:tcW w:type="dxa" w:w="3456"/>
+          </w:tcPr>
+          <w:p>
+            <w:r>
+              <w:rPr>
+                <w:b/>
+                <w:sz w:val="17"/>
+              </w:rPr>
+              <w:t>Candidate IVC community</w:t>
+            </w:r>
+          </w:p>
+        </w:tc>
+        <w:tc>
+          <w:tcPr>
+            <w:tcW w:type="dxa" w:w="792"/>
+          </w:tcPr>
+          <w:p>
+            <w:r>
+              <w:rPr>
+                <w:b/>
+                <w:sz w:val="17"/>
+              </w:rPr>
+              <w:t>G-rank</w:t>
+            </w:r>
+          </w:p>
+        </w:tc>
+        <w:tc>
+          <w:tcPr>
+            <w:tcW w:type="dxa" w:w="2736"/>
+          </w:tcPr>
+          <w:p>
+            <w:r>
+              <w:rPr>
+                <w:b/>
+                <w:sz w:val="17"/>
+              </w:rPr>
+              <w:t>Matched diagnostics</w:t>
+            </w:r>
+          </w:p>
+        </w:tc>
+        <w:tc>
+          <w:tcPr>
+            <w:tcW w:type="dxa" w:w="720"/>
+          </w:tcPr>
+          <w:p>
+            <w:r>
+              <w:rPr>
+                <w:b/>
+                <w:sz w:val="17"/>
+              </w:rPr>
+              <w:t>Score</w:t>
+            </w:r>
+          </w:p>
+        </w:tc>
+        <w:tc>
+          <w:tcPr>
+            <w:tcW w:type="dxa" w:w="1296"/>
+          </w:tcPr>
+          <w:p>
+            <w:r>
+              <w:rPr>
+                <w:b/>
+                <w:sz w:val="17"/>
+              </w:rPr>
+              <w:t>Ecology</w:t>
+            </w:r>
+          </w:p>
+        </w:tc>
+      </w:tr>
+      <w:tr>
+        <w:tc>
+          <w:tcPr>
+            <w:tcW w:type="dxa" w:w="432"/>
+          </w:tcPr>
+          <w:p>
+            <w:r>
+              <w:rPr>
+                <w:sz w:val="17"/>
+              </w:rPr>
+              <w:t>1</w:t>
+            </w:r>
+          </w:p>
+        </w:tc>
+        <w:tc>
+          <w:tcPr>
+            <w:tcW w:type="dxa" w:w="3456"/>
+          </w:tcPr>
+          <w:p>
+            <w:r>
+              <w:rPr>
+                <w:sz w:val="17"/>
+              </w:rPr>
+              <w:t>Bromus inermis - (Pascopyrum smithii) Ruderal Grassland</w:t>
+            </w:r>
+          </w:p>
+        </w:tc>
+        <w:tc>
+          <w:tcPr>
+            <w:tcW w:type="dxa" w:w="792"/>
+          </w:tcPr>
+          <w:p>
+            <w:r>
+              <w:rPr>
+                <w:sz w:val="17"/>
+              </w:rPr>
+              <w:t>GNA</w:t>
+            </w:r>
+          </w:p>
+        </w:tc>
+        <w:tc>
+          <w:tcPr>
+            <w:tcW w:type="dxa" w:w="2736"/>
+          </w:tcPr>
+          <w:p>
+            <w:r>
+              <w:rPr>
+                <w:sz w:val="17"/>
+              </w:rPr>
+              <w:t>Bromopsis inermis</w:t>
+            </w:r>
+          </w:p>
+        </w:tc>
+        <w:tc>
+          <w:tcPr>
+            <w:tcW w:type="dxa" w:w="720"/>
+          </w:tcPr>
+          <w:p>
+            <w:r>
+              <w:rPr>
+                <w:sz w:val="17"/>
+              </w:rPr>
+              <w:t>0.25</w:t>
+            </w:r>
+          </w:p>
+        </w:tc>
+        <w:tc>
+          <w:tcPr>
+            <w:tcW w:type="dxa" w:w="1296"/>
+          </w:tcPr>
+          <w:p>
+            <w:r>
+              <w:rPr>
+                <w:sz w:val="17"/>
+              </w:rPr>
+              <w:t>—</w:t>
+            </w:r>
+          </w:p>
+        </w:tc>
+      </w:tr>
+      <w:tr>
+        <w:tc>
+          <w:tcPr>
+            <w:tcW w:type="dxa" w:w="432"/>
+          </w:tcPr>
+          <w:p>
+            <w:r>
+              <w:rPr>
+                <w:sz w:val="17"/>
+              </w:rPr>
+              <w:t>2</w:t>
+            </w:r>
+          </w:p>
+        </w:tc>
+        <w:tc>
+          <w:tcPr>
+            <w:tcW w:type="dxa" w:w="3456"/>
+          </w:tcPr>
+          <w:p>
+            <w:r>
+              <w:rPr>
+                <w:sz w:val="17"/>
+              </w:rPr>
+              <w:t>Western North American Bromus inermis - Centaurea spp. Ruderal Grassland &amp; Shrubland Macrogroup</w:t>
+            </w:r>
+          </w:p>
+        </w:tc>
+        <w:tc>
+          <w:tcPr>
+            <w:tcW w:type="dxa" w:w="792"/>
+          </w:tcPr>
+          <w:p>
+            <w:r>
+              <w:rPr>
+                <w:sz w:val="17"/>
+              </w:rPr>
+              <w:t>GNA</w:t>
+            </w:r>
+          </w:p>
+        </w:tc>
+        <w:tc>
+          <w:tcPr>
+            <w:tcW w:type="dxa" w:w="2736"/>
+          </w:tcPr>
+          <w:p>
+            <w:r>
+              <w:rPr>
+                <w:sz w:val="17"/>
+              </w:rPr>
+              <w:t>Bromopsis inermis</w:t>
+            </w:r>
+          </w:p>
+        </w:tc>
+        <w:tc>
+          <w:tcPr>
+            <w:tcW w:type="dxa" w:w="720"/>
+          </w:tcPr>
+          <w:p>
+            <w:r>
+              <w:rPr>
+                <w:sz w:val="17"/>
+              </w:rPr>
+              <w:t>0.25</w:t>
+            </w:r>
+          </w:p>
+        </w:tc>
+        <w:tc>
+          <w:tcPr>
+            <w:tcW w:type="dxa" w:w="1296"/>
+          </w:tcPr>
+          <w:p>
+            <w:r>
+              <w:rPr>
+                <w:sz w:val="17"/>
+              </w:rPr>
+              <w:t>—</w:t>
+            </w:r>
+          </w:p>
+        </w:tc>
+      </w:tr>
+      <w:tr>
+        <w:tc>
+          <w:tcPr>
+            <w:tcW w:type="dxa" w:w="432"/>
+          </w:tcPr>
+          <w:p>
+            <w:r>
+              <w:rPr>
+                <w:sz w:val="17"/>
+              </w:rPr>
+              <w:t>3</w:t>
+            </w:r>
+          </w:p>
+        </w:tc>
+        <w:tc>
+          <w:tcPr>
+            <w:tcW w:type="dxa" w:w="3456"/>
+          </w:tcPr>
+          <w:p>
+            <w:r>
+              <w:rPr>
+                <w:sz w:val="17"/>
+              </w:rPr>
+              <w:t>Agropyron cristatum - Bromus inermis - Poa pratensis Ruderal Grassland Alliance</w:t>
+            </w:r>
+          </w:p>
+        </w:tc>
+        <w:tc>
+          <w:tcPr>
+            <w:tcW w:type="dxa" w:w="792"/>
+          </w:tcPr>
+          <w:p>
+            <w:r>
+              <w:rPr>
+                <w:sz w:val="17"/>
+              </w:rPr>
+              <w:t>GNA</w:t>
+            </w:r>
+          </w:p>
+        </w:tc>
+        <w:tc>
+          <w:tcPr>
+            <w:tcW w:type="dxa" w:w="2736"/>
+          </w:tcPr>
+          <w:p>
+            <w:r>
+              <w:rPr>
+                <w:sz w:val="17"/>
+              </w:rPr>
+              <w:t>Bromopsis inermis</w:t>
+            </w:r>
+          </w:p>
+        </w:tc>
+        <w:tc>
+          <w:tcPr>
+            <w:tcW w:type="dxa" w:w="720"/>
+          </w:tcPr>
+          <w:p>
+            <w:r>
+              <w:rPr>
+                <w:sz w:val="17"/>
+              </w:rPr>
+              <w:t>0.22</w:t>
             </w:r>
           </w:p>
         </w:tc>
@@ -15663,7 +18219,7 @@
           <w:color w:val="6B7263"/>
           <w:sz w:val="18"/>
         </w:rPr>
-        <w:t>n = 25  (’18/’23/’25/’26: 2/11/12/0)   snow-free DOY 161   joint recall 0.92   bare 36.2%   NPV NA%</w:t>
+        <w:t>n = 20  (’18/’23/’25/’26: 1/9/10/0)   snow-free DOY 168   joint recall 0.95   bare 33.8%   NPV NA%</w:t>
       </w:r>
     </w:p>
     <w:p>
@@ -15679,7 +18235,7 @@
           <w:color w:val="6B7263"/>
           <w:sz w:val="18"/>
         </w:rPr>
-        <w:t>Indicators: Bromopsis ciliata (2.4%, IV 4.2); Heterotheca villosa (7.6%, IV 3.4); Senecio crassulus (2.8%, IV 1.6); Sibbaldia procumbens (1.8%, IV 0.8); Erythronium grandiflorum (0.4%, IV 0.7)</w:t>
+        <w:t>Indicators: Bromopsis ciliata (3.0%, IV 6.6); Heterotheca villosa (6.8%, IV 2.9); Senecio crassulus (3.5%, IV 2.6); Sibbaldia procumbens (2.2%, IV 1.3); Erythronium grandiflorum (0.5%, IV 1.1)</w:t>
       </w:r>
     </w:p>
     <w:tbl>
@@ -15844,7 +18400,7 @@
               <w:rPr>
                 <w:sz w:val="17"/>
               </w:rPr>
-              <w:t>0.28</w:t>
+              <w:t>0.3</w:t>
             </w:r>
           </w:p>
         </w:tc>
@@ -15924,7 +18480,7 @@
               <w:rPr>
                 <w:sz w:val="17"/>
               </w:rPr>
-              <w:t>0.13</w:t>
+              <w:t>0.15</w:t>
             </w:r>
           </w:p>
         </w:tc>
@@ -16004,7 +18560,7 @@
               <w:rPr>
                 <w:sz w:val="17"/>
               </w:rPr>
-              <w:t>0.13</w:t>
+              <w:t>0.15</w:t>
             </w:r>
           </w:p>
         </w:tc>
@@ -16028,7 +18584,7 @@
         <w:pStyle w:val="Heading3"/>
       </w:pPr>
       <w:r>
-        <w:t>S08.a — Deschampsia forb meadow</w:t>
+        <w:t>S08.a.l — Late Deschampsia meadow</w:t>
       </w:r>
     </w:p>
     <w:p>
@@ -16039,7 +18595,7 @@
           <w:color w:val="6B7263"/>
           <w:sz w:val="18"/>
         </w:rPr>
-        <w:t>mesic · subalpine · floristic split · needs ancillary</w:t>
+        <w:t>mesic · subalpine · phenology facies · floristic split · needs ancillary</w:t>
       </w:r>
     </w:p>
     <w:p>
@@ -16050,12 +18606,12 @@
           <w:color w:val="6B7263"/>
           <w:sz w:val="18"/>
         </w:rPr>
-        <w:t>n = 30  (’18/’23/’25/’26: 18/5/7/0)   snow-free DOY 161   joint recall 0.63   bare 9.7%   NPV 11.2%</w:t>
+        <w:t>n = 16  (’18/’23/’25/’26: 5/4/7/0)   snow-free DOY 172   joint recall 0.62   bare 7.8%   NPV 13.1%</w:t>
       </w:r>
     </w:p>
     <w:p>
       <w:r>
-        <w:t>Tufted hairgrass with Arnica mollis and Senecio crassulus - the graminoid-forb core of the upper-subalpine meadow.</w:t>
+        <w:t>Latest-melt (DOY ~172) tufted hairgrass meadow (23%) with Arnica mollis; the true late snowbed-margin facies of the Deschampsia forb meadow.</w:t>
       </w:r>
     </w:p>
     <w:p>
@@ -16066,7 +18622,7 @@
           <w:color w:val="6B7263"/>
           <w:sz w:val="18"/>
         </w:rPr>
-        <w:t>Indicators: Deschampsia cespitosa (12.3%, IV 3.6); Arnica mollis (6.8%, IV 2.2); Senecio crassulus (3.2%, IV 1.9); Festuca idahoensis (0.8%, IV 1.6); Helianthella quinquenervis (6.3%, IV 1.2)</w:t>
+        <w:t>Indicators: Deschampsia cespitosa (23.1%, IV 12.5); Arnica mollis (12.8%, IV 7.7); Senecio crassulus (5.3%, IV 4.9); Elymus spp (4.4%, IV 3.4); Poa leptocoma (0.9%, IV 3.4)</w:t>
       </w:r>
     </w:p>
     <w:p>
@@ -16077,7 +18633,18 @@
           <w:color w:val="6B7263"/>
           <w:sz w:val="18"/>
         </w:rPr>
-        <w:t>Confused with: M02 (8); S02.a (1)</w:t>
+        <w:t>Confused with: M02 (1); S02.a.l (1)</w:t>
+      </w:r>
+    </w:p>
+    <w:p>
+      <w:r>
+        <w:rPr>
+          <w:b w:val="0"/>
+          <w:i w:val="0"/>
+          <w:color w:val="A3442E"/>
+          <w:sz w:val="18"/>
+        </w:rPr>
+        <w:t>Note: Phenology-coherence split (snow-free DOY facies; see 11_subcluster_composition.R pheno pass).</w:t>
       </w:r>
     </w:p>
     <w:tbl>
@@ -16242,7 +18809,7 @@
               <w:rPr>
                 <w:sz w:val="17"/>
               </w:rPr>
-              <w:t>0.56</w:t>
+              <w:t>0.59</w:t>
             </w:r>
           </w:p>
         </w:tc>
@@ -16322,7 +18889,7 @@
               <w:rPr>
                 <w:sz w:val="17"/>
               </w:rPr>
-              <w:t>0.56</w:t>
+              <w:t>0.59</w:t>
             </w:r>
           </w:p>
         </w:tc>
@@ -16363,7 +18930,7 @@
               <w:rPr>
                 <w:sz w:val="17"/>
               </w:rPr>
-              <w:t>Deschampsia cespitosa - Achillea millefolium var. occidentalis Wet Meadow</w:t>
+              <w:t>Salix boothii / Deschampsia cespitosa - Geum rossii Wet Shrubland</w:t>
             </w:r>
           </w:p>
         </w:tc>
@@ -16376,7 +18943,7 @@
               <w:rPr>
                 <w:sz w:val="17"/>
               </w:rPr>
-              <w:t>G5</w:t>
+              <w:t>G4</w:t>
             </w:r>
           </w:p>
         </w:tc>
@@ -16402,7 +18969,7 @@
               <w:rPr>
                 <w:sz w:val="17"/>
               </w:rPr>
-              <w:t>0.41</w:t>
+              <w:t>0.51</w:t>
             </w:r>
           </w:p>
         </w:tc>
@@ -16415,803 +18982,7 @@
               <w:rPr>
                 <w:sz w:val="17"/>
               </w:rPr>
-              <w:t>—</w:t>
-            </w:r>
-          </w:p>
-        </w:tc>
-      </w:tr>
-    </w:tbl>
-    <w:p>
-      <w:pPr>
-        <w:pStyle w:val="Heading3"/>
-      </w:pPr>
-      <w:r>
-        <w:t>M01 — Bilberry heath</w:t>
-      </w:r>
-    </w:p>
-    <w:p>
-      <w:r>
-        <w:rPr>
-          <w:b w:val="0"/>
-          <w:i/>
-          <w:color w:val="6B7263"/>
-          <w:sz w:val="18"/>
-        </w:rPr>
-        <w:t>mesic · subalpine · MERGED from S06.c + S08.c + S13.a</w:t>
-      </w:r>
-    </w:p>
-    <w:p>
-      <w:r>
-        <w:rPr>
-          <w:b w:val="0"/>
-          <w:i w:val="0"/>
-          <w:color w:val="6B7263"/>
-          <w:sz w:val="18"/>
-        </w:rPr>
-        <w:t>n = 34  (’18/’23/’25/’26: 6/12/16/0)   snow-free DOY 164   joint recall 0.85   bare 18.5%   NPV 8.5%</w:t>
-      </w:r>
-    </w:p>
-    <w:p>
-      <w:r>
-        <w:t>Dwarf bilberry heath (30-47% Vaccinium cover) merged from three spectral clusters spanning subalpine to late-melt alpine benches; one floristic community whose spectral variation tracks melt timing, not composition.</w:t>
-      </w:r>
-    </w:p>
-    <w:p>
-      <w:r>
-        <w:rPr>
-          <w:b w:val="0"/>
-          <w:i w:val="0"/>
-          <w:color w:val="6B7263"/>
-          <w:sz w:val="18"/>
-        </w:rPr>
-        <w:t>Indicators: Vaccinium cespitosum (40.6%, IV 19.3); Erigeron glacialis (3.4%, IV 1.9); Heterotheca villosa (4.1%, IV 1.2); Salix glauca (1.2%, IV 0.8); Erigeron grandiflorus (0.3%, IV 0.4)</w:t>
-      </w:r>
-    </w:p>
-    <w:p>
-      <w:r>
-        <w:rPr>
-          <w:b w:val="0"/>
-          <w:i w:val="0"/>
-          <w:color w:val="A3442E"/>
-          <w:sz w:val="18"/>
-        </w:rPr>
-        <w:t>Note: Merged class (see class_merges.csv) - spans spectral clusters by design.</w:t>
-      </w:r>
-    </w:p>
-    <w:tbl>
-      <w:tblPr>
-        <w:tblStyle w:val="TableGrid"/>
-        <w:tblW w:type="auto" w:w="0"/>
-        <w:tblLook w:firstColumn="1" w:firstRow="1" w:lastColumn="0" w:lastRow="0" w:noHBand="0" w:noVBand="1" w:val="04A0"/>
-      </w:tblPr>
-      <w:tblGrid>
-        <w:gridCol w:w="1440"/>
-        <w:gridCol w:w="1440"/>
-        <w:gridCol w:w="1440"/>
-        <w:gridCol w:w="1440"/>
-        <w:gridCol w:w="1440"/>
-        <w:gridCol w:w="1440"/>
-      </w:tblGrid>
-      <w:tr>
-        <w:tc>
-          <w:tcPr>
-            <w:tcW w:type="dxa" w:w="432"/>
-          </w:tcPr>
-          <w:p>
-            <w:r>
-              <w:rPr>
-                <w:b/>
-                <w:sz w:val="17"/>
-              </w:rPr>
-              <w:t>#</w:t>
-            </w:r>
-          </w:p>
-        </w:tc>
-        <w:tc>
-          <w:tcPr>
-            <w:tcW w:type="dxa" w:w="3456"/>
-          </w:tcPr>
-          <w:p>
-            <w:r>
-              <w:rPr>
-                <w:b/>
-                <w:sz w:val="17"/>
-              </w:rPr>
-              <w:t>Candidate IVC community</w:t>
-            </w:r>
-          </w:p>
-        </w:tc>
-        <w:tc>
-          <w:tcPr>
-            <w:tcW w:type="dxa" w:w="792"/>
-          </w:tcPr>
-          <w:p>
-            <w:r>
-              <w:rPr>
-                <w:b/>
-                <w:sz w:val="17"/>
-              </w:rPr>
-              <w:t>G-rank</w:t>
-            </w:r>
-          </w:p>
-        </w:tc>
-        <w:tc>
-          <w:tcPr>
-            <w:tcW w:type="dxa" w:w="2736"/>
-          </w:tcPr>
-          <w:p>
-            <w:r>
-              <w:rPr>
-                <w:b/>
-                <w:sz w:val="17"/>
-              </w:rPr>
-              <w:t>Matched diagnostics</w:t>
-            </w:r>
-          </w:p>
-        </w:tc>
-        <w:tc>
-          <w:tcPr>
-            <w:tcW w:type="dxa" w:w="720"/>
-          </w:tcPr>
-          <w:p>
-            <w:r>
-              <w:rPr>
-                <w:b/>
-                <w:sz w:val="17"/>
-              </w:rPr>
-              <w:t>Score</w:t>
-            </w:r>
-          </w:p>
-        </w:tc>
-        <w:tc>
-          <w:tcPr>
-            <w:tcW w:type="dxa" w:w="1296"/>
-          </w:tcPr>
-          <w:p>
-            <w:r>
-              <w:rPr>
-                <w:b/>
-                <w:sz w:val="17"/>
-              </w:rPr>
-              <w:t>Ecology</w:t>
-            </w:r>
-          </w:p>
-        </w:tc>
-      </w:tr>
-      <w:tr>
-        <w:tc>
-          <w:tcPr>
-            <w:tcW w:type="dxa" w:w="432"/>
-          </w:tcPr>
-          <w:p>
-            <w:r>
-              <w:rPr>
-                <w:sz w:val="17"/>
-              </w:rPr>
-              <w:t>1</w:t>
-            </w:r>
-          </w:p>
-        </w:tc>
-        <w:tc>
-          <w:tcPr>
-            <w:tcW w:type="dxa" w:w="3456"/>
-          </w:tcPr>
-          <w:p>
-            <w:r>
-              <w:rPr>
-                <w:sz w:val="17"/>
-              </w:rPr>
-              <w:t>Vaccinium (cespitosum, scoparium) Dwarf-shrubland</w:t>
-            </w:r>
-          </w:p>
-        </w:tc>
-        <w:tc>
-          <w:tcPr>
-            <w:tcW w:type="dxa" w:w="792"/>
-          </w:tcPr>
-          <w:p>
-            <w:r>
-              <w:rPr>
-                <w:sz w:val="17"/>
-              </w:rPr>
-              <w:t>G4</w:t>
-            </w:r>
-          </w:p>
-        </w:tc>
-        <w:tc>
-          <w:tcPr>
-            <w:tcW w:type="dxa" w:w="2736"/>
-          </w:tcPr>
-          <w:p>
-            <w:r>
-              <w:rPr>
-                <w:sz w:val="17"/>
-              </w:rPr>
-              <w:t>Vaccinium cespitosum</w:t>
-            </w:r>
-          </w:p>
-        </w:tc>
-        <w:tc>
-          <w:tcPr>
-            <w:tcW w:type="dxa" w:w="720"/>
-          </w:tcPr>
-          <w:p>
-            <w:r>
-              <w:rPr>
-                <w:sz w:val="17"/>
-              </w:rPr>
-              <w:t>0.62</w:t>
-            </w:r>
-          </w:p>
-        </w:tc>
-        <w:tc>
-          <w:tcPr>
-            <w:tcW w:type="dxa" w:w="1296"/>
-          </w:tcPr>
-          <w:p>
-            <w:r>
-              <w:rPr>
-                <w:sz w:val="17"/>
-              </w:rPr>
-              <w:t>—</w:t>
-            </w:r>
-          </w:p>
-        </w:tc>
-      </w:tr>
-      <w:tr>
-        <w:tc>
-          <w:tcPr>
-            <w:tcW w:type="dxa" w:w="432"/>
-          </w:tcPr>
-          <w:p>
-            <w:r>
-              <w:rPr>
-                <w:sz w:val="17"/>
-              </w:rPr>
-              <w:t>2</w:t>
-            </w:r>
-          </w:p>
-        </w:tc>
-        <w:tc>
-          <w:tcPr>
-            <w:tcW w:type="dxa" w:w="3456"/>
-          </w:tcPr>
-          <w:p>
-            <w:r>
-              <w:rPr>
-                <w:sz w:val="17"/>
-              </w:rPr>
-              <w:t>Salix glauca / Deschampsia cespitosa Wet Shrubland</w:t>
-            </w:r>
-          </w:p>
-        </w:tc>
-        <w:tc>
-          <w:tcPr>
-            <w:tcW w:type="dxa" w:w="792"/>
-          </w:tcPr>
-          <w:p>
-            <w:r>
-              <w:rPr>
-                <w:sz w:val="17"/>
-              </w:rPr>
-              <w:t>G4</w:t>
-            </w:r>
-          </w:p>
-        </w:tc>
-        <w:tc>
-          <w:tcPr>
-            <w:tcW w:type="dxa" w:w="2736"/>
-          </w:tcPr>
-          <w:p>
-            <w:r>
-              <w:rPr>
-                <w:sz w:val="17"/>
-              </w:rPr>
-              <w:t>Salix glauca</w:t>
-            </w:r>
-          </w:p>
-        </w:tc>
-        <w:tc>
-          <w:tcPr>
-            <w:tcW w:type="dxa" w:w="720"/>
-          </w:tcPr>
-          <w:p>
-            <w:r>
-              <w:rPr>
-                <w:sz w:val="17"/>
-              </w:rPr>
-              <w:t>0.21</w:t>
-            </w:r>
-          </w:p>
-        </w:tc>
-        <w:tc>
-          <w:tcPr>
-            <w:tcW w:type="dxa" w:w="1296"/>
-          </w:tcPr>
-          <w:p>
-            <w:r>
-              <w:rPr>
-                <w:sz w:val="17"/>
-              </w:rPr>
               <w:t>moisture ✓</w:t>
-            </w:r>
-          </w:p>
-        </w:tc>
-      </w:tr>
-      <w:tr>
-        <w:tc>
-          <w:tcPr>
-            <w:tcW w:type="dxa" w:w="432"/>
-          </w:tcPr>
-          <w:p>
-            <w:r>
-              <w:rPr>
-                <w:sz w:val="17"/>
-              </w:rPr>
-              <w:t>3</w:t>
-            </w:r>
-          </w:p>
-        </w:tc>
-        <w:tc>
-          <w:tcPr>
-            <w:tcW w:type="dxa" w:w="3456"/>
-          </w:tcPr>
-          <w:p>
-            <w:r>
-              <w:rPr>
-                <w:sz w:val="17"/>
-              </w:rPr>
-              <w:t>Abies lasiocarpa - Picea engelmannii / Salix (brachycarpa, glauca) Krummholz</w:t>
-            </w:r>
-          </w:p>
-        </w:tc>
-        <w:tc>
-          <w:tcPr>
-            <w:tcW w:type="dxa" w:w="792"/>
-          </w:tcPr>
-          <w:p>
-            <w:r>
-              <w:rPr>
-                <w:sz w:val="17"/>
-              </w:rPr>
-              <w:t>GU</w:t>
-            </w:r>
-          </w:p>
-        </w:tc>
-        <w:tc>
-          <w:tcPr>
-            <w:tcW w:type="dxa" w:w="2736"/>
-          </w:tcPr>
-          <w:p>
-            <w:r>
-              <w:rPr>
-                <w:sz w:val="17"/>
-              </w:rPr>
-              <w:t>Salix glauca</w:t>
-            </w:r>
-          </w:p>
-        </w:tc>
-        <w:tc>
-          <w:tcPr>
-            <w:tcW w:type="dxa" w:w="720"/>
-          </w:tcPr>
-          <w:p>
-            <w:r>
-              <w:rPr>
-                <w:sz w:val="17"/>
-              </w:rPr>
-              <w:t>0.06</w:t>
-            </w:r>
-          </w:p>
-        </w:tc>
-        <w:tc>
-          <w:tcPr>
-            <w:tcW w:type="dxa" w:w="1296"/>
-          </w:tcPr>
-          <w:p>
-            <w:r>
-              <w:rPr>
-                <w:sz w:val="17"/>
-              </w:rPr>
-              <w:t>—</w:t>
-            </w:r>
-          </w:p>
-        </w:tc>
-      </w:tr>
-    </w:tbl>
-    <w:p>
-      <w:pPr>
-        <w:pStyle w:val="Heading3"/>
-      </w:pPr>
-      <w:r>
-        <w:t>S21 — Brome disturbed meadow</w:t>
-      </w:r>
-    </w:p>
-    <w:p>
-      <w:r>
-        <w:rPr>
-          <w:b w:val="0"/>
-          <w:i/>
-          <w:color w:val="6B7263"/>
-          <w:sz w:val="18"/>
-        </w:rPr>
-        <w:t>mesic · subalpine</w:t>
-      </w:r>
-    </w:p>
-    <w:p>
-      <w:r>
-        <w:rPr>
-          <w:b w:val="0"/>
-          <w:i w:val="0"/>
-          <w:color w:val="6B7263"/>
-          <w:sz w:val="18"/>
-        </w:rPr>
-        <w:t>n = 14  (’18/’23/’25/’26: 0/1/13/0)   snow-free DOY 166   joint recall 0.79   bare 21.4%   NPV 13.6%</w:t>
-      </w:r>
-    </w:p>
-    <w:p>
-      <w:r>
-        <w:t>Subalpine meadow with smooth brome and fireweed signalling disturbance history, over bilberry and Arnica.</w:t>
-      </w:r>
-    </w:p>
-    <w:p>
-      <w:r>
-        <w:rPr>
-          <w:b w:val="0"/>
-          <w:i w:val="0"/>
-          <w:color w:val="6B7263"/>
-          <w:sz w:val="18"/>
-        </w:rPr>
-        <w:t>Indicators: Chamaenerion angustifolium (3.6%, IV 9.0); Erigeron elatior (0.7%, IV 4.5); Bromopsis inermis (5.7%, IV 3.5); Erigeron grandiflorus (0.7%, IV 2.3); Hymenoxys hoopesii (2.1%, IV 1.8)</w:t>
-      </w:r>
-    </w:p>
-    <w:p>
-      <w:r>
-        <w:rPr>
-          <w:b w:val="0"/>
-          <w:i w:val="0"/>
-          <w:color w:val="6B7263"/>
-          <w:sz w:val="18"/>
-        </w:rPr>
-        <w:t>Confused with: S03 (1)</w:t>
-      </w:r>
-    </w:p>
-    <w:tbl>
-      <w:tblPr>
-        <w:tblStyle w:val="TableGrid"/>
-        <w:tblW w:type="auto" w:w="0"/>
-        <w:tblLook w:firstColumn="1" w:firstRow="1" w:lastColumn="0" w:lastRow="0" w:noHBand="0" w:noVBand="1" w:val="04A0"/>
-      </w:tblPr>
-      <w:tblGrid>
-        <w:gridCol w:w="1440"/>
-        <w:gridCol w:w="1440"/>
-        <w:gridCol w:w="1440"/>
-        <w:gridCol w:w="1440"/>
-        <w:gridCol w:w="1440"/>
-        <w:gridCol w:w="1440"/>
-      </w:tblGrid>
-      <w:tr>
-        <w:tc>
-          <w:tcPr>
-            <w:tcW w:type="dxa" w:w="432"/>
-          </w:tcPr>
-          <w:p>
-            <w:r>
-              <w:rPr>
-                <w:b/>
-                <w:sz w:val="17"/>
-              </w:rPr>
-              <w:t>#</w:t>
-            </w:r>
-          </w:p>
-        </w:tc>
-        <w:tc>
-          <w:tcPr>
-            <w:tcW w:type="dxa" w:w="3456"/>
-          </w:tcPr>
-          <w:p>
-            <w:r>
-              <w:rPr>
-                <w:b/>
-                <w:sz w:val="17"/>
-              </w:rPr>
-              <w:t>Candidate IVC community</w:t>
-            </w:r>
-          </w:p>
-        </w:tc>
-        <w:tc>
-          <w:tcPr>
-            <w:tcW w:type="dxa" w:w="792"/>
-          </w:tcPr>
-          <w:p>
-            <w:r>
-              <w:rPr>
-                <w:b/>
-                <w:sz w:val="17"/>
-              </w:rPr>
-              <w:t>G-rank</w:t>
-            </w:r>
-          </w:p>
-        </w:tc>
-        <w:tc>
-          <w:tcPr>
-            <w:tcW w:type="dxa" w:w="2736"/>
-          </w:tcPr>
-          <w:p>
-            <w:r>
-              <w:rPr>
-                <w:b/>
-                <w:sz w:val="17"/>
-              </w:rPr>
-              <w:t>Matched diagnostics</w:t>
-            </w:r>
-          </w:p>
-        </w:tc>
-        <w:tc>
-          <w:tcPr>
-            <w:tcW w:type="dxa" w:w="720"/>
-          </w:tcPr>
-          <w:p>
-            <w:r>
-              <w:rPr>
-                <w:b/>
-                <w:sz w:val="17"/>
-              </w:rPr>
-              <w:t>Score</w:t>
-            </w:r>
-          </w:p>
-        </w:tc>
-        <w:tc>
-          <w:tcPr>
-            <w:tcW w:type="dxa" w:w="1296"/>
-          </w:tcPr>
-          <w:p>
-            <w:r>
-              <w:rPr>
-                <w:b/>
-                <w:sz w:val="17"/>
-              </w:rPr>
-              <w:t>Ecology</w:t>
-            </w:r>
-          </w:p>
-        </w:tc>
-      </w:tr>
-      <w:tr>
-        <w:tc>
-          <w:tcPr>
-            <w:tcW w:type="dxa" w:w="432"/>
-          </w:tcPr>
-          <w:p>
-            <w:r>
-              <w:rPr>
-                <w:sz w:val="17"/>
-              </w:rPr>
-              <w:t>1</w:t>
-            </w:r>
-          </w:p>
-        </w:tc>
-        <w:tc>
-          <w:tcPr>
-            <w:tcW w:type="dxa" w:w="3456"/>
-          </w:tcPr>
-          <w:p>
-            <w:r>
-              <w:rPr>
-                <w:sz w:val="17"/>
-              </w:rPr>
-              <w:t>Bromus inermis - (Pascopyrum smithii) Ruderal Grassland</w:t>
-            </w:r>
-          </w:p>
-        </w:tc>
-        <w:tc>
-          <w:tcPr>
-            <w:tcW w:type="dxa" w:w="792"/>
-          </w:tcPr>
-          <w:p>
-            <w:r>
-              <w:rPr>
-                <w:sz w:val="17"/>
-              </w:rPr>
-              <w:t>GNA</w:t>
-            </w:r>
-          </w:p>
-        </w:tc>
-        <w:tc>
-          <w:tcPr>
-            <w:tcW w:type="dxa" w:w="2736"/>
-          </w:tcPr>
-          <w:p>
-            <w:r>
-              <w:rPr>
-                <w:sz w:val="17"/>
-              </w:rPr>
-              <w:t>Bromopsis inermis</w:t>
-            </w:r>
-          </w:p>
-        </w:tc>
-        <w:tc>
-          <w:tcPr>
-            <w:tcW w:type="dxa" w:w="720"/>
-          </w:tcPr>
-          <w:p>
-            <w:r>
-              <w:rPr>
-                <w:sz w:val="17"/>
-              </w:rPr>
-              <w:t>0.25</w:t>
-            </w:r>
-          </w:p>
-        </w:tc>
-        <w:tc>
-          <w:tcPr>
-            <w:tcW w:type="dxa" w:w="1296"/>
-          </w:tcPr>
-          <w:p>
-            <w:r>
-              <w:rPr>
-                <w:sz w:val="17"/>
-              </w:rPr>
-              <w:t>—</w:t>
-            </w:r>
-          </w:p>
-        </w:tc>
-      </w:tr>
-      <w:tr>
-        <w:tc>
-          <w:tcPr>
-            <w:tcW w:type="dxa" w:w="432"/>
-          </w:tcPr>
-          <w:p>
-            <w:r>
-              <w:rPr>
-                <w:sz w:val="17"/>
-              </w:rPr>
-              <w:t>2</w:t>
-            </w:r>
-          </w:p>
-        </w:tc>
-        <w:tc>
-          <w:tcPr>
-            <w:tcW w:type="dxa" w:w="3456"/>
-          </w:tcPr>
-          <w:p>
-            <w:r>
-              <w:rPr>
-                <w:sz w:val="17"/>
-              </w:rPr>
-              <w:t>Western North American Bromus inermis - Centaurea spp. Ruderal Grassland &amp; Shrubland Macrogroup</w:t>
-            </w:r>
-          </w:p>
-        </w:tc>
-        <w:tc>
-          <w:tcPr>
-            <w:tcW w:type="dxa" w:w="792"/>
-          </w:tcPr>
-          <w:p>
-            <w:r>
-              <w:rPr>
-                <w:sz w:val="17"/>
-              </w:rPr>
-              <w:t>GNA</w:t>
-            </w:r>
-          </w:p>
-        </w:tc>
-        <w:tc>
-          <w:tcPr>
-            <w:tcW w:type="dxa" w:w="2736"/>
-          </w:tcPr>
-          <w:p>
-            <w:r>
-              <w:rPr>
-                <w:sz w:val="17"/>
-              </w:rPr>
-              <w:t>Bromopsis inermis</w:t>
-            </w:r>
-          </w:p>
-        </w:tc>
-        <w:tc>
-          <w:tcPr>
-            <w:tcW w:type="dxa" w:w="720"/>
-          </w:tcPr>
-          <w:p>
-            <w:r>
-              <w:rPr>
-                <w:sz w:val="17"/>
-              </w:rPr>
-              <w:t>0.25</w:t>
-            </w:r>
-          </w:p>
-        </w:tc>
-        <w:tc>
-          <w:tcPr>
-            <w:tcW w:type="dxa" w:w="1296"/>
-          </w:tcPr>
-          <w:p>
-            <w:r>
-              <w:rPr>
-                <w:sz w:val="17"/>
-              </w:rPr>
-              <w:t>—</w:t>
-            </w:r>
-          </w:p>
-        </w:tc>
-      </w:tr>
-      <w:tr>
-        <w:tc>
-          <w:tcPr>
-            <w:tcW w:type="dxa" w:w="432"/>
-          </w:tcPr>
-          <w:p>
-            <w:r>
-              <w:rPr>
-                <w:sz w:val="17"/>
-              </w:rPr>
-              <w:t>3</w:t>
-            </w:r>
-          </w:p>
-        </w:tc>
-        <w:tc>
-          <w:tcPr>
-            <w:tcW w:type="dxa" w:w="3456"/>
-          </w:tcPr>
-          <w:p>
-            <w:r>
-              <w:rPr>
-                <w:sz w:val="17"/>
-              </w:rPr>
-              <w:t>Agropyron cristatum - Bromus inermis - Poa pratensis Ruderal Grassland Alliance</w:t>
-            </w:r>
-          </w:p>
-        </w:tc>
-        <w:tc>
-          <w:tcPr>
-            <w:tcW w:type="dxa" w:w="792"/>
-          </w:tcPr>
-          <w:p>
-            <w:r>
-              <w:rPr>
-                <w:sz w:val="17"/>
-              </w:rPr>
-              <w:t>GNA</w:t>
-            </w:r>
-          </w:p>
-        </w:tc>
-        <w:tc>
-          <w:tcPr>
-            <w:tcW w:type="dxa" w:w="2736"/>
-          </w:tcPr>
-          <w:p>
-            <w:r>
-              <w:rPr>
-                <w:sz w:val="17"/>
-              </w:rPr>
-              <w:t>Bromopsis inermis</w:t>
-            </w:r>
-          </w:p>
-        </w:tc>
-        <w:tc>
-          <w:tcPr>
-            <w:tcW w:type="dxa" w:w="720"/>
-          </w:tcPr>
-          <w:p>
-            <w:r>
-              <w:rPr>
-                <w:sz w:val="17"/>
-              </w:rPr>
-              <w:t>0.22</w:t>
-            </w:r>
-          </w:p>
-        </w:tc>
-        <w:tc>
-          <w:tcPr>
-            <w:tcW w:type="dxa" w:w="1296"/>
-          </w:tcPr>
-          <w:p>
-            <w:r>
-              <w:rPr>
-                <w:sz w:val="17"/>
-              </w:rPr>
-              <w:t>—</w:t>
             </w:r>
           </w:p>
         </w:tc>
@@ -17252,7 +19023,7 @@
           <w:color w:val="6B7263"/>
           <w:sz w:val="18"/>
         </w:rPr>
-        <w:t>n = 14  (’18/’23/’25/’26: 5/3/3/3)   snow-free DOY 170   joint recall 0.64   bare 9.3%   NPV 20.4%</w:t>
+        <w:t>n = 15  (’18/’23/’25/’26: 5/3/4/3)   snow-free DOY 169   joint recall 0.60   bare 9%   NPV 20%</w:t>
       </w:r>
     </w:p>
     <w:p>
@@ -17268,7 +19039,7 @@
           <w:color w:val="6B7263"/>
           <w:sz w:val="18"/>
         </w:rPr>
-        <w:t>Indicators: Bistorta bistortoides (5.4%, IV 13.5); Anemone multifida (1.8%, IV 4.5); Calamagrostis stricta (7.1%, IV 4.5); Erigeron (1.4%, IV 4.5); Lewisia pygmaea (0.7%, IV 4.5)</w:t>
+        <w:t>Indicators: Bistorta bistortoides (6.0%, IV 17.6); Anemone multifida (1.7%, IV 3.9); Calamagrostis stricta (6.7%, IV 3.9); Lewisia pygmaea (0.7%, IV 3.9); Erigeron (1.3%, IV 3.9)</w:t>
       </w:r>
     </w:p>
     <w:p>
@@ -17279,7 +19050,7 @@
           <w:color w:val="6B7263"/>
           <w:sz w:val="18"/>
         </w:rPr>
-        <w:t>Confused with: M01 (2); S05.a (1)</w:t>
+        <w:t>Confused with: S08.a.l (2); M01 (1)</w:t>
       </w:r>
     </w:p>
     <w:tbl>
@@ -17444,7 +19215,7 @@
               <w:rPr>
                 <w:sz w:val="17"/>
               </w:rPr>
-              <w:t>0.44</w:t>
+              <w:t>0.38</w:t>
             </w:r>
           </w:p>
         </w:tc>
@@ -17524,7 +19295,7 @@
               <w:rPr>
                 <w:sz w:val="17"/>
               </w:rPr>
-              <w:t>0.4</w:t>
+              <w:t>0.36</w:t>
             </w:r>
           </w:p>
         </w:tc>
@@ -17570,7 +19341,7 @@
           <w:color w:val="6B7263"/>
           <w:sz w:val="18"/>
         </w:rPr>
-        <w:t>n = 24  (’18/’23/’25/’26: 19/5/0/0)   snow-free DOY 170   joint recall 0.58   bare 2.5%   NPV 2.7%</w:t>
+        <w:t>n = 26  (’18/’23/’25/’26: 20/5/1/0)   snow-free DOY 170   joint recall 0.69   bare NA%   NPV 2.9%</w:t>
       </w:r>
     </w:p>
     <w:p>
@@ -17586,7 +19357,7 @@
           <w:color w:val="6B7263"/>
           <w:sz w:val="18"/>
         </w:rPr>
-        <w:t>Indicators: Tolmachevia integrifolia (13.3%, IV 9.2); Arnica parryi (1.7%, IV 3.7); Senecio triangularis (9.2%, IV 3.6); Clementsia rhodantha (2.1%, IV 3.1); Mertensia lanceolata (3.8%, IV 3.1)</w:t>
+        <w:t>Indicators: Tolmachevia integrifolia (12.3%, IV 7.8); Senecio triangularis (8.8%, IV 4.1); Acomastylis rossii (7.1%, IV 4.0); Caltha leptosepala (14.0%, IV 3.6); Arnica parryi (1.5%, IV 3.1)</w:t>
       </w:r>
     </w:p>
     <w:p>
@@ -17597,7 +19368,7 @@
           <w:color w:val="6B7263"/>
           <w:sz w:val="18"/>
         </w:rPr>
-        <w:t>Confused with: Veratrum tenuipetalum (3); M01 (2)</w:t>
+        <w:t>Confused with: M02 (3); Veratrum tenuipetalum (2)</w:t>
       </w:r>
     </w:p>
     <w:tbl>
@@ -17723,7 +19494,7 @@
               <w:rPr>
                 <w:sz w:val="17"/>
               </w:rPr>
-              <w:t>Cardamine cordifolia - Mertensia ciliata - Senecio triangularis Wet Meadow</w:t>
+              <w:t>Caltha leptosepala Wet Meadow</w:t>
             </w:r>
           </w:p>
         </w:tc>
@@ -17749,7 +19520,7 @@
               <w:rPr>
                 <w:sz w:val="17"/>
               </w:rPr>
-              <w:t>Senecio triangularis</w:t>
+              <w:t>Caltha leptosepala</w:t>
             </w:r>
           </w:p>
         </w:tc>
@@ -17762,7 +19533,7 @@
               <w:rPr>
                 <w:sz w:val="17"/>
               </w:rPr>
-              <w:t>0.51</w:t>
+              <w:t>0.57</w:t>
             </w:r>
           </w:p>
         </w:tc>
@@ -17803,7 +19574,7 @@
               <w:rPr>
                 <w:sz w:val="17"/>
               </w:rPr>
-              <w:t>Caltha leptosepala - Rhodiola rhodantha Wet Meadow</w:t>
+              <w:t>Geum rossii - Trifolium spp. Alpine Turf</w:t>
             </w:r>
           </w:p>
         </w:tc>
@@ -17816,7 +19587,7 @@
               <w:rPr>
                 <w:sz w:val="17"/>
               </w:rPr>
-              <w:t>GNR</w:t>
+              <w:t>G3</w:t>
             </w:r>
           </w:p>
         </w:tc>
@@ -17829,7 +19600,7 @@
               <w:rPr>
                 <w:sz w:val="17"/>
               </w:rPr>
-              <w:t>Clementsia rhodantha</w:t>
+              <w:t>Acomastylis rossii</w:t>
             </w:r>
           </w:p>
         </w:tc>
@@ -17842,7 +19613,7 @@
               <w:rPr>
                 <w:sz w:val="17"/>
               </w:rPr>
-              <w:t>0.51</w:t>
+              <w:t>0.56</w:t>
             </w:r>
           </w:p>
         </w:tc>
@@ -17883,7 +19654,7 @@
               <w:rPr>
                 <w:sz w:val="17"/>
               </w:rPr>
-              <w:t>Caltha leptosepala - Rhodiola rhodantha Wet Meadow Alliance</w:t>
+              <w:t>Carex siccata - Geum rossii Alpine Turf</w:t>
             </w:r>
           </w:p>
         </w:tc>
@@ -17896,7 +19667,7 @@
               <w:rPr>
                 <w:sz w:val="17"/>
               </w:rPr>
-              <w:t>GNR</w:t>
+              <w:t>GU</w:t>
             </w:r>
           </w:p>
         </w:tc>
@@ -17909,7 +19680,7 @@
               <w:rPr>
                 <w:sz w:val="17"/>
               </w:rPr>
-              <w:t>Clementsia rhodantha</w:t>
+              <w:t>Acomastylis rossii</w:t>
             </w:r>
           </w:p>
         </w:tc>
@@ -17922,7 +19693,7 @@
               <w:rPr>
                 <w:sz w:val="17"/>
               </w:rPr>
-              <w:t>0.51</w:t>
+              <w:t>0.56</w:t>
             </w:r>
           </w:p>
         </w:tc>
@@ -18103,7 +19874,7 @@
               <w:rPr>
                 <w:sz w:val="17"/>
               </w:rPr>
-              <w:t>0.70</w:t>
+              <w:t>0.72</w:t>
             </w:r>
           </w:p>
         </w:tc>
@@ -18116,7 +19887,7 @@
               <w:rPr>
                 <w:sz w:val="17"/>
               </w:rPr>
-              <w:t>Salix wolfii (5); Salix boothii (3)</w:t>
+              <w:t>Salix wolfii (8); Salix boothii (4)</w:t>
             </w:r>
           </w:p>
         </w:tc>
@@ -18183,7 +19954,7 @@
               <w:rPr>
                 <w:sz w:val="17"/>
               </w:rPr>
-              <w:t>0.72</w:t>
+              <w:t>0.70</w:t>
             </w:r>
           </w:p>
         </w:tc>
@@ -18196,7 +19967,7 @@
               <w:rPr>
                 <w:sz w:val="17"/>
               </w:rPr>
-              <w:t>Salix other (6); Dasiphora fruticosa (4)</w:t>
+              <w:t>Salix other (7); Dasiphora fruticosa (3)</w:t>
             </w:r>
           </w:p>
         </w:tc>
@@ -18263,7 +20034,7 @@
               <w:rPr>
                 <w:sz w:val="17"/>
               </w:rPr>
-              <w:t>0.74</w:t>
+              <w:t>0.76</w:t>
             </w:r>
           </w:p>
         </w:tc>
@@ -18276,7 +20047,7 @@
               <w:rPr>
                 <w:sz w:val="17"/>
               </w:rPr>
-              <w:t>Artemisia tridentata (2); S23 (2)</w:t>
+              <w:t>Artemisia tridentata (2); Salix wolfii (2)</w:t>
             </w:r>
           </w:p>
         </w:tc>
@@ -18356,7 +20127,7 @@
               <w:rPr>
                 <w:sz w:val="17"/>
               </w:rPr>
-              <w:t>Salix other (12); Juniperus sp. (2)</w:t>
+              <w:t>Salix other (12); Salix wolfii (2)</w:t>
             </w:r>
           </w:p>
         </w:tc>
@@ -18423,7 +20194,7 @@
               <w:rPr>
                 <w:sz w:val="17"/>
               </w:rPr>
-              <w:t>0.43</w:t>
+              <w:t>0.46</w:t>
             </w:r>
           </w:p>
         </w:tc>
@@ -18436,7 +20207,7 @@
               <w:rPr>
                 <w:sz w:val="17"/>
               </w:rPr>
-              <w:t>Salix other (6); Salix boothii (4)</w:t>
+              <w:t>Salix other (7); Salix boothii (3)</w:t>
             </w:r>
           </w:p>
         </w:tc>
@@ -18516,7 +20287,7 @@
               <w:rPr>
                 <w:sz w:val="17"/>
               </w:rPr>
-              <w:t>Salix other (2); Dasiphora fruticosa (1)</w:t>
+              <w:t>Salix wolfii (2); Dasiphora fruticosa (1)</w:t>
             </w:r>
           </w:p>
         </w:tc>
@@ -18583,7 +20354,7 @@
               <w:rPr>
                 <w:sz w:val="17"/>
               </w:rPr>
-              <w:t>0.58</w:t>
+              <w:t>0.47</w:t>
             </w:r>
           </w:p>
         </w:tc>
@@ -18596,7 +20367,7 @@
               <w:rPr>
                 <w:sz w:val="17"/>
               </w:rPr>
-              <w:t>Ribes sp. (3); Dasiphora fruticosa (2)</w:t>
+              <w:t>Ribes sp. (4); Dasiphora fruticosa (3)</w:t>
             </w:r>
           </w:p>
         </w:tc>
@@ -18663,7 +20434,7 @@
               <w:rPr>
                 <w:sz w:val="17"/>
               </w:rPr>
-              <w:t>0.61</w:t>
+              <w:t>0.50</w:t>
             </w:r>
           </w:p>
         </w:tc>
@@ -18676,7 +20447,7 @@
               <w:rPr>
                 <w:sz w:val="17"/>
               </w:rPr>
-              <w:t>Amelanchier alnifolia (2); Artemisia tridentata (1)</w:t>
+              <w:t>Sambucus racemosa (3); Amelanchier alnifolia (2)</w:t>
             </w:r>
           </w:p>
         </w:tc>
@@ -18756,7 +20527,7 @@
               <w:rPr>
                 <w:sz w:val="17"/>
               </w:rPr>
-              <w:t>Dasiphora fruticosa (3)</w:t>
+              <w:t>Dasiphora fruticosa (3); S05.a (1)</w:t>
             </w:r>
           </w:p>
         </w:tc>
@@ -18823,7 +20594,7 @@
               <w:rPr>
                 <w:sz w:val="17"/>
               </w:rPr>
-              <w:t>0.67</w:t>
+              <w:t>0.75</w:t>
             </w:r>
           </w:p>
         </w:tc>
@@ -18836,7 +20607,7 @@
               <w:rPr>
                 <w:sz w:val="17"/>
               </w:rPr>
-              <w:t>Dasiphora fruticosa (1); Prunus virginiana (1)</w:t>
+              <w:t>Dasiphora fruticosa (2); Prunus virginiana (1)</w:t>
             </w:r>
           </w:p>
         </w:tc>
@@ -18916,7 +20687,7 @@
               <w:rPr>
                 <w:sz w:val="17"/>
               </w:rPr>
-              <w:t>Dasiphora fruticosa (3); Salix other (3)</w:t>
+              <w:t>Salix other (4); Dasiphora fruticosa (3)</w:t>
             </w:r>
           </w:p>
         </w:tc>
@@ -19076,7 +20847,7 @@
               <w:rPr>
                 <w:sz w:val="17"/>
               </w:rPr>
-              <w:t>Salix other (3); Cornus sericea (2)</w:t>
+              <w:t>Salix other (2); Salix wolfii (2)</w:t>
             </w:r>
           </w:p>
         </w:tc>
@@ -19143,7 +20914,7 @@
               <w:rPr>
                 <w:sz w:val="17"/>
               </w:rPr>
-              <w:t>0.17</w:t>
+              <w:t>0.33</w:t>
             </w:r>
           </w:p>
         </w:tc>
@@ -19156,7 +20927,7 @@
               <w:rPr>
                 <w:sz w:val="17"/>
               </w:rPr>
-              <w:t>Salix wolfii (3); Salix planifolia (1)</w:t>
+              <w:t>Salix wolfii (2); Dasiphora fruticosa (1)</w:t>
             </w:r>
           </w:p>
         </w:tc>
@@ -19236,7 +21007,7 @@
               <w:rPr>
                 <w:sz w:val="17"/>
               </w:rPr>
-              <w:t>Amelanchier alnifolia (1); Juniperus sp. (1)</w:t>
+              <w:t>Juniperus sp. (1); Ribes sp. (1)</w:t>
             </w:r>
           </w:p>
         </w:tc>
@@ -19316,7 +21087,7 @@
               <w:rPr>
                 <w:sz w:val="17"/>
               </w:rPr>
-              <w:t>Artemisia tridentata (2)</w:t>
+              <w:t>Artemisia tridentata (1)</w:t>
             </w:r>
           </w:p>
         </w:tc>
@@ -19425,7 +21196,7 @@
     </w:p>
     <w:p>
       <w:r>
-        <w:t>Balanced-RF site-level CV over all 57 classes; rows = field truth (meadow by snow-free DOY, then shrub), columns = prediction; diagonal = per-class recall × n. Zoom in Word, or open docs/figures/joint_confusion_labeled.pdf for full resolution.</w:t>
+        <w:t>Balanced-RF site-level CV over all 62 classes; rows = field truth (meadow by snow-free DOY, then shrub), columns = prediction; diagonal = per-class recall × n. Zoom in Word, or open docs/figures/joint_confusion_labeled.pdf for full resolution.</w:t>
       </w:r>
     </w:p>
     <w:p>
@@ -19477,7 +21248,7 @@
         <w:pStyle w:val="ListNumber"/>
       </w:pPr>
       <w:r>
-        <w:t>Accept or replace each top-1 NatureServe draft; record decisions in data/small_reference/class_ecosystem_crosswalk.csv (community, element ID, G-rank). 38 of 40 meadow classes have candidates.</w:t>
+        <w:t>Accept or replace each top-1 NatureServe draft; record decisions in data/small_reference/class_ecosystem_crosswalk.csv (community, element ID, G-rank). 41 of 45 meadow classes have candidates.</w:t>
       </w:r>
     </w:p>
     <w:p>
@@ -19486,6 +21257,14 @@
       </w:pPr>
       <w:r>
         <w:t>Confirm the four merges: M01 bilberry heath ← S06.c+S08.c+S13.a; M02 osha tall-forb ← S06.a+S08.b+S09.b; M03 sagebrush–fescue ← S04.c+S05.b; M04 lupine meadow ← S01.c+S02.c; singleton absorption S15 ← S16 (ratified). Each M-merge shared its top-1 NatureServe community with centroid distance below the within-class spread (class_merges.csv).</w:t>
+      </w:r>
+    </w:p>
+    <w:p>
+      <w:pPr>
+        <w:pStyle w:val="ListNumber"/>
+      </w:pPr>
+      <w:r>
+        <w:t>Confirm the phenology facies splits (S01.a, S02.a, S04.b, S08.a, S19 -&gt; .e/.l) and the DOY-outlier reassignments (S10.a -&gt; S07/S14/Caltha; S12 -&gt; S20/S06.b/M02). Splits key on snow-free DOY, an inference feature, so they are mappable.</w:t>
       </w:r>
     </w:p>
     <w:p>
@@ -19509,7 +21288,7 @@
         <w:pStyle w:val="ListNumber"/>
       </w:pPr>
       <w:r>
-        <w:t>S11 (Wyethia swale meadow): best analog 'Wyethia amplexicaulis Meadow' (G3) is not recorded for Colorado. The local taxon is sometimes treated as W. arizonica or the amplexicaulis x arizonica hybrid, but NatureServe names no community under arizonica either (alias kept in the crosswalk for future updates). Adopt the amplexicaulis community as a range-extension match?</w:t>
+        <w:t>S11, S01.a.l and S02.a.e (all Wyethia-led): best analog 'Wyethia amplexicaulis Meadow' (G3) is not recorded for Colorado. The local taxon is sometimes treated as W. arizonica or the amplexicaulis x arizonica hybrid, but NatureServe names no community under arizonica either (alias kept in the crosswalk for future updates). Adopt the amplexicaulis community as a range-extension match?</w:t>
       </w:r>
     </w:p>
     <w:p>

--- a/docs/CHESS_vegetation_classes_review.docx
+++ b/docs/CHESS_vegetation_classes_review.docx
@@ -222,6 +222,11 @@
     </w:p>
     <w:p>
       <w:r>
+        <w:t>Class codes: meadow classes are named &lt;Elevation&gt;&lt;Moisture&gt;&lt;NN&gt; - elevation M/S/A (montane/subalpine/alpine), moisture D/M/W (dry/mesic/Wetland), and a two-digit rank of mean snow-free DOY across the scheme (MD01 melts first, SM45 last). Internal pipeline labels are shown on each sheet; class_codes.csv is the authoritative mapping.</w:t>
+      </w:r>
+    </w:p>
+    <w:p>
+      <w:r>
         <w:t>Splitting and merging policy: the class set is deliberately over-split — sub-classes marked “floristic split” were separated on species composition alone (mean Hellinger silhouette ≥ 0.30) even though today's 22 spectral features cannot reliably map them. The planned ML-ensemble + covariate pipeline gets clean floristic training units now; merging later is cheap. A phenology-coherence pass split ecologically broad dry/mesic classes at snow-free-DOY discontinuities into early/late facies (.e/.l) and reassigned small DOY-outlier groups to their true classes; wet classes are exempt. The complementary merge pass rejoined classes from different spectral clusters that are one community (low Hellinger centroid distance AND the same top-1 NatureServe candidate): the M-classes. Expect low classifier recall on flagged sub-classes — by design, not a defect.</w:t>
       </w:r>
     </w:p>
@@ -354,7 +359,7 @@
               <w:rPr>
                 <w:sz w:val="17"/>
               </w:rPr>
-              <w:t>S24.b</w:t>
+              <w:t>MD01</w:t>
             </w:r>
           </w:p>
         </w:tc>
@@ -406,7 +411,7 @@
               <w:rPr>
                 <w:sz w:val="17"/>
               </w:rPr>
-              <w:t>0.33</w:t>
+              <w:t>0.44</w:t>
             </w:r>
           </w:p>
         </w:tc>
@@ -434,7 +439,7 @@
               <w:rPr>
                 <w:sz w:val="17"/>
               </w:rPr>
-              <w:t>S24.a</w:t>
+              <w:t>MD02</w:t>
             </w:r>
           </w:p>
         </w:tc>
@@ -486,7 +491,7 @@
               <w:rPr>
                 <w:sz w:val="17"/>
               </w:rPr>
-              <w:t>0.67</w:t>
+              <w:t>0.78</w:t>
             </w:r>
           </w:p>
         </w:tc>
@@ -514,7 +519,7 @@
               <w:rPr>
                 <w:sz w:val="17"/>
               </w:rPr>
-              <w:t>S25</w:t>
+              <w:t>MD03</w:t>
             </w:r>
           </w:p>
         </w:tc>
@@ -566,7 +571,7 @@
               <w:rPr>
                 <w:sz w:val="17"/>
               </w:rPr>
-              <w:t>0.90</w:t>
+              <w:t>0.95</w:t>
             </w:r>
           </w:p>
         </w:tc>
@@ -594,7 +599,7 @@
               <w:rPr>
                 <w:sz w:val="17"/>
               </w:rPr>
-              <w:t>S04.b.e</w:t>
+              <w:t>MD04</w:t>
             </w:r>
           </w:p>
         </w:tc>
@@ -674,7 +679,7 @@
               <w:rPr>
                 <w:sz w:val="17"/>
               </w:rPr>
-              <w:t>S17</w:t>
+              <w:t>MD06</w:t>
             </w:r>
           </w:p>
         </w:tc>
@@ -726,7 +731,7 @@
               <w:rPr>
                 <w:sz w:val="17"/>
               </w:rPr>
-              <w:t>0.71</w:t>
+              <w:t>0.86</w:t>
             </w:r>
           </w:p>
         </w:tc>
@@ -754,7 +759,7 @@
               <w:rPr>
                 <w:sz w:val="17"/>
               </w:rPr>
-              <w:t>S18</w:t>
+              <w:t>MD05</w:t>
             </w:r>
           </w:p>
         </w:tc>
@@ -806,7 +811,7 @@
               <w:rPr>
                 <w:sz w:val="17"/>
               </w:rPr>
-              <w:t>0.93</w:t>
+              <w:t>0.87</w:t>
             </w:r>
           </w:p>
         </w:tc>
@@ -834,7 +839,7 @@
               <w:rPr>
                 <w:sz w:val="17"/>
               </w:rPr>
-              <w:t>S26</w:t>
+              <w:t>MM07</w:t>
             </w:r>
           </w:p>
         </w:tc>
@@ -914,7 +919,7 @@
               <w:rPr>
                 <w:sz w:val="17"/>
               </w:rPr>
-              <w:t>S01.a.e</w:t>
+              <w:t>MD08</w:t>
             </w:r>
           </w:p>
         </w:tc>
@@ -994,7 +999,7 @@
               <w:rPr>
                 <w:sz w:val="17"/>
               </w:rPr>
-              <w:t>S19.e</w:t>
+              <w:t>MD09</w:t>
             </w:r>
           </w:p>
         </w:tc>
@@ -1046,7 +1051,7 @@
               <w:rPr>
                 <w:sz w:val="17"/>
               </w:rPr>
-              <w:t>0.82</w:t>
+              <w:t>0.73</w:t>
             </w:r>
           </w:p>
         </w:tc>
@@ -1074,7 +1079,7 @@
               <w:rPr>
                 <w:sz w:val="17"/>
               </w:rPr>
-              <w:t>S02.a.e</w:t>
+              <w:t>MM10</w:t>
             </w:r>
           </w:p>
         </w:tc>
@@ -1126,7 +1131,7 @@
               <w:rPr>
                 <w:sz w:val="17"/>
               </w:rPr>
-              <w:t>0.74</w:t>
+              <w:t>0.84</w:t>
             </w:r>
           </w:p>
         </w:tc>
@@ -1154,7 +1159,7 @@
               <w:rPr>
                 <w:sz w:val="17"/>
               </w:rPr>
-              <w:t>S10.b</w:t>
+              <w:t>MM12</w:t>
             </w:r>
           </w:p>
         </w:tc>
@@ -1234,7 +1239,7 @@
               <w:rPr>
                 <w:sz w:val="17"/>
               </w:rPr>
-              <w:t>M04</w:t>
+              <w:t>MD11</w:t>
             </w:r>
           </w:p>
         </w:tc>
@@ -1286,7 +1291,7 @@
               <w:rPr>
                 <w:sz w:val="17"/>
               </w:rPr>
-              <w:t>0.31</w:t>
+              <w:t>0.19</w:t>
             </w:r>
           </w:p>
         </w:tc>
@@ -1314,7 +1319,7 @@
               <w:rPr>
                 <w:sz w:val="17"/>
               </w:rPr>
-              <w:t>M03</w:t>
+              <w:t>MD13</w:t>
             </w:r>
           </w:p>
         </w:tc>
@@ -1366,7 +1371,7 @@
               <w:rPr>
                 <w:sz w:val="17"/>
               </w:rPr>
-              <w:t>0.50</w:t>
+              <w:t>0.53</w:t>
             </w:r>
           </w:p>
         </w:tc>
@@ -1394,7 +1399,7 @@
               <w:rPr>
                 <w:sz w:val="17"/>
               </w:rPr>
-              <w:t>S01.b</w:t>
+              <w:t>MD14</w:t>
             </w:r>
           </w:p>
         </w:tc>
@@ -1446,7 +1451,7 @@
               <w:rPr>
                 <w:sz w:val="17"/>
               </w:rPr>
-              <w:t>0.00</w:t>
+              <w:t>0.08</w:t>
             </w:r>
           </w:p>
         </w:tc>
@@ -1474,7 +1479,7 @@
               <w:rPr>
                 <w:sz w:val="17"/>
               </w:rPr>
-              <w:t>S02.b</w:t>
+              <w:t>MM16</w:t>
             </w:r>
           </w:p>
         </w:tc>
@@ -1554,7 +1559,7 @@
               <w:rPr>
                 <w:sz w:val="17"/>
               </w:rPr>
-              <w:t>S04.a</w:t>
+              <w:t>MD15</w:t>
             </w:r>
           </w:p>
         </w:tc>
@@ -1634,7 +1639,7 @@
               <w:rPr>
                 <w:sz w:val="17"/>
               </w:rPr>
-              <w:t>S22</w:t>
+              <w:t>MD18</w:t>
             </w:r>
           </w:p>
         </w:tc>
@@ -1686,7 +1691,7 @@
               <w:rPr>
                 <w:sz w:val="17"/>
               </w:rPr>
-              <w:t>0.88</w:t>
+              <w:t>0.94</w:t>
             </w:r>
           </w:p>
         </w:tc>
@@ -1714,7 +1719,7 @@
               <w:rPr>
                 <w:sz w:val="17"/>
               </w:rPr>
-              <w:t>S05.a</w:t>
+              <w:t>MD17</w:t>
             </w:r>
           </w:p>
         </w:tc>
@@ -1766,7 +1771,7 @@
               <w:rPr>
                 <w:sz w:val="17"/>
               </w:rPr>
-              <w:t>0.75</w:t>
+              <w:t>0.83</w:t>
             </w:r>
           </w:p>
         </w:tc>
@@ -1794,7 +1799,7 @@
               <w:rPr>
                 <w:sz w:val="17"/>
               </w:rPr>
-              <w:t>S11</w:t>
+              <w:t>MM19</w:t>
             </w:r>
           </w:p>
         </w:tc>
@@ -1874,7 +1879,7 @@
               <w:rPr>
                 <w:sz w:val="17"/>
               </w:rPr>
-              <w:t>S10.a</w:t>
+              <w:t>MM20</w:t>
             </w:r>
           </w:p>
         </w:tc>
@@ -1926,7 +1931,7 @@
               <w:rPr>
                 <w:sz w:val="17"/>
               </w:rPr>
-              <w:t>0.54</w:t>
+              <w:t>0.73</w:t>
             </w:r>
           </w:p>
         </w:tc>
@@ -1954,7 +1959,7 @@
               <w:rPr>
                 <w:sz w:val="17"/>
               </w:rPr>
-              <w:t>S04.b.l</w:t>
+              <w:t>MD21</w:t>
             </w:r>
           </w:p>
         </w:tc>
@@ -2006,7 +2011,7 @@
               <w:rPr>
                 <w:sz w:val="17"/>
               </w:rPr>
-              <w:t>0.48</w:t>
+              <w:t>0.52</w:t>
             </w:r>
           </w:p>
         </w:tc>
@@ -2034,7 +2039,7 @@
               <w:rPr>
                 <w:sz w:val="17"/>
               </w:rPr>
-              <w:t>S19.l</w:t>
+              <w:t>MD22</w:t>
             </w:r>
           </w:p>
         </w:tc>
@@ -2114,7 +2119,7 @@
               <w:rPr>
                 <w:sz w:val="17"/>
               </w:rPr>
-              <w:t>S01.a.l</w:t>
+              <w:t>MD23</w:t>
             </w:r>
           </w:p>
         </w:tc>
@@ -2166,7 +2171,7 @@
               <w:rPr>
                 <w:sz w:val="17"/>
               </w:rPr>
-              <w:t>0.74</w:t>
+              <w:t>0.61</w:t>
             </w:r>
           </w:p>
         </w:tc>
@@ -2194,7 +2199,7 @@
               <w:rPr>
                 <w:sz w:val="17"/>
               </w:rPr>
-              <w:t>S20</w:t>
+              <w:t>MD24</w:t>
             </w:r>
           </w:p>
         </w:tc>
@@ -2274,7 +2279,7 @@
               <w:rPr>
                 <w:sz w:val="17"/>
               </w:rPr>
-              <w:t>S10.c</w:t>
+              <w:t>MM25</w:t>
             </w:r>
           </w:p>
         </w:tc>
@@ -2326,7 +2331,7 @@
               <w:rPr>
                 <w:sz w:val="17"/>
               </w:rPr>
-              <w:t>0.00</w:t>
+              <w:t>0.10</w:t>
             </w:r>
           </w:p>
         </w:tc>
@@ -2354,7 +2359,7 @@
               <w:rPr>
                 <w:sz w:val="17"/>
               </w:rPr>
-              <w:t>S02.a.l</w:t>
+              <w:t>MM26</w:t>
             </w:r>
           </w:p>
         </w:tc>
@@ -2406,7 +2411,7 @@
               <w:rPr>
                 <w:sz w:val="17"/>
               </w:rPr>
-              <w:t>0.79</w:t>
+              <w:t>0.75</w:t>
             </w:r>
           </w:p>
         </w:tc>
@@ -2546,7 +2551,7 @@
               <w:rPr>
                 <w:sz w:val="17"/>
               </w:rPr>
-              <w:t>Osmorhiza occidentalis</w:t>
+              <w:t>SM27</w:t>
             </w:r>
           </w:p>
         </w:tc>
@@ -2626,7 +2631,7 @@
               <w:rPr>
                 <w:sz w:val="17"/>
               </w:rPr>
-              <w:t>S06.b</w:t>
+              <w:t>SM28</w:t>
             </w:r>
           </w:p>
         </w:tc>
@@ -2678,7 +2683,7 @@
               <w:rPr>
                 <w:sz w:val="17"/>
               </w:rPr>
-              <w:t>0.77</w:t>
+              <w:t>0.78</w:t>
             </w:r>
           </w:p>
         </w:tc>
@@ -2706,7 +2711,7 @@
               <w:rPr>
                 <w:sz w:val="17"/>
               </w:rPr>
-              <w:t>Veratrum tenuipetalum</w:t>
+              <w:t>SW29</w:t>
             </w:r>
           </w:p>
         </w:tc>
@@ -2758,7 +2763,7 @@
               <w:rPr>
                 <w:sz w:val="17"/>
               </w:rPr>
-              <w:t>0.32</w:t>
+              <w:t>0.26</w:t>
             </w:r>
           </w:p>
         </w:tc>
@@ -2786,7 +2791,7 @@
               <w:rPr>
                 <w:sz w:val="17"/>
               </w:rPr>
-              <w:t>S23</w:t>
+              <w:t>SM30</w:t>
             </w:r>
           </w:p>
         </w:tc>
@@ -2866,7 +2871,7 @@
               <w:rPr>
                 <w:sz w:val="17"/>
               </w:rPr>
-              <w:t>Ligusticum porteri</w:t>
+              <w:t>SW31</w:t>
             </w:r>
           </w:p>
         </w:tc>
@@ -2946,7 +2951,7 @@
               <w:rPr>
                 <w:sz w:val="17"/>
               </w:rPr>
-              <w:t>S15</w:t>
+              <w:t>SW32</w:t>
             </w:r>
           </w:p>
         </w:tc>
@@ -2998,7 +3003,7 @@
               <w:rPr>
                 <w:sz w:val="17"/>
               </w:rPr>
-              <w:t>0.62</w:t>
+              <w:t>0.75</w:t>
             </w:r>
           </w:p>
         </w:tc>
@@ -3026,7 +3031,7 @@
               <w:rPr>
                 <w:sz w:val="17"/>
               </w:rPr>
-              <w:t>S08.a.e</w:t>
+              <w:t>SM33</w:t>
             </w:r>
           </w:p>
         </w:tc>
@@ -3078,7 +3083,7 @@
               <w:rPr>
                 <w:sz w:val="17"/>
               </w:rPr>
-              <w:t>0.64</w:t>
+              <w:t>0.43</w:t>
             </w:r>
           </w:p>
         </w:tc>
@@ -3106,7 +3111,7 @@
               <w:rPr>
                 <w:sz w:val="17"/>
               </w:rPr>
-              <w:t>S09.a</w:t>
+              <w:t>SM34</w:t>
             </w:r>
           </w:p>
         </w:tc>
@@ -3158,7 +3163,7 @@
               <w:rPr>
                 <w:sz w:val="17"/>
               </w:rPr>
-              <w:t>0.79</w:t>
+              <w:t>0.74</w:t>
             </w:r>
           </w:p>
         </w:tc>
@@ -3186,7 +3191,7 @@
               <w:rPr>
                 <w:sz w:val="17"/>
               </w:rPr>
-              <w:t>M02</w:t>
+              <w:t>SM35</w:t>
             </w:r>
           </w:p>
         </w:tc>
@@ -3238,7 +3243,7 @@
               <w:rPr>
                 <w:sz w:val="17"/>
               </w:rPr>
-              <w:t>0.43</w:t>
+              <w:t>0.39</w:t>
             </w:r>
           </w:p>
         </w:tc>
@@ -3266,7 +3271,7 @@
               <w:rPr>
                 <w:sz w:val="17"/>
               </w:rPr>
-              <w:t>S03</w:t>
+              <w:t>SW36</w:t>
             </w:r>
           </w:p>
         </w:tc>
@@ -3318,7 +3323,7 @@
               <w:rPr>
                 <w:sz w:val="17"/>
               </w:rPr>
-              <w:t>0.68</w:t>
+              <w:t>0.73</w:t>
             </w:r>
           </w:p>
         </w:tc>
@@ -3346,7 +3351,7 @@
               <w:rPr>
                 <w:sz w:val="17"/>
               </w:rPr>
-              <w:t>Corydalis caseana</w:t>
+              <w:t>SW37</w:t>
             </w:r>
           </w:p>
         </w:tc>
@@ -3426,7 +3431,7 @@
               <w:rPr>
                 <w:sz w:val="17"/>
               </w:rPr>
-              <w:t>S13.b</w:t>
+              <w:t>SM38</w:t>
             </w:r>
           </w:p>
         </w:tc>
@@ -3506,7 +3511,7 @@
               <w:rPr>
                 <w:sz w:val="17"/>
               </w:rPr>
-              <w:t>Caltha leptosepala</w:t>
+              <w:t>SW39</w:t>
             </w:r>
           </w:p>
         </w:tc>
@@ -3586,7 +3591,7 @@
               <w:rPr>
                 <w:sz w:val="17"/>
               </w:rPr>
-              <w:t>M01</w:t>
+              <w:t>SM40</w:t>
             </w:r>
           </w:p>
         </w:tc>
@@ -3666,7 +3671,7 @@
               <w:rPr>
                 <w:sz w:val="17"/>
               </w:rPr>
-              <w:t>S21</w:t>
+              <w:t>SM41</w:t>
             </w:r>
           </w:p>
         </w:tc>
@@ -3718,7 +3723,7 @@
               <w:rPr>
                 <w:sz w:val="17"/>
               </w:rPr>
-              <w:t>0.64</w:t>
+              <w:t>0.86</w:t>
             </w:r>
           </w:p>
         </w:tc>
@@ -3746,7 +3751,7 @@
               <w:rPr>
                 <w:sz w:val="17"/>
               </w:rPr>
-              <w:t>S12</w:t>
+              <w:t>SD42</w:t>
             </w:r>
           </w:p>
         </w:tc>
@@ -3826,7 +3831,7 @@
               <w:rPr>
                 <w:sz w:val="17"/>
               </w:rPr>
-              <w:t>S08.a.l</w:t>
+              <w:t>SM45</w:t>
             </w:r>
           </w:p>
         </w:tc>
@@ -3878,7 +3883,7 @@
               <w:rPr>
                 <w:sz w:val="17"/>
               </w:rPr>
-              <w:t>0.62</w:t>
+              <w:t>0.69</w:t>
             </w:r>
           </w:p>
         </w:tc>
@@ -4018,7 +4023,7 @@
               <w:rPr>
                 <w:sz w:val="17"/>
               </w:rPr>
-              <w:t>S14</w:t>
+              <w:t>AW43</w:t>
             </w:r>
           </w:p>
         </w:tc>
@@ -4098,7 +4103,7 @@
               <w:rPr>
                 <w:sz w:val="17"/>
               </w:rPr>
-              <w:t>S07</w:t>
+              <w:t>AW44</w:t>
             </w:r>
           </w:p>
         </w:tc>
@@ -4150,7 +4155,7 @@
               <w:rPr>
                 <w:sz w:val="17"/>
               </w:rPr>
-              <w:t>0.69</w:t>
+              <w:t>0.65</w:t>
             </w:r>
           </w:p>
         </w:tc>
@@ -4190,7 +4195,18 @@
         <w:pStyle w:val="Heading3"/>
       </w:pPr>
       <w:r>
-        <w:t>S24.b — Dense sagebrush-aspen edge</w:t>
+        <w:t>MD01 — Dense sagebrush-aspen edge</w:t>
+      </w:r>
+    </w:p>
+    <w:p>
+      <w:r>
+        <w:rPr>
+          <w:b w:val="0"/>
+          <w:i w:val="0"/>
+          <w:color w:val="6B7263"/>
+          <w:sz w:val="18"/>
+        </w:rPr>
+        <w:t>internal label: S24.b</w:t>
       </w:r>
     </w:p>
     <w:p>
@@ -4212,7 +4228,7 @@
           <w:color w:val="6B7263"/>
           <w:sz w:val="18"/>
         </w:rPr>
-        <w:t>n = 9  (’18/’23/’25/’26: 0/0/0/9)   snow-free DOY 85   joint recall 0.33   bare 25%   NPV 22.2%</w:t>
+        <w:t>n = 9  (’18/’23/’25/’26: 0/0/0/9)   snow-free DOY 85   joint recall 0.44   bare 25%   NPV 22.2%</w:t>
       </w:r>
     </w:p>
     <w:p>
@@ -4239,7 +4255,7 @@
           <w:color w:val="6B7263"/>
           <w:sz w:val="18"/>
         </w:rPr>
-        <w:t>Confused with: S24.a (7); S25 (1)</w:t>
+        <w:t>Confused with: MD02 (6)</w:t>
       </w:r>
     </w:p>
     <w:tbl>
@@ -4588,7 +4604,18 @@
         <w:pStyle w:val="Heading3"/>
       </w:pPr>
       <w:r>
-        <w:t>S24.a — Bitterbrush-cactus steppe</w:t>
+        <w:t>MD02 — Bitterbrush-cactus steppe</w:t>
+      </w:r>
+    </w:p>
+    <w:p>
+      <w:r>
+        <w:rPr>
+          <w:b w:val="0"/>
+          <w:i w:val="0"/>
+          <w:color w:val="6B7263"/>
+          <w:sz w:val="18"/>
+        </w:rPr>
+        <w:t>internal label: S24.a</w:t>
       </w:r>
     </w:p>
     <w:p>
@@ -4610,7 +4637,7 @@
           <w:color w:val="6B7263"/>
           <w:sz w:val="18"/>
         </w:rPr>
-        <w:t>n = 18  (’18/’23/’25/’26: 0/0/0/18)   snow-free DOY 88   joint recall 0.67   bare 29.2%   NPV 24.2%</w:t>
+        <w:t>n = 18  (’18/’23/’25/’26: 0/0/0/18)   snow-free DOY 88   joint recall 0.78   bare 29.2%   NPV 24.2%</w:t>
       </w:r>
     </w:p>
     <w:p>
@@ -4637,7 +4664,7 @@
           <w:color w:val="6B7263"/>
           <w:sz w:val="18"/>
         </w:rPr>
-        <w:t>Confused with: S24.b (5); S04.b.e (1)</w:t>
+        <w:t>Confused with: MD01 (4); MD03 (2)</w:t>
       </w:r>
     </w:p>
     <w:tbl>
@@ -4986,7 +5013,18 @@
         <w:pStyle w:val="Heading3"/>
       </w:pPr>
       <w:r>
-        <w:t>S25 — Low mixed shrub-steppe</w:t>
+        <w:t>MD03 — Low mixed shrub-steppe</w:t>
+      </w:r>
+    </w:p>
+    <w:p>
+      <w:r>
+        <w:rPr>
+          <w:b w:val="0"/>
+          <w:i w:val="0"/>
+          <w:color w:val="6B7263"/>
+          <w:sz w:val="18"/>
+        </w:rPr>
+        <w:t>internal label: S25</w:t>
       </w:r>
     </w:p>
     <w:p>
@@ -5008,7 +5046,7 @@
           <w:color w:val="6B7263"/>
           <w:sz w:val="18"/>
         </w:rPr>
-        <w:t>n = 21  (’18/’23/’25/’26: 0/1/1/19)   snow-free DOY 97   joint recall 0.90   bare 33.1%   NPV 18.1%</w:t>
+        <w:t>n = 21  (’18/’23/’25/’26: 0/1/1/19)   snow-free DOY 97   joint recall 0.95   bare 33.1%   NPV 18.1%</w:t>
       </w:r>
     </w:p>
     <w:p>
@@ -5373,7 +5411,18 @@
         <w:pStyle w:val="Heading3"/>
       </w:pPr>
       <w:r>
-        <w:t>S04.b.e — Kinnikinnick-bitterbrush steppe</w:t>
+        <w:t>MD04 — Kinnikinnick-bitterbrush steppe</w:t>
+      </w:r>
+    </w:p>
+    <w:p>
+      <w:r>
+        <w:rPr>
+          <w:b w:val="0"/>
+          <w:i w:val="0"/>
+          <w:color w:val="6B7263"/>
+          <w:sz w:val="18"/>
+        </w:rPr>
+        <w:t>internal label: S04.b.e</w:t>
       </w:r>
     </w:p>
     <w:p>
@@ -5422,7 +5471,7 @@
           <w:color w:val="6B7263"/>
           <w:sz w:val="18"/>
         </w:rPr>
-        <w:t>Confused with: S18 (4); S19.e (1)</w:t>
+        <w:t>Confused with: MD05 (3); MD09 (1)</w:t>
       </w:r>
     </w:p>
     <w:p>
@@ -5782,7 +5831,18 @@
         <w:pStyle w:val="Heading3"/>
       </w:pPr>
       <w:r>
-        <w:t>S17 — Shale barren shrub-steppe</w:t>
+        <w:t>MD06 — Shale barren shrub-steppe</w:t>
+      </w:r>
+    </w:p>
+    <w:p>
+      <w:r>
+        <w:rPr>
+          <w:b w:val="0"/>
+          <w:i w:val="0"/>
+          <w:color w:val="6B7263"/>
+          <w:sz w:val="18"/>
+        </w:rPr>
+        <w:t>internal label: S17</w:t>
       </w:r>
     </w:p>
     <w:p>
@@ -5804,7 +5864,7 @@
           <w:color w:val="6B7263"/>
           <w:sz w:val="18"/>
         </w:rPr>
-        <w:t>n = 7  (’18/’23/’25/’26: 0/0/6/1)   snow-free DOY 102   joint recall 0.71   bare 55.7%   NPV 6.4%</w:t>
+        <w:t>n = 7  (’18/’23/’25/’26: 0/0/6/1)   snow-free DOY 102   joint recall 0.86   bare 55.7%   NPV 6.4%</w:t>
       </w:r>
     </w:p>
     <w:p>
@@ -5823,17 +5883,6 @@
         <w:t>Indicators: Chrysothamnus depressus (9.3%, IV 24.4); Balsamorhiza sagittata (7.9%, IV 12.6); Phlox multiflora (4.3%, IV 5.2); Tetradymia canescens (2.9%, IV 3.8); Amelanchier alnifolia (1.4%, IV 0.5)</w:t>
       </w:r>
     </w:p>
-    <w:p>
-      <w:r>
-        <w:rPr>
-          <w:b w:val="0"/>
-          <w:i w:val="0"/>
-          <w:color w:val="6B7263"/>
-          <w:sz w:val="18"/>
-        </w:rPr>
-        <w:t>Confused with: S02.a.e (1); S04.b.e (1)</w:t>
-      </w:r>
-    </w:p>
     <w:tbl>
       <w:tblPr>
         <w:tblStyle w:val="TableGrid"/>
@@ -6180,7 +6229,18 @@
         <w:pStyle w:val="Heading3"/>
       </w:pPr>
       <w:r>
-        <w:t>S18 — Low sagebrush-rabbitbrush steppe</w:t>
+        <w:t>MD05 — Low sagebrush-rabbitbrush steppe</w:t>
+      </w:r>
+    </w:p>
+    <w:p>
+      <w:r>
+        <w:rPr>
+          <w:b w:val="0"/>
+          <w:i w:val="0"/>
+          <w:color w:val="6B7263"/>
+          <w:sz w:val="18"/>
+        </w:rPr>
+        <w:t>internal label: S18</w:t>
       </w:r>
     </w:p>
     <w:p>
@@ -6202,7 +6262,7 @@
           <w:color w:val="6B7263"/>
           <w:sz w:val="18"/>
         </w:rPr>
-        <w:t>n = 30  (’18/’23/’25/’26: 0/2/21/7)   snow-free DOY 102   joint recall 0.93   bare 26.8%   NPV 23.7%</w:t>
+        <w:t>n = 30  (’18/’23/’25/’26: 0/2/21/7)   snow-free DOY 102   joint recall 0.87   bare 26.8%   NPV 23.7%</w:t>
       </w:r>
     </w:p>
     <w:p>
@@ -6567,7 +6627,18 @@
         <w:pStyle w:val="Heading3"/>
       </w:pPr>
       <w:r>
-        <w:t>S26 — Chokecherry tall shrub</w:t>
+        <w:t>MM07 — Chokecherry tall shrub</w:t>
+      </w:r>
+    </w:p>
+    <w:p>
+      <w:r>
+        <w:rPr>
+          <w:b w:val="0"/>
+          <w:i w:val="0"/>
+          <w:color w:val="6B7263"/>
+          <w:sz w:val="18"/>
+        </w:rPr>
+        <w:t>internal label: S26</w:t>
       </w:r>
     </w:p>
     <w:p>
@@ -6616,7 +6687,7 @@
           <w:color w:val="6B7263"/>
           <w:sz w:val="18"/>
         </w:rPr>
-        <w:t>Confused with: Alnus incana (1); M03 (1)</w:t>
+        <w:t>Confused with: MD22 (1); MM12 (1)</w:t>
       </w:r>
     </w:p>
     <w:tbl>
@@ -6965,7 +7036,18 @@
         <w:pStyle w:val="Heading3"/>
       </w:pPr>
       <w:r>
-        <w:t>S01.a.e — Early snowberry shrub-steppe</w:t>
+        <w:t>MD08 — Early snowberry shrub-steppe</w:t>
+      </w:r>
+    </w:p>
+    <w:p>
+      <w:r>
+        <w:rPr>
+          <w:b w:val="0"/>
+          <w:i w:val="0"/>
+          <w:color w:val="6B7263"/>
+          <w:sz w:val="18"/>
+        </w:rPr>
+        <w:t>internal label: S01.a.e</w:t>
       </w:r>
     </w:p>
     <w:p>
@@ -7014,7 +7096,7 @@
           <w:color w:val="6B7263"/>
           <w:sz w:val="18"/>
         </w:rPr>
-        <w:t>Confused with: S01.b (2); S04.b.e (2)</w:t>
+        <w:t>Confused with: MD11 (3); MD05 (1)</w:t>
       </w:r>
     </w:p>
     <w:p>
@@ -7374,7 +7456,18 @@
         <w:pStyle w:val="Heading3"/>
       </w:pPr>
       <w:r>
-        <w:t>S19.e — Early snowberry dry park</w:t>
+        <w:t>MD09 — Early snowberry dry park</w:t>
+      </w:r>
+    </w:p>
+    <w:p>
+      <w:r>
+        <w:rPr>
+          <w:b w:val="0"/>
+          <w:i w:val="0"/>
+          <w:color w:val="6B7263"/>
+          <w:sz w:val="18"/>
+        </w:rPr>
+        <w:t>internal label: S19.e</w:t>
       </w:r>
     </w:p>
     <w:p>
@@ -7396,7 +7489,7 @@
           <w:color w:val="6B7263"/>
           <w:sz w:val="18"/>
         </w:rPr>
-        <w:t>n = 11  (’18/’23/’25/’26: 0/0/9/2)   snow-free DOY 110   joint recall 0.82   bare 7.3%   NPV 29.1%</w:t>
+        <w:t>n = 11  (’18/’23/’25/’26: 0/0/9/2)   snow-free DOY 110   joint recall 0.73   bare 7.3%   NPV 29.1%</w:t>
       </w:r>
     </w:p>
     <w:p>
@@ -7423,7 +7516,7 @@
           <w:color w:val="6B7263"/>
           <w:sz w:val="18"/>
         </w:rPr>
-        <w:t>Confused with: S04.b.e (1); S18 (1)</w:t>
+        <w:t>Confused with: MD13 (2); MD05 (1)</w:t>
       </w:r>
     </w:p>
     <w:p>
@@ -7783,7 +7876,18 @@
         <w:pStyle w:val="Heading3"/>
       </w:pPr>
       <w:r>
-        <w:t>S02.a.e — Early Wyethia meadow</w:t>
+        <w:t>MM10 — Early Wyethia meadow</w:t>
+      </w:r>
+    </w:p>
+    <w:p>
+      <w:r>
+        <w:rPr>
+          <w:b w:val="0"/>
+          <w:i w:val="0"/>
+          <w:color w:val="6B7263"/>
+          <w:sz w:val="18"/>
+        </w:rPr>
+        <w:t>internal label: S02.a.e</w:t>
       </w:r>
     </w:p>
     <w:p>
@@ -7805,7 +7909,7 @@
           <w:color w:val="6B7263"/>
           <w:sz w:val="18"/>
         </w:rPr>
-        <w:t>n = 19  (’18/’23/’25/’26: 0/4/12/3)   snow-free DOY 114   joint recall 0.74   bare 26.6%   NPV 14.5%</w:t>
+        <w:t>n = 19  (’18/’23/’25/’26: 0/4/12/3)   snow-free DOY 114   joint recall 0.84   bare 26.6%   NPV 14.5%</w:t>
       </w:r>
     </w:p>
     <w:p>
@@ -7832,7 +7936,7 @@
           <w:color w:val="6B7263"/>
           <w:sz w:val="18"/>
         </w:rPr>
-        <w:t>Confused with: S02.a.l (2); S01.a.e (1)</w:t>
+        <w:t>Confused with: MD04 (1); MD13 (1)</w:t>
       </w:r>
     </w:p>
     <w:p>
@@ -7862,7 +7966,18 @@
         <w:pStyle w:val="Heading3"/>
       </w:pPr>
       <w:r>
-        <w:t>S10.b — Fleabane-horsemint meadow</w:t>
+        <w:t>MM12 — Fleabane-horsemint meadow</w:t>
+      </w:r>
+    </w:p>
+    <w:p>
+      <w:r>
+        <w:rPr>
+          <w:b w:val="0"/>
+          <w:i w:val="0"/>
+          <w:color w:val="6B7263"/>
+          <w:sz w:val="18"/>
+        </w:rPr>
+        <w:t>internal label: S10.b</w:t>
       </w:r>
     </w:p>
     <w:p>
@@ -7911,7 +8026,7 @@
           <w:color w:val="6B7263"/>
           <w:sz w:val="18"/>
         </w:rPr>
-        <w:t>Confused with: S06.b (3); S10.a (3)</w:t>
+        <w:t>Confused with: MM20 (4); MD08 (1)</w:t>
       </w:r>
     </w:p>
     <w:tbl>
@@ -8100,7 +8215,18 @@
         <w:pStyle w:val="Heading3"/>
       </w:pPr>
       <w:r>
-        <w:t>M04 — Lupine meadow</w:t>
+        <w:t>MD11 — Lupine meadow</w:t>
+      </w:r>
+    </w:p>
+    <w:p>
+      <w:r>
+        <w:rPr>
+          <w:b w:val="0"/>
+          <w:i w:val="0"/>
+          <w:color w:val="6B7263"/>
+          <w:sz w:val="18"/>
+        </w:rPr>
+        <w:t>internal label: M04</w:t>
       </w:r>
     </w:p>
     <w:p>
@@ -8122,7 +8248,7 @@
           <w:color w:val="6B7263"/>
           <w:sz w:val="18"/>
         </w:rPr>
-        <w:t>n = 16  (’18/’23/’25/’26: 0/14/2/0)   snow-free DOY 119   joint recall 0.31   bare 11.2%   NPV 5.3%</w:t>
+        <w:t>n = 16  (’18/’23/’25/’26: 0/14/2/0)   snow-free DOY 119   joint recall 0.19   bare 11.2%   NPV 5.3%</w:t>
       </w:r>
     </w:p>
     <w:p>
@@ -8149,7 +8275,7 @@
           <w:color w:val="6B7263"/>
           <w:sz w:val="18"/>
         </w:rPr>
-        <w:t>Confused with: S01.a.e (2); S01.a.l (2)</w:t>
+        <w:t>Confused with: MD08 (3); MM10 (3)</w:t>
       </w:r>
     </w:p>
     <w:p>
@@ -8509,7 +8635,18 @@
         <w:pStyle w:val="Heading3"/>
       </w:pPr>
       <w:r>
-        <w:t>M03 — Sagebrush-fescue shrubland</w:t>
+        <w:t>MD13 — Sagebrush-fescue shrubland</w:t>
+      </w:r>
+    </w:p>
+    <w:p>
+      <w:r>
+        <w:rPr>
+          <w:b w:val="0"/>
+          <w:i w:val="0"/>
+          <w:color w:val="6B7263"/>
+          <w:sz w:val="18"/>
+        </w:rPr>
+        <w:t>internal label: M03</w:t>
       </w:r>
     </w:p>
     <w:p>
@@ -8531,7 +8668,7 @@
           <w:color w:val="6B7263"/>
           <w:sz w:val="18"/>
         </w:rPr>
-        <w:t>n = 34  (’18/’23/’25/’26: 2/10/12/10)   snow-free DOY 119   joint recall 0.50   bare 4.4%   NPV 23.8%</w:t>
+        <w:t>n = 34  (’18/’23/’25/’26: 2/10/12/10)   snow-free DOY 119   joint recall 0.53   bare 4.4%   NPV 23.8%</w:t>
       </w:r>
     </w:p>
     <w:p>
@@ -8558,7 +8695,7 @@
           <w:color w:val="6B7263"/>
           <w:sz w:val="18"/>
         </w:rPr>
-        <w:t>Confused with: S05.a (5); S04.b.l (4)</w:t>
+        <w:t>Confused with: MD17 (4); MD21 (4)</w:t>
       </w:r>
     </w:p>
     <w:p>
@@ -8918,7 +9055,18 @@
         <w:pStyle w:val="Heading3"/>
       </w:pPr>
       <w:r>
-        <w:t>S01.b — Buckwheat dry meadow</w:t>
+        <w:t>MD14 — Buckwheat dry meadow</w:t>
+      </w:r>
+    </w:p>
+    <w:p>
+      <w:r>
+        <w:rPr>
+          <w:b w:val="0"/>
+          <w:i w:val="0"/>
+          <w:color w:val="6B7263"/>
+          <w:sz w:val="18"/>
+        </w:rPr>
+        <w:t>internal label: S01.b</w:t>
       </w:r>
     </w:p>
     <w:p>
@@ -8929,7 +9077,7 @@
           <w:color w:val="6B7263"/>
           <w:sz w:val="18"/>
         </w:rPr>
-        <w:t>dry · montane · floristic split · needs ancillary · augment: critical</w:t>
+        <w:t>dry · montane · floristic split · needs ancillary · augment: high</w:t>
       </w:r>
     </w:p>
     <w:p>
@@ -8940,7 +9088,7 @@
           <w:color w:val="6B7263"/>
           <w:sz w:val="18"/>
         </w:rPr>
-        <w:t>n = 12  (’18/’23/’25/’26: 0/9/1/2)   snow-free DOY 121   joint recall 0.00   bare 12.9%   NPV 10%</w:t>
+        <w:t>n = 12  (’18/’23/’25/’26: 0/9/1/2)   snow-free DOY 121   joint recall 0.08   bare 12.9%   NPV 10%</w:t>
       </w:r>
     </w:p>
     <w:p>
@@ -8967,7 +9115,7 @@
           <w:color w:val="6B7263"/>
           <w:sz w:val="18"/>
         </w:rPr>
-        <w:t>Confused with: S01.a.l (5); S01.a.e (4)</w:t>
+        <w:t>Confused with: MD23 (3); MD13 (2)</w:t>
       </w:r>
     </w:p>
     <w:tbl>
@@ -9316,7 +9464,18 @@
         <w:pStyle w:val="Heading3"/>
       </w:pPr>
       <w:r>
-        <w:t>S02.b — Lathyrus meadow</w:t>
+        <w:t>MM16 — Lathyrus meadow</w:t>
+      </w:r>
+    </w:p>
+    <w:p>
+      <w:r>
+        <w:rPr>
+          <w:b w:val="0"/>
+          <w:i w:val="0"/>
+          <w:color w:val="6B7263"/>
+          <w:sz w:val="18"/>
+        </w:rPr>
+        <w:t>internal label: S02.b</w:t>
       </w:r>
     </w:p>
     <w:p>
@@ -9365,7 +9524,7 @@
           <w:color w:val="6B7263"/>
           <w:sz w:val="18"/>
         </w:rPr>
-        <w:t>Confused with: S02.a.l (5); S02.a.e (2)</w:t>
+        <w:t>Confused with: MM26 (5); MM10 (3)</w:t>
       </w:r>
     </w:p>
     <w:tbl>
@@ -9714,7 +9873,18 @@
         <w:pStyle w:val="Heading3"/>
       </w:pPr>
       <w:r>
-        <w:t>S04.a — Thurber fescue grassland</w:t>
+        <w:t>MD15 — Thurber fescue grassland</w:t>
+      </w:r>
+    </w:p>
+    <w:p>
+      <w:r>
+        <w:rPr>
+          <w:b w:val="0"/>
+          <w:i w:val="0"/>
+          <w:color w:val="6B7263"/>
+          <w:sz w:val="18"/>
+        </w:rPr>
+        <w:t>internal label: S04.a</w:t>
       </w:r>
     </w:p>
     <w:p>
@@ -9763,7 +9933,7 @@
           <w:color w:val="6B7263"/>
           <w:sz w:val="18"/>
         </w:rPr>
-        <w:t>Confused with: M03 (4); S04.b.l (3)</w:t>
+        <w:t>Confused with: MD13 (4); MD21 (4)</w:t>
       </w:r>
     </w:p>
     <w:tbl>
@@ -10112,7 +10282,18 @@
         <w:pStyle w:val="Heading3"/>
       </w:pPr>
       <w:r>
-        <w:t>S22 — Senescent sagebrush park</w:t>
+        <w:t>MD18 — Senescent sagebrush park</w:t>
+      </w:r>
+    </w:p>
+    <w:p>
+      <w:r>
+        <w:rPr>
+          <w:b w:val="0"/>
+          <w:i w:val="0"/>
+          <w:color w:val="6B7263"/>
+          <w:sz w:val="18"/>
+        </w:rPr>
+        <w:t>internal label: S22</w:t>
       </w:r>
     </w:p>
     <w:p>
@@ -10134,7 +10315,7 @@
           <w:color w:val="6B7263"/>
           <w:sz w:val="18"/>
         </w:rPr>
-        <w:t>n = 17  (’18/’23/’25/’26: 0/2/5/10)   snow-free DOY 126   joint recall 0.88   bare 7.1%   NPV 41.2%</w:t>
+        <w:t>n = 17  (’18/’23/’25/’26: 0/2/5/10)   snow-free DOY 126   joint recall 0.94   bare 7.1%   NPV 41.2%</w:t>
       </w:r>
     </w:p>
     <w:p>
@@ -10499,7 +10680,18 @@
         <w:pStyle w:val="Heading3"/>
       </w:pPr>
       <w:r>
-        <w:t>S05.a — Silver-sage sedge park</w:t>
+        <w:t>MD17 — Silver-sage sedge park</w:t>
+      </w:r>
+    </w:p>
+    <w:p>
+      <w:r>
+        <w:rPr>
+          <w:b w:val="0"/>
+          <w:i w:val="0"/>
+          <w:color w:val="6B7263"/>
+          <w:sz w:val="18"/>
+        </w:rPr>
+        <w:t>internal label: S05.a</w:t>
       </w:r>
     </w:p>
     <w:p>
@@ -10521,7 +10713,7 @@
           <w:color w:val="6B7263"/>
           <w:sz w:val="18"/>
         </w:rPr>
-        <w:t>n = 24  (’18/’23/’25/’26: 1/8/9/6)   snow-free DOY 126   joint recall 0.75   bare 4.8%   NPV 29.6%</w:t>
+        <w:t>n = 24  (’18/’23/’25/’26: 1/8/9/6)   snow-free DOY 126   joint recall 0.83   bare 4.8%   NPV 29.6%</w:t>
       </w:r>
     </w:p>
     <w:p>
@@ -10548,7 +10740,7 @@
           <w:color w:val="6B7263"/>
           <w:sz w:val="18"/>
         </w:rPr>
-        <w:t>Confused with: M03 (6)</w:t>
+        <w:t>Confused with: MD13 (4); MD14 (1)</w:t>
       </w:r>
     </w:p>
     <w:tbl>
@@ -10897,7 +11089,18 @@
         <w:pStyle w:val="Heading3"/>
       </w:pPr>
       <w:r>
-        <w:t>S11 — Wyethia swale meadow</w:t>
+        <w:t>MM19 — Wyethia swale meadow</w:t>
+      </w:r>
+    </w:p>
+    <w:p>
+      <w:r>
+        <w:rPr>
+          <w:b w:val="0"/>
+          <w:i w:val="0"/>
+          <w:color w:val="6B7263"/>
+          <w:sz w:val="18"/>
+        </w:rPr>
+        <w:t>internal label: S11</w:t>
       </w:r>
     </w:p>
     <w:p>
@@ -10965,7 +11168,18 @@
         <w:pStyle w:val="Heading3"/>
       </w:pPr>
       <w:r>
-        <w:t>S10.a — Snowberry mesic meadow</w:t>
+        <w:t>MM20 — Snowberry mesic meadow</w:t>
+      </w:r>
+    </w:p>
+    <w:p>
+      <w:r>
+        <w:rPr>
+          <w:b w:val="0"/>
+          <w:i w:val="0"/>
+          <w:color w:val="6B7263"/>
+          <w:sz w:val="18"/>
+        </w:rPr>
+        <w:t>internal label: S10.a</w:t>
       </w:r>
     </w:p>
     <w:p>
@@ -10987,7 +11201,7 @@
           <w:color w:val="6B7263"/>
           <w:sz w:val="18"/>
         </w:rPr>
-        <w:t>n = 26  (’18/’23/’25/’26: 1/16/9/0)   snow-free DOY 128   joint recall 0.54   bare 5.8%   NPV NA%</w:t>
+        <w:t>n = 26  (’18/’23/’25/’26: 1/16/9/0)   snow-free DOY 128   joint recall 0.73   bare 5.8%   NPV NA%</w:t>
       </w:r>
     </w:p>
     <w:p>
@@ -11014,7 +11228,7 @@
           <w:color w:val="6B7263"/>
           <w:sz w:val="18"/>
         </w:rPr>
-        <w:t>Confused with: S10.c (4); S06.b (2)</w:t>
+        <w:t>Confused with: MM25 (3); MM12 (2)</w:t>
       </w:r>
     </w:p>
     <w:tbl>
@@ -11283,7 +11497,18 @@
         <w:pStyle w:val="Heading3"/>
       </w:pPr>
       <w:r>
-        <w:t>S04.b.l — Lathyrus-buckwheat meadow</w:t>
+        <w:t>MD21 — Lathyrus-buckwheat meadow</w:t>
+      </w:r>
+    </w:p>
+    <w:p>
+      <w:r>
+        <w:rPr>
+          <w:b w:val="0"/>
+          <w:i w:val="0"/>
+          <w:color w:val="6B7263"/>
+          <w:sz w:val="18"/>
+        </w:rPr>
+        <w:t>internal label: S04.b.l</w:t>
       </w:r>
     </w:p>
     <w:p>
@@ -11305,7 +11530,7 @@
           <w:color w:val="6B7263"/>
           <w:sz w:val="18"/>
         </w:rPr>
-        <w:t>n = 21  (’18/’23/’25/’26: 10/7/4/0)   snow-free DOY 131   joint recall 0.48   bare NA%   NPV 8.8%</w:t>
+        <w:t>n = 21  (’18/’23/’25/’26: 10/7/4/0)   snow-free DOY 131   joint recall 0.52   bare NA%   NPV 8.8%</w:t>
       </w:r>
     </w:p>
     <w:p>
@@ -11332,7 +11557,7 @@
           <w:color w:val="6B7263"/>
           <w:sz w:val="18"/>
         </w:rPr>
-        <w:t>Confused with: M03 (2); S01.a.l (2)</w:t>
+        <w:t>Confused with: MD13 (3); SM28 (2)</w:t>
       </w:r>
     </w:p>
     <w:p>
@@ -11532,7 +11757,18 @@
         <w:pStyle w:val="Heading3"/>
       </w:pPr>
       <w:r>
-        <w:t>S19.l — Oxytropis grass park</w:t>
+        <w:t>MD22 — Oxytropis grass park</w:t>
+      </w:r>
+    </w:p>
+    <w:p>
+      <w:r>
+        <w:rPr>
+          <w:b w:val="0"/>
+          <w:i w:val="0"/>
+          <w:color w:val="6B7263"/>
+          <w:sz w:val="18"/>
+        </w:rPr>
+        <w:t>internal label: S19.l</w:t>
       </w:r>
     </w:p>
     <w:p>
@@ -11581,7 +11817,7 @@
           <w:color w:val="6B7263"/>
           <w:sz w:val="18"/>
         </w:rPr>
-        <w:t>Confused with: S05.a (2); S01.a.l (1)</w:t>
+        <w:t>Confused with: MD17 (2); MD21 (1)</w:t>
       </w:r>
     </w:p>
     <w:p>
@@ -11861,7 +12097,18 @@
         <w:pStyle w:val="Heading3"/>
       </w:pPr>
       <w:r>
-        <w:t>S01.a.l — Montane shrub-meadow</w:t>
+        <w:t>MD23 — Montane shrub-meadow</w:t>
+      </w:r>
+    </w:p>
+    <w:p>
+      <w:r>
+        <w:rPr>
+          <w:b w:val="0"/>
+          <w:i w:val="0"/>
+          <w:color w:val="6B7263"/>
+          <w:sz w:val="18"/>
+        </w:rPr>
+        <w:t>internal label: S01.a.l</w:t>
       </w:r>
     </w:p>
     <w:p>
@@ -11883,7 +12130,7 @@
           <w:color w:val="6B7263"/>
           <w:sz w:val="18"/>
         </w:rPr>
-        <w:t>n = 31  (’18/’23/’25/’26: 3/19/9/0)   snow-free DOY 133   joint recall 0.74   bare 10.2%   NPV 14.5%</w:t>
+        <w:t>n = 31  (’18/’23/’25/’26: 3/19/9/0)   snow-free DOY 133   joint recall 0.61   bare 10.2%   NPV 14.5%</w:t>
       </w:r>
     </w:p>
     <w:p>
@@ -11910,7 +12157,7 @@
           <w:color w:val="6B7263"/>
           <w:sz w:val="18"/>
         </w:rPr>
-        <w:t>Confused with: S06.b (3); S02.a.l (2)</w:t>
+        <w:t>Confused with: SM28 (3); MM26 (2)</w:t>
       </w:r>
     </w:p>
     <w:p>
@@ -11940,7 +12187,18 @@
         <w:pStyle w:val="Heading3"/>
       </w:pPr>
       <w:r>
-        <w:t>S20 — Rocky buckwheat barren</w:t>
+        <w:t>MD24 — Rocky buckwheat barren</w:t>
+      </w:r>
+    </w:p>
+    <w:p>
+      <w:r>
+        <w:rPr>
+          <w:b w:val="0"/>
+          <w:i w:val="0"/>
+          <w:color w:val="6B7263"/>
+          <w:sz w:val="18"/>
+        </w:rPr>
+        <w:t>internal label: S20</w:t>
       </w:r>
     </w:p>
     <w:p>
@@ -12327,7 +12585,18 @@
         <w:pStyle w:val="Heading3"/>
       </w:pPr>
       <w:r>
-        <w:t>S10.c — Cinquefoil-paintbrush meadow</w:t>
+        <w:t>MM25 — Cinquefoil-paintbrush meadow</w:t>
+      </w:r>
+    </w:p>
+    <w:p>
+      <w:r>
+        <w:rPr>
+          <w:b w:val="0"/>
+          <w:i w:val="0"/>
+          <w:color w:val="6B7263"/>
+          <w:sz w:val="18"/>
+        </w:rPr>
+        <w:t>internal label: S10.c</w:t>
       </w:r>
     </w:p>
     <w:p>
@@ -12349,7 +12618,7 @@
           <w:color w:val="6B7263"/>
           <w:sz w:val="18"/>
         </w:rPr>
-        <w:t>n = 10  (’18/’23/’25/’26: 0/5/5/0)   snow-free DOY 137   joint recall 0.00   bare NA%   NPV 11%</w:t>
+        <w:t>n = 10  (’18/’23/’25/’26: 0/5/5/0)   snow-free DOY 137   joint recall 0.10   bare NA%   NPV 11%</w:t>
       </w:r>
     </w:p>
     <w:p>
@@ -12376,7 +12645,7 @@
           <w:color w:val="6B7263"/>
           <w:sz w:val="18"/>
         </w:rPr>
-        <w:t>Confused with: S10.a (6); S15 (1)</w:t>
+        <w:t>Confused with: MM20 (8); MD22 (1)</w:t>
       </w:r>
     </w:p>
     <w:tbl>
@@ -12565,7 +12834,18 @@
         <w:pStyle w:val="Heading3"/>
       </w:pPr>
       <w:r>
-        <w:t>S02.a.l — Fescue tall-forb meadow</w:t>
+        <w:t>MM26 — Fescue tall-forb meadow</w:t>
+      </w:r>
+    </w:p>
+    <w:p>
+      <w:r>
+        <w:rPr>
+          <w:b w:val="0"/>
+          <w:i w:val="0"/>
+          <w:color w:val="6B7263"/>
+          <w:sz w:val="18"/>
+        </w:rPr>
+        <w:t>internal label: S02.a.l</w:t>
       </w:r>
     </w:p>
     <w:p>
@@ -12587,7 +12867,7 @@
           <w:color w:val="6B7263"/>
           <w:sz w:val="18"/>
         </w:rPr>
-        <w:t>n = 28  (’18/’23/’25/’26: 7/5/16/0)   snow-free DOY 139   joint recall 0.79   bare 9.8%   NPV 20.2%</w:t>
+        <w:t>n = 28  (’18/’23/’25/’26: 7/5/16/0)   snow-free DOY 139   joint recall 0.75   bare 9.8%   NPV 20.2%</w:t>
       </w:r>
     </w:p>
     <w:p>
@@ -12614,7 +12894,7 @@
           <w:color w:val="6B7263"/>
           <w:sz w:val="18"/>
         </w:rPr>
-        <w:t>Confused with: M02 (1); S01.a.l (1)</w:t>
+        <w:t>Confused with: SM28 (4); MD23 (1)</w:t>
       </w:r>
     </w:p>
     <w:p>
@@ -12982,7 +13262,18 @@
         <w:pStyle w:val="Heading3"/>
       </w:pPr>
       <w:r>
-        <w:t>Osmorhiza occidentalis — Sweet-cicely stand</w:t>
+        <w:t>SM27 — Sweet-cicely stand</w:t>
+      </w:r>
+    </w:p>
+    <w:p>
+      <w:r>
+        <w:rPr>
+          <w:b w:val="0"/>
+          <w:i w:val="0"/>
+          <w:color w:val="6B7263"/>
+          <w:sz w:val="18"/>
+        </w:rPr>
+        <w:t>internal label: Osmorhiza occidentalis</w:t>
       </w:r>
     </w:p>
     <w:p>
@@ -13031,7 +13322,7 @@
           <w:color w:val="6B7263"/>
           <w:sz w:val="18"/>
         </w:rPr>
-        <w:t>Confused with: M02 (4); S06.b (2)</w:t>
+        <w:t>Confused with: SM35 (4); SM28 (3)</w:t>
       </w:r>
     </w:p>
     <w:p>
@@ -13061,7 +13352,18 @@
         <w:pStyle w:val="Heading3"/>
       </w:pPr>
       <w:r>
-        <w:t>S06.b — Subalpine mixed meadow</w:t>
+        <w:t>SM28 — Subalpine mixed meadow</w:t>
+      </w:r>
+    </w:p>
+    <w:p>
+      <w:r>
+        <w:rPr>
+          <w:b w:val="0"/>
+          <w:i w:val="0"/>
+          <w:color w:val="6B7263"/>
+          <w:sz w:val="18"/>
+        </w:rPr>
+        <w:t>internal label: S06.b</w:t>
       </w:r>
     </w:p>
     <w:p>
@@ -13083,7 +13385,7 @@
           <w:color w:val="6B7263"/>
           <w:sz w:val="18"/>
         </w:rPr>
-        <w:t>n = 83  (’18/’23/’25/’26: 25/15/42/1)   snow-free DOY 143   joint recall 0.77   bare 16.4%   NPV 12%</w:t>
+        <w:t>n = 83  (’18/’23/’25/’26: 25/15/42/1)   snow-free DOY 143   joint recall 0.78   bare 16.4%   NPV 12%</w:t>
       </w:r>
     </w:p>
     <w:p>
@@ -13110,7 +13412,7 @@
           <w:color w:val="6B7263"/>
           <w:sz w:val="18"/>
         </w:rPr>
-        <w:t>Confused with: M02 (9); M01 (3)</w:t>
+        <w:t>Confused with: SM35 (7); AW43 (2)</w:t>
       </w:r>
     </w:p>
     <w:tbl>
@@ -13299,7 +13601,18 @@
         <w:pStyle w:val="Heading3"/>
       </w:pPr>
       <w:r>
-        <w:t>Veratrum tenuipetalum — Corn-lily meadow</w:t>
+        <w:t>SW29 — Corn-lily meadow</w:t>
+      </w:r>
+    </w:p>
+    <w:p>
+      <w:r>
+        <w:rPr>
+          <w:b w:val="0"/>
+          <w:i w:val="0"/>
+          <w:color w:val="6B7263"/>
+          <w:sz w:val="18"/>
+        </w:rPr>
+        <w:t>internal label: Veratrum tenuipetalum</w:t>
       </w:r>
     </w:p>
     <w:p>
@@ -13321,7 +13634,7 @@
           <w:color w:val="6B7263"/>
           <w:sz w:val="18"/>
         </w:rPr>
-        <w:t>n = 19  (’18/’23/’25/’26: 12/2/5/0)   snow-free DOY 144   joint recall 0.32   bare 0.3%   NPV 3.4%</w:t>
+        <w:t>n = 19  (’18/’23/’25/’26: 12/2/5/0)   snow-free DOY 144   joint recall 0.26   bare 0.3%   NPV 3.4%</w:t>
       </w:r>
     </w:p>
     <w:p>
@@ -13348,7 +13661,7 @@
           <w:color w:val="6B7263"/>
           <w:sz w:val="18"/>
         </w:rPr>
-        <w:t>Confused with: S03 (6); M02 (3)</w:t>
+        <w:t>Confused with: SW36 (8); SM35 (2)</w:t>
       </w:r>
     </w:p>
     <w:tbl>
@@ -13697,7 +14010,18 @@
         <w:pStyle w:val="Heading3"/>
       </w:pPr>
       <w:r>
-        <w:t>S23 — Subalpine forb turf</w:t>
+        <w:t>SM30 — Subalpine forb turf</w:t>
+      </w:r>
+    </w:p>
+    <w:p>
+      <w:r>
+        <w:rPr>
+          <w:b w:val="0"/>
+          <w:i w:val="0"/>
+          <w:color w:val="6B7263"/>
+          <w:sz w:val="18"/>
+        </w:rPr>
+        <w:t>internal label: S23</w:t>
       </w:r>
     </w:p>
     <w:p>
@@ -14084,7 +14408,18 @@
         <w:pStyle w:val="Heading3"/>
       </w:pPr>
       <w:r>
-        <w:t>Ligusticum porteri — Osha tall-forb stand</w:t>
+        <w:t>SW31 — Osha tall-forb stand</w:t>
+      </w:r>
+    </w:p>
+    <w:p>
+      <w:r>
+        <w:rPr>
+          <w:b w:val="0"/>
+          <w:i w:val="0"/>
+          <w:color w:val="6B7263"/>
+          <w:sz w:val="18"/>
+        </w:rPr>
+        <w:t>internal label: Ligusticum porteri</w:t>
       </w:r>
     </w:p>
     <w:p>
@@ -14133,7 +14468,7 @@
           <w:color w:val="6B7263"/>
           <w:sz w:val="18"/>
         </w:rPr>
-        <w:t>Confused with: M02 (7); S06.b (3)</w:t>
+        <w:t>Confused with: SM35 (9); SM28 (2)</w:t>
       </w:r>
     </w:p>
     <w:tbl>
@@ -14402,7 +14737,18 @@
         <w:pStyle w:val="Heading3"/>
       </w:pPr>
       <w:r>
-        <w:t>S15 — Wet sedge meadow</w:t>
+        <w:t>SW32 — Wet sedge meadow</w:t>
+      </w:r>
+    </w:p>
+    <w:p>
+      <w:r>
+        <w:rPr>
+          <w:b w:val="0"/>
+          <w:i w:val="0"/>
+          <w:color w:val="6B7263"/>
+          <w:sz w:val="18"/>
+        </w:rPr>
+        <w:t>internal label: S15</w:t>
       </w:r>
     </w:p>
     <w:p>
@@ -14424,7 +14770,7 @@
           <w:color w:val="6B7263"/>
           <w:sz w:val="18"/>
         </w:rPr>
-        <w:t>n = 16  (’18/’23/’25/’26: 2/2/12/0)   snow-free DOY 147   joint recall 0.62   bare NA%   NPV 14.4%</w:t>
+        <w:t>n = 16  (’18/’23/’25/’26: 2/2/12/0)   snow-free DOY 147   joint recall 0.75   bare NA%   NPV 14.4%</w:t>
       </w:r>
     </w:p>
     <w:p>
@@ -14451,7 +14797,7 @@
           <w:color w:val="6B7263"/>
           <w:sz w:val="18"/>
         </w:rPr>
-        <w:t>Confused with: S14 (2); S01.a.l (1)</w:t>
+        <w:t>Confused with: AW43 (2); Dasiphora fruticosa (1)</w:t>
       </w:r>
     </w:p>
     <w:p>
@@ -14811,7 +15157,18 @@
         <w:pStyle w:val="Heading3"/>
       </w:pPr>
       <w:r>
-        <w:t>S08.a.e — Helianthella subalpine meadow</w:t>
+        <w:t>SM33 — Helianthella subalpine meadow</w:t>
+      </w:r>
+    </w:p>
+    <w:p>
+      <w:r>
+        <w:rPr>
+          <w:b w:val="0"/>
+          <w:i w:val="0"/>
+          <w:color w:val="6B7263"/>
+          <w:sz w:val="18"/>
+        </w:rPr>
+        <w:t>internal label: S08.a.e</w:t>
       </w:r>
     </w:p>
     <w:p>
@@ -14833,7 +15190,7 @@
           <w:color w:val="6B7263"/>
           <w:sz w:val="18"/>
         </w:rPr>
-        <w:t>n = 14  (’18/’23/’25/’26: 13/1/0/0)   snow-free DOY 148   joint recall 0.64   bare 11.8%   NPV 8.9%</w:t>
+        <w:t>n = 14  (’18/’23/’25/’26: 13/1/0/0)   snow-free DOY 148   joint recall 0.43   bare 11.8%   NPV 8.9%</w:t>
       </w:r>
     </w:p>
     <w:p>
@@ -14860,7 +15217,7 @@
           <w:color w:val="6B7263"/>
           <w:sz w:val="18"/>
         </w:rPr>
-        <w:t>Confused with: M02 (4); S06.b (1)</w:t>
+        <w:t>Confused with: SM35 (7); SM28 (1)</w:t>
       </w:r>
     </w:p>
     <w:p>
@@ -15220,7 +15577,18 @@
         <w:pStyle w:val="Heading3"/>
       </w:pPr>
       <w:r>
-        <w:t>S09.a — Lathyrus mesic meadow</w:t>
+        <w:t>SM34 — Lathyrus mesic meadow</w:t>
+      </w:r>
+    </w:p>
+    <w:p>
+      <w:r>
+        <w:rPr>
+          <w:b w:val="0"/>
+          <w:i w:val="0"/>
+          <w:color w:val="6B7263"/>
+          <w:sz w:val="18"/>
+        </w:rPr>
+        <w:t>internal label: S09.a</w:t>
       </w:r>
     </w:p>
     <w:p>
@@ -15242,7 +15610,7 @@
           <w:color w:val="6B7263"/>
           <w:sz w:val="18"/>
         </w:rPr>
-        <w:t>n = 19  (’18/’23/’25/’26: 15/3/1/0)   snow-free DOY 149   joint recall 0.79   bare 6.6%   NPV 7.1%</w:t>
+        <w:t>n = 19  (’18/’23/’25/’26: 15/3/1/0)   snow-free DOY 149   joint recall 0.74   bare 6.6%   NPV 7.1%</w:t>
       </w:r>
     </w:p>
     <w:p>
@@ -15269,7 +15637,7 @@
           <w:color w:val="6B7263"/>
           <w:sz w:val="18"/>
         </w:rPr>
-        <w:t>Confused with: M02 (3); S06.b (1)</w:t>
+        <w:t>Confused with: SM28 (2); SM35 (2)</w:t>
       </w:r>
     </w:p>
     <w:p>
@@ -15549,7 +15917,18 @@
         <w:pStyle w:val="Heading3"/>
       </w:pPr>
       <w:r>
-        <w:t>M02 — Osha tall-forb meadow</w:t>
+        <w:t>SM35 — Osha tall-forb meadow</w:t>
+      </w:r>
+    </w:p>
+    <w:p>
+      <w:r>
+        <w:rPr>
+          <w:b w:val="0"/>
+          <w:i w:val="0"/>
+          <w:color w:val="6B7263"/>
+          <w:sz w:val="18"/>
+        </w:rPr>
+        <w:t>internal label: M02</w:t>
       </w:r>
     </w:p>
     <w:p>
@@ -15571,7 +15950,7 @@
           <w:color w:val="6B7263"/>
           <w:sz w:val="18"/>
         </w:rPr>
-        <w:t>n = 49  (’18/’23/’25/’26: 31/7/11/0)   snow-free DOY 150   joint recall 0.43   bare 6.5%   NPV 8.7%</w:t>
+        <w:t>n = 49  (’18/’23/’25/’26: 31/7/11/0)   snow-free DOY 150   joint recall 0.39   bare 6.5%   NPV 8.7%</w:t>
       </w:r>
     </w:p>
     <w:p>
@@ -15598,7 +15977,7 @@
           <w:color w:val="6B7263"/>
           <w:sz w:val="18"/>
         </w:rPr>
-        <w:t>Confused with: S06.b (9); S09.a (5)</w:t>
+        <w:t>Confused with: SM28 (9); SM33 (5)</w:t>
       </w:r>
     </w:p>
     <w:p>
@@ -15958,7 +16337,18 @@
         <w:pStyle w:val="Heading3"/>
       </w:pPr>
       <w:r>
-        <w:t>S03 — Tall-forb wet meadow</w:t>
+        <w:t>SW36 — Tall-forb wet meadow</w:t>
+      </w:r>
+    </w:p>
+    <w:p>
+      <w:r>
+        <w:rPr>
+          <w:b w:val="0"/>
+          <w:i w:val="0"/>
+          <w:color w:val="6B7263"/>
+          <w:sz w:val="18"/>
+        </w:rPr>
+        <w:t>internal label: S03</w:t>
       </w:r>
     </w:p>
     <w:p>
@@ -15980,7 +16370,7 @@
           <w:color w:val="6B7263"/>
           <w:sz w:val="18"/>
         </w:rPr>
-        <w:t>n = 22  (’18/’23/’25/’26: 9/3/10/0)   snow-free DOY 151   joint recall 0.68   bare NA%   NPV 1.8%</w:t>
+        <w:t>n = 22  (’18/’23/’25/’26: 9/3/10/0)   snow-free DOY 151   joint recall 0.73   bare NA%   NPV 1.8%</w:t>
       </w:r>
     </w:p>
     <w:p>
@@ -16007,7 +16397,7 @@
           <w:color w:val="6B7263"/>
           <w:sz w:val="18"/>
         </w:rPr>
-        <w:t>Confused with: Veratrum tenuipetalum (7); Ligusticum porteri (1)</w:t>
+        <w:t>Confused with: SW29 (5); SM35 (1)</w:t>
       </w:r>
     </w:p>
     <w:tbl>
@@ -16356,7 +16746,18 @@
         <w:pStyle w:val="Heading3"/>
       </w:pPr>
       <w:r>
-        <w:t>Corydalis caseana — Fitweed seep stand</w:t>
+        <w:t>SW37 — Fitweed seep stand</w:t>
+      </w:r>
+    </w:p>
+    <w:p>
+      <w:r>
+        <w:rPr>
+          <w:b w:val="0"/>
+          <w:i w:val="0"/>
+          <w:color w:val="6B7263"/>
+          <w:sz w:val="18"/>
+        </w:rPr>
+        <w:t>internal label: Corydalis caseana</w:t>
       </w:r>
     </w:p>
     <w:p>
@@ -16367,7 +16768,7 @@
           <w:color w:val="6B7263"/>
           <w:sz w:val="18"/>
         </w:rPr>
-        <w:t>wet · subalpine · augment: critical</w:t>
+        <w:t>wet · subalpine · augment: high</w:t>
       </w:r>
     </w:p>
     <w:p>
@@ -16405,7 +16806,7 @@
           <w:color w:val="6B7263"/>
           <w:sz w:val="18"/>
         </w:rPr>
-        <w:t>Confused with: S03 (2); S07 (2)</w:t>
+        <w:t>Confused with: AW44 (2); SW36 (2)</w:t>
       </w:r>
     </w:p>
     <w:tbl>
@@ -16594,7 +16995,18 @@
         <w:pStyle w:val="Heading3"/>
       </w:pPr>
       <w:r>
-        <w:t>S13.b — Lupine-bilberry slope</w:t>
+        <w:t>SM38 — Lupine-bilberry slope</w:t>
+      </w:r>
+    </w:p>
+    <w:p>
+      <w:r>
+        <w:rPr>
+          <w:b w:val="0"/>
+          <w:i w:val="0"/>
+          <w:color w:val="6B7263"/>
+          <w:sz w:val="18"/>
+        </w:rPr>
+        <w:t>internal label: S13.b</w:t>
       </w:r>
     </w:p>
     <w:p>
@@ -16643,7 +17055,7 @@
           <w:color w:val="6B7263"/>
           <w:sz w:val="18"/>
         </w:rPr>
-        <w:t>Confused with: M01 (5); S15 (2)</w:t>
+        <w:t>Confused with: SM40 (4); SW32 (2)</w:t>
       </w:r>
     </w:p>
     <w:tbl>
@@ -16992,7 +17404,18 @@
         <w:pStyle w:val="Heading3"/>
       </w:pPr>
       <w:r>
-        <w:t>Caltha leptosepala — Marsh-marigold snowbed</w:t>
+        <w:t>SW39 — Marsh-marigold snowbed</w:t>
+      </w:r>
+    </w:p>
+    <w:p>
+      <w:r>
+        <w:rPr>
+          <w:b w:val="0"/>
+          <w:i w:val="0"/>
+          <w:color w:val="6B7263"/>
+          <w:sz w:val="18"/>
+        </w:rPr>
+        <w:t>internal label: Caltha leptosepala</w:t>
       </w:r>
     </w:p>
     <w:p>
@@ -17041,7 +17464,7 @@
           <w:color w:val="6B7263"/>
           <w:sz w:val="18"/>
         </w:rPr>
-        <w:t>Confused with: S07 (3); S06.b (2)</w:t>
+        <w:t>Confused with: AW44 (3); MM19 (1)</w:t>
       </w:r>
     </w:p>
     <w:tbl>
@@ -17390,7 +17813,18 @@
         <w:pStyle w:val="Heading3"/>
       </w:pPr>
       <w:r>
-        <w:t>M01 — Bilberry heath</w:t>
+        <w:t>SM40 — Bilberry heath</w:t>
+      </w:r>
+    </w:p>
+    <w:p>
+      <w:r>
+        <w:rPr>
+          <w:b w:val="0"/>
+          <w:i w:val="0"/>
+          <w:color w:val="6B7263"/>
+          <w:sz w:val="18"/>
+        </w:rPr>
+        <w:t>internal label: M01</w:t>
       </w:r>
     </w:p>
     <w:p>
@@ -17439,7 +17873,7 @@
           <w:color w:val="6B7263"/>
           <w:sz w:val="18"/>
         </w:rPr>
-        <w:t>Confused with: S06.b (6); S20 (1)</w:t>
+        <w:t>Confused with: SM28 (5); MD24 (1)</w:t>
       </w:r>
     </w:p>
     <w:p>
@@ -17799,7 +18233,18 @@
         <w:pStyle w:val="Heading3"/>
       </w:pPr>
       <w:r>
-        <w:t>S21 — Brome disturbed meadow</w:t>
+        <w:t>SM41 — Brome disturbed meadow</w:t>
+      </w:r>
+    </w:p>
+    <w:p>
+      <w:r>
+        <w:rPr>
+          <w:b w:val="0"/>
+          <w:i w:val="0"/>
+          <w:color w:val="6B7263"/>
+          <w:sz w:val="18"/>
+        </w:rPr>
+        <w:t>internal label: S21</w:t>
       </w:r>
     </w:p>
     <w:p>
@@ -17821,7 +18266,7 @@
           <w:color w:val="6B7263"/>
           <w:sz w:val="18"/>
         </w:rPr>
-        <w:t>n = 14  (’18/’23/’25/’26: 0/1/13/0)   snow-free DOY 166   joint recall 0.64   bare 21.4%   NPV 13.6%</w:t>
+        <w:t>n = 14  (’18/’23/’25/’26: 0/1/13/0)   snow-free DOY 166   joint recall 0.86   bare 21.4%   NPV 13.6%</w:t>
       </w:r>
     </w:p>
     <w:p>
@@ -17840,17 +18285,6 @@
         <w:t>Indicators: Chamaenerion angustifolium (3.6%, IV 9.0); Erigeron elatior (0.7%, IV 4.5); Bromopsis inermis (5.7%, IV 3.5); Erigeron grandiflorus (0.7%, IV 2.3); Hymenoxys hoopesii (2.1%, IV 1.8)</w:t>
       </w:r>
     </w:p>
-    <w:p>
-      <w:r>
-        <w:rPr>
-          <w:b w:val="0"/>
-          <w:i w:val="0"/>
-          <w:color w:val="6B7263"/>
-          <w:sz w:val="18"/>
-        </w:rPr>
-        <w:t>Confused with: M02 (1); S03 (1)</w:t>
-      </w:r>
-    </w:p>
     <w:tbl>
       <w:tblPr>
         <w:tblStyle w:val="TableGrid"/>
@@ -18197,7 +18631,18 @@
         <w:pStyle w:val="Heading3"/>
       </w:pPr>
       <w:r>
-        <w:t>S12 — Rocky sparse forb slope</w:t>
+        <w:t>SD42 — Rocky sparse forb slope</w:t>
+      </w:r>
+    </w:p>
+    <w:p>
+      <w:r>
+        <w:rPr>
+          <w:b w:val="0"/>
+          <w:i w:val="0"/>
+          <w:color w:val="6B7263"/>
+          <w:sz w:val="18"/>
+        </w:rPr>
+        <w:t>internal label: S12</w:t>
       </w:r>
     </w:p>
     <w:p>
@@ -18584,7 +19029,18 @@
         <w:pStyle w:val="Heading3"/>
       </w:pPr>
       <w:r>
-        <w:t>S08.a.l — Late Deschampsia meadow</w:t>
+        <w:t>SM45 — Late Deschampsia meadow</w:t>
+      </w:r>
+    </w:p>
+    <w:p>
+      <w:r>
+        <w:rPr>
+          <w:b w:val="0"/>
+          <w:i w:val="0"/>
+          <w:color w:val="6B7263"/>
+          <w:sz w:val="18"/>
+        </w:rPr>
+        <w:t>internal label: S08.a.l</w:t>
       </w:r>
     </w:p>
     <w:p>
@@ -18606,7 +19062,7 @@
           <w:color w:val="6B7263"/>
           <w:sz w:val="18"/>
         </w:rPr>
-        <w:t>n = 16  (’18/’23/’25/’26: 5/4/7/0)   snow-free DOY 172   joint recall 0.62   bare 7.8%   NPV 13.1%</w:t>
+        <w:t>n = 16  (’18/’23/’25/’26: 5/4/7/0)   snow-free DOY 172   joint recall 0.69   bare 7.8%   NPV 13.1%</w:t>
       </w:r>
     </w:p>
     <w:p>
@@ -18633,7 +19089,7 @@
           <w:color w:val="6B7263"/>
           <w:sz w:val="18"/>
         </w:rPr>
-        <w:t>Confused with: M02 (1); S02.a.l (1)</w:t>
+        <w:t>Confused with: SM35 (2); AW44 (1)</w:t>
       </w:r>
     </w:p>
     <w:p>
@@ -19001,7 +19457,18 @@
         <w:pStyle w:val="Heading3"/>
       </w:pPr>
       <w:r>
-        <w:t>S14 — Alpine wet graminoid turf</w:t>
+        <w:t>AW43 — Alpine wet graminoid turf</w:t>
+      </w:r>
+    </w:p>
+    <w:p>
+      <w:r>
+        <w:rPr>
+          <w:b w:val="0"/>
+          <w:i w:val="0"/>
+          <w:color w:val="6B7263"/>
+          <w:sz w:val="18"/>
+        </w:rPr>
+        <w:t>internal label: S14</w:t>
       </w:r>
     </w:p>
     <w:p>
@@ -19050,7 +19517,7 @@
           <w:color w:val="6B7263"/>
           <w:sz w:val="18"/>
         </w:rPr>
-        <w:t>Confused with: S08.a.l (2); M01 (1)</w:t>
+        <w:t>Confused with: MD17 (1); MD18 (1)</w:t>
       </w:r>
     </w:p>
     <w:tbl>
@@ -19319,7 +19786,18 @@
         <w:pStyle w:val="Heading3"/>
       </w:pPr>
       <w:r>
-        <w:t>S07 — Alpine snowbed forb turf</w:t>
+        <w:t>AW44 — Alpine snowbed forb turf</w:t>
+      </w:r>
+    </w:p>
+    <w:p>
+      <w:r>
+        <w:rPr>
+          <w:b w:val="0"/>
+          <w:i w:val="0"/>
+          <w:color w:val="6B7263"/>
+          <w:sz w:val="18"/>
+        </w:rPr>
+        <w:t>internal label: S07</w:t>
       </w:r>
     </w:p>
     <w:p>
@@ -19341,7 +19819,7 @@
           <w:color w:val="6B7263"/>
           <w:sz w:val="18"/>
         </w:rPr>
-        <w:t>n = 26  (’18/’23/’25/’26: 20/5/1/0)   snow-free DOY 170   joint recall 0.69   bare NA%   NPV 2.9%</w:t>
+        <w:t>n = 26  (’18/’23/’25/’26: 20/5/1/0)   snow-free DOY 170   joint recall 0.65   bare NA%   NPV 2.9%</w:t>
       </w:r>
     </w:p>
     <w:p>
@@ -19368,7 +19846,7 @@
           <w:color w:val="6B7263"/>
           <w:sz w:val="18"/>
         </w:rPr>
-        <w:t>Confused with: M02 (3); Veratrum tenuipetalum (2)</w:t>
+        <w:t>Confused with: SW29 (3); SM40 (2)</w:t>
       </w:r>
     </w:p>
     <w:tbl>
@@ -19874,7 +20352,7 @@
               <w:rPr>
                 <w:sz w:val="17"/>
               </w:rPr>
-              <w:t>0.72</w:t>
+              <w:t>0.74</w:t>
             </w:r>
           </w:p>
         </w:tc>
@@ -19887,7 +20365,7 @@
               <w:rPr>
                 <w:sz w:val="17"/>
               </w:rPr>
-              <w:t>Salix wolfii (8); Salix boothii (4)</w:t>
+              <w:t>Salix wolfii (9); Salix boothii (4)</w:t>
             </w:r>
           </w:p>
         </w:tc>
@@ -19954,7 +20432,7 @@
               <w:rPr>
                 <w:sz w:val="17"/>
               </w:rPr>
-              <w:t>0.70</w:t>
+              <w:t>0.67</w:t>
             </w:r>
           </w:p>
         </w:tc>
@@ -19967,7 +20445,7 @@
               <w:rPr>
                 <w:sz w:val="17"/>
               </w:rPr>
-              <w:t>Salix other (7); Dasiphora fruticosa (3)</w:t>
+              <w:t>Salix other (5); Dasiphora fruticosa (3)</w:t>
             </w:r>
           </w:p>
         </w:tc>
@@ -20047,7 +20525,7 @@
               <w:rPr>
                 <w:sz w:val="17"/>
               </w:rPr>
-              <w:t>Artemisia tridentata (2); Salix wolfii (2)</w:t>
+              <w:t>Artemisia tridentata (3); Salix other (2)</w:t>
             </w:r>
           </w:p>
         </w:tc>
@@ -20114,7 +20592,7 @@
               <w:rPr>
                 <w:sz w:val="17"/>
               </w:rPr>
-              <w:t>0.43</w:t>
+              <w:t>0.40</w:t>
             </w:r>
           </w:p>
         </w:tc>
@@ -20127,7 +20605,7 @@
               <w:rPr>
                 <w:sz w:val="17"/>
               </w:rPr>
-              <w:t>Salix other (12); Salix wolfii (2)</w:t>
+              <w:t>Salix other (12); Juniperus sp. (2)</w:t>
             </w:r>
           </w:p>
         </w:tc>
@@ -20194,7 +20672,7 @@
               <w:rPr>
                 <w:sz w:val="17"/>
               </w:rPr>
-              <w:t>0.46</w:t>
+              <w:t>0.43</w:t>
             </w:r>
           </w:p>
         </w:tc>
@@ -20207,7 +20685,7 @@
               <w:rPr>
                 <w:sz w:val="17"/>
               </w:rPr>
-              <w:t>Salix other (7); Salix boothii (3)</w:t>
+              <w:t>Salix other (7); Salix boothii (4)</w:t>
             </w:r>
           </w:p>
         </w:tc>
@@ -20367,7 +20845,7 @@
               <w:rPr>
                 <w:sz w:val="17"/>
               </w:rPr>
-              <w:t>Ribes sp. (4); Dasiphora fruticosa (3)</w:t>
+              <w:t>Ribes sp. (3); Dasiphora fruticosa (2)</w:t>
             </w:r>
           </w:p>
         </w:tc>
@@ -20434,7 +20912,7 @@
               <w:rPr>
                 <w:sz w:val="17"/>
               </w:rPr>
-              <w:t>0.50</w:t>
+              <w:t>0.56</w:t>
             </w:r>
           </w:p>
         </w:tc>
@@ -20447,7 +20925,7 @@
               <w:rPr>
                 <w:sz w:val="17"/>
               </w:rPr>
-              <w:t>Sambucus racemosa (3); Amelanchier alnifolia (2)</w:t>
+              <w:t>Salix other (3); Amelanchier alnifolia (2)</w:t>
             </w:r>
           </w:p>
         </w:tc>
@@ -20527,7 +21005,7 @@
               <w:rPr>
                 <w:sz w:val="17"/>
               </w:rPr>
-              <w:t>Dasiphora fruticosa (3); S05.a (1)</w:t>
+              <w:t>Dasiphora fruticosa (3)</w:t>
             </w:r>
           </w:p>
         </w:tc>
@@ -20594,7 +21072,7 @@
               <w:rPr>
                 <w:sz w:val="17"/>
               </w:rPr>
-              <w:t>0.75</w:t>
+              <w:t>0.67</w:t>
             </w:r>
           </w:p>
         </w:tc>
@@ -20674,7 +21152,7 @@
               <w:rPr>
                 <w:sz w:val="17"/>
               </w:rPr>
-              <w:t>0.18</w:t>
+              <w:t>0.09</w:t>
             </w:r>
           </w:p>
         </w:tc>
@@ -20687,7 +21165,7 @@
               <w:rPr>
                 <w:sz w:val="17"/>
               </w:rPr>
-              <w:t>Salix other (4); Dasiphora fruticosa (3)</w:t>
+              <w:t>Dasiphora fruticosa (5); Salix other (3)</w:t>
             </w:r>
           </w:p>
         </w:tc>
@@ -20767,7 +21245,7 @@
               <w:rPr>
                 <w:sz w:val="17"/>
               </w:rPr>
-              <w:t>Cornus sericea (1); Lonicera involucrata (1)</w:t>
+              <w:t>Cornus sericea (2); Lonicera involucrata (1)</w:t>
             </w:r>
           </w:p>
         </w:tc>
@@ -20847,7 +21325,7 @@
               <w:rPr>
                 <w:sz w:val="17"/>
               </w:rPr>
-              <w:t>Salix other (2); Salix wolfii (2)</w:t>
+              <w:t>Salix other (3); Alnus incana (1)</w:t>
             </w:r>
           </w:p>
         </w:tc>
@@ -20994,7 +21472,7 @@
               <w:rPr>
                 <w:sz w:val="17"/>
               </w:rPr>
-              <w:t>0.67</w:t>
+              <w:t>0.50</w:t>
             </w:r>
           </w:p>
         </w:tc>
@@ -21087,7 +21565,7 @@
               <w:rPr>
                 <w:sz w:val="17"/>
               </w:rPr>
-              <w:t>Artemisia tridentata (1)</w:t>
+              <w:t>Artemisia tridentata (2); Amelanchier alnifolia (1)</w:t>
             </w:r>
           </w:p>
         </w:tc>
